--- a/downloads/student/bridge-week-07.docx
+++ b/downloads/student/bridge-week-07.docx
@@ -1118,6 +1118,16 @@
     <w:p>
       <w:r>
         <w:t>A valid position does not establish that the stored count is accurate; empty lists also have no final element to read.</w:t>
+      </w:r>
+    </w:p>
+    <w:p>
+      <w:r>
+        <w:t>Read the labelled picture: Label the three index positions. Predict all original outputs, then name the first output and stopping point after using index 3.</w:t>
+      </w:r>
+    </w:p>
+    <w:p>
+      <w:r>
+        <w:t>Change one thing: Replace the second print with print(counts[3]). Predict the result before checking the explanation. What remains the same?</w:t>
       </w:r>
     </w:p>
     <w:p>
@@ -2321,6 +2331,187 @@
         <w:t>Attempt the independent case before hints. Record whether you worked alone, used a hint or followed a model. After feedback, fix the first unsupported step and explain why it changed. A later check uses a changed case, not a copied answer.</w:t>
       </w:r>
     </w:p>
+    <w:p>
+      <w:pPr>
+        <w:pStyle w:val="Heading1"/>
+      </w:pPr>
+      <w:r>
+        <w:t>15. Your lesson route</w:t>
+      </w:r>
+    </w:p>
+    <w:p>
+      <w:r>
+        <w:t>Start with this question: Indexes are positions, not values. A list of shelf counts is read by position.</w:t>
+      </w:r>
+    </w:p>
+    <w:tbl>
+      <w:tblPr>
+        <w:tblStyle w:val="LightShading-Accent1"/>
+        <w:tblW w:type="auto" w:w="0"/>
+        <w:tblLook w:firstColumn="1" w:firstRow="1" w:lastColumn="0" w:lastRow="0" w:noHBand="0" w:noVBand="1" w:val="04A0"/>
+      </w:tblPr>
+      <w:tblGrid>
+        <w:gridCol w:w="5112"/>
+        <w:gridCol w:w="5112"/>
+      </w:tblGrid>
+      <w:tr>
+        <w:trPr>
+          <w:tblHeader/>
+        </w:trPr>
+        <w:tc>
+          <w:tcPr>
+            <w:tcW w:type="dxa" w:w="5112"/>
+          </w:tcPr>
+          <w:p>
+            <w:r>
+              <w:t>By the end, I can</w:t>
+            </w:r>
+          </w:p>
+        </w:tc>
+        <w:tc>
+          <w:tcPr>
+            <w:tcW w:type="dxa" w:w="5112"/>
+          </w:tcPr>
+          <w:p>
+            <w:r>
+              <w:t>How I will show it</w:t>
+            </w:r>
+          </w:p>
+        </w:tc>
+      </w:tr>
+      <w:tr>
+        <w:tc>
+          <w:tcPr>
+            <w:tcW w:type="dxa" w:w="5112"/>
+          </w:tcPr>
+          <w:p>
+            <w:r>
+              <w:t>Distinguish a list index from the value stored at that position</w:t>
+            </w:r>
+          </w:p>
+        </w:tc>
+        <w:tc>
+          <w:tcPr>
+            <w:tcW w:type="dxa" w:w="5112"/>
+          </w:tcPr>
+          <w:p>
+            <w:r>
+              <w:t>Explain the deciding step, show a trace or test, and state one limit.</w:t>
+            </w:r>
+          </w:p>
+        </w:tc>
+      </w:tr>
+      <w:tr>
+        <w:tc>
+          <w:tcPr>
+            <w:tcW w:type="dxa" w:w="5112"/>
+          </w:tcPr>
+          <w:p>
+            <w:r>
+              <w:t>Read and update an item using a valid index</w:t>
+            </w:r>
+          </w:p>
+        </w:tc>
+        <w:tc>
+          <w:tcPr>
+            <w:tcW w:type="dxa" w:w="5112"/>
+          </w:tcPr>
+          <w:p>
+            <w:r>
+              <w:t>Explain the deciding step, show a trace or test, and state one limit.</w:t>
+            </w:r>
+          </w:p>
+        </w:tc>
+      </w:tr>
+      <w:tr>
+        <w:tc>
+          <w:tcPr>
+            <w:tcW w:type="dxa" w:w="5112"/>
+          </w:tcPr>
+          <w:p>
+            <w:r>
+              <w:t>Trace a loop through list values and test an empty list</w:t>
+            </w:r>
+          </w:p>
+        </w:tc>
+        <w:tc>
+          <w:tcPr>
+            <w:tcW w:type="dxa" w:w="5112"/>
+          </w:tcPr>
+          <w:p>
+            <w:r>
+              <w:t>Explain the deciding step, show a trace or test, and state one limit.</w:t>
+            </w:r>
+          </w:p>
+        </w:tc>
+      </w:tr>
+    </w:tbl>
+    <w:p>
+      <w:r>
+        <w:t>Remember → watch and explain → try with help → investigate → try independently → keep project evidence. Your teacher may spread this lesson across several classes.</w:t>
+      </w:r>
+    </w:p>
+    <w:p>
+      <w:r>
+        <w:t>Keep your first prediction. Compare it with what the evidence shows and explain any change.</w:t>
+      </w:r>
+    </w:p>
+    <w:p>
+      <w:pPr>
+        <w:pStyle w:val="Heading1"/>
+      </w:pPr>
+      <w:r>
+        <w:t>16. Finish and return</w:t>
+      </w:r>
+    </w:p>
+    <w:p>
+      <w:r>
+        <w:t>Close your notes. Explain this goal in your own words: Distinguish a list index from the value stored at that position</w:t>
+      </w:r>
+    </w:p>
+    <w:p>
+      <w:pPr>
+        <w:pStyle w:val="Heading3"/>
+      </w:pPr>
+      <w:r>
+        <w:t>My deciding step, evidence and one remaining question</w:t>
+      </w:r>
+    </w:p>
+    <w:p>
+      <w:r>
+        <w:t>________________________________________________________________</w:t>
+      </w:r>
+    </w:p>
+    <w:p>
+      <w:r>
+        <w:t>________________________________________________________________</w:t>
+      </w:r>
+    </w:p>
+    <w:p>
+      <w:r>
+        <w:t>________________________________________________________________</w:t>
+      </w:r>
+    </w:p>
+    <w:p>
+      <w:r>
+        <w:t>________________________________________________________________</w:t>
+      </w:r>
+    </w:p>
+    <w:p>
+      <w:r>
+        <w:t>________________________________________________________________</w:t>
+      </w:r>
+    </w:p>
+    <w:p>
+      <w:r>
+        <w:t>If you are unsure, return to the worked picture and explain one arrow. If you are ready, change an input or assumption and justify your prediction.</w:t>
+      </w:r>
+    </w:p>
+    <w:p>
+      <w:r>
+        <w:t>Save your workbook evidence. At the next review, try a different case before opening your old answer.</w:t>
+      </w:r>
+    </w:p>
     <w:sectPr>
       <w:pgSz w:w="12240" w:h="15840"/>
       <w:pgMar w:top="936" w:right="1008" w:bottom="936" w:left="1008" w:header="720" w:footer="720" w:gutter="0"/>

--- a/downloads/student/bridge-week-07.docx
+++ b/downloads/student/bridge-week-07.docx
@@ -2512,6 +2512,215 @@
         <w:t>Save your workbook evidence. At the next review, try a different case before opening your old answer.</w:t>
       </w:r>
     </w:p>
+    <w:p>
+      <w:pPr>
+        <w:pStyle w:val="Heading1"/>
+      </w:pPr>
+      <w:r>
+        <w:t>17. Supported practice, repair and portfolio</w:t>
+      </w:r>
+    </w:p>
+    <w:p>
+      <w:r>
+        <w:t>Use this supported practice once, in the browser or on paper. Keep the reserved independent assessment for a separate first attempt before teacher feedback.</w:t>
+      </w:r>
+    </w:p>
+    <w:p>
+      <w:r>
+        <w:t>Indexes are positions, not values. A list of shelf counts is read by position.</w:t>
+      </w:r>
+    </w:p>
+    <w:p>
+      <w:pPr>
+        <w:pStyle w:val="Heading3"/>
+      </w:pPr>
+      <w:r>
+        <w:t>Practice 1: explain the deciding evidence</w:t>
+      </w:r>
+    </w:p>
+    <w:p>
+      <w:r>
+        <w:t>Which labelled step matches this detail? Length is 3, but index 3 is beyond the final valid positive index 2.</w:t>
+      </w:r>
+    </w:p>
+    <w:p>
+      <w:r>
+        <w:t>1. Read two positions</w:t>
+      </w:r>
+    </w:p>
+    <w:p>
+      <w:r>
+        <w:t>2. Check length boundary</w:t>
+      </w:r>
+    </w:p>
+    <w:p>
+      <w:r>
+        <w:t>3. Draw positions</w:t>
+      </w:r>
+    </w:p>
+    <w:p>
+      <w:pPr>
+        <w:pStyle w:val="Heading3"/>
+      </w:pPr>
+      <w:r>
+        <w:t>My selected conclusion, deciding fact and explanation</w:t>
+      </w:r>
+    </w:p>
+    <w:p>
+      <w:r>
+        <w:t>________________________________________________________________</w:t>
+      </w:r>
+    </w:p>
+    <w:p>
+      <w:r>
+        <w:t>________________________________________________________________</w:t>
+      </w:r>
+    </w:p>
+    <w:p>
+      <w:r>
+        <w:t>________________________________________________________________</w:t>
+      </w:r>
+    </w:p>
+    <w:p>
+      <w:r>
+        <w:t>________________________________________________________________</w:t>
+      </w:r>
+    </w:p>
+    <w:p>
+      <w:r>
+        <w:t>________________________________________________________________</w:t>
+      </w:r>
+    </w:p>
+    <w:p>
+      <w:r>
+        <w:t>Hint if needed: Read the steps in the pictorial case. Match the supplied detail to the stage that performs or records it.</w:t>
+      </w:r>
+    </w:p>
+    <w:p>
+      <w:r>
+        <w:t>After your attempt, compare with the supported explanation: Check length boundary Length is 3, but index 3 is beyond the final valid positive index 2. List positions begin at zero. A negative index counts from the end; the list length counts entries and is not itself a valid positive index for the final entry.</w:t>
+      </w:r>
+    </w:p>
+    <w:p>
+      <w:pPr>
+        <w:pStyle w:val="Heading3"/>
+      </w:pPr>
+      <w:r>
+        <w:t>Practice 2: explain the deciding evidence</w:t>
+      </w:r>
+    </w:p>
+    <w:p>
+      <w:r>
+        <w:t>Changed-case practice: Replace the second print with print(counts[3]). Which conclusion is supported by the supplied facts?</w:t>
+      </w:r>
+    </w:p>
+    <w:p>
+      <w:r>
+        <w:t>1. The first print shows 6, then IndexError stops the script before the length print.</w:t>
+      </w:r>
+    </w:p>
+    <w:p>
+      <w:r>
+        <w:t>2. We can decide the result without examining the changed input or the procedure.</w:t>
+      </w:r>
+    </w:p>
+    <w:p>
+      <w:r>
+        <w:t>3. This one example guarantees correct results for every future input.</w:t>
+      </w:r>
+    </w:p>
+    <w:p>
+      <w:pPr>
+        <w:pStyle w:val="Heading3"/>
+      </w:pPr>
+      <w:r>
+        <w:t>My selected conclusion, deciding fact and explanation</w:t>
+      </w:r>
+    </w:p>
+    <w:p>
+      <w:r>
+        <w:t>________________________________________________________________</w:t>
+      </w:r>
+    </w:p>
+    <w:p>
+      <w:r>
+        <w:t>________________________________________________________________</w:t>
+      </w:r>
+    </w:p>
+    <w:p>
+      <w:r>
+        <w:t>________________________________________________________________</w:t>
+      </w:r>
+    </w:p>
+    <w:p>
+      <w:r>
+        <w:t>________________________________________________________________</w:t>
+      </w:r>
+    </w:p>
+    <w:p>
+      <w:r>
+        <w:t>________________________________________________________________</w:t>
+      </w:r>
+    </w:p>
+    <w:p>
+      <w:r>
+        <w:t>Hint if needed: Use the changed condition and the deciding step in the pictorial trace. The answer must say what follows from those facts.</w:t>
+      </w:r>
+    </w:p>
+    <w:p>
+      <w:r>
+        <w:t>After your attempt, compare with the supported explanation: The first print shows 6, then IndexError stops the script before the length print. The attempted position does not exist.</w:t>
+      </w:r>
+    </w:p>
+    <w:p>
+      <w:pPr>
+        <w:pStyle w:val="Heading3"/>
+      </w:pPr>
+      <w:r>
+        <w:t>Repair a missing building block</w:t>
+      </w:r>
+    </w:p>
+    <w:p>
+      <w:r>
+        <w:t>Review Loops and trace tables (python-bridge/6). Goal: Trace variable values before and after each loop iteration. Short practice: List the four visited values and their running totals. Explain why 5 is absent and what prints for range(1,1).. Return to this week and explain what you changed.</w:t>
+      </w:r>
+    </w:p>
+    <w:p>
+      <w:r>
+        <w:t>Review Boolean conditions (python-bridge/4). Goal: Translate stated requirements into comparisons. Short practice: Give both comparison results for ages 11, 15 and 16. Which comparison rejects each outside value, and why does and matter?. Return to this week and explain what you changed.</w:t>
+      </w:r>
+    </w:p>
+    <w:p>
+      <w:r>
+        <w:t>Review From a paper algorithm to Python (python-bridge/1). Goal: Translate a short paper calculation into a Python script. Short practice: Match each paper quantity to its Python name. Why does the spare count get added once, and what prints when spare is five?. Return to this week and explain what you changed.</w:t>
+      </w:r>
+    </w:p>
+    <w:p>
+      <w:pPr>
+        <w:pStyle w:val="Heading3"/>
+      </w:pPr>
+      <w:r>
+        <w:t>Predict, run and debug</w:t>
+      </w:r>
+    </w:p>
+    <w:p>
+      <w:r>
+        <w:t>The browser lab lets you edit the supported Python examples already included in this lesson. Predict first, run, inspect the actual output or error, change one input, then run again. Keep code, predictions, actual results and a reasoned revision together. On paper, label your result as a trace rather than an execution.</w:t>
+      </w:r>
+    </w:p>
+    <w:p>
+      <w:pPr>
+        <w:pStyle w:val="Heading3"/>
+      </w:pPr>
+      <w:r>
+        <w:t>Keep your completed work</w:t>
+      </w:r>
+    </w:p>
+    <w:p>
+      <w:r>
+        <w:t>Use Download completed work in the hosted lesson to export your answers, reflections, practice feedback and code-run evidence. Open the HTML copy to read or print it. Drafts stay in this browser when storage is available; clear drafts on a shared device.</w:t>
+      </w:r>
+    </w:p>
     <w:sectPr>
       <w:pgSz w:w="12240" w:h="15840"/>
       <w:pgMar w:top="936" w:right="1008" w:bottom="936" w:left="1008" w:header="720" w:footer="720" w:gutter="0"/>

--- a/downloads/student/bridge-week-07.docx
+++ b/downloads/student/bridge-week-07.docx
@@ -42,6 +42,11 @@
       </w:r>
     </w:p>
     <w:p>
+      <w:r>
+        <w:t>Start with the target: Distinguish a list index from the value stored at that position. Try the recall before opening notes.</w:t>
+      </w:r>
+    </w:p>
+    <w:p>
       <w:pPr>
         <w:pStyle w:val="Heading3"/>
       </w:pPr>
@@ -50,18 +55,108 @@
       </w:r>
     </w:p>
     <w:p>
-      <w:r>
-        <w:t>I can distinguish a list index from the value stored at that position.</w:t>
-      </w:r>
-    </w:p>
-    <w:p>
-      <w:r>
-        <w:t>I can read and update an item using a valid index.</w:t>
-      </w:r>
-    </w:p>
-    <w:p>
-      <w:r>
-        <w:t>I can trace a loop through list values and test an empty list.</w:t>
+      <w:pPr>
+        <w:spacing w:line="336" w:lineRule="auto" w:after="180"/>
+      </w:pPr>
+      <w:r>
+        <w:rPr>
+          <w:b w:val="0"/>
+        </w:rPr>
+        <w:t xml:space="preserve">I can distinguish a </w:t>
+      </w:r>
+      <w:r>
+        <w:rPr>
+          <w:b/>
+        </w:rPr>
+        <w:t>list</w:t>
+      </w:r>
+      <w:r>
+        <w:rPr>
+          <w:b w:val="0"/>
+        </w:rPr>
+        <w:t xml:space="preserve"> </w:t>
+      </w:r>
+      <w:r>
+        <w:rPr>
+          <w:b/>
+        </w:rPr>
+        <w:t>index</w:t>
+      </w:r>
+      <w:r>
+        <w:rPr>
+          <w:b w:val="0"/>
+        </w:rPr>
+        <w:t xml:space="preserve"> from the value stored at that position.</w:t>
+      </w:r>
+    </w:p>
+    <w:p>
+      <w:pPr>
+        <w:spacing w:line="336" w:lineRule="auto" w:after="180"/>
+      </w:pPr>
+      <w:r>
+        <w:rPr>
+          <w:b w:val="0"/>
+        </w:rPr>
+        <w:t xml:space="preserve">I can read and update an </w:t>
+      </w:r>
+      <w:r>
+        <w:rPr>
+          <w:b/>
+        </w:rPr>
+        <w:t>item</w:t>
+      </w:r>
+      <w:r>
+        <w:rPr>
+          <w:b w:val="0"/>
+        </w:rPr>
+        <w:t xml:space="preserve"> using a valid </w:t>
+      </w:r>
+      <w:r>
+        <w:rPr>
+          <w:b/>
+        </w:rPr>
+        <w:t>index</w:t>
+      </w:r>
+      <w:r>
+        <w:rPr>
+          <w:b w:val="0"/>
+        </w:rPr>
+        <w:t>.</w:t>
+      </w:r>
+    </w:p>
+    <w:p>
+      <w:pPr>
+        <w:spacing w:line="336" w:lineRule="auto" w:after="180"/>
+      </w:pPr>
+      <w:r>
+        <w:rPr>
+          <w:b w:val="0"/>
+        </w:rPr>
+        <w:t xml:space="preserve">I can trace a loop through </w:t>
+      </w:r>
+      <w:r>
+        <w:rPr>
+          <w:b/>
+        </w:rPr>
+        <w:t>list</w:t>
+      </w:r>
+      <w:r>
+        <w:rPr>
+          <w:b w:val="0"/>
+        </w:rPr>
+        <w:t xml:space="preserve"> values and test an empty </w:t>
+      </w:r>
+      <w:r>
+        <w:rPr>
+          <w:b/>
+        </w:rPr>
+        <w:t>list</w:t>
+      </w:r>
+      <w:r>
+        <w:rPr>
+          <w:b w:val="0"/>
+        </w:rPr>
+        <w:t>.</w:t>
       </w:r>
     </w:p>
     <w:p>
@@ -73,48 +168,174 @@
       </w:r>
     </w:p>
     <w:p>
-      <w:r>
+      <w:pPr>
+        <w:spacing w:line="336" w:lineRule="auto" w:after="180"/>
+      </w:pPr>
+      <w:r>
+        <w:rPr>
+          <w:b w:val="0"/>
+        </w:rPr>
         <w:t>Close your notes first. A rough first answer helps us choose the right starting point; it is not a score for your ability.</w:t>
       </w:r>
     </w:p>
     <w:p>
-      <w:r>
+      <w:pPr>
+        <w:spacing w:line="336" w:lineRule="auto" w:after="180"/>
+      </w:pPr>
+      <w:r>
+        <w:rPr>
+          <w:b w:val="0"/>
+        </w:rPr>
         <w:t>Without opening the old lesson, explain one key idea from Loops and trace tables. Give an example and a mistake that the idea helps you avoid.</w:t>
       </w:r>
     </w:p>
     <w:p>
-      <w:r>
+      <w:pPr>
+        <w:spacing w:line="336" w:lineRule="auto" w:after="180"/>
+      </w:pPr>
+      <w:r>
+        <w:rPr>
+          <w:b w:val="0"/>
+        </w:rPr>
         <w:t>Without opening the old lesson, explain one key idea from Boolean conditions. Give an example and a mistake that the idea helps you avoid.</w:t>
       </w:r>
     </w:p>
     <w:p>
-      <w:r>
+      <w:pPr>
+        <w:spacing w:line="336" w:lineRule="auto" w:after="180"/>
+      </w:pPr>
+      <w:r>
+        <w:rPr>
+          <w:b w:val="0"/>
+        </w:rPr>
         <w:t>Without opening the old lesson, explain one key idea from From a paper algorithm to Python. Give an example and a mistake that the idea helps you avoid.</w:t>
       </w:r>
     </w:p>
     <w:p>
-      <w:r>
-        <w:t>After trying, check the relevant lesson or ask your teacher. Change the part of your explanation that the evidence shows was wrong.</w:t>
-      </w:r>
-    </w:p>
-    <w:p>
-      <w:r>
+      <w:pPr>
+        <w:spacing w:line="336" w:lineRule="auto" w:after="180"/>
+      </w:pPr>
+      <w:r>
+        <w:rPr>
+          <w:b w:val="0"/>
+        </w:rPr>
+        <w:t xml:space="preserve">After trying, check the relevant lesson or ask your teacher. Change the part of your explanation that the </w:t>
+      </w:r>
+      <w:r>
+        <w:rPr>
+          <w:b/>
+        </w:rPr>
+        <w:t>evidence</w:t>
+      </w:r>
+      <w:r>
+        <w:rPr>
+          <w:b w:val="0"/>
+        </w:rPr>
+        <w:t xml:space="preserve"> shows was wrong.</w:t>
+      </w:r>
+    </w:p>
+    <w:p>
+      <w:pPr>
+        <w:spacing w:line="336" w:lineRule="auto" w:after="180"/>
+      </w:pPr>
+      <w:r>
+        <w:rPr>
+          <w:b w:val="0"/>
+        </w:rPr>
         <w:t>This week you will practise:</w:t>
       </w:r>
     </w:p>
     <w:p>
-      <w:r>
-        <w:t>Distinguish a list index from the value stored at that position</w:t>
-      </w:r>
-    </w:p>
-    <w:p>
-      <w:r>
-        <w:t>Read and update an item using a valid index</w:t>
-      </w:r>
-    </w:p>
-    <w:p>
-      <w:r>
-        <w:t>Trace a loop through list values and test an empty list</w:t>
+      <w:pPr>
+        <w:spacing w:line="336" w:lineRule="auto" w:after="180"/>
+      </w:pPr>
+      <w:r>
+        <w:rPr>
+          <w:b w:val="0"/>
+        </w:rPr>
+        <w:t xml:space="preserve">Distinguish a </w:t>
+      </w:r>
+      <w:r>
+        <w:rPr>
+          <w:b/>
+        </w:rPr>
+        <w:t>list</w:t>
+      </w:r>
+      <w:r>
+        <w:rPr>
+          <w:b w:val="0"/>
+        </w:rPr>
+        <w:t xml:space="preserve"> </w:t>
+      </w:r>
+      <w:r>
+        <w:rPr>
+          <w:b/>
+        </w:rPr>
+        <w:t>index</w:t>
+      </w:r>
+      <w:r>
+        <w:rPr>
+          <w:b w:val="0"/>
+        </w:rPr>
+        <w:t xml:space="preserve"> from the value stored at that position</w:t>
+      </w:r>
+    </w:p>
+    <w:p>
+      <w:pPr>
+        <w:spacing w:line="336" w:lineRule="auto" w:after="180"/>
+      </w:pPr>
+      <w:r>
+        <w:rPr>
+          <w:b w:val="0"/>
+        </w:rPr>
+        <w:t xml:space="preserve">Read and update an </w:t>
+      </w:r>
+      <w:r>
+        <w:rPr>
+          <w:b/>
+        </w:rPr>
+        <w:t>item</w:t>
+      </w:r>
+      <w:r>
+        <w:rPr>
+          <w:b w:val="0"/>
+        </w:rPr>
+        <w:t xml:space="preserve"> using a valid </w:t>
+      </w:r>
+      <w:r>
+        <w:rPr>
+          <w:b/>
+        </w:rPr>
+        <w:t>index</w:t>
+      </w:r>
+    </w:p>
+    <w:p>
+      <w:pPr>
+        <w:spacing w:line="336" w:lineRule="auto" w:after="180"/>
+      </w:pPr>
+      <w:r>
+        <w:rPr>
+          <w:b w:val="0"/>
+        </w:rPr>
+        <w:t xml:space="preserve">Trace a loop through </w:t>
+      </w:r>
+      <w:r>
+        <w:rPr>
+          <w:b/>
+        </w:rPr>
+        <w:t>list</w:t>
+      </w:r>
+      <w:r>
+        <w:rPr>
+          <w:b w:val="0"/>
+        </w:rPr>
+        <w:t xml:space="preserve"> values and test an empty </w:t>
+      </w:r>
+      <w:r>
+        <w:rPr>
+          <w:b/>
+        </w:rPr>
+        <w:t>list</w:t>
       </w:r>
     </w:p>
     <w:p>
@@ -126,7 +347,14 @@
       </w:r>
     </w:p>
     <w:p>
-      <w:r>
+      <w:pPr>
+        <w:spacing w:line="336" w:lineRule="auto" w:after="180"/>
+        <w:shd w:fill="F5F1FB"/>
+      </w:pPr>
+      <w:r>
+        <w:rPr>
+          <w:b w:val="0"/>
+        </w:rPr>
         <w:t>What values does range(3) supply? How many iterations occur?</w:t>
       </w:r>
     </w:p>
@@ -162,8 +390,38 @@
       </w:r>
     </w:p>
     <w:p>
-      <w:r>
-        <w:t>Trace lists and indexing and explain the changed program before running it.</w:t>
+      <w:pPr>
+        <w:spacing w:line="336" w:lineRule="auto" w:after="180"/>
+      </w:pPr>
+      <w:r>
+        <w:rPr>
+          <w:b w:val="0"/>
+        </w:rPr>
+        <w:t xml:space="preserve">Trace </w:t>
+      </w:r>
+      <w:r>
+        <w:rPr>
+          <w:b/>
+        </w:rPr>
+        <w:t>list</w:t>
+      </w:r>
+      <w:r>
+        <w:rPr>
+          <w:b w:val="0"/>
+        </w:rPr>
+        <w:t xml:space="preserve">s and </w:t>
+      </w:r>
+      <w:r>
+        <w:rPr>
+          <w:b/>
+        </w:rPr>
+        <w:t>index</w:t>
+      </w:r>
+      <w:r>
+        <w:rPr>
+          <w:b w:val="0"/>
+        </w:rPr>
+        <w:t>ing and explain the changed program before running it.</w:t>
       </w:r>
     </w:p>
     <w:p>
@@ -176,12 +434,123 @@
     </w:p>
     <w:p>
       <w:r>
-        <w:t>A fictional supply shelf has three trays with counts 4, 7 and 4 in that order. Store them as counts = [4, 7, 4]. Square brackets enclose the list and commas separate its items. The order matters: the first and third trays contain equal values but occupy different positions.</w:t>
-      </w:r>
-    </w:p>
-    <w:p>
-      <w:r>
-        <w:t>Python counts positions from zero. counts[0] reads the first item, counts[1] the second and counts[2] the third. len(counts) is 3 because there are three items. It is a count, not the last nonnegative index. This lesson uses integer counts and nonnegative indices; Python also supports negative indices, which are outside our current indexing convention.</w:t>
+        <w:t>Investigate the supplied Lists and indexing case. Separate observations, given facts and assumptions before choosing an explanation.</w:t>
+      </w:r>
+    </w:p>
+    <w:p>
+      <w:pPr>
+        <w:spacing w:line="336" w:lineRule="auto" w:after="180"/>
+      </w:pPr>
+      <w:r>
+        <w:rPr>
+          <w:b w:val="0"/>
+        </w:rPr>
+        <w:t xml:space="preserve">A fictional supply shelf has three trays with counts 4, 7 and 4 in that order. Store them as counts = [4, 7, 4]. Square brackets enclose the </w:t>
+      </w:r>
+      <w:r>
+        <w:rPr>
+          <w:b/>
+        </w:rPr>
+        <w:t>list</w:t>
+      </w:r>
+      <w:r>
+        <w:rPr>
+          <w:b w:val="0"/>
+        </w:rPr>
+        <w:t xml:space="preserve"> and commas separate its </w:t>
+      </w:r>
+      <w:r>
+        <w:rPr>
+          <w:b/>
+        </w:rPr>
+        <w:t>item</w:t>
+      </w:r>
+      <w:r>
+        <w:rPr>
+          <w:b w:val="0"/>
+        </w:rPr>
+        <w:t>s.</w:t>
+      </w:r>
+    </w:p>
+    <w:p>
+      <w:pPr>
+        <w:spacing w:line="336" w:lineRule="auto" w:after="180"/>
+      </w:pPr>
+      <w:r>
+        <w:rPr>
+          <w:b w:val="0"/>
+        </w:rPr>
+        <w:t>The order matters: the first and third trays contain equal values but occupy different positions.</w:t>
+      </w:r>
+    </w:p>
+    <w:p>
+      <w:pPr>
+        <w:spacing w:line="336" w:lineRule="auto" w:after="180"/>
+      </w:pPr>
+      <w:r>
+        <w:rPr>
+          <w:b w:val="0"/>
+        </w:rPr>
+        <w:t xml:space="preserve">Python counts positions from zero. counts[0] reads the first </w:t>
+      </w:r>
+      <w:r>
+        <w:rPr>
+          <w:b/>
+        </w:rPr>
+        <w:t>item</w:t>
+      </w:r>
+      <w:r>
+        <w:rPr>
+          <w:b w:val="0"/>
+        </w:rPr>
+        <w:t xml:space="preserve">, counts[1] the second and counts[2] the third. len(counts) is 3 because there are three </w:t>
+      </w:r>
+      <w:r>
+        <w:rPr>
+          <w:b/>
+        </w:rPr>
+        <w:t>item</w:t>
+      </w:r>
+      <w:r>
+        <w:rPr>
+          <w:b w:val="0"/>
+        </w:rPr>
+        <w:t xml:space="preserve">s. It is a count, not the last nonnegative </w:t>
+      </w:r>
+      <w:r>
+        <w:rPr>
+          <w:b/>
+        </w:rPr>
+        <w:t>index</w:t>
+      </w:r>
+      <w:r>
+        <w:rPr>
+          <w:b w:val="0"/>
+        </w:rPr>
+        <w:t>.</w:t>
+      </w:r>
+    </w:p>
+    <w:p>
+      <w:pPr>
+        <w:spacing w:line="336" w:lineRule="auto" w:after="180"/>
+      </w:pPr>
+      <w:r>
+        <w:rPr>
+          <w:b w:val="0"/>
+        </w:rPr>
+        <w:t xml:space="preserve">This lesson uses integer counts and nonnegative indices; Python also supports negative indices, which are outside our current </w:t>
+      </w:r>
+      <w:r>
+        <w:rPr>
+          <w:b/>
+        </w:rPr>
+        <w:t>index</w:t>
+      </w:r>
+      <w:r>
+        <w:rPr>
+          <w:b w:val="0"/>
+        </w:rPr>
+        <w:t>ing convention.</w:t>
       </w:r>
     </w:p>
     <w:p>
@@ -213,6 +582,11 @@
       </w:pPr>
       <w:r>
         <w:t>03. See how it works</w:t>
+      </w:r>
+    </w:p>
+    <w:p>
+      <w:r>
+        <w:t>Follow the mechanism for Lists and indexing. Connect each labelled input, deciding step and result.</w:t>
       </w:r>
     </w:p>
     <w:p>
@@ -391,8 +765,73 @@
       </w:r>
     </w:p>
     <w:p>
-      <w:r>
-        <w:t>The printed lines are 3, 4, 7 and [4, 9, 4]. The assignment counts[1] = 9 replaces the item at index 1; it does not add a fourth item or change the two other values. The length stays 3. A recorded count can be changed by code without proving that the physical tray really contains that many objects.</w:t>
+      <w:pPr>
+        <w:spacing w:line="336" w:lineRule="auto" w:after="180"/>
+      </w:pPr>
+      <w:r>
+        <w:rPr>
+          <w:b w:val="0"/>
+        </w:rPr>
+        <w:t xml:space="preserve">The printed lines are 3, 4, 7 and [4, 9, 4]. The assignment counts[1] = 9 replaces the </w:t>
+      </w:r>
+      <w:r>
+        <w:rPr>
+          <w:b/>
+        </w:rPr>
+        <w:t>item</w:t>
+      </w:r>
+      <w:r>
+        <w:rPr>
+          <w:b w:val="0"/>
+        </w:rPr>
+        <w:t xml:space="preserve"> at </w:t>
+      </w:r>
+      <w:r>
+        <w:rPr>
+          <w:b/>
+        </w:rPr>
+        <w:t>index</w:t>
+      </w:r>
+      <w:r>
+        <w:rPr>
+          <w:b w:val="0"/>
+        </w:rPr>
+        <w:t xml:space="preserve"> 1; it does not add a fourth </w:t>
+      </w:r>
+      <w:r>
+        <w:rPr>
+          <w:b/>
+        </w:rPr>
+        <w:t>item</w:t>
+      </w:r>
+      <w:r>
+        <w:rPr>
+          <w:b w:val="0"/>
+        </w:rPr>
+        <w:t xml:space="preserve"> or change the two other values. The </w:t>
+      </w:r>
+      <w:r>
+        <w:rPr>
+          <w:b/>
+        </w:rPr>
+        <w:t>length</w:t>
+      </w:r>
+      <w:r>
+        <w:rPr>
+          <w:b w:val="0"/>
+        </w:rPr>
+        <w:t xml:space="preserve"> stays 3.</w:t>
+      </w:r>
+    </w:p>
+    <w:p>
+      <w:pPr>
+        <w:spacing w:line="336" w:lineRule="auto" w:after="180"/>
+      </w:pPr>
+      <w:r>
+        <w:rPr>
+          <w:b w:val="0"/>
+        </w:rPr>
+        <w:t>A recorded count can be changed by code without proving that the physical tray really contains that many objects.</w:t>
       </w:r>
     </w:p>
     <w:p>
@@ -404,8 +843,26 @@
       </w:r>
     </w:p>
     <w:p>
-      <w:r>
-        <w:t>Point to the input, the deciding step and the result in this week’s visual. Explain the same step in ordinary words. A picture helps when you can say what each part represents.</w:t>
+      <w:pPr>
+        <w:spacing w:line="336" w:lineRule="auto" w:after="180"/>
+      </w:pPr>
+      <w:r>
+        <w:rPr>
+          <w:b w:val="0"/>
+        </w:rPr>
+        <w:t xml:space="preserve">Point to the </w:t>
+      </w:r>
+      <w:r>
+        <w:rPr>
+          <w:b/>
+        </w:rPr>
+        <w:t>input</w:t>
+      </w:r>
+      <w:r>
+        <w:rPr>
+          <w:b w:val="0"/>
+        </w:rPr>
+        <w:t>, the deciding step and the result in this week’s visual. Explain the same step in ordinary words. A picture helps when you can say what each part represents.</w:t>
       </w:r>
     </w:p>
     <w:p>
@@ -417,6 +874,11 @@
       </w:r>
     </w:p>
     <w:p>
+      <w:r>
+        <w:t>Compare the supplied cases for Lists and indexing. Identify the detail that changes the conclusion.</w:t>
+      </w:r>
+    </w:p>
+    <w:p>
       <w:pPr>
         <w:pStyle w:val="Heading3"/>
       </w:pPr>
@@ -425,8 +887,50 @@
       </w:r>
     </w:p>
     <w:p>
-      <w:r>
-        <w:t>Start with counts = [4, 7, 4]. Run counts[0] = 6. Write the resulting list, its length and the value at index 2. Predict before running.</w:t>
+      <w:pPr>
+        <w:spacing w:line="336" w:lineRule="auto" w:after="180"/>
+      </w:pPr>
+      <w:r>
+        <w:rPr>
+          <w:b w:val="0"/>
+        </w:rPr>
+        <w:t xml:space="preserve">Start with counts = [4, 7, 4]. Run counts[0] = 6. Write the resulting </w:t>
+      </w:r>
+      <w:r>
+        <w:rPr>
+          <w:b/>
+        </w:rPr>
+        <w:t>list</w:t>
+      </w:r>
+      <w:r>
+        <w:rPr>
+          <w:b w:val="0"/>
+        </w:rPr>
+        <w:t xml:space="preserve">, its </w:t>
+      </w:r>
+      <w:r>
+        <w:rPr>
+          <w:b/>
+        </w:rPr>
+        <w:t>length</w:t>
+      </w:r>
+      <w:r>
+        <w:rPr>
+          <w:b w:val="0"/>
+        </w:rPr>
+        <w:t xml:space="preserve"> and the value at </w:t>
+      </w:r>
+      <w:r>
+        <w:rPr>
+          <w:b/>
+        </w:rPr>
+        <w:t>index</w:t>
+      </w:r>
+      <w:r>
+        <w:rPr>
+          <w:b w:val="0"/>
+        </w:rPr>
+        <w:t xml:space="preserve"> 2. Predict before running.</w:t>
       </w:r>
     </w:p>
     <w:p>
@@ -471,17 +975,92 @@
       </w:r>
     </w:p>
     <w:p>
-      <w:r>
+      <w:pPr>
+        <w:pStyle w:val="Heading3"/>
+      </w:pPr>
+      <w:r>
+        <w:t>Change one thing</w:t>
+      </w:r>
+    </w:p>
+    <w:p>
+      <w:pPr>
+        <w:spacing w:line="336" w:lineRule="auto" w:after="180"/>
+        <w:shd w:fill="F5F1FB"/>
+      </w:pPr>
+      <w:r>
+        <w:rPr>
+          <w:b w:val="0"/>
+        </w:rPr>
         <w:t>Change: Replace the second print with print(counts[3]).</w:t>
       </w:r>
     </w:p>
     <w:p>
-      <w:r>
-        <w:t>Prediction: The first print shows 6, then IndexError stops the script before the length print.</w:t>
-      </w:r>
-    </w:p>
-    <w:p>
-      <w:r>
+      <w:pPr>
+        <w:pStyle w:val="Heading3"/>
+      </w:pPr>
+      <w:r>
+        <w:t>Predicted result</w:t>
+      </w:r>
+    </w:p>
+    <w:p>
+      <w:pPr>
+        <w:spacing w:line="336" w:lineRule="auto" w:after="180"/>
+        <w:shd w:fill="F1F6FC"/>
+      </w:pPr>
+      <w:r>
+        <w:rPr>
+          <w:b/>
+        </w:rPr>
+        <w:t>Prediction</w:t>
+      </w:r>
+      <w:r>
+        <w:rPr>
+          <w:b w:val="0"/>
+        </w:rPr>
+        <w:t xml:space="preserve">: The first print shows 6, then </w:t>
+      </w:r>
+      <w:r>
+        <w:rPr>
+          <w:b/>
+        </w:rPr>
+        <w:t>IndexError</w:t>
+      </w:r>
+      <w:r>
+        <w:rPr>
+          <w:b w:val="0"/>
+        </w:rPr>
+        <w:t xml:space="preserve"> stops the script before the </w:t>
+      </w:r>
+      <w:r>
+        <w:rPr>
+          <w:b/>
+        </w:rPr>
+        <w:t>length</w:t>
+      </w:r>
+      <w:r>
+        <w:rPr>
+          <w:b w:val="0"/>
+        </w:rPr>
+        <w:t xml:space="preserve"> print.</w:t>
+      </w:r>
+    </w:p>
+    <w:p>
+      <w:pPr>
+        <w:pStyle w:val="Heading3"/>
+      </w:pPr>
+      <w:r>
+        <w:t>Why the result follows</w:t>
+      </w:r>
+    </w:p>
+    <w:p>
+      <w:pPr>
+        <w:spacing w:line="336" w:lineRule="auto" w:after="180"/>
+        <w:shd w:fill="F1F6FC"/>
+      </w:pPr>
+      <w:r>
+        <w:rPr>
+          <w:b w:val="0"/>
+        </w:rPr>
         <w:t>Reason: The attempted position does not exist.</w:t>
       </w:r>
     </w:p>
@@ -491,6 +1070,11 @@
       </w:pPr>
       <w:r>
         <w:t>05. Words that unlock the idea</w:t>
+      </w:r>
+    </w:p>
+    <w:p>
+      <w:r>
+        <w:t>Use the vocabulary of Lists and indexing to explain a concrete decision, rather than only memorising definitions.</w:t>
       </w:r>
     </w:p>
     <w:tbl>
@@ -672,6 +1256,11 @@
     </w:p>
     <w:p>
       <w:r>
+        <w:t>Follow the worked trace for Lists and indexing, predict a step, then compare with its explanation.</w:t>
+      </w:r>
+    </w:p>
+    <w:p>
+      <w:r>
         <w:rPr>
           <w:rFonts w:ascii="Courier New" w:hAnsi="Courier New"/>
           <w:sz w:val="18"/>
@@ -831,8 +1420,61 @@
       </w:tr>
     </w:tbl>
     <w:p>
-      <w:r>
-        <w:t>This fresh script prints 15. for count in counts supplies the stored values, not the indices. Both copies of 4 are processed because both are items. For an empty list written [], the body runs zero times and total stays 0. For [7], it runs once and prints 7.</w:t>
+      <w:pPr>
+        <w:spacing w:line="336" w:lineRule="auto" w:after="180"/>
+      </w:pPr>
+      <w:r>
+        <w:rPr>
+          <w:b w:val="0"/>
+        </w:rPr>
+        <w:t xml:space="preserve">This fresh script prints 15. for count in counts supplies the stored values, not the indices. Both copies of 4 are </w:t>
+      </w:r>
+      <w:r>
+        <w:rPr>
+          <w:b/>
+        </w:rPr>
+        <w:t>process</w:t>
+      </w:r>
+      <w:r>
+        <w:rPr>
+          <w:b w:val="0"/>
+        </w:rPr>
+        <w:t xml:space="preserve">ed because both are </w:t>
+      </w:r>
+      <w:r>
+        <w:rPr>
+          <w:b/>
+        </w:rPr>
+        <w:t>item</w:t>
+      </w:r>
+      <w:r>
+        <w:rPr>
+          <w:b w:val="0"/>
+        </w:rPr>
+        <w:t xml:space="preserve">s. For an empty </w:t>
+      </w:r>
+      <w:r>
+        <w:rPr>
+          <w:b/>
+        </w:rPr>
+        <w:t>list</w:t>
+      </w:r>
+      <w:r>
+        <w:rPr>
+          <w:b w:val="0"/>
+        </w:rPr>
+        <w:t xml:space="preserve"> written [], the body runs zero times and total stays 0.</w:t>
+      </w:r>
+    </w:p>
+    <w:p>
+      <w:pPr>
+        <w:spacing w:line="336" w:lineRule="auto" w:after="180"/>
+      </w:pPr>
+      <w:r>
+        <w:rPr>
+          <w:b w:val="0"/>
+        </w:rPr>
+        <w:t>For [7], it runs once and prints 7.</w:t>
       </w:r>
     </w:p>
     <w:p>
@@ -877,7 +1519,13 @@
       </w:r>
     </w:p>
     <w:p>
-      <w:r>
+      <w:pPr>
+        <w:spacing w:line="336" w:lineRule="auto" w:after="180"/>
+      </w:pPr>
+      <w:r>
+        <w:rPr>
+          <w:b w:val="0"/>
+        </w:rPr>
         <w:t>Cover the result before checking it. Say what is given, choose the procedure, and follow one step at a time. Then uncover the result and explain your first mismatch. Ask why a step is allowed, not only what number it produces.</w:t>
       </w:r>
     </w:p>
@@ -890,8 +1538,32 @@
       </w:r>
     </w:p>
     <w:p>
-      <w:r>
-        <w:t>Indexes are positions, not values. A list of shelf counts is read by position.</w:t>
+      <w:pPr>
+        <w:spacing w:line="336" w:lineRule="auto" w:after="180"/>
+      </w:pPr>
+      <w:r>
+        <w:rPr>
+          <w:b/>
+        </w:rPr>
+        <w:t>Index</w:t>
+      </w:r>
+      <w:r>
+        <w:rPr>
+          <w:b w:val="0"/>
+        </w:rPr>
+        <w:t xml:space="preserve">es are positions, not values. A </w:t>
+      </w:r>
+      <w:r>
+        <w:rPr>
+          <w:b/>
+        </w:rPr>
+        <w:t>list</w:t>
+      </w:r>
+      <w:r>
+        <w:rPr>
+          <w:b w:val="0"/>
+        </w:rPr>
+        <w:t xml:space="preserve"> of shelf counts is read by position.</w:t>
       </w:r>
     </w:p>
     <w:p>
@@ -903,7 +1575,22 @@
       </w:r>
     </w:p>
     <w:p>
-      <w:r>
+      <w:pPr>
+        <w:pStyle w:val="Heading3"/>
+      </w:pPr>
+      <w:r>
+        <w:t>Supplied facts</w:t>
+      </w:r>
+    </w:p>
+    <w:p>
+      <w:pPr>
+        <w:spacing w:line="336" w:lineRule="auto" w:after="180"/>
+        <w:shd w:fill="F1F6FC"/>
+      </w:pPr>
+      <w:r>
+        <w:rPr>
+          <w:b w:val="0"/>
+        </w:rPr>
         <w:t>Python 3: counts=[6,1,8]; print(counts[0]); print(counts[-1]); print(len(counts)).</w:t>
       </w:r>
     </w:p>
@@ -1103,30 +1790,204 @@
       </w:r>
     </w:p>
     <w:p>
-      <w:r>
-        <w:t>List positions begin at zero. A negative index counts from the end; the list length counts entries and is not itself a valid positive index for the final entry.</w:t>
-      </w:r>
-    </w:p>
-    <w:p>
       <w:pPr>
         <w:pStyle w:val="Heading3"/>
       </w:pPr>
       <w:r>
+        <w:t>Why the result follows</w:t>
+      </w:r>
+    </w:p>
+    <w:p>
+      <w:pPr>
+        <w:spacing w:line="336" w:lineRule="auto" w:after="180"/>
+        <w:shd w:fill="F1F6FC"/>
+      </w:pPr>
+      <w:r>
+        <w:rPr>
+          <w:b/>
+        </w:rPr>
+        <w:t>List</w:t>
+      </w:r>
+      <w:r>
+        <w:rPr>
+          <w:b w:val="0"/>
+        </w:rPr>
+        <w:t xml:space="preserve"> positions begin at zero. A negative </w:t>
+      </w:r>
+      <w:r>
+        <w:rPr>
+          <w:b/>
+        </w:rPr>
+        <w:t>index</w:t>
+      </w:r>
+      <w:r>
+        <w:rPr>
+          <w:b w:val="0"/>
+        </w:rPr>
+        <w:t xml:space="preserve"> counts from the end; the </w:t>
+      </w:r>
+      <w:r>
+        <w:rPr>
+          <w:b/>
+        </w:rPr>
+        <w:t>list</w:t>
+      </w:r>
+      <w:r>
+        <w:rPr>
+          <w:b w:val="0"/>
+        </w:rPr>
+        <w:t xml:space="preserve"> </w:t>
+      </w:r>
+      <w:r>
+        <w:rPr>
+          <w:b/>
+        </w:rPr>
+        <w:t>length</w:t>
+      </w:r>
+      <w:r>
+        <w:rPr>
+          <w:b w:val="0"/>
+        </w:rPr>
+        <w:t xml:space="preserve"> counts entries and is not itself a valid positive </w:t>
+      </w:r>
+      <w:r>
+        <w:rPr>
+          <w:b/>
+        </w:rPr>
+        <w:t>index</w:t>
+      </w:r>
+      <w:r>
+        <w:rPr>
+          <w:b w:val="0"/>
+        </w:rPr>
+        <w:t xml:space="preserve"> for the final entry.</w:t>
+      </w:r>
+    </w:p>
+    <w:p>
+      <w:pPr>
+        <w:pStyle w:val="Heading3"/>
+      </w:pPr>
+      <w:r>
         <w:t>What this example does not establish</w:t>
       </w:r>
     </w:p>
     <w:p>
-      <w:r>
-        <w:t>A valid position does not establish that the stored count is accurate; empty lists also have no final element to read.</w:t>
-      </w:r>
-    </w:p>
-    <w:p>
-      <w:r>
-        <w:t>Read the labelled picture: Label the three index positions. Predict all original outputs, then name the first output and stopping point after using index 3.</w:t>
-      </w:r>
-    </w:p>
-    <w:p>
-      <w:r>
+      <w:pPr>
+        <w:pStyle w:val="Heading3"/>
+      </w:pPr>
+      <w:r>
+        <w:t>Keep the stated limit</w:t>
+      </w:r>
+    </w:p>
+    <w:p>
+      <w:pPr>
+        <w:spacing w:line="336" w:lineRule="auto" w:after="180"/>
+        <w:shd w:fill="FFF5E6"/>
+      </w:pPr>
+      <w:r>
+        <w:rPr>
+          <w:b w:val="0"/>
+        </w:rPr>
+        <w:t xml:space="preserve">A valid position does not establish that the stored count is accurate; empty </w:t>
+      </w:r>
+      <w:r>
+        <w:rPr>
+          <w:b/>
+        </w:rPr>
+        <w:t>list</w:t>
+      </w:r>
+      <w:r>
+        <w:rPr>
+          <w:b w:val="0"/>
+        </w:rPr>
+        <w:t>s also have no final element to read.</w:t>
+      </w:r>
+    </w:p>
+    <w:p>
+      <w:pPr>
+        <w:pStyle w:val="Heading3"/>
+      </w:pPr>
+      <w:r>
+        <w:t>Keep the stated limit</w:t>
+      </w:r>
+    </w:p>
+    <w:p>
+      <w:pPr>
+        <w:spacing w:line="336" w:lineRule="auto" w:after="180"/>
+        <w:shd w:fill="FFF5E6"/>
+      </w:pPr>
+      <w:r>
+        <w:rPr>
+          <w:b w:val="0"/>
+        </w:rPr>
+        <w:t xml:space="preserve">Read the labelled picture: Label the three </w:t>
+      </w:r>
+      <w:r>
+        <w:rPr>
+          <w:b/>
+        </w:rPr>
+        <w:t>index</w:t>
+      </w:r>
+      <w:r>
+        <w:rPr>
+          <w:b w:val="0"/>
+        </w:rPr>
+        <w:t xml:space="preserve"> positions. Predict all original </w:t>
+      </w:r>
+      <w:r>
+        <w:rPr>
+          <w:b/>
+        </w:rPr>
+        <w:t>output</w:t>
+      </w:r>
+      <w:r>
+        <w:rPr>
+          <w:b w:val="0"/>
+        </w:rPr>
+        <w:t xml:space="preserve">s, then name the first </w:t>
+      </w:r>
+      <w:r>
+        <w:rPr>
+          <w:b/>
+        </w:rPr>
+        <w:t>output</w:t>
+      </w:r>
+      <w:r>
+        <w:rPr>
+          <w:b w:val="0"/>
+        </w:rPr>
+        <w:t xml:space="preserve"> and stopping point after using </w:t>
+      </w:r>
+      <w:r>
+        <w:rPr>
+          <w:b/>
+        </w:rPr>
+        <w:t>index</w:t>
+      </w:r>
+      <w:r>
+        <w:rPr>
+          <w:b w:val="0"/>
+        </w:rPr>
+        <w:t xml:space="preserve"> 3.</w:t>
+      </w:r>
+    </w:p>
+    <w:p>
+      <w:pPr>
+        <w:pStyle w:val="Heading3"/>
+      </w:pPr>
+      <w:r>
+        <w:t>Keep the stated limit</w:t>
+      </w:r>
+    </w:p>
+    <w:p>
+      <w:pPr>
+        <w:spacing w:line="336" w:lineRule="auto" w:after="180"/>
+        <w:shd w:fill="FFF5E6"/>
+      </w:pPr>
+      <w:r>
+        <w:rPr>
+          <w:b w:val="0"/>
+        </w:rPr>
         <w:t>Change one thing: Replace the second print with print(counts[3]). Predict the result before checking the explanation. What remains the same?</w:t>
       </w:r>
     </w:p>
@@ -1136,6 +1997,11 @@
       </w:pPr>
       <w:r>
         <w:t>07. Find and repair a mistake</w:t>
+      </w:r>
+    </w:p>
+    <w:p>
+      <w:r>
+        <w:t>Find the unsupported step in the Lists and indexing claim and explain a repair using the supplied evidence.</w:t>
       </w:r>
     </w:p>
     <w:p>
@@ -1150,26 +2016,232 @@
       </w:r>
     </w:p>
     <w:p>
-      <w:r>
-        <w:t>This deliberately faulty script raises IndexError. The list has three items, but its nonnegative indices are 0, 1 and 2. Replace 3 with 2 to read the third item, which is 4. For any nonempty list, len(counts) - 1 identifies the last item using a nonnegative index. An empty list has no valid item index.</w:t>
-      </w:r>
-    </w:p>
-    <w:p>
-      <w:r>
-        <w:t>Avoid confusing values with positions: for count in counts followed by counts[count] would try indices 4, 7 and 4 in this example. If you need both, use for index in range(len(counts)) and read counts[index]. If you only need a total, looping directly through values is simpler.</w:t>
-      </w:r>
-    </w:p>
-    <w:p>
       <w:pPr>
         <w:pStyle w:val="Heading3"/>
       </w:pPr>
       <w:r>
+        <w:t>Check the claim against the facts</w:t>
+      </w:r>
+    </w:p>
+    <w:p>
+      <w:pPr>
+        <w:spacing w:line="336" w:lineRule="auto" w:after="180"/>
+        <w:shd w:fill="FFF5E6"/>
+      </w:pPr>
+      <w:r>
+        <w:rPr>
+          <w:b w:val="0"/>
+        </w:rPr>
+        <w:t xml:space="preserve">This deliberately faulty script raises </w:t>
+      </w:r>
+      <w:r>
+        <w:rPr>
+          <w:b/>
+        </w:rPr>
+        <w:t>IndexError</w:t>
+      </w:r>
+      <w:r>
+        <w:rPr>
+          <w:b w:val="0"/>
+        </w:rPr>
+        <w:t xml:space="preserve">. The </w:t>
+      </w:r>
+      <w:r>
+        <w:rPr>
+          <w:b/>
+        </w:rPr>
+        <w:t>list</w:t>
+      </w:r>
+      <w:r>
+        <w:rPr>
+          <w:b w:val="0"/>
+        </w:rPr>
+        <w:t xml:space="preserve"> has three </w:t>
+      </w:r>
+      <w:r>
+        <w:rPr>
+          <w:b/>
+        </w:rPr>
+        <w:t>item</w:t>
+      </w:r>
+      <w:r>
+        <w:rPr>
+          <w:b w:val="0"/>
+        </w:rPr>
+        <w:t xml:space="preserve">s, but its nonnegative indices are 0, 1 and 2. Replace 3 with 2 to read the third </w:t>
+      </w:r>
+      <w:r>
+        <w:rPr>
+          <w:b/>
+        </w:rPr>
+        <w:t>item</w:t>
+      </w:r>
+      <w:r>
+        <w:rPr>
+          <w:b w:val="0"/>
+        </w:rPr>
+        <w:t>, which is 4.</w:t>
+      </w:r>
+    </w:p>
+    <w:p>
+      <w:pPr>
+        <w:spacing w:line="336" w:lineRule="auto" w:after="180"/>
+        <w:shd w:fill="FFF5E6"/>
+      </w:pPr>
+      <w:r>
+        <w:rPr>
+          <w:b w:val="0"/>
+        </w:rPr>
+        <w:t xml:space="preserve">For any nonempty </w:t>
+      </w:r>
+      <w:r>
+        <w:rPr>
+          <w:b/>
+        </w:rPr>
+        <w:t>list</w:t>
+      </w:r>
+      <w:r>
+        <w:rPr>
+          <w:b w:val="0"/>
+        </w:rPr>
+        <w:t xml:space="preserve">, len(counts) - 1 identifies the last </w:t>
+      </w:r>
+      <w:r>
+        <w:rPr>
+          <w:b/>
+        </w:rPr>
+        <w:t>item</w:t>
+      </w:r>
+      <w:r>
+        <w:rPr>
+          <w:b w:val="0"/>
+        </w:rPr>
+        <w:t xml:space="preserve"> using a nonnegative </w:t>
+      </w:r>
+      <w:r>
+        <w:rPr>
+          <w:b/>
+        </w:rPr>
+        <w:t>index</w:t>
+      </w:r>
+      <w:r>
+        <w:rPr>
+          <w:b w:val="0"/>
+        </w:rPr>
+        <w:t xml:space="preserve">. An empty </w:t>
+      </w:r>
+      <w:r>
+        <w:rPr>
+          <w:b/>
+        </w:rPr>
+        <w:t>list</w:t>
+      </w:r>
+      <w:r>
+        <w:rPr>
+          <w:b w:val="0"/>
+        </w:rPr>
+        <w:t xml:space="preserve"> has no valid </w:t>
+      </w:r>
+      <w:r>
+        <w:rPr>
+          <w:b/>
+        </w:rPr>
+        <w:t>item</w:t>
+      </w:r>
+      <w:r>
+        <w:rPr>
+          <w:b w:val="0"/>
+        </w:rPr>
+        <w:t xml:space="preserve"> </w:t>
+      </w:r>
+      <w:r>
+        <w:rPr>
+          <w:b/>
+        </w:rPr>
+        <w:t>index</w:t>
+      </w:r>
+      <w:r>
+        <w:rPr>
+          <w:b w:val="0"/>
+        </w:rPr>
+        <w:t>.</w:t>
+      </w:r>
+    </w:p>
+    <w:p>
+      <w:pPr>
+        <w:spacing w:line="336" w:lineRule="auto" w:after="180"/>
+      </w:pPr>
+      <w:r>
+        <w:rPr>
+          <w:b w:val="0"/>
+        </w:rPr>
+        <w:t xml:space="preserve">Avoid confusing values with positions: for count in counts followed by counts[count] would try indices 4, 7 and 4 in this example. If you need both, use for </w:t>
+      </w:r>
+      <w:r>
+        <w:rPr>
+          <w:b/>
+        </w:rPr>
+        <w:t>index</w:t>
+      </w:r>
+      <w:r>
+        <w:rPr>
+          <w:b w:val="0"/>
+        </w:rPr>
+        <w:t xml:space="preserve"> in range(len(counts)) and read counts[</w:t>
+      </w:r>
+      <w:r>
+        <w:rPr>
+          <w:b/>
+        </w:rPr>
+        <w:t>index</w:t>
+      </w:r>
+      <w:r>
+        <w:rPr>
+          <w:b w:val="0"/>
+        </w:rPr>
+        <w:t>].</w:t>
+      </w:r>
+    </w:p>
+    <w:p>
+      <w:pPr>
+        <w:spacing w:line="336" w:lineRule="auto" w:after="180"/>
+      </w:pPr>
+      <w:r>
+        <w:rPr>
+          <w:b w:val="0"/>
+        </w:rPr>
+        <w:t>If you only need a total, looping directly through values is simpler.</w:t>
+      </w:r>
+    </w:p>
+    <w:p>
+      <w:pPr>
+        <w:pStyle w:val="Heading3"/>
+      </w:pPr>
+      <w:r>
         <w:t>Locate the earliest unsupported step</w:t>
       </w:r>
     </w:p>
     <w:p>
-      <w:r>
-        <w:t>A learner loops with for count in counts and tries to read counts[count] for counts = [4, 7, 4]. Identify the first attempted index and error. Explain how to print each value directly.</w:t>
+      <w:pPr>
+        <w:spacing w:line="336" w:lineRule="auto" w:after="180"/>
+      </w:pPr>
+      <w:r>
+        <w:rPr>
+          <w:b w:val="0"/>
+        </w:rPr>
+        <w:t xml:space="preserve">A learner loops with for count in counts and tries to read counts[count] for counts = [4, 7, 4]. Identify the first attempted </w:t>
+      </w:r>
+      <w:r>
+        <w:rPr>
+          <w:b/>
+        </w:rPr>
+        <w:t>index</w:t>
+      </w:r>
+      <w:r>
+        <w:rPr>
+          <w:b w:val="0"/>
+        </w:rPr>
+        <w:t xml:space="preserve"> and error. Explain how to print each value directly.</w:t>
       </w:r>
     </w:p>
     <w:p>
@@ -1220,7 +2292,54 @@
     </w:p>
     <w:p>
       <w:r>
-        <w:t>For counts = [4, 7, 4], give the length, valid nonnegative indices and value at index 1. Explain how the two items with value 4 differ.</w:t>
+        <w:t>Practise Lists and indexing with support, then explain the deciding step in your own words.</w:t>
+      </w:r>
+    </w:p>
+    <w:p>
+      <w:pPr>
+        <w:spacing w:line="336" w:lineRule="auto" w:after="180"/>
+      </w:pPr>
+      <w:r>
+        <w:rPr>
+          <w:b w:val="0"/>
+        </w:rPr>
+        <w:t xml:space="preserve">For counts = [4, 7, 4], give the </w:t>
+      </w:r>
+      <w:r>
+        <w:rPr>
+          <w:b/>
+        </w:rPr>
+        <w:t>length</w:t>
+      </w:r>
+      <w:r>
+        <w:rPr>
+          <w:b w:val="0"/>
+        </w:rPr>
+        <w:t xml:space="preserve">, valid nonnegative indices and value at </w:t>
+      </w:r>
+      <w:r>
+        <w:rPr>
+          <w:b/>
+        </w:rPr>
+        <w:t>index</w:t>
+      </w:r>
+      <w:r>
+        <w:rPr>
+          <w:b w:val="0"/>
+        </w:rPr>
+        <w:t xml:space="preserve"> 1. Explain how the two </w:t>
+      </w:r>
+      <w:r>
+        <w:rPr>
+          <w:b/>
+        </w:rPr>
+        <w:t>item</w:t>
+      </w:r>
+      <w:r>
+        <w:rPr>
+          <w:b w:val="0"/>
+        </w:rPr>
+        <w:t>s with value 4 differ.</w:t>
       </w:r>
     </w:p>
     <w:p>
@@ -1293,8 +2412,50 @@
       </w:r>
     </w:p>
     <w:p>
-      <w:r>
-        <w:t>Use workbook W2 for the connected example “Lists and indexing”. First fill the input and rule boxes. Try the middle steps before asking for a hint. After a hint, try the next step yourself.</w:t>
+      <w:pPr>
+        <w:spacing w:line="336" w:lineRule="auto" w:after="180"/>
+      </w:pPr>
+      <w:r>
+        <w:rPr>
+          <w:b w:val="0"/>
+        </w:rPr>
+        <w:t>Use workbook W2 for the connected example “</w:t>
+      </w:r>
+      <w:r>
+        <w:rPr>
+          <w:b/>
+        </w:rPr>
+        <w:t>List</w:t>
+      </w:r>
+      <w:r>
+        <w:rPr>
+          <w:b w:val="0"/>
+        </w:rPr>
+        <w:t xml:space="preserve">s and </w:t>
+      </w:r>
+      <w:r>
+        <w:rPr>
+          <w:b/>
+        </w:rPr>
+        <w:t>index</w:t>
+      </w:r>
+      <w:r>
+        <w:rPr>
+          <w:b w:val="0"/>
+        </w:rPr>
+        <w:t xml:space="preserve">ing”. First fill the </w:t>
+      </w:r>
+      <w:r>
+        <w:rPr>
+          <w:b/>
+        </w:rPr>
+        <w:t>input</w:t>
+      </w:r>
+      <w:r>
+        <w:rPr>
+          <w:b w:val="0"/>
+        </w:rPr>
+        <w:t xml:space="preserve"> and rule boxes. Try the middle steps before asking for a hint. After a hint, try the next step yourself.</w:t>
       </w:r>
     </w:p>
     <w:tbl>
@@ -1377,7 +2538,13 @@
       </w:tr>
     </w:tbl>
     <w:p>
-      <w:r>
+      <w:pPr>
+        <w:spacing w:line="336" w:lineRule="auto" w:after="180"/>
+      </w:pPr>
+      <w:r>
+        <w:rPr>
+          <w:b w:val="0"/>
+        </w:rPr>
         <w:t>Explain your trace to a partner. Your partner points to one step to check. Swap roles on the next case. Each person writes their own explanation.</w:t>
       </w:r>
     </w:p>
@@ -1390,12 +2557,83 @@
       </w:r>
     </w:p>
     <w:p>
-      <w:r>
-        <w:t>Use the worked case for Lists and indexing. Proposed explanation: “Length is the last nonnegative index”. Decide whether this explanation is supported. Point to the step or supplied fact that decides; explain your repair if needed.</w:t>
-      </w:r>
-    </w:p>
-    <w:p>
-      <w:r>
+      <w:pPr>
+        <w:spacing w:line="336" w:lineRule="auto" w:after="180"/>
+      </w:pPr>
+      <w:r>
+        <w:rPr>
+          <w:b w:val="0"/>
+        </w:rPr>
+        <w:t xml:space="preserve">Use the worked case for </w:t>
+      </w:r>
+      <w:r>
+        <w:rPr>
+          <w:b/>
+        </w:rPr>
+        <w:t>List</w:t>
+      </w:r>
+      <w:r>
+        <w:rPr>
+          <w:b w:val="0"/>
+        </w:rPr>
+        <w:t xml:space="preserve">s and </w:t>
+      </w:r>
+      <w:r>
+        <w:rPr>
+          <w:b/>
+        </w:rPr>
+        <w:t>index</w:t>
+      </w:r>
+      <w:r>
+        <w:rPr>
+          <w:b w:val="0"/>
+        </w:rPr>
+        <w:t>ing. Proposed explanation: “</w:t>
+      </w:r>
+      <w:r>
+        <w:rPr>
+          <w:b/>
+        </w:rPr>
+        <w:t>Length</w:t>
+      </w:r>
+      <w:r>
+        <w:rPr>
+          <w:b w:val="0"/>
+        </w:rPr>
+        <w:t xml:space="preserve"> is the last nonnegative </w:t>
+      </w:r>
+      <w:r>
+        <w:rPr>
+          <w:b/>
+        </w:rPr>
+        <w:t>index</w:t>
+      </w:r>
+      <w:r>
+        <w:rPr>
+          <w:b w:val="0"/>
+        </w:rPr>
+        <w:t>”. Decide whether this explanation is supported.</w:t>
+      </w:r>
+    </w:p>
+    <w:p>
+      <w:pPr>
+        <w:spacing w:line="336" w:lineRule="auto" w:after="180"/>
+      </w:pPr>
+      <w:r>
+        <w:rPr>
+          <w:b w:val="0"/>
+        </w:rPr>
+        <w:t>Point to the step or supplied fact that decides; explain your repair if needed.</w:t>
+      </w:r>
+    </w:p>
+    <w:p>
+      <w:pPr>
+        <w:spacing w:line="336" w:lineRule="auto" w:after="180"/>
+      </w:pPr>
+      <w:r>
+        <w:rPr>
+          <w:b w:val="0"/>
+        </w:rPr>
         <w:t>Answer on your own before discussion. If you are unsure, say which step you need help with.</w:t>
       </w:r>
     </w:p>
@@ -1408,8 +2646,62 @@
       </w:r>
     </w:p>
     <w:p>
-      <w:r>
-        <w:t>Label the three index positions. Predict all original outputs, then name the first output and stopping point after using index 3.</w:t>
+      <w:pPr>
+        <w:spacing w:line="336" w:lineRule="auto" w:after="180"/>
+      </w:pPr>
+      <w:r>
+        <w:rPr>
+          <w:b w:val="0"/>
+        </w:rPr>
+        <w:t xml:space="preserve">Label the three </w:t>
+      </w:r>
+      <w:r>
+        <w:rPr>
+          <w:b/>
+        </w:rPr>
+        <w:t>index</w:t>
+      </w:r>
+      <w:r>
+        <w:rPr>
+          <w:b w:val="0"/>
+        </w:rPr>
+        <w:t xml:space="preserve"> positions. Predict all original </w:t>
+      </w:r>
+      <w:r>
+        <w:rPr>
+          <w:b/>
+        </w:rPr>
+        <w:t>output</w:t>
+      </w:r>
+      <w:r>
+        <w:rPr>
+          <w:b w:val="0"/>
+        </w:rPr>
+        <w:t xml:space="preserve">s, then name the first </w:t>
+      </w:r>
+      <w:r>
+        <w:rPr>
+          <w:b/>
+        </w:rPr>
+        <w:t>output</w:t>
+      </w:r>
+      <w:r>
+        <w:rPr>
+          <w:b w:val="0"/>
+        </w:rPr>
+        <w:t xml:space="preserve"> and stopping point after using </w:t>
+      </w:r>
+      <w:r>
+        <w:rPr>
+          <w:b/>
+        </w:rPr>
+        <w:t>index</w:t>
+      </w:r>
+      <w:r>
+        <w:rPr>
+          <w:b w:val="0"/>
+        </w:rPr>
+        <w:t xml:space="preserve"> 3.</w:t>
       </w:r>
     </w:p>
     <w:p>
@@ -1441,7 +2733,13 @@
       </w:r>
     </w:p>
     <w:p>
-      <w:r>
+      <w:pPr>
+        <w:spacing w:line="336" w:lineRule="auto" w:after="180"/>
+      </w:pPr>
+      <w:r>
+        <w:rPr>
+          <w:b w:val="0"/>
+        </w:rPr>
         <w:t>This is supported practice. Keep the separately named independent case for an attempt before feedback.</w:t>
       </w:r>
     </w:p>
@@ -1454,6 +2752,11 @@
       </w:r>
     </w:p>
     <w:p>
+      <w:r>
+        <w:t>Investigate Lists and indexing. Record the prediction, actual observation or labelled paper trace, explanation and next test separately.</w:t>
+      </w:r>
+    </w:p>
+    <w:p>
       <w:pPr>
         <w:pStyle w:val="Heading3"/>
       </w:pPr>
@@ -1462,8 +2765,50 @@
       </w:r>
     </w:p>
     <w:p>
-      <w:r>
-        <w:t>Start with counts = [4, 7, 4]. Run counts[0] = 6. Write the resulting list, its length and the value at index 2. Predict before running.</w:t>
+      <w:pPr>
+        <w:spacing w:line="336" w:lineRule="auto" w:after="180"/>
+      </w:pPr>
+      <w:r>
+        <w:rPr>
+          <w:b w:val="0"/>
+        </w:rPr>
+        <w:t xml:space="preserve">Start with counts = [4, 7, 4]. Run counts[0] = 6. Write the resulting </w:t>
+      </w:r>
+      <w:r>
+        <w:rPr>
+          <w:b/>
+        </w:rPr>
+        <w:t>list</w:t>
+      </w:r>
+      <w:r>
+        <w:rPr>
+          <w:b w:val="0"/>
+        </w:rPr>
+        <w:t xml:space="preserve">, its </w:t>
+      </w:r>
+      <w:r>
+        <w:rPr>
+          <w:b/>
+        </w:rPr>
+        <w:t>length</w:t>
+      </w:r>
+      <w:r>
+        <w:rPr>
+          <w:b w:val="0"/>
+        </w:rPr>
+        <w:t xml:space="preserve"> and the value at </w:t>
+      </w:r>
+      <w:r>
+        <w:rPr>
+          <w:b/>
+        </w:rPr>
+        <w:t>index</w:t>
+      </w:r>
+      <w:r>
+        <w:rPr>
+          <w:b w:val="0"/>
+        </w:rPr>
+        <w:t xml:space="preserve"> 2. Predict before running.</w:t>
       </w:r>
     </w:p>
     <w:p>
@@ -1650,7 +2995,13 @@
       </w:tr>
     </w:tbl>
     <w:p>
-      <w:r>
+      <w:pPr>
+        <w:spacing w:line="336" w:lineRule="auto" w:after="180"/>
+      </w:pPr>
+      <w:r>
+        <w:rPr>
+          <w:b w:val="0"/>
+        </w:rPr>
         <w:t>On paper, trace the supplied procedure. If code is provided, predict before running it in a local practice file. Never write an expected answer as though it were an observed run.</w:t>
       </w:r>
     </w:p>
@@ -1663,7 +3014,13 @@
       </w:r>
     </w:p>
     <w:p>
-      <w:r>
+      <w:pPr>
+        <w:spacing w:line="336" w:lineRule="auto" w:after="180"/>
+      </w:pPr>
+      <w:r>
+        <w:rPr>
+          <w:b w:val="0"/>
+        </w:rPr>
         <w:t>Before trying: what do I expect, and why? While trying: which step could first go wrong? Afterwards: what did I actually observe, and what should change? Keep “not run” if you only traced the procedure.</w:t>
       </w:r>
     </w:p>
@@ -1676,6 +3033,11 @@
       </w:r>
     </w:p>
     <w:p>
+      <w:r>
+        <w:t>Move from recall to tracing, diagnosis and transfer in Lists and indexing. Explain why each step is justified.</w:t>
+      </w:r>
+    </w:p>
+    <w:p>
       <w:pPr>
         <w:pStyle w:val="Heading3"/>
       </w:pPr>
@@ -1684,18 +3046,108 @@
       </w:r>
     </w:p>
     <w:p>
-      <w:r>
-        <w:t>For counts = [4, 7, 4], give the length, valid nonnegative indices and value at index 1. Explain how the two items with value 4 differ.</w:t>
-      </w:r>
-    </w:p>
-    <w:p>
-      <w:r>
-        <w:t>A learner loops with for count in counts and tries to read counts[count] for counts = [4, 7, 4]. Identify the first attempted index and error. Explain how to print each value directly.</w:t>
-      </w:r>
-    </w:p>
-    <w:p>
-      <w:r>
-        <w:t>Compare [1, 5, 2] and [5, 1, 2]. State their totals and first items. Would storing only the total answer which first item was larger? Explain.</w:t>
+      <w:pPr>
+        <w:spacing w:line="336" w:lineRule="auto" w:after="180"/>
+      </w:pPr>
+      <w:r>
+        <w:rPr>
+          <w:b w:val="0"/>
+        </w:rPr>
+        <w:t xml:space="preserve">For counts = [4, 7, 4], give the </w:t>
+      </w:r>
+      <w:r>
+        <w:rPr>
+          <w:b/>
+        </w:rPr>
+        <w:t>length</w:t>
+      </w:r>
+      <w:r>
+        <w:rPr>
+          <w:b w:val="0"/>
+        </w:rPr>
+        <w:t xml:space="preserve">, valid nonnegative indices and value at </w:t>
+      </w:r>
+      <w:r>
+        <w:rPr>
+          <w:b/>
+        </w:rPr>
+        <w:t>index</w:t>
+      </w:r>
+      <w:r>
+        <w:rPr>
+          <w:b w:val="0"/>
+        </w:rPr>
+        <w:t xml:space="preserve"> 1. Explain how the two </w:t>
+      </w:r>
+      <w:r>
+        <w:rPr>
+          <w:b/>
+        </w:rPr>
+        <w:t>item</w:t>
+      </w:r>
+      <w:r>
+        <w:rPr>
+          <w:b w:val="0"/>
+        </w:rPr>
+        <w:t>s with value 4 differ.</w:t>
+      </w:r>
+    </w:p>
+    <w:p>
+      <w:pPr>
+        <w:spacing w:line="336" w:lineRule="auto" w:after="180"/>
+      </w:pPr>
+      <w:r>
+        <w:rPr>
+          <w:b w:val="0"/>
+        </w:rPr>
+        <w:t xml:space="preserve">A learner loops with for count in counts and tries to read counts[count] for counts = [4, 7, 4]. Identify the first attempted </w:t>
+      </w:r>
+      <w:r>
+        <w:rPr>
+          <w:b/>
+        </w:rPr>
+        <w:t>index</w:t>
+      </w:r>
+      <w:r>
+        <w:rPr>
+          <w:b w:val="0"/>
+        </w:rPr>
+        <w:t xml:space="preserve"> and error. Explain how to print each value directly.</w:t>
+      </w:r>
+    </w:p>
+    <w:p>
+      <w:pPr>
+        <w:spacing w:line="336" w:lineRule="auto" w:after="180"/>
+      </w:pPr>
+      <w:r>
+        <w:rPr>
+          <w:b w:val="0"/>
+        </w:rPr>
+        <w:t xml:space="preserve">Compare [1, 5, 2] and [5, 1, 2]. State their totals and first </w:t>
+      </w:r>
+      <w:r>
+        <w:rPr>
+          <w:b/>
+        </w:rPr>
+        <w:t>item</w:t>
+      </w:r>
+      <w:r>
+        <w:rPr>
+          <w:b w:val="0"/>
+        </w:rPr>
+        <w:t xml:space="preserve">s. Would storing only the total answer which first </w:t>
+      </w:r>
+      <w:r>
+        <w:rPr>
+          <w:b/>
+        </w:rPr>
+        <w:t>item</w:t>
+      </w:r>
+      <w:r>
+        <w:rPr>
+          <w:b w:val="0"/>
+        </w:rPr>
+        <w:t xml:space="preserve"> was larger? Explain.</w:t>
       </w:r>
     </w:p>
     <w:p>
@@ -1741,7 +3193,113 @@
     </w:p>
     <w:p>
       <w:r>
-        <w:t>Add a labelled lists and indexing evidence sheet to Python readiness portfolio. Show how you can distinguish a list index from the value stored at that position. Use the supplied fictional case and keep its inputs, intermediate steps, calculation or prediction, and limitation. Connect this record to last week’s record; a matching answer without a trace is insufficient.</w:t>
+        <w:t>Apply this week’s idea to Python readiness portfolio. Keep an annotated decision and the evidence supporting it.</w:t>
+      </w:r>
+    </w:p>
+    <w:p>
+      <w:pPr>
+        <w:spacing w:line="336" w:lineRule="auto" w:after="180"/>
+      </w:pPr>
+      <w:r>
+        <w:rPr>
+          <w:b w:val="0"/>
+        </w:rPr>
+        <w:t xml:space="preserve">Add a labelled </w:t>
+      </w:r>
+      <w:r>
+        <w:rPr>
+          <w:b/>
+        </w:rPr>
+        <w:t>list</w:t>
+      </w:r>
+      <w:r>
+        <w:rPr>
+          <w:b w:val="0"/>
+        </w:rPr>
+        <w:t xml:space="preserve">s and </w:t>
+      </w:r>
+      <w:r>
+        <w:rPr>
+          <w:b/>
+        </w:rPr>
+        <w:t>index</w:t>
+      </w:r>
+      <w:r>
+        <w:rPr>
+          <w:b w:val="0"/>
+        </w:rPr>
+        <w:t xml:space="preserve">ing </w:t>
+      </w:r>
+      <w:r>
+        <w:rPr>
+          <w:b/>
+        </w:rPr>
+        <w:t>evidence</w:t>
+      </w:r>
+      <w:r>
+        <w:rPr>
+          <w:b w:val="0"/>
+        </w:rPr>
+        <w:t xml:space="preserve"> sheet to Python readiness portfolio. Show how you can distinguish a </w:t>
+      </w:r>
+      <w:r>
+        <w:rPr>
+          <w:b/>
+        </w:rPr>
+        <w:t>list</w:t>
+      </w:r>
+      <w:r>
+        <w:rPr>
+          <w:b w:val="0"/>
+        </w:rPr>
+        <w:t xml:space="preserve"> </w:t>
+      </w:r>
+      <w:r>
+        <w:rPr>
+          <w:b/>
+        </w:rPr>
+        <w:t>index</w:t>
+      </w:r>
+      <w:r>
+        <w:rPr>
+          <w:b w:val="0"/>
+        </w:rPr>
+        <w:t xml:space="preserve"> from the value stored at that position.</w:t>
+      </w:r>
+    </w:p>
+    <w:p>
+      <w:pPr>
+        <w:spacing w:line="336" w:lineRule="auto" w:after="180"/>
+      </w:pPr>
+      <w:r>
+        <w:rPr>
+          <w:b w:val="0"/>
+        </w:rPr>
+        <w:t xml:space="preserve">Use the supplied fictional case and keep its </w:t>
+      </w:r>
+      <w:r>
+        <w:rPr>
+          <w:b/>
+        </w:rPr>
+        <w:t>input</w:t>
+      </w:r>
+      <w:r>
+        <w:rPr>
+          <w:b w:val="0"/>
+        </w:rPr>
+        <w:t xml:space="preserve">s, intermediate steps, calculation or </w:t>
+      </w:r>
+      <w:r>
+        <w:rPr>
+          <w:b/>
+        </w:rPr>
+        <w:t>prediction</w:t>
+      </w:r>
+      <w:r>
+        <w:rPr>
+          <w:b w:val="0"/>
+        </w:rPr>
+        <w:t>, and limitation. Connect this record to last week’s record; a matching answer without a trace is insufficient.</w:t>
       </w:r>
     </w:p>
     <w:tbl>
@@ -1869,8 +3427,38 @@
       </w:r>
     </w:p>
     <w:p>
-      <w:r>
-        <w:t>For Python readiness before the Responsible Plant Classifier, retain a trace of the values, the predicted outputs and the changed-case explanation. Use actual Python 3 results to check the prediction after reasoning first.</w:t>
+      <w:pPr>
+        <w:spacing w:line="336" w:lineRule="auto" w:after="180"/>
+      </w:pPr>
+      <w:r>
+        <w:rPr>
+          <w:b w:val="0"/>
+        </w:rPr>
+        <w:t xml:space="preserve">For Python readiness before the Responsible Plant Classifier, retain a trace of the values, the predicted </w:t>
+      </w:r>
+      <w:r>
+        <w:rPr>
+          <w:b/>
+        </w:rPr>
+        <w:t>output</w:t>
+      </w:r>
+      <w:r>
+        <w:rPr>
+          <w:b w:val="0"/>
+        </w:rPr>
+        <w:t xml:space="preserve">s and the changed-case explanation. Use actual Python 3 results to check the </w:t>
+      </w:r>
+      <w:r>
+        <w:rPr>
+          <w:b/>
+        </w:rPr>
+        <w:t>prediction</w:t>
+      </w:r>
+      <w:r>
+        <w:rPr>
+          <w:b w:val="0"/>
+        </w:rPr>
+        <w:t xml:space="preserve"> after reasoning first.</w:t>
       </w:r>
     </w:p>
     <w:p>
@@ -1883,7 +3471,89 @@
     </w:p>
     <w:p>
       <w:r>
-        <w:t>Before running a script, sketch positions above the stored values. Test an empty list, a one-item list and a list with repeated values. These cases reveal different mistakes. A total alone loses order: [4, 7, 4] and [7, 4, 4] both total 15 even though their first items differ. Data checks should retain the detail needed for the question.</w:t>
+        <w:t>Use a genuinely new case for independent evidence. Previously discussed examples remain practice; use the separately named independent case before feedback.</w:t>
+      </w:r>
+    </w:p>
+    <w:p>
+      <w:pPr>
+        <w:spacing w:line="336" w:lineRule="auto" w:after="180"/>
+      </w:pPr>
+      <w:r>
+        <w:rPr>
+          <w:b w:val="0"/>
+        </w:rPr>
+        <w:t xml:space="preserve">Before running a script, sketch positions above the stored values. Test an empty </w:t>
+      </w:r>
+      <w:r>
+        <w:rPr>
+          <w:b/>
+        </w:rPr>
+        <w:t>list</w:t>
+      </w:r>
+      <w:r>
+        <w:rPr>
+          <w:b w:val="0"/>
+        </w:rPr>
+        <w:t>, a one-</w:t>
+      </w:r>
+      <w:r>
+        <w:rPr>
+          <w:b/>
+        </w:rPr>
+        <w:t>item</w:t>
+      </w:r>
+      <w:r>
+        <w:rPr>
+          <w:b w:val="0"/>
+        </w:rPr>
+        <w:t xml:space="preserve"> </w:t>
+      </w:r>
+      <w:r>
+        <w:rPr>
+          <w:b/>
+        </w:rPr>
+        <w:t>list</w:t>
+      </w:r>
+      <w:r>
+        <w:rPr>
+          <w:b w:val="0"/>
+        </w:rPr>
+        <w:t xml:space="preserve"> and a </w:t>
+      </w:r>
+      <w:r>
+        <w:rPr>
+          <w:b/>
+        </w:rPr>
+        <w:t>list</w:t>
+      </w:r>
+      <w:r>
+        <w:rPr>
+          <w:b w:val="0"/>
+        </w:rPr>
+        <w:t xml:space="preserve"> with repeated values. These cases reveal different mistakes.</w:t>
+      </w:r>
+    </w:p>
+    <w:p>
+      <w:pPr>
+        <w:spacing w:line="336" w:lineRule="auto" w:after="180"/>
+      </w:pPr>
+      <w:r>
+        <w:rPr>
+          <w:b w:val="0"/>
+        </w:rPr>
+        <w:t xml:space="preserve">A total alone loses order: [4, 7, 4] and [7, 4, 4] both total 15 even though their first </w:t>
+      </w:r>
+      <w:r>
+        <w:rPr>
+          <w:b/>
+        </w:rPr>
+        <w:t>item</w:t>
+      </w:r>
+      <w:r>
+        <w:rPr>
+          <w:b w:val="0"/>
+        </w:rPr>
+        <w:t>s differ. Data checks should retain the detail needed for the question.</w:t>
       </w:r>
     </w:p>
     <w:p>
@@ -1920,8 +3590,38 @@
       </w:r>
     </w:p>
     <w:p>
-      <w:r>
-        <w:t>Compare [1, 5, 2] and [5, 1, 2]. State their totals and first items. Would storing only the total answer which first item was larger? Explain.</w:t>
+      <w:pPr>
+        <w:spacing w:line="336" w:lineRule="auto" w:after="180"/>
+      </w:pPr>
+      <w:r>
+        <w:rPr>
+          <w:b w:val="0"/>
+        </w:rPr>
+        <w:t xml:space="preserve">Compare [1, 5, 2] and [5, 1, 2]. State their totals and first </w:t>
+      </w:r>
+      <w:r>
+        <w:rPr>
+          <w:b/>
+        </w:rPr>
+        <w:t>item</w:t>
+      </w:r>
+      <w:r>
+        <w:rPr>
+          <w:b w:val="0"/>
+        </w:rPr>
+        <w:t xml:space="preserve">s. Would storing only the total answer which first </w:t>
+      </w:r>
+      <w:r>
+        <w:rPr>
+          <w:b/>
+        </w:rPr>
+        <w:t>item</w:t>
+      </w:r>
+      <w:r>
+        <w:rPr>
+          <w:b w:val="0"/>
+        </w:rPr>
+        <w:t xml:space="preserve"> was larger? Explain.</w:t>
       </w:r>
     </w:p>
     <w:p>
@@ -1958,6 +3658,11 @@
       </w:pPr>
       <w:r>
         <w:t>13. Study a complete case</w:t>
+      </w:r>
+    </w:p>
+    <w:p>
+      <w:r>
+        <w:t>Revisit the complete Lists and indexing case for supported practice. Repeated examples do not become fresh assessments.</w:t>
       </w:r>
     </w:p>
     <w:p>
@@ -2125,8 +3830,26 @@
       </w:r>
     </w:p>
     <w:p>
-      <w:r>
-        <w:t>Follow the input through the stated procedure to its result. Cover the result first, predict it, then explain every intermediate step. The text/table accompanies the figure so the example can be read without colour.</w:t>
+      <w:pPr>
+        <w:spacing w:line="336" w:lineRule="auto" w:after="180"/>
+      </w:pPr>
+      <w:r>
+        <w:rPr>
+          <w:b w:val="0"/>
+        </w:rPr>
+        <w:t xml:space="preserve">Follow the </w:t>
+      </w:r>
+      <w:r>
+        <w:rPr>
+          <w:b/>
+        </w:rPr>
+        <w:t>input</w:t>
+      </w:r>
+      <w:r>
+        <w:rPr>
+          <w:b w:val="0"/>
+        </w:rPr>
+        <w:t xml:space="preserve"> through the stated procedure to its result. Cover the result first, predict it, then explain every intermediate step. The text/table accompanies the figure so the example can be read without colour.</w:t>
       </w:r>
     </w:p>
     <w:p>
@@ -2176,6 +3899,11 @@
       </w:r>
     </w:p>
     <w:p>
+      <w:r>
+        <w:t>Attempt the reserved new case before feedback. Record support; the earlier examples below remain additional practice.</w:t>
+      </w:r>
+    </w:p>
+    <w:p>
       <w:pPr>
         <w:pStyle w:val="Heading3"/>
       </w:pPr>
@@ -2184,8 +3912,39 @@
       </w:r>
     </w:p>
     <w:p>
-      <w:r>
-        <w:t>Predict the three outputs. If the second print uses values[3] instead, where does execution stop and which later output is not produced?</w:t>
+      <w:pPr>
+        <w:spacing w:line="336" w:lineRule="auto" w:after="180"/>
+        <w:shd w:fill="F5F1FB"/>
+      </w:pPr>
+      <w:r>
+        <w:rPr>
+          <w:b w:val="0"/>
+        </w:rPr>
+        <w:t xml:space="preserve">Predict the three </w:t>
+      </w:r>
+      <w:r>
+        <w:rPr>
+          <w:b/>
+        </w:rPr>
+        <w:t>output</w:t>
+      </w:r>
+      <w:r>
+        <w:rPr>
+          <w:b w:val="0"/>
+        </w:rPr>
+        <w:t xml:space="preserve">s. If the second print uses values[3] instead, where does execution stop and which later </w:t>
+      </w:r>
+      <w:r>
+        <w:rPr>
+          <w:b/>
+        </w:rPr>
+        <w:t>output</w:t>
+      </w:r>
+      <w:r>
+        <w:rPr>
+          <w:b w:val="0"/>
+        </w:rPr>
+        <w:t xml:space="preserve"> is not produced?</w:t>
       </w:r>
     </w:p>
     <w:p>
@@ -2248,7 +4007,13 @@
       </w:r>
     </w:p>
     <w:p>
-      <w:r>
+      <w:pPr>
+        <w:spacing w:line="336" w:lineRule="auto" w:after="180"/>
+      </w:pPr>
+      <w:r>
+        <w:rPr>
+          <w:b w:val="0"/>
+        </w:rPr>
         <w:t>Attempt this case before feedback. Record any help. Earlier examples below are further practice; a case already practised with feedback cannot establish fresh transfer.</w:t>
       </w:r>
     </w:p>
@@ -2261,8 +4026,49 @@
       </w:r>
     </w:p>
     <w:p>
-      <w:r>
-        <w:t>Start with readings = [3, 0, 3, 2]. Replace the second item with 5 using its index. Write a loop that adds all updated readings and prints one final total. Trace every update of the total. Then test the summing part alone on [] and [6].</w:t>
+      <w:pPr>
+        <w:spacing w:line="336" w:lineRule="auto" w:after="180"/>
+      </w:pPr>
+      <w:r>
+        <w:rPr>
+          <w:b w:val="0"/>
+        </w:rPr>
+        <w:t xml:space="preserve">Start with readings = [3, 0, 3, 2]. Replace the second </w:t>
+      </w:r>
+      <w:r>
+        <w:rPr>
+          <w:b/>
+        </w:rPr>
+        <w:t>item</w:t>
+      </w:r>
+      <w:r>
+        <w:rPr>
+          <w:b w:val="0"/>
+        </w:rPr>
+        <w:t xml:space="preserve"> with 5 using its </w:t>
+      </w:r>
+      <w:r>
+        <w:rPr>
+          <w:b/>
+        </w:rPr>
+        <w:t>index</w:t>
+      </w:r>
+      <w:r>
+        <w:rPr>
+          <w:b w:val="0"/>
+        </w:rPr>
+        <w:t>. Write a loop that adds all updated readings and prints one final total. Trace every update of the total.</w:t>
+      </w:r>
+    </w:p>
+    <w:p>
+      <w:pPr>
+        <w:spacing w:line="336" w:lineRule="auto" w:after="180"/>
+      </w:pPr>
+      <w:r>
+        <w:rPr>
+          <w:b w:val="0"/>
+        </w:rPr>
+        <w:t>Then test the summing part alone on [] and [6].</w:t>
       </w:r>
     </w:p>
     <w:p>
@@ -2314,7 +4120,13 @@
       </w:r>
     </w:p>
     <w:p>
-      <w:r>
+      <w:pPr>
+        <w:spacing w:line="336" w:lineRule="auto" w:after="180"/>
+      </w:pPr>
+      <w:r>
+        <w:rPr>
+          <w:b w:val="0"/>
+        </w:rPr>
         <w:t>Record support used: none, hint or teacher explanation. After feedback, a different case is needed to demonstrate independence.</w:t>
       </w:r>
     </w:p>
@@ -2327,8 +4139,25 @@
       </w:r>
     </w:p>
     <w:p>
-      <w:r>
-        <w:t>Attempt the independent case before hints. Record whether you worked alone, used a hint or followed a model. After feedback, fix the first unsupported step and explain why it changed. A later check uses a changed case, not a copied answer.</w:t>
+      <w:pPr>
+        <w:spacing w:line="336" w:lineRule="auto" w:after="180"/>
+      </w:pPr>
+      <w:r>
+        <w:rPr>
+          <w:b w:val="0"/>
+        </w:rPr>
+        <w:t>Attempt the independent case before hints. Record whether you worked alone, used a hint or followed a model. After feedback, fix the first unsupported step and explain why it changed.</w:t>
+      </w:r>
+    </w:p>
+    <w:p>
+      <w:pPr>
+        <w:spacing w:line="336" w:lineRule="auto" w:after="180"/>
+      </w:pPr>
+      <w:r>
+        <w:rPr>
+          <w:b w:val="0"/>
+        </w:rPr>
+        <w:t>A later check uses a changed case, not a copied answer.</w:t>
       </w:r>
     </w:p>
     <w:p>
@@ -2341,7 +4170,42 @@
     </w:p>
     <w:p>
       <w:r>
-        <w:t>Start with this question: Indexes are positions, not values. A list of shelf counts is read by position.</w:t>
+        <w:t>Use this map to navigate Lists and indexing, connect the goals to tasks and keep one evidence record for each attempt.</w:t>
+      </w:r>
+    </w:p>
+    <w:p>
+      <w:pPr>
+        <w:spacing w:line="336" w:lineRule="auto" w:after="180"/>
+      </w:pPr>
+      <w:r>
+        <w:rPr>
+          <w:b w:val="0"/>
+        </w:rPr>
+        <w:t xml:space="preserve">Start with this question: </w:t>
+      </w:r>
+      <w:r>
+        <w:rPr>
+          <w:b/>
+        </w:rPr>
+        <w:t>Index</w:t>
+      </w:r>
+      <w:r>
+        <w:rPr>
+          <w:b w:val="0"/>
+        </w:rPr>
+        <w:t xml:space="preserve">es are positions, not values. A </w:t>
+      </w:r>
+      <w:r>
+        <w:rPr>
+          <w:b/>
+        </w:rPr>
+        <w:t>list</w:t>
+      </w:r>
+      <w:r>
+        <w:rPr>
+          <w:b w:val="0"/>
+        </w:rPr>
+        <w:t xml:space="preserve"> of shelf counts is read by position.</w:t>
       </w:r>
     </w:p>
     <w:tbl>
@@ -2447,13 +4311,61 @@
       </w:tr>
     </w:tbl>
     <w:p>
-      <w:r>
-        <w:t>Remember → watch and explain → try with help → investigate → try independently → keep project evidence. Your teacher may spread this lesson across several classes.</w:t>
-      </w:r>
-    </w:p>
-    <w:p>
-      <w:r>
-        <w:t>Keep your first prediction. Compare it with what the evidence shows and explain any change.</w:t>
+      <w:pPr>
+        <w:spacing w:line="336" w:lineRule="auto" w:after="180"/>
+      </w:pPr>
+      <w:r>
+        <w:rPr>
+          <w:b w:val="0"/>
+        </w:rPr>
+        <w:t xml:space="preserve">Remember → watch and explain → try with help → investigate → try independently → keep project </w:t>
+      </w:r>
+      <w:r>
+        <w:rPr>
+          <w:b/>
+        </w:rPr>
+        <w:t>evidence</w:t>
+      </w:r>
+      <w:r>
+        <w:rPr>
+          <w:b w:val="0"/>
+        </w:rPr>
+        <w:t>. Your teacher may spread this lesson across several classes.</w:t>
+      </w:r>
+    </w:p>
+    <w:p>
+      <w:pPr>
+        <w:spacing w:line="336" w:lineRule="auto" w:after="180"/>
+      </w:pPr>
+      <w:r>
+        <w:rPr>
+          <w:b w:val="0"/>
+        </w:rPr>
+        <w:t xml:space="preserve">Keep your first </w:t>
+      </w:r>
+      <w:r>
+        <w:rPr>
+          <w:b/>
+        </w:rPr>
+        <w:t>prediction</w:t>
+      </w:r>
+      <w:r>
+        <w:rPr>
+          <w:b w:val="0"/>
+        </w:rPr>
+        <w:t xml:space="preserve">. Compare it with what the </w:t>
+      </w:r>
+      <w:r>
+        <w:rPr>
+          <w:b/>
+        </w:rPr>
+        <w:t>evidence</w:t>
+      </w:r>
+      <w:r>
+        <w:rPr>
+          <w:b w:val="0"/>
+        </w:rPr>
+        <w:t xml:space="preserve"> shows and explain any change.</w:t>
       </w:r>
     </w:p>
     <w:p>
@@ -2466,7 +4378,42 @@
     </w:p>
     <w:p>
       <w:r>
-        <w:t>Close your notes. Explain this goal in your own words: Distinguish a list index from the value stored at that position</w:t>
+        <w:t>Explain Lists and indexing without notes, identify a remaining question and plan a later check with a changed case.</w:t>
+      </w:r>
+    </w:p>
+    <w:p>
+      <w:pPr>
+        <w:spacing w:line="336" w:lineRule="auto" w:after="180"/>
+      </w:pPr>
+      <w:r>
+        <w:rPr>
+          <w:b w:val="0"/>
+        </w:rPr>
+        <w:t xml:space="preserve">Close your notes. Explain this goal in your own words: Distinguish a </w:t>
+      </w:r>
+      <w:r>
+        <w:rPr>
+          <w:b/>
+        </w:rPr>
+        <w:t>list</w:t>
+      </w:r>
+      <w:r>
+        <w:rPr>
+          <w:b w:val="0"/>
+        </w:rPr>
+        <w:t xml:space="preserve"> </w:t>
+      </w:r>
+      <w:r>
+        <w:rPr>
+          <w:b/>
+        </w:rPr>
+        <w:t>index</w:t>
+      </w:r>
+      <w:r>
+        <w:rPr>
+          <w:b w:val="0"/>
+        </w:rPr>
+        <w:t xml:space="preserve"> from the value stored at that position</w:t>
       </w:r>
     </w:p>
     <w:p>
@@ -2503,13 +4450,61 @@
       </w:r>
     </w:p>
     <w:p>
-      <w:r>
-        <w:t>If you are unsure, return to the worked picture and explain one arrow. If you are ready, change an input or assumption and justify your prediction.</w:t>
-      </w:r>
-    </w:p>
-    <w:p>
-      <w:r>
-        <w:t>Save your workbook evidence. At the next review, try a different case before opening your old answer.</w:t>
+      <w:pPr>
+        <w:spacing w:line="336" w:lineRule="auto" w:after="180"/>
+      </w:pPr>
+      <w:r>
+        <w:rPr>
+          <w:b w:val="0"/>
+        </w:rPr>
+        <w:t xml:space="preserve">If you are unsure, return to the worked picture and explain one arrow. If you are ready, change an </w:t>
+      </w:r>
+      <w:r>
+        <w:rPr>
+          <w:b/>
+        </w:rPr>
+        <w:t>input</w:t>
+      </w:r>
+      <w:r>
+        <w:rPr>
+          <w:b w:val="0"/>
+        </w:rPr>
+        <w:t xml:space="preserve"> or assumption and justify your </w:t>
+      </w:r>
+      <w:r>
+        <w:rPr>
+          <w:b/>
+        </w:rPr>
+        <w:t>prediction</w:t>
+      </w:r>
+      <w:r>
+        <w:rPr>
+          <w:b w:val="0"/>
+        </w:rPr>
+        <w:t>.</w:t>
+      </w:r>
+    </w:p>
+    <w:p>
+      <w:pPr>
+        <w:spacing w:line="336" w:lineRule="auto" w:after="180"/>
+      </w:pPr>
+      <w:r>
+        <w:rPr>
+          <w:b w:val="0"/>
+        </w:rPr>
+        <w:t xml:space="preserve">Save your workbook </w:t>
+      </w:r>
+      <w:r>
+        <w:rPr>
+          <w:b/>
+        </w:rPr>
+        <w:t>evidence</w:t>
+      </w:r>
+      <w:r>
+        <w:rPr>
+          <w:b w:val="0"/>
+        </w:rPr>
+        <w:t>. At the next review, try a different case before opening your old answer.</w:t>
       </w:r>
     </w:p>
     <w:p>
@@ -2522,12 +4517,47 @@
     </w:p>
     <w:p>
       <w:r>
+        <w:t>Attempt supported questions before using hints or feedback. Review a missing building block, then keep the completed work.</w:t>
+      </w:r>
+    </w:p>
+    <w:p>
+      <w:pPr>
+        <w:spacing w:line="336" w:lineRule="auto" w:after="180"/>
+      </w:pPr>
+      <w:r>
+        <w:rPr>
+          <w:b w:val="0"/>
+        </w:rPr>
         <w:t>Use this supported practice once, in the browser or on paper. Keep the reserved independent assessment for a separate first attempt before teacher feedback.</w:t>
       </w:r>
     </w:p>
     <w:p>
-      <w:r>
-        <w:t>Indexes are positions, not values. A list of shelf counts is read by position.</w:t>
+      <w:pPr>
+        <w:spacing w:line="336" w:lineRule="auto" w:after="180"/>
+      </w:pPr>
+      <w:r>
+        <w:rPr>
+          <w:b/>
+        </w:rPr>
+        <w:t>Index</w:t>
+      </w:r>
+      <w:r>
+        <w:rPr>
+          <w:b w:val="0"/>
+        </w:rPr>
+        <w:t xml:space="preserve">es are positions, not values. A </w:t>
+      </w:r>
+      <w:r>
+        <w:rPr>
+          <w:b/>
+        </w:rPr>
+        <w:t>list</w:t>
+      </w:r>
+      <w:r>
+        <w:rPr>
+          <w:b w:val="0"/>
+        </w:rPr>
+        <w:t xml:space="preserve"> of shelf counts is read by position.</w:t>
       </w:r>
     </w:p>
     <w:p>
@@ -2539,22 +4569,97 @@
       </w:r>
     </w:p>
     <w:p>
-      <w:r>
-        <w:t>Which labelled step matches this detail? Length is 3, but index 3 is beyond the final valid positive index 2.</w:t>
-      </w:r>
-    </w:p>
-    <w:p>
-      <w:r>
+      <w:pPr>
+        <w:spacing w:line="336" w:lineRule="auto" w:after="180"/>
+      </w:pPr>
+      <w:r>
+        <w:rPr>
+          <w:b w:val="0"/>
+        </w:rPr>
+        <w:t xml:space="preserve">Which labelled step matches this detail? </w:t>
+      </w:r>
+      <w:r>
+        <w:rPr>
+          <w:b/>
+        </w:rPr>
+        <w:t>Length</w:t>
+      </w:r>
+      <w:r>
+        <w:rPr>
+          <w:b w:val="0"/>
+        </w:rPr>
+        <w:t xml:space="preserve"> is 3, but </w:t>
+      </w:r>
+      <w:r>
+        <w:rPr>
+          <w:b/>
+        </w:rPr>
+        <w:t>index</w:t>
+      </w:r>
+      <w:r>
+        <w:rPr>
+          <w:b w:val="0"/>
+        </w:rPr>
+        <w:t xml:space="preserve"> 3 is beyond the final valid positive </w:t>
+      </w:r>
+      <w:r>
+        <w:rPr>
+          <w:b/>
+        </w:rPr>
+        <w:t>index</w:t>
+      </w:r>
+      <w:r>
+        <w:rPr>
+          <w:b w:val="0"/>
+        </w:rPr>
+        <w:t xml:space="preserve"> 2.</w:t>
+      </w:r>
+    </w:p>
+    <w:p>
+      <w:pPr>
+        <w:spacing w:line="336" w:lineRule="auto" w:after="180"/>
+        <w:shd w:fill="F4F9FC"/>
+      </w:pPr>
+      <w:r>
+        <w:rPr>
+          <w:b w:val="0"/>
+        </w:rPr>
         <w:t>1. Read two positions</w:t>
       </w:r>
     </w:p>
     <w:p>
-      <w:r>
-        <w:t>2. Check length boundary</w:t>
-      </w:r>
-    </w:p>
-    <w:p>
-      <w:r>
+      <w:pPr>
+        <w:spacing w:line="336" w:lineRule="auto" w:after="180"/>
+        <w:shd w:fill="F4F9FC"/>
+      </w:pPr>
+      <w:r>
+        <w:rPr>
+          <w:b w:val="0"/>
+        </w:rPr>
+        <w:t xml:space="preserve">2. Check </w:t>
+      </w:r>
+      <w:r>
+        <w:rPr>
+          <w:b/>
+        </w:rPr>
+        <w:t>length</w:t>
+      </w:r>
+      <w:r>
+        <w:rPr>
+          <w:b w:val="0"/>
+        </w:rPr>
+        <w:t xml:space="preserve"> boundary</w:t>
+      </w:r>
+    </w:p>
+    <w:p>
+      <w:pPr>
+        <w:spacing w:line="336" w:lineRule="auto" w:after="180"/>
+        <w:shd w:fill="F4F9FC"/>
+      </w:pPr>
+      <w:r>
+        <w:rPr>
+          <w:b w:val="0"/>
+        </w:rPr>
         <w:t>3. Draw positions</w:t>
       </w:r>
     </w:p>
@@ -2592,41 +4697,275 @@
       </w:r>
     </w:p>
     <w:p>
-      <w:r>
+      <w:pPr>
+        <w:pStyle w:val="Heading3"/>
+      </w:pPr>
+      <w:r>
+        <w:t>Hint · try first</w:t>
+      </w:r>
+    </w:p>
+    <w:p>
+      <w:pPr>
+        <w:spacing w:line="336" w:lineRule="auto" w:after="180"/>
+        <w:shd w:fill="F1F6F8"/>
+      </w:pPr>
+      <w:r>
+        <w:rPr>
+          <w:b w:val="0"/>
+        </w:rPr>
         <w:t>Hint if needed: Read the steps in the pictorial case. Match the supplied detail to the stage that performs or records it.</w:t>
       </w:r>
     </w:p>
     <w:p>
-      <w:r>
-        <w:t>After your attempt, compare with the supported explanation: Check length boundary Length is 3, but index 3 is beyond the final valid positive index 2. List positions begin at zero. A negative index counts from the end; the list length counts entries and is not itself a valid positive index for the final entry.</w:t>
-      </w:r>
-    </w:p>
-    <w:p>
       <w:pPr>
         <w:pStyle w:val="Heading3"/>
       </w:pPr>
       <w:r>
+        <w:t>Feedback · compare after trying</w:t>
+      </w:r>
+    </w:p>
+    <w:p>
+      <w:pPr>
+        <w:spacing w:line="336" w:lineRule="auto" w:after="180"/>
+        <w:shd w:fill="F1F6FC"/>
+      </w:pPr>
+      <w:r>
+        <w:rPr>
+          <w:b w:val="0"/>
+        </w:rPr>
+        <w:t xml:space="preserve">After your attempt, compare with the supported explanation: Check </w:t>
+      </w:r>
+      <w:r>
+        <w:rPr>
+          <w:b/>
+        </w:rPr>
+        <w:t>length</w:t>
+      </w:r>
+      <w:r>
+        <w:rPr>
+          <w:b w:val="0"/>
+        </w:rPr>
+        <w:t xml:space="preserve"> boundary </w:t>
+      </w:r>
+      <w:r>
+        <w:rPr>
+          <w:b/>
+        </w:rPr>
+        <w:t>Length</w:t>
+      </w:r>
+      <w:r>
+        <w:rPr>
+          <w:b w:val="0"/>
+        </w:rPr>
+        <w:t xml:space="preserve"> is 3, but </w:t>
+      </w:r>
+      <w:r>
+        <w:rPr>
+          <w:b/>
+        </w:rPr>
+        <w:t>index</w:t>
+      </w:r>
+      <w:r>
+        <w:rPr>
+          <w:b w:val="0"/>
+        </w:rPr>
+        <w:t xml:space="preserve"> 3 is beyond the final valid positive </w:t>
+      </w:r>
+      <w:r>
+        <w:rPr>
+          <w:b/>
+        </w:rPr>
+        <w:t>index</w:t>
+      </w:r>
+      <w:r>
+        <w:rPr>
+          <w:b w:val="0"/>
+        </w:rPr>
+        <w:t xml:space="preserve"> 2. </w:t>
+      </w:r>
+      <w:r>
+        <w:rPr>
+          <w:b/>
+        </w:rPr>
+        <w:t>List</w:t>
+      </w:r>
+      <w:r>
+        <w:rPr>
+          <w:b w:val="0"/>
+        </w:rPr>
+        <w:t xml:space="preserve"> positions begin at zero.</w:t>
+      </w:r>
+    </w:p>
+    <w:p>
+      <w:pPr>
+        <w:spacing w:line="336" w:lineRule="auto" w:after="180"/>
+        <w:shd w:fill="F1F6FC"/>
+      </w:pPr>
+      <w:r>
+        <w:rPr>
+          <w:b w:val="0"/>
+        </w:rPr>
+        <w:t xml:space="preserve">A negative </w:t>
+      </w:r>
+      <w:r>
+        <w:rPr>
+          <w:b/>
+        </w:rPr>
+        <w:t>index</w:t>
+      </w:r>
+      <w:r>
+        <w:rPr>
+          <w:b w:val="0"/>
+        </w:rPr>
+        <w:t xml:space="preserve"> counts from the end; the </w:t>
+      </w:r>
+      <w:r>
+        <w:rPr>
+          <w:b/>
+        </w:rPr>
+        <w:t>list</w:t>
+      </w:r>
+      <w:r>
+        <w:rPr>
+          <w:b w:val="0"/>
+        </w:rPr>
+        <w:t xml:space="preserve"> </w:t>
+      </w:r>
+      <w:r>
+        <w:rPr>
+          <w:b/>
+        </w:rPr>
+        <w:t>length</w:t>
+      </w:r>
+      <w:r>
+        <w:rPr>
+          <w:b w:val="0"/>
+        </w:rPr>
+        <w:t xml:space="preserve"> counts entries and is not itself a valid positive </w:t>
+      </w:r>
+      <w:r>
+        <w:rPr>
+          <w:b/>
+        </w:rPr>
+        <w:t>index</w:t>
+      </w:r>
+      <w:r>
+        <w:rPr>
+          <w:b w:val="0"/>
+        </w:rPr>
+        <w:t xml:space="preserve"> for the final entry.</w:t>
+      </w:r>
+    </w:p>
+    <w:p>
+      <w:pPr>
+        <w:pStyle w:val="Heading3"/>
+      </w:pPr>
+      <w:r>
         <w:t>Practice 2: explain the deciding evidence</w:t>
       </w:r>
     </w:p>
     <w:p>
-      <w:r>
+      <w:pPr>
+        <w:pStyle w:val="Heading3"/>
+      </w:pPr>
+      <w:r>
+        <w:t>Changed case · predict first</w:t>
+      </w:r>
+    </w:p>
+    <w:p>
+      <w:pPr>
+        <w:spacing w:line="336" w:lineRule="auto" w:after="180"/>
+        <w:shd w:fill="F5F1FB"/>
+      </w:pPr>
+      <w:r>
+        <w:rPr>
+          <w:b w:val="0"/>
+        </w:rPr>
         <w:t>Changed-case practice: Replace the second print with print(counts[3]). Which conclusion is supported by the supplied facts?</w:t>
       </w:r>
     </w:p>
     <w:p>
-      <w:r>
-        <w:t>1. The first print shows 6, then IndexError stops the script before the length print.</w:t>
-      </w:r>
-    </w:p>
-    <w:p>
-      <w:r>
-        <w:t>2. We can decide the result without examining the changed input or the procedure.</w:t>
-      </w:r>
-    </w:p>
-    <w:p>
-      <w:r>
-        <w:t>3. This one example guarantees correct results for every future input.</w:t>
+      <w:pPr>
+        <w:spacing w:line="336" w:lineRule="auto" w:after="180"/>
+        <w:shd w:fill="F4F9FC"/>
+      </w:pPr>
+      <w:r>
+        <w:rPr>
+          <w:b w:val="0"/>
+        </w:rPr>
+        <w:t xml:space="preserve">1. The first print shows 6, then </w:t>
+      </w:r>
+      <w:r>
+        <w:rPr>
+          <w:b/>
+        </w:rPr>
+        <w:t>IndexError</w:t>
+      </w:r>
+      <w:r>
+        <w:rPr>
+          <w:b w:val="0"/>
+        </w:rPr>
+        <w:t xml:space="preserve"> stops the script before the </w:t>
+      </w:r>
+      <w:r>
+        <w:rPr>
+          <w:b/>
+        </w:rPr>
+        <w:t>length</w:t>
+      </w:r>
+      <w:r>
+        <w:rPr>
+          <w:b w:val="0"/>
+        </w:rPr>
+        <w:t xml:space="preserve"> print.</w:t>
+      </w:r>
+    </w:p>
+    <w:p>
+      <w:pPr>
+        <w:spacing w:line="336" w:lineRule="auto" w:after="180"/>
+        <w:shd w:fill="F4F9FC"/>
+      </w:pPr>
+      <w:r>
+        <w:rPr>
+          <w:b w:val="0"/>
+        </w:rPr>
+        <w:t xml:space="preserve">2. We can decide the result without examining the changed </w:t>
+      </w:r>
+      <w:r>
+        <w:rPr>
+          <w:b/>
+        </w:rPr>
+        <w:t>input</w:t>
+      </w:r>
+      <w:r>
+        <w:rPr>
+          <w:b w:val="0"/>
+        </w:rPr>
+        <w:t xml:space="preserve"> or the procedure.</w:t>
+      </w:r>
+    </w:p>
+    <w:p>
+      <w:pPr>
+        <w:spacing w:line="336" w:lineRule="auto" w:after="180"/>
+        <w:shd w:fill="F4F9FC"/>
+      </w:pPr>
+      <w:r>
+        <w:rPr>
+          <w:b w:val="0"/>
+        </w:rPr>
+        <w:t xml:space="preserve">3. This one example guarantees correct results for every future </w:t>
+      </w:r>
+      <w:r>
+        <w:rPr>
+          <w:b/>
+        </w:rPr>
+        <w:t>input</w:t>
+      </w:r>
+      <w:r>
+        <w:rPr>
+          <w:b w:val="0"/>
+        </w:rPr>
+        <w:t>.</w:t>
       </w:r>
     </w:p>
     <w:p>
@@ -2663,36 +5002,153 @@
       </w:r>
     </w:p>
     <w:p>
-      <w:r>
+      <w:pPr>
+        <w:pStyle w:val="Heading3"/>
+      </w:pPr>
+      <w:r>
+        <w:t>Hint · try first</w:t>
+      </w:r>
+    </w:p>
+    <w:p>
+      <w:pPr>
+        <w:spacing w:line="336" w:lineRule="auto" w:after="180"/>
+        <w:shd w:fill="F1F6F8"/>
+      </w:pPr>
+      <w:r>
+        <w:rPr>
+          <w:b w:val="0"/>
+        </w:rPr>
         <w:t>Hint if needed: Use the changed condition and the deciding step in the pictorial trace. The answer must say what follows from those facts.</w:t>
       </w:r>
     </w:p>
     <w:p>
-      <w:r>
-        <w:t>After your attempt, compare with the supported explanation: The first print shows 6, then IndexError stops the script before the length print. The attempted position does not exist.</w:t>
-      </w:r>
-    </w:p>
-    <w:p>
       <w:pPr>
         <w:pStyle w:val="Heading3"/>
       </w:pPr>
       <w:r>
+        <w:t>Feedback · compare after trying</w:t>
+      </w:r>
+    </w:p>
+    <w:p>
+      <w:pPr>
+        <w:spacing w:line="336" w:lineRule="auto" w:after="180"/>
+        <w:shd w:fill="F1F6FC"/>
+      </w:pPr>
+      <w:r>
+        <w:rPr>
+          <w:b w:val="0"/>
+        </w:rPr>
+        <w:t xml:space="preserve">After your attempt, compare with the supported explanation: The first print shows 6, then </w:t>
+      </w:r>
+      <w:r>
+        <w:rPr>
+          <w:b/>
+        </w:rPr>
+        <w:t>IndexError</w:t>
+      </w:r>
+      <w:r>
+        <w:rPr>
+          <w:b w:val="0"/>
+        </w:rPr>
+        <w:t xml:space="preserve"> stops the script before the </w:t>
+      </w:r>
+      <w:r>
+        <w:rPr>
+          <w:b/>
+        </w:rPr>
+        <w:t>length</w:t>
+      </w:r>
+      <w:r>
+        <w:rPr>
+          <w:b w:val="0"/>
+        </w:rPr>
+        <w:t xml:space="preserve"> print. The attempted position does not exist.</w:t>
+      </w:r>
+    </w:p>
+    <w:p>
+      <w:pPr>
+        <w:pStyle w:val="Heading3"/>
+      </w:pPr>
+      <w:r>
         <w:t>Repair a missing building block</w:t>
       </w:r>
     </w:p>
     <w:p>
-      <w:r>
-        <w:t>Review Loops and trace tables (python-bridge/6). Goal: Trace variable values before and after each loop iteration. Short practice: List the four visited values and their running totals. Explain why 5 is absent and what prints for range(1,1).. Return to this week and explain what you changed.</w:t>
-      </w:r>
-    </w:p>
-    <w:p>
-      <w:r>
-        <w:t>Review Boolean conditions (python-bridge/4). Goal: Translate stated requirements into comparisons. Short practice: Give both comparison results for ages 11, 15 and 16. Which comparison rejects each outside value, and why does and matter?. Return to this week and explain what you changed.</w:t>
-      </w:r>
-    </w:p>
-    <w:p>
-      <w:r>
-        <w:t>Review From a paper algorithm to Python (python-bridge/1). Goal: Translate a short paper calculation into a Python script. Short practice: Match each paper quantity to its Python name. Why does the spare count get added once, and what prints when spare is five?. Return to this week and explain what you changed.</w:t>
+      <w:pPr>
+        <w:spacing w:line="336" w:lineRule="auto" w:after="180"/>
+      </w:pPr>
+      <w:r>
+        <w:rPr>
+          <w:b w:val="0"/>
+        </w:rPr>
+        <w:t xml:space="preserve">Review Loops and trace tables (python-bridge/6). Goal: Trace variable values before and after each loop iteration. Short practice: </w:t>
+      </w:r>
+      <w:r>
+        <w:rPr>
+          <w:b/>
+        </w:rPr>
+        <w:t>List</w:t>
+      </w:r>
+      <w:r>
+        <w:rPr>
+          <w:b w:val="0"/>
+        </w:rPr>
+        <w:t xml:space="preserve"> the four visited values and their running totals.</w:t>
+      </w:r>
+    </w:p>
+    <w:p>
+      <w:pPr>
+        <w:spacing w:line="336" w:lineRule="auto" w:after="180"/>
+      </w:pPr>
+      <w:r>
+        <w:rPr>
+          <w:b w:val="0"/>
+        </w:rPr>
+        <w:t>Explain why 5 is absent and what prints for range(1,1).. Return to this week and explain what you changed.</w:t>
+      </w:r>
+    </w:p>
+    <w:p>
+      <w:pPr>
+        <w:spacing w:line="336" w:lineRule="auto" w:after="180"/>
+      </w:pPr>
+      <w:r>
+        <w:rPr>
+          <w:b w:val="0"/>
+        </w:rPr>
+        <w:t>Review Boolean conditions (python-bridge/4). Goal: Translate stated requirements into comparisons. Short practice: Give both comparison results for ages 11, 15 and 16.</w:t>
+      </w:r>
+    </w:p>
+    <w:p>
+      <w:pPr>
+        <w:spacing w:line="336" w:lineRule="auto" w:after="180"/>
+      </w:pPr>
+      <w:r>
+        <w:rPr>
+          <w:b w:val="0"/>
+        </w:rPr>
+        <w:t>Which comparison rejects each outside value, and why does and matter?. Return to this week and explain what you changed.</w:t>
+      </w:r>
+    </w:p>
+    <w:p>
+      <w:pPr>
+        <w:spacing w:line="336" w:lineRule="auto" w:after="180"/>
+      </w:pPr>
+      <w:r>
+        <w:rPr>
+          <w:b w:val="0"/>
+        </w:rPr>
+        <w:t>Review From a paper algorithm to Python (python-bridge/1). Goal: Translate a short paper calculation into a Python script. Short practice: Match each paper quantity to its Python name.</w:t>
+      </w:r>
+    </w:p>
+    <w:p>
+      <w:pPr>
+        <w:spacing w:line="336" w:lineRule="auto" w:after="180"/>
+      </w:pPr>
+      <w:r>
+        <w:rPr>
+          <w:b w:val="0"/>
+        </w:rPr>
+        <w:t>Why does the spare count get added once, and what prints when spare is five?. Return to this week and explain what you changed.</w:t>
       </w:r>
     </w:p>
     <w:p>
@@ -2704,8 +5160,61 @@
       </w:r>
     </w:p>
     <w:p>
-      <w:r>
-        <w:t>The browser lab lets you edit the supported Python examples already included in this lesson. Predict first, run, inspect the actual output or error, change one input, then run again. Keep code, predictions, actual results and a reasoned revision together. On paper, label your result as a trace rather than an execution.</w:t>
+      <w:pPr>
+        <w:spacing w:line="336" w:lineRule="auto" w:after="180"/>
+      </w:pPr>
+      <w:r>
+        <w:rPr>
+          <w:b w:val="0"/>
+        </w:rPr>
+        <w:t xml:space="preserve">The browser lab lets you edit the supported Python examples already included in this lesson. Predict first, run, inspect the actual </w:t>
+      </w:r>
+      <w:r>
+        <w:rPr>
+          <w:b/>
+        </w:rPr>
+        <w:t>output</w:t>
+      </w:r>
+      <w:r>
+        <w:rPr>
+          <w:b w:val="0"/>
+        </w:rPr>
+        <w:t xml:space="preserve"> or error, change one </w:t>
+      </w:r>
+      <w:r>
+        <w:rPr>
+          <w:b/>
+        </w:rPr>
+        <w:t>input</w:t>
+      </w:r>
+      <w:r>
+        <w:rPr>
+          <w:b w:val="0"/>
+        </w:rPr>
+        <w:t>, then run again.</w:t>
+      </w:r>
+    </w:p>
+    <w:p>
+      <w:pPr>
+        <w:spacing w:line="336" w:lineRule="auto" w:after="180"/>
+      </w:pPr>
+      <w:r>
+        <w:rPr>
+          <w:b w:val="0"/>
+        </w:rPr>
+        <w:t xml:space="preserve">Keep code, </w:t>
+      </w:r>
+      <w:r>
+        <w:rPr>
+          <w:b/>
+        </w:rPr>
+        <w:t>prediction</w:t>
+      </w:r>
+      <w:r>
+        <w:rPr>
+          <w:b w:val="0"/>
+        </w:rPr>
+        <w:t>s, actual results and a reasoned revision together. On paper, label your result as a trace rather than an execution.</w:t>
       </w:r>
     </w:p>
     <w:p>
@@ -2717,8 +5226,869 @@
       </w:r>
     </w:p>
     <w:p>
-      <w:r>
-        <w:t>Use Download completed work in the hosted lesson to export your answers, reflections, practice feedback and code-run evidence. Open the HTML copy to read or print it. Drafts stay in this browser when storage is available; clear drafts on a shared device.</w:t>
+      <w:pPr>
+        <w:spacing w:line="336" w:lineRule="auto" w:after="180"/>
+      </w:pPr>
+      <w:r>
+        <w:rPr>
+          <w:b w:val="0"/>
+        </w:rPr>
+        <w:t xml:space="preserve">Use Download completed work in the hosted lesson to export your answers, reflections, practice feedback and code-run </w:t>
+      </w:r>
+      <w:r>
+        <w:rPr>
+          <w:b/>
+        </w:rPr>
+        <w:t>evidence</w:t>
+      </w:r>
+      <w:r>
+        <w:rPr>
+          <w:b w:val="0"/>
+        </w:rPr>
+        <w:t>. Open the HTML copy to read or print it.</w:t>
+      </w:r>
+    </w:p>
+    <w:p>
+      <w:pPr>
+        <w:spacing w:line="336" w:lineRule="auto" w:after="180"/>
+      </w:pPr>
+      <w:r>
+        <w:rPr>
+          <w:b w:val="0"/>
+        </w:rPr>
+        <w:t>Drafts stay in this browser when storage is available; clear drafts on a shared device.</w:t>
+      </w:r>
+    </w:p>
+    <w:p>
+      <w:pPr>
+        <w:pStyle w:val="Heading1"/>
+      </w:pPr>
+      <w:r>
+        <w:t>18. Visual concept journey</w:t>
+      </w:r>
+    </w:p>
+    <w:p>
+      <w:r>
+        <w:t>Explain each Lists and indexing graphic using its labels, deciding evidence and relevant limitation.</w:t>
+      </w:r>
+    </w:p>
+    <w:p>
+      <w:pPr>
+        <w:pStyle w:val="Heading3"/>
+      </w:pPr>
+      <w:r>
+        <w:t>01. Lists and indexing: the case</w:t>
+      </w:r>
+    </w:p>
+    <w:p>
+      <w:r>
+        <w:drawing>
+          <wp:inline xmlns:a="http://schemas.openxmlformats.org/drawingml/2006/main" xmlns:pic="http://schemas.openxmlformats.org/drawingml/2006/picture">
+            <wp:extent cx="5486400" cy="2834640"/>
+            <wp:docPr id="3" name="Picture 3" descr="Indexes are positions, not values. A list of shelf counts is read by position. Supplied facts: Python 3: counts=[6,1,8]; print(counts[0]); print(counts[-1]); print(len(counts))."/>
+            <wp:cNvGraphicFramePr>
+              <a:graphicFrameLocks noChangeAspect="1"/>
+            </wp:cNvGraphicFramePr>
+            <a:graphic>
+              <a:graphicData uri="http://schemas.openxmlformats.org/drawingml/2006/picture">
+                <pic:pic>
+                  <pic:nvPicPr>
+                    <pic:cNvPr id="0" name="academy-story-python-bridge-7-01.png"/>
+                    <pic:cNvPicPr/>
+                  </pic:nvPicPr>
+                  <pic:blipFill>
+                    <a:blip r:embed="rId11"/>
+                    <a:stretch>
+                      <a:fillRect/>
+                    </a:stretch>
+                  </pic:blipFill>
+                  <pic:spPr>
+                    <a:xfrm>
+                      <a:off x="0" y="0"/>
+                      <a:ext cx="5486400" cy="2834640"/>
+                    </a:xfrm>
+                    <a:prstGeom prst="rect"/>
+                  </pic:spPr>
+                </pic:pic>
+              </a:graphicData>
+            </a:graphic>
+          </wp:inline>
+        </w:drawing>
+      </w:r>
+    </w:p>
+    <w:p>
+      <w:pPr>
+        <w:spacing w:line="336" w:lineRule="auto" w:after="180"/>
+      </w:pPr>
+      <w:r>
+        <w:rPr>
+          <w:b/>
+        </w:rPr>
+        <w:t>Index</w:t>
+      </w:r>
+      <w:r>
+        <w:rPr>
+          <w:b w:val="0"/>
+        </w:rPr>
+        <w:t xml:space="preserve">es are positions, not values. A </w:t>
+      </w:r>
+      <w:r>
+        <w:rPr>
+          <w:b/>
+        </w:rPr>
+        <w:t>list</w:t>
+      </w:r>
+      <w:r>
+        <w:rPr>
+          <w:b w:val="0"/>
+        </w:rPr>
+        <w:t xml:space="preserve"> of shelf counts is read by position. Supplied facts: Python 3: counts=[6,1,8]; print(counts[0]); print(counts[-1]); print(len(counts)).</w:t>
+      </w:r>
+    </w:p>
+    <w:p>
+      <w:pPr>
+        <w:spacing w:line="336" w:lineRule="auto" w:after="180"/>
+        <w:shd w:fill="F5F1FB"/>
+      </w:pPr>
+      <w:r>
+        <w:rPr>
+          <w:b w:val="0"/>
+        </w:rPr>
+        <w:t>Point to the given fact that matters most. Explain why it matters.</w:t>
+      </w:r>
+    </w:p>
+    <w:p>
+      <w:pPr>
+        <w:pStyle w:val="Heading3"/>
+      </w:pPr>
+      <w:r>
+        <w:t>02. Follow the deciding steps</w:t>
+      </w:r>
+    </w:p>
+    <w:p>
+      <w:r>
+        <w:drawing>
+          <wp:inline xmlns:a="http://schemas.openxmlformats.org/drawingml/2006/main" xmlns:pic="http://schemas.openxmlformats.org/drawingml/2006/picture">
+            <wp:extent cx="5486400" cy="3182112"/>
+            <wp:docPr id="4" name="Picture 4" descr="Draw positions: Indexes 0,1,2 contain 6,1,8 respectively. → Read two positions: Index 0 returns 6; index -1 returns the final value 8. → Check length boundary: Length is 3, but index 3 is beyond the final valid positive index 2."/>
+            <wp:cNvGraphicFramePr>
+              <a:graphicFrameLocks noChangeAspect="1"/>
+            </wp:cNvGraphicFramePr>
+            <a:graphic>
+              <a:graphicData uri="http://schemas.openxmlformats.org/drawingml/2006/picture">
+                <pic:pic>
+                  <pic:nvPicPr>
+                    <pic:cNvPr id="0" name="academy-story-python-bridge-7-02.png"/>
+                    <pic:cNvPicPr/>
+                  </pic:nvPicPr>
+                  <pic:blipFill>
+                    <a:blip r:embed="rId12"/>
+                    <a:stretch>
+                      <a:fillRect/>
+                    </a:stretch>
+                  </pic:blipFill>
+                  <pic:spPr>
+                    <a:xfrm>
+                      <a:off x="0" y="0"/>
+                      <a:ext cx="5486400" cy="3182112"/>
+                    </a:xfrm>
+                    <a:prstGeom prst="rect"/>
+                  </pic:spPr>
+                </pic:pic>
+              </a:graphicData>
+            </a:graphic>
+          </wp:inline>
+        </w:drawing>
+      </w:r>
+    </w:p>
+    <w:p>
+      <w:pPr>
+        <w:spacing w:line="336" w:lineRule="auto" w:after="180"/>
+      </w:pPr>
+      <w:r>
+        <w:rPr>
+          <w:b w:val="0"/>
+        </w:rPr>
+        <w:t xml:space="preserve">Draw positions: </w:t>
+      </w:r>
+      <w:r>
+        <w:rPr>
+          <w:b/>
+        </w:rPr>
+        <w:t>Index</w:t>
+      </w:r>
+      <w:r>
+        <w:rPr>
+          <w:b w:val="0"/>
+        </w:rPr>
+        <w:t xml:space="preserve">es 0,1,2 contain 6,1,8 respectively. → Read two positions: </w:t>
+      </w:r>
+      <w:r>
+        <w:rPr>
+          <w:b/>
+        </w:rPr>
+        <w:t>Index</w:t>
+      </w:r>
+      <w:r>
+        <w:rPr>
+          <w:b w:val="0"/>
+        </w:rPr>
+        <w:t xml:space="preserve"> 0 returns 6; </w:t>
+      </w:r>
+      <w:r>
+        <w:rPr>
+          <w:b/>
+        </w:rPr>
+        <w:t>index</w:t>
+      </w:r>
+      <w:r>
+        <w:rPr>
+          <w:b w:val="0"/>
+        </w:rPr>
+        <w:t xml:space="preserve"> -1 returns the final value 8. → Check </w:t>
+      </w:r>
+      <w:r>
+        <w:rPr>
+          <w:b/>
+        </w:rPr>
+        <w:t>length</w:t>
+      </w:r>
+      <w:r>
+        <w:rPr>
+          <w:b w:val="0"/>
+        </w:rPr>
+        <w:t xml:space="preserve"> boundary: </w:t>
+      </w:r>
+      <w:r>
+        <w:rPr>
+          <w:b/>
+        </w:rPr>
+        <w:t>Length</w:t>
+      </w:r>
+      <w:r>
+        <w:rPr>
+          <w:b w:val="0"/>
+        </w:rPr>
+        <w:t xml:space="preserve"> is 3, but </w:t>
+      </w:r>
+      <w:r>
+        <w:rPr>
+          <w:b/>
+        </w:rPr>
+        <w:t>index</w:t>
+      </w:r>
+      <w:r>
+        <w:rPr>
+          <w:b w:val="0"/>
+        </w:rPr>
+        <w:t xml:space="preserve"> 3 is beyond the final valid positive </w:t>
+      </w:r>
+      <w:r>
+        <w:rPr>
+          <w:b/>
+        </w:rPr>
+        <w:t>index</w:t>
+      </w:r>
+      <w:r>
+        <w:rPr>
+          <w:b w:val="0"/>
+        </w:rPr>
+        <w:t xml:space="preserve"> 2.</w:t>
+      </w:r>
+    </w:p>
+    <w:p>
+      <w:pPr>
+        <w:spacing w:line="336" w:lineRule="auto" w:after="180"/>
+        <w:shd w:fill="F5F1FB"/>
+      </w:pPr>
+      <w:r>
+        <w:rPr>
+          <w:b w:val="0"/>
+        </w:rPr>
+        <w:t xml:space="preserve">Point to each numbered stage and explain which recorded </w:t>
+      </w:r>
+      <w:r>
+        <w:rPr>
+          <w:b/>
+        </w:rPr>
+        <w:t>input</w:t>
+      </w:r>
+      <w:r>
+        <w:rPr>
+          <w:b w:val="0"/>
+        </w:rPr>
+        <w:t xml:space="preserve"> it uses.</w:t>
+      </w:r>
+    </w:p>
+    <w:p>
+      <w:pPr>
+        <w:pStyle w:val="Heading3"/>
+      </w:pPr>
+      <w:r>
+        <w:t>03. Zero-based list positions</w:t>
+      </w:r>
+    </w:p>
+    <w:p>
+      <w:r>
+        <w:drawing>
+          <wp:inline xmlns:a="http://schemas.openxmlformats.org/drawingml/2006/main" xmlns:pic="http://schemas.openxmlformats.org/drawingml/2006/picture">
+            <wp:extent cx="5486400" cy="2834640"/>
+            <wp:docPr id="5" name="Picture 5" descr="Zero-based list positions. Stored counts: Index 0 = 6, Index 1 = 1, Index 2 = 8."/>
+            <wp:cNvGraphicFramePr>
+              <a:graphicFrameLocks noChangeAspect="1"/>
+            </wp:cNvGraphicFramePr>
+            <a:graphic>
+              <a:graphicData uri="http://schemas.openxmlformats.org/drawingml/2006/picture">
+                <pic:pic>
+                  <pic:nvPicPr>
+                    <pic:cNvPr id="0" name="academy-story-python-bridge-7-03.png"/>
+                    <pic:cNvPicPr/>
+                  </pic:nvPicPr>
+                  <pic:blipFill>
+                    <a:blip r:embed="rId13"/>
+                    <a:stretch>
+                      <a:fillRect/>
+                    </a:stretch>
+                  </pic:blipFill>
+                  <pic:spPr>
+                    <a:xfrm>
+                      <a:off x="0" y="0"/>
+                      <a:ext cx="5486400" cy="2834640"/>
+                    </a:xfrm>
+                    <a:prstGeom prst="rect"/>
+                  </pic:spPr>
+                </pic:pic>
+              </a:graphicData>
+            </a:graphic>
+          </wp:inline>
+        </w:drawing>
+      </w:r>
+    </w:p>
+    <w:p>
+      <w:pPr>
+        <w:spacing w:line="336" w:lineRule="auto" w:after="180"/>
+      </w:pPr>
+      <w:r>
+        <w:rPr>
+          <w:b w:val="0"/>
+        </w:rPr>
+        <w:t xml:space="preserve">Zero-based </w:t>
+      </w:r>
+      <w:r>
+        <w:rPr>
+          <w:b/>
+        </w:rPr>
+        <w:t>list</w:t>
+      </w:r>
+      <w:r>
+        <w:rPr>
+          <w:b w:val="0"/>
+        </w:rPr>
+        <w:t xml:space="preserve"> positions. Stored counts: </w:t>
+      </w:r>
+      <w:r>
+        <w:rPr>
+          <w:b/>
+        </w:rPr>
+        <w:t>Index</w:t>
+      </w:r>
+      <w:r>
+        <w:rPr>
+          <w:b w:val="0"/>
+        </w:rPr>
+        <w:t xml:space="preserve"> 0 = 6, </w:t>
+      </w:r>
+      <w:r>
+        <w:rPr>
+          <w:b/>
+        </w:rPr>
+        <w:t>Index</w:t>
+      </w:r>
+      <w:r>
+        <w:rPr>
+          <w:b w:val="0"/>
+        </w:rPr>
+        <w:t xml:space="preserve"> 1 = 1, </w:t>
+      </w:r>
+      <w:r>
+        <w:rPr>
+          <w:b/>
+        </w:rPr>
+        <w:t>Index</w:t>
+      </w:r>
+      <w:r>
+        <w:rPr>
+          <w:b w:val="0"/>
+        </w:rPr>
+        <w:t xml:space="preserve"> 2 = 8.</w:t>
+      </w:r>
+    </w:p>
+    <w:p>
+      <w:pPr>
+        <w:spacing w:line="336" w:lineRule="auto" w:after="180"/>
+        <w:shd w:fill="F5F1FB"/>
+      </w:pPr>
+      <w:r>
+        <w:rPr>
+          <w:b w:val="0"/>
+        </w:rPr>
+        <w:t>Read the labels and values. Explain the relationship the model shows.</w:t>
+      </w:r>
+    </w:p>
+    <w:p>
+      <w:pPr>
+        <w:pStyle w:val="Heading3"/>
+      </w:pPr>
+      <w:r>
+        <w:t>04. Change one thing. Trace what follows.</w:t>
+      </w:r>
+    </w:p>
+    <w:p>
+      <w:r>
+        <w:drawing>
+          <wp:inline xmlns:a="http://schemas.openxmlformats.org/drawingml/2006/main" xmlns:pic="http://schemas.openxmlformats.org/drawingml/2006/picture">
+            <wp:extent cx="5486400" cy="3026664"/>
+            <wp:docPr id="6" name="Picture 6" descr="Original case: Length is 3, but index 3 is beyond the final valid positive index 2. Changed condition: Replace the second print with print(counts[3]). Expected result: The first print shows 6, then IndexError stops the script before the length print. Reason: The attempted position does not exist."/>
+            <wp:cNvGraphicFramePr>
+              <a:graphicFrameLocks noChangeAspect="1"/>
+            </wp:cNvGraphicFramePr>
+            <a:graphic>
+              <a:graphicData uri="http://schemas.openxmlformats.org/drawingml/2006/picture">
+                <pic:pic>
+                  <pic:nvPicPr>
+                    <pic:cNvPr id="0" name="academy-story-python-bridge-7-04.png"/>
+                    <pic:cNvPicPr/>
+                  </pic:nvPicPr>
+                  <pic:blipFill>
+                    <a:blip r:embed="rId14"/>
+                    <a:stretch>
+                      <a:fillRect/>
+                    </a:stretch>
+                  </pic:blipFill>
+                  <pic:spPr>
+                    <a:xfrm>
+                      <a:off x="0" y="0"/>
+                      <a:ext cx="5486400" cy="3026664"/>
+                    </a:xfrm>
+                    <a:prstGeom prst="rect"/>
+                  </pic:spPr>
+                </pic:pic>
+              </a:graphicData>
+            </a:graphic>
+          </wp:inline>
+        </w:drawing>
+      </w:r>
+    </w:p>
+    <w:p>
+      <w:pPr>
+        <w:spacing w:line="336" w:lineRule="auto" w:after="180"/>
+      </w:pPr>
+      <w:r>
+        <w:rPr>
+          <w:b w:val="0"/>
+        </w:rPr>
+        <w:t xml:space="preserve">Original case: </w:t>
+      </w:r>
+      <w:r>
+        <w:rPr>
+          <w:b/>
+        </w:rPr>
+        <w:t>Length</w:t>
+      </w:r>
+      <w:r>
+        <w:rPr>
+          <w:b w:val="0"/>
+        </w:rPr>
+        <w:t xml:space="preserve"> is 3, but </w:t>
+      </w:r>
+      <w:r>
+        <w:rPr>
+          <w:b/>
+        </w:rPr>
+        <w:t>index</w:t>
+      </w:r>
+      <w:r>
+        <w:rPr>
+          <w:b w:val="0"/>
+        </w:rPr>
+        <w:t xml:space="preserve"> 3 is beyond the final valid positive </w:t>
+      </w:r>
+      <w:r>
+        <w:rPr>
+          <w:b/>
+        </w:rPr>
+        <w:t>index</w:t>
+      </w:r>
+      <w:r>
+        <w:rPr>
+          <w:b w:val="0"/>
+        </w:rPr>
+        <w:t xml:space="preserve"> 2. Changed condition: Replace the second print with print(counts[3]).</w:t>
+      </w:r>
+    </w:p>
+    <w:p>
+      <w:pPr>
+        <w:spacing w:line="336" w:lineRule="auto" w:after="180"/>
+      </w:pPr>
+      <w:r>
+        <w:rPr>
+          <w:b w:val="0"/>
+        </w:rPr>
+        <w:t xml:space="preserve">Expected result: The first print shows 6, then </w:t>
+      </w:r>
+      <w:r>
+        <w:rPr>
+          <w:b/>
+        </w:rPr>
+        <w:t>IndexError</w:t>
+      </w:r>
+      <w:r>
+        <w:rPr>
+          <w:b w:val="0"/>
+        </w:rPr>
+        <w:t xml:space="preserve"> stops the script before the </w:t>
+      </w:r>
+      <w:r>
+        <w:rPr>
+          <w:b/>
+        </w:rPr>
+        <w:t>length</w:t>
+      </w:r>
+      <w:r>
+        <w:rPr>
+          <w:b w:val="0"/>
+        </w:rPr>
+        <w:t xml:space="preserve"> print. Reason: The attempted position does not exist.</w:t>
+      </w:r>
+    </w:p>
+    <w:p>
+      <w:pPr>
+        <w:spacing w:line="336" w:lineRule="auto" w:after="180"/>
+        <w:shd w:fill="F5F1FB"/>
+      </w:pPr>
+      <w:r>
+        <w:rPr>
+          <w:b w:val="0"/>
+        </w:rPr>
+        <w:t>Predict before checking the worked changed-case result. Name what changed and what the supplied facts allow you to conclude.</w:t>
+      </w:r>
+    </w:p>
+    <w:p>
+      <w:pPr>
+        <w:pStyle w:val="Heading3"/>
+      </w:pPr>
+      <w:r>
+        <w:t>05. Connect the explanation to its limit</w:t>
+      </w:r>
+    </w:p>
+    <w:p>
+      <w:r>
+        <w:drawing>
+          <wp:inline xmlns:a="http://schemas.openxmlformats.org/drawingml/2006/main" xmlns:pic="http://schemas.openxmlformats.org/drawingml/2006/picture">
+            <wp:extent cx="5486400" cy="2834640"/>
+            <wp:docPr id="7" name="Picture 7" descr="List positions begin at zero. A negative index counts from the end; the list length counts entries and is not itself a valid positive index for the final entry. Limit: A valid position does not establish that the stored count is accurate; empty lists also have no final element to read."/>
+            <wp:cNvGraphicFramePr>
+              <a:graphicFrameLocks noChangeAspect="1"/>
+            </wp:cNvGraphicFramePr>
+            <a:graphic>
+              <a:graphicData uri="http://schemas.openxmlformats.org/drawingml/2006/picture">
+                <pic:pic>
+                  <pic:nvPicPr>
+                    <pic:cNvPr id="0" name="academy-story-python-bridge-7-05.png"/>
+                    <pic:cNvPicPr/>
+                  </pic:nvPicPr>
+                  <pic:blipFill>
+                    <a:blip r:embed="rId15"/>
+                    <a:stretch>
+                      <a:fillRect/>
+                    </a:stretch>
+                  </pic:blipFill>
+                  <pic:spPr>
+                    <a:xfrm>
+                      <a:off x="0" y="0"/>
+                      <a:ext cx="5486400" cy="2834640"/>
+                    </a:xfrm>
+                    <a:prstGeom prst="rect"/>
+                  </pic:spPr>
+                </pic:pic>
+              </a:graphicData>
+            </a:graphic>
+          </wp:inline>
+        </w:drawing>
+      </w:r>
+    </w:p>
+    <w:p>
+      <w:pPr>
+        <w:spacing w:line="336" w:lineRule="auto" w:after="180"/>
+      </w:pPr>
+      <w:r>
+        <w:rPr>
+          <w:b/>
+        </w:rPr>
+        <w:t>List</w:t>
+      </w:r>
+      <w:r>
+        <w:rPr>
+          <w:b w:val="0"/>
+        </w:rPr>
+        <w:t xml:space="preserve"> positions begin at zero. A negative </w:t>
+      </w:r>
+      <w:r>
+        <w:rPr>
+          <w:b/>
+        </w:rPr>
+        <w:t>index</w:t>
+      </w:r>
+      <w:r>
+        <w:rPr>
+          <w:b w:val="0"/>
+        </w:rPr>
+        <w:t xml:space="preserve"> counts from the end; the </w:t>
+      </w:r>
+      <w:r>
+        <w:rPr>
+          <w:b/>
+        </w:rPr>
+        <w:t>list</w:t>
+      </w:r>
+      <w:r>
+        <w:rPr>
+          <w:b w:val="0"/>
+        </w:rPr>
+        <w:t xml:space="preserve"> </w:t>
+      </w:r>
+      <w:r>
+        <w:rPr>
+          <w:b/>
+        </w:rPr>
+        <w:t>length</w:t>
+      </w:r>
+      <w:r>
+        <w:rPr>
+          <w:b w:val="0"/>
+        </w:rPr>
+        <w:t xml:space="preserve"> counts entries and is not itself a valid positive </w:t>
+      </w:r>
+      <w:r>
+        <w:rPr>
+          <w:b/>
+        </w:rPr>
+        <w:t>index</w:t>
+      </w:r>
+      <w:r>
+        <w:rPr>
+          <w:b w:val="0"/>
+        </w:rPr>
+        <w:t xml:space="preserve"> for the final entry.</w:t>
+      </w:r>
+    </w:p>
+    <w:p>
+      <w:pPr>
+        <w:spacing w:line="336" w:lineRule="auto" w:after="180"/>
+      </w:pPr>
+      <w:r>
+        <w:rPr>
+          <w:b w:val="0"/>
+        </w:rPr>
+        <w:t xml:space="preserve">Limit: A valid position does not establish that the stored count is accurate; empty </w:t>
+      </w:r>
+      <w:r>
+        <w:rPr>
+          <w:b/>
+        </w:rPr>
+        <w:t>list</w:t>
+      </w:r>
+      <w:r>
+        <w:rPr>
+          <w:b w:val="0"/>
+        </w:rPr>
+        <w:t>s also have no final element to read.</w:t>
+      </w:r>
+    </w:p>
+    <w:p>
+      <w:pPr>
+        <w:spacing w:line="336" w:lineRule="auto" w:after="180"/>
+        <w:shd w:fill="F5F1FB"/>
+      </w:pPr>
+      <w:r>
+        <w:rPr>
+          <w:b w:val="0"/>
+        </w:rPr>
+        <w:t>Explain the case, then point to a limit on the claim.</w:t>
+      </w:r>
+    </w:p>
+    <w:p>
+      <w:pPr>
+        <w:pStyle w:val="Heading3"/>
+      </w:pPr>
+      <w:r>
+        <w:t>06. Make the idea visible in your project</w:t>
+      </w:r>
+    </w:p>
+    <w:p>
+      <w:r>
+        <w:drawing>
+          <wp:inline xmlns:a="http://schemas.openxmlformats.org/drawingml/2006/main" xmlns:pic="http://schemas.openxmlformats.org/drawingml/2006/picture">
+            <wp:extent cx="5486400" cy="3681984"/>
+            <wp:docPr id="8" name="Picture 8" descr="For Python readiness before the Responsible Plant Classifier, retain a trace of the values, the predicted outputs and the changed-case explanation. Use actual Python 3 results to check the prediction after reasoning first. Draw your input, deciding step, result and limit. Supported question: Label the three index positions. Predict all original outputs, then name the first output and stopping point after using index 3."/>
+            <wp:cNvGraphicFramePr>
+              <a:graphicFrameLocks noChangeAspect="1"/>
+            </wp:cNvGraphicFramePr>
+            <a:graphic>
+              <a:graphicData uri="http://schemas.openxmlformats.org/drawingml/2006/picture">
+                <pic:pic>
+                  <pic:nvPicPr>
+                    <pic:cNvPr id="0" name="academy-story-python-bridge-7-06.png"/>
+                    <pic:cNvPicPr/>
+                  </pic:nvPicPr>
+                  <pic:blipFill>
+                    <a:blip r:embed="rId16"/>
+                    <a:stretch>
+                      <a:fillRect/>
+                    </a:stretch>
+                  </pic:blipFill>
+                  <pic:spPr>
+                    <a:xfrm>
+                      <a:off x="0" y="0"/>
+                      <a:ext cx="5486400" cy="3681984"/>
+                    </a:xfrm>
+                    <a:prstGeom prst="rect"/>
+                  </pic:spPr>
+                </pic:pic>
+              </a:graphicData>
+            </a:graphic>
+          </wp:inline>
+        </w:drawing>
+      </w:r>
+    </w:p>
+    <w:p>
+      <w:pPr>
+        <w:spacing w:line="336" w:lineRule="auto" w:after="180"/>
+      </w:pPr>
+      <w:r>
+        <w:rPr>
+          <w:b w:val="0"/>
+        </w:rPr>
+        <w:t xml:space="preserve">For Python readiness before the Responsible Plant Classifier, retain a trace of the values, the predicted </w:t>
+      </w:r>
+      <w:r>
+        <w:rPr>
+          <w:b/>
+        </w:rPr>
+        <w:t>output</w:t>
+      </w:r>
+      <w:r>
+        <w:rPr>
+          <w:b w:val="0"/>
+        </w:rPr>
+        <w:t xml:space="preserve">s and the changed-case explanation. Use actual Python 3 results to check the </w:t>
+      </w:r>
+      <w:r>
+        <w:rPr>
+          <w:b/>
+        </w:rPr>
+        <w:t>prediction</w:t>
+      </w:r>
+      <w:r>
+        <w:rPr>
+          <w:b w:val="0"/>
+        </w:rPr>
+        <w:t xml:space="preserve"> after reasoning first.</w:t>
+      </w:r>
+    </w:p>
+    <w:p>
+      <w:pPr>
+        <w:spacing w:line="336" w:lineRule="auto" w:after="180"/>
+      </w:pPr>
+      <w:r>
+        <w:rPr>
+          <w:b w:val="0"/>
+        </w:rPr>
+        <w:t xml:space="preserve">Draw your </w:t>
+      </w:r>
+      <w:r>
+        <w:rPr>
+          <w:b/>
+        </w:rPr>
+        <w:t>input</w:t>
+      </w:r>
+      <w:r>
+        <w:rPr>
+          <w:b w:val="0"/>
+        </w:rPr>
+        <w:t xml:space="preserve">, deciding step, result and limit. Supported question: Label the three </w:t>
+      </w:r>
+      <w:r>
+        <w:rPr>
+          <w:b/>
+        </w:rPr>
+        <w:t>index</w:t>
+      </w:r>
+      <w:r>
+        <w:rPr>
+          <w:b w:val="0"/>
+        </w:rPr>
+        <w:t xml:space="preserve"> positions. Predict all original </w:t>
+      </w:r>
+      <w:r>
+        <w:rPr>
+          <w:b/>
+        </w:rPr>
+        <w:t>output</w:t>
+      </w:r>
+      <w:r>
+        <w:rPr>
+          <w:b w:val="0"/>
+        </w:rPr>
+        <w:t xml:space="preserve">s, then name the first </w:t>
+      </w:r>
+      <w:r>
+        <w:rPr>
+          <w:b/>
+        </w:rPr>
+        <w:t>output</w:t>
+      </w:r>
+      <w:r>
+        <w:rPr>
+          <w:b w:val="0"/>
+        </w:rPr>
+        <w:t xml:space="preserve"> and stopping point after using </w:t>
+      </w:r>
+      <w:r>
+        <w:rPr>
+          <w:b/>
+        </w:rPr>
+        <w:t>index</w:t>
+      </w:r>
+      <w:r>
+        <w:rPr>
+          <w:b w:val="0"/>
+        </w:rPr>
+        <w:t xml:space="preserve"> 3.</w:t>
+      </w:r>
+    </w:p>
+    <w:p>
+      <w:pPr>
+        <w:spacing w:line="336" w:lineRule="auto" w:after="180"/>
+        <w:shd w:fill="F5F1FB"/>
+      </w:pPr>
+      <w:r>
+        <w:rPr>
+          <w:b w:val="0"/>
+        </w:rPr>
+        <w:t xml:space="preserve">Draw your project trace and justify the deciding step using </w:t>
+      </w:r>
+      <w:r>
+        <w:rPr>
+          <w:b/>
+        </w:rPr>
+        <w:t>evidence</w:t>
+      </w:r>
+      <w:r>
+        <w:rPr>
+          <w:b w:val="0"/>
+        </w:rPr>
+        <w:t>.</w:t>
       </w:r>
     </w:p>
     <w:sectPr>

--- a/downloads/student/bridge-week-07.docx
+++ b/downloads/student/bridge-week-07.docx
@@ -25,25 +25,515 @@
         <w:pStyle w:val="Heading1"/>
       </w:pPr>
       <w:r>
-        <w:t>Before you start</w:t>
-      </w:r>
-    </w:p>
-    <w:p>
+        <w:t>Label the positions. Trace the values. Check the access.</w:t>
+      </w:r>
+    </w:p>
+    <w:p>
+      <w:r>
+        <w:t>Distinguish list items, indices and length while preserving each scenario’s initial state.</w:t>
+      </w:r>
+    </w:p>
+    <w:p>
+      <w:r>
+        <w:t>Position map → first/last/length graphic → six update/empty/access cases → selected stopping-point trace.</w:t>
+      </w:r>
+    </w:p>
+    <w:p>
+      <w:pPr>
+        <w:pStyle w:val="Heading1"/>
+      </w:pPr>
+      <w:r>
+        <w:t>01. Is that number a position or the value stored there?</w:t>
+      </w:r>
+    </w:p>
+    <w:p>
+      <w:r>
+        <w:t>Track list order, length and item updates separately.</w:t>
+      </w:r>
+    </w:p>
+    <w:p>
+      <w:pPr>
+        <w:pStyle w:val="Heading2"/>
+      </w:pPr>
+      <w:r>
+        <w:t>Your learning goals</w:t>
+      </w:r>
+    </w:p>
+    <w:p>
+      <w:pPr>
+        <w:spacing w:line="336" w:lineRule="auto" w:after="180"/>
+      </w:pPr>
+      <w:r>
+        <w:rPr>
+          <w:b w:val="0"/>
+        </w:rPr>
+        <w:t xml:space="preserve">I can distinguish a </w:t>
+      </w:r>
+      <w:r>
+        <w:rPr>
+          <w:b/>
+        </w:rPr>
+        <w:t>list</w:t>
+      </w:r>
+      <w:r>
+        <w:rPr>
+          <w:b w:val="0"/>
+        </w:rPr>
+        <w:t xml:space="preserve"> </w:t>
+      </w:r>
+      <w:r>
+        <w:rPr>
+          <w:b/>
+        </w:rPr>
+        <w:t>index</w:t>
+      </w:r>
+      <w:r>
+        <w:rPr>
+          <w:b w:val="0"/>
+        </w:rPr>
+        <w:t xml:space="preserve"> from the value stored at that position.</w:t>
+      </w:r>
+    </w:p>
+    <w:p>
+      <w:pPr>
+        <w:spacing w:line="336" w:lineRule="auto" w:after="180"/>
+      </w:pPr>
+      <w:r>
+        <w:rPr>
+          <w:b w:val="0"/>
+        </w:rPr>
+        <w:t xml:space="preserve">I can read and update an </w:t>
+      </w:r>
+      <w:r>
+        <w:rPr>
+          <w:b/>
+        </w:rPr>
+        <w:t>item</w:t>
+      </w:r>
+      <w:r>
+        <w:rPr>
+          <w:b w:val="0"/>
+        </w:rPr>
+        <w:t xml:space="preserve"> using a valid </w:t>
+      </w:r>
+      <w:r>
+        <w:rPr>
+          <w:b/>
+        </w:rPr>
+        <w:t>index</w:t>
+      </w:r>
+      <w:r>
+        <w:rPr>
+          <w:b w:val="0"/>
+        </w:rPr>
+        <w:t>.</w:t>
+      </w:r>
+    </w:p>
+    <w:p>
+      <w:pPr>
+        <w:spacing w:line="336" w:lineRule="auto" w:after="180"/>
+      </w:pPr>
+      <w:r>
+        <w:rPr>
+          <w:b w:val="0"/>
+        </w:rPr>
+        <w:t xml:space="preserve">I can trace a loop through </w:t>
+      </w:r>
+      <w:r>
+        <w:rPr>
+          <w:b/>
+        </w:rPr>
+        <w:t>list</w:t>
+      </w:r>
+      <w:r>
+        <w:rPr>
+          <w:b w:val="0"/>
+        </w:rPr>
+        <w:t xml:space="preserve"> values and test an empty </w:t>
+      </w:r>
+      <w:r>
+        <w:rPr>
+          <w:b/>
+        </w:rPr>
+        <w:t>list</w:t>
+      </w:r>
+      <w:r>
+        <w:rPr>
+          <w:b w:val="0"/>
+        </w:rPr>
+        <w:t>.</w:t>
+      </w:r>
+    </w:p>
+    <w:p>
+      <w:pPr>
+        <w:pStyle w:val="Heading2"/>
+      </w:pPr>
+      <w:r>
+        <w:t>Recall before notes</w:t>
+      </w:r>
+    </w:p>
+    <w:p>
+      <w:pPr>
+        <w:pStyle w:val="ListBullet"/>
+      </w:pPr>
+      <w:r>
+        <w:t>Close your notes first. A rough first answer helps us choose the right starting point; it is not a score for your ability.</w:t>
+      </w:r>
+    </w:p>
+    <w:p>
+      <w:pPr>
+        <w:pStyle w:val="ListBullet"/>
+      </w:pPr>
+      <w:r>
+        <w:t>Without opening the old lesson, explain one key idea from Loops and trace tables. Give an example and a mistake that the idea helps you avoid.</w:t>
+      </w:r>
+    </w:p>
+    <w:p>
+      <w:pPr>
+        <w:pStyle w:val="ListBullet"/>
+      </w:pPr>
+      <w:r>
+        <w:t>Without opening the old lesson, explain one key idea from Boolean conditions. Give an example and a mistake that the idea helps you avoid.</w:t>
+      </w:r>
+    </w:p>
+    <w:p>
+      <w:pPr>
+        <w:pStyle w:val="ListBullet"/>
+      </w:pPr>
+      <w:r>
+        <w:t>Without opening the old lesson, explain one key idea from From a paper algorithm to Python. Give an example and a mistake that the idea helps you avoid.</w:t>
+      </w:r>
+    </w:p>
+    <w:p>
+      <w:pPr>
+        <w:pStyle w:val="ListBullet"/>
+      </w:pPr>
+      <w:r>
+        <w:t>After trying, check the relevant lesson or ask your teacher. Change the part of your explanation that the evidence shows was wrong.</w:t>
+      </w:r>
+    </w:p>
+    <w:p>
+      <w:pPr>
+        <w:pStyle w:val="ListBullet"/>
+      </w:pPr>
+      <w:r>
+        <w:t>This week you will practise:</w:t>
+      </w:r>
+    </w:p>
+    <w:p>
+      <w:pPr>
+        <w:pStyle w:val="ListBullet"/>
+      </w:pPr>
+      <w:r>
+        <w:t>Distinguish a list index from the value stored at that position</w:t>
+      </w:r>
+    </w:p>
+    <w:p>
+      <w:pPr>
+        <w:pStyle w:val="ListBullet"/>
+      </w:pPr>
+      <w:r>
+        <w:t>Read and update an item using a valid index</w:t>
+      </w:r>
+    </w:p>
+    <w:p>
+      <w:pPr>
+        <w:pStyle w:val="ListBullet"/>
+      </w:pPr>
+      <w:r>
+        <w:t>Trace a loop through list values and test an empty list</w:t>
+      </w:r>
+    </w:p>
+    <w:p>
+      <w:pPr>
+        <w:pStyle w:val="ListBullet"/>
+      </w:pPr>
       <w:r>
         <w:t>What values does range(3) supply? How many iterations occur?</w:t>
       </w:r>
     </w:p>
     <w:p>
       <w:pPr>
+        <w:pStyle w:val="Heading3"/>
+      </w:pPr>
+      <w:r>
+        <w:t>My starting explanation</w:t>
+      </w:r>
+    </w:p>
+    <w:p>
+      <w:r>
+        <w:t>________________________________________________________________</w:t>
+      </w:r>
+    </w:p>
+    <w:p>
+      <w:r>
+        <w:t>________________________________________________________________</w:t>
+      </w:r>
+    </w:p>
+    <w:p>
+      <w:r>
+        <w:t>________________________________________________________________</w:t>
+      </w:r>
+    </w:p>
+    <w:p>
+      <w:pPr>
+        <w:pStyle w:val="Heading2"/>
+      </w:pPr>
+      <w:r>
+        <w:t>Your end goal</w:t>
+      </w:r>
+    </w:p>
+    <w:p>
+      <w:pPr>
+        <w:spacing w:line="336" w:lineRule="auto" w:after="180"/>
+      </w:pPr>
+      <w:r>
+        <w:rPr>
+          <w:b w:val="0"/>
+        </w:rPr>
+        <w:t xml:space="preserve">Trace </w:t>
+      </w:r>
+      <w:r>
+        <w:rPr>
+          <w:b/>
+        </w:rPr>
+        <w:t>list</w:t>
+      </w:r>
+      <w:r>
+        <w:rPr>
+          <w:b w:val="0"/>
+        </w:rPr>
+        <w:t xml:space="preserve">s and </w:t>
+      </w:r>
+      <w:r>
+        <w:rPr>
+          <w:b/>
+        </w:rPr>
+        <w:t>index</w:t>
+      </w:r>
+      <w:r>
+        <w:rPr>
+          <w:b w:val="0"/>
+        </w:rPr>
+        <w:t>ing and explain the changed program before running it.</w:t>
+      </w:r>
+    </w:p>
+    <w:p>
+      <w:pPr>
+        <w:pStyle w:val="Heading2"/>
+      </w:pPr>
+      <w:r>
+        <w:t>Earlier wording, alternatives and picture transcripts · reference / check after trying</w:t>
+      </w:r>
+    </w:p>
+    <w:p>
+      <w:pPr>
+        <w:pStyle w:val="Heading3"/>
+      </w:pPr>
+      <w:r>
+        <w:t>Your learning target</w:t>
+      </w:r>
+    </w:p>
+    <w:p>
+      <w:pPr>
+        <w:pStyle w:val="Heading3"/>
+      </w:pPr>
+      <w:r>
+        <w:t>Remember before reading</w:t>
+      </w:r>
+    </w:p>
+    <w:p>
+      <w:pPr>
+        <w:pStyle w:val="Heading3"/>
+      </w:pPr>
+      <w:r>
+        <w:t>Retrieve what you already know</w:t>
+      </w:r>
+    </w:p>
+    <w:p>
+      <w:pPr>
+        <w:pStyle w:val="Heading3"/>
+      </w:pPr>
+      <w:r>
+        <w:t>This week’s end goal</w:t>
+      </w:r>
+    </w:p>
+    <w:p>
+      <w:pPr>
         <w:pStyle w:val="Heading1"/>
       </w:pPr>
       <w:r>
-        <w:t>01. Your mission</w:t>
-      </w:r>
-    </w:p>
-    <w:p>
-      <w:r>
-        <w:t>Start with the target: Distinguish a list index from the value stored at that position. Try the recall before opening notes.</w:t>
+        <w:t>02. Three trays, three positions, two repeated values</w:t>
+      </w:r>
+    </w:p>
+    <w:p>
+      <w:r>
+        <w:t>Equal values in different positions remain separate list items.</w:t>
+      </w:r>
+    </w:p>
+    <w:p>
+      <w:pPr>
+        <w:pStyle w:val="Heading2"/>
+      </w:pPr>
+      <w:r>
+        <w:t>Read the ordered input</w:t>
+      </w:r>
+    </w:p>
+    <w:p>
+      <w:pPr>
+        <w:spacing w:line="336" w:lineRule="auto" w:after="180"/>
+      </w:pPr>
+      <w:r>
+        <w:rPr>
+          <w:b w:val="0"/>
+        </w:rPr>
+        <w:t xml:space="preserve">A fictional supply shelf has three trays with counts 4, 7 and 4 in that order. Store them as counts = [4, 7, 4]. Square brackets enclose the </w:t>
+      </w:r>
+      <w:r>
+        <w:rPr>
+          <w:b/>
+        </w:rPr>
+        <w:t>list</w:t>
+      </w:r>
+      <w:r>
+        <w:rPr>
+          <w:b w:val="0"/>
+        </w:rPr>
+        <w:t xml:space="preserve"> and commas separate its </w:t>
+      </w:r>
+      <w:r>
+        <w:rPr>
+          <w:b/>
+        </w:rPr>
+        <w:t>item</w:t>
+      </w:r>
+      <w:r>
+        <w:rPr>
+          <w:b w:val="0"/>
+        </w:rPr>
+        <w:t>s.</w:t>
+      </w:r>
+    </w:p>
+    <w:p>
+      <w:pPr>
+        <w:spacing w:line="336" w:lineRule="auto" w:after="180"/>
+      </w:pPr>
+      <w:r>
+        <w:rPr>
+          <w:b w:val="0"/>
+        </w:rPr>
+        <w:t>The order matters: the first and third trays contain equal values but occupy different positions.</w:t>
+      </w:r>
+    </w:p>
+    <w:p>
+      <w:pPr>
+        <w:pStyle w:val="Heading2"/>
+      </w:pPr>
+      <w:r>
+        <w:t>Distinguish length, nonnegative index and final-item -1</w:t>
+      </w:r>
+    </w:p>
+    <w:p>
+      <w:pPr>
+        <w:spacing w:line="336" w:lineRule="auto" w:after="180"/>
+      </w:pPr>
+      <w:r>
+        <w:rPr>
+          <w:b w:val="0"/>
+        </w:rPr>
+        <w:t xml:space="preserve">Python counts positions from zero: counts[0] is first, counts[1] second and counts[2] third. len(counts) is 3 for three </w:t>
+      </w:r>
+      <w:r>
+        <w:rPr>
+          <w:b/>
+        </w:rPr>
+        <w:t>item</w:t>
+      </w:r>
+      <w:r>
+        <w:rPr>
+          <w:b w:val="0"/>
+        </w:rPr>
+        <w:t xml:space="preserve">s; it is not the last nonnegative </w:t>
+      </w:r>
+      <w:r>
+        <w:rPr>
+          <w:b/>
+        </w:rPr>
+        <w:t>index</w:t>
+      </w:r>
+      <w:r>
+        <w:rPr>
+          <w:b w:val="0"/>
+        </w:rPr>
+        <w:t xml:space="preserve">. Start with nonnegative </w:t>
+      </w:r>
+      <w:r>
+        <w:rPr>
+          <w:b/>
+        </w:rPr>
+        <w:t>index</w:t>
+      </w:r>
+      <w:r>
+        <w:rPr>
+          <w:b w:val="0"/>
+        </w:rPr>
+        <w:t xml:space="preserve">ing, then use this lesson’s pictured extension: </w:t>
+      </w:r>
+      <w:r>
+        <w:rPr>
+          <w:b/>
+        </w:rPr>
+        <w:t>index</w:t>
+      </w:r>
+      <w:r>
+        <w:rPr>
+          <w:b w:val="0"/>
+        </w:rPr>
+        <w:t xml:space="preserve"> -1 reads the final </w:t>
+      </w:r>
+      <w:r>
+        <w:rPr>
+          <w:b/>
+        </w:rPr>
+        <w:t>item</w:t>
+      </w:r>
+      <w:r>
+        <w:rPr>
+          <w:b w:val="0"/>
+        </w:rPr>
+        <w:t xml:space="preserve"> of a nonempty list. Both positive and negative </w:t>
+      </w:r>
+      <w:r>
+        <w:rPr>
+          <w:b/>
+        </w:rPr>
+        <w:t>item</w:t>
+      </w:r>
+      <w:r>
+        <w:rPr>
+          <w:b w:val="0"/>
+        </w:rPr>
+        <w:t xml:space="preserve"> access require an existing position; an empty list has no last </w:t>
+      </w:r>
+      <w:r>
+        <w:rPr>
+          <w:b/>
+        </w:rPr>
+        <w:t>item</w:t>
+      </w:r>
+      <w:r>
+        <w:rPr>
+          <w:b w:val="0"/>
+        </w:rPr>
+        <w:t>.</w:t>
+      </w:r>
+    </w:p>
+    <w:p>
+      <w:pPr>
+        <w:pStyle w:val="Heading2"/>
+      </w:pPr>
+      <w:r>
+        <w:t>Your first explanation</w:t>
       </w:r>
     </w:p>
     <w:p>
@@ -51,319 +541,7 @@
         <w:pStyle w:val="Heading3"/>
       </w:pPr>
       <w:r>
-        <w:t>Your learning target</w:t>
-      </w:r>
-    </w:p>
-    <w:p>
-      <w:pPr>
-        <w:spacing w:line="336" w:lineRule="auto" w:after="180"/>
-      </w:pPr>
-      <w:r>
-        <w:rPr>
-          <w:b w:val="0"/>
-        </w:rPr>
-        <w:t xml:space="preserve">I can distinguish a </w:t>
-      </w:r>
-      <w:r>
-        <w:rPr>
-          <w:b/>
-        </w:rPr>
-        <w:t>list</w:t>
-      </w:r>
-      <w:r>
-        <w:rPr>
-          <w:b w:val="0"/>
-        </w:rPr>
-        <w:t xml:space="preserve"> </w:t>
-      </w:r>
-      <w:r>
-        <w:rPr>
-          <w:b/>
-        </w:rPr>
-        <w:t>index</w:t>
-      </w:r>
-      <w:r>
-        <w:rPr>
-          <w:b w:val="0"/>
-        </w:rPr>
-        <w:t xml:space="preserve"> from the value stored at that position.</w:t>
-      </w:r>
-    </w:p>
-    <w:p>
-      <w:pPr>
-        <w:spacing w:line="336" w:lineRule="auto" w:after="180"/>
-      </w:pPr>
-      <w:r>
-        <w:rPr>
-          <w:b w:val="0"/>
-        </w:rPr>
-        <w:t xml:space="preserve">I can read and update an </w:t>
-      </w:r>
-      <w:r>
-        <w:rPr>
-          <w:b/>
-        </w:rPr>
-        <w:t>item</w:t>
-      </w:r>
-      <w:r>
-        <w:rPr>
-          <w:b w:val="0"/>
-        </w:rPr>
-        <w:t xml:space="preserve"> using a valid </w:t>
-      </w:r>
-      <w:r>
-        <w:rPr>
-          <w:b/>
-        </w:rPr>
-        <w:t>index</w:t>
-      </w:r>
-      <w:r>
-        <w:rPr>
-          <w:b w:val="0"/>
-        </w:rPr>
-        <w:t>.</w:t>
-      </w:r>
-    </w:p>
-    <w:p>
-      <w:pPr>
-        <w:spacing w:line="336" w:lineRule="auto" w:after="180"/>
-      </w:pPr>
-      <w:r>
-        <w:rPr>
-          <w:b w:val="0"/>
-        </w:rPr>
-        <w:t xml:space="preserve">I can trace a loop through </w:t>
-      </w:r>
-      <w:r>
-        <w:rPr>
-          <w:b/>
-        </w:rPr>
-        <w:t>list</w:t>
-      </w:r>
-      <w:r>
-        <w:rPr>
-          <w:b w:val="0"/>
-        </w:rPr>
-        <w:t xml:space="preserve"> values and test an empty </w:t>
-      </w:r>
-      <w:r>
-        <w:rPr>
-          <w:b/>
-        </w:rPr>
-        <w:t>list</w:t>
-      </w:r>
-      <w:r>
-        <w:rPr>
-          <w:b w:val="0"/>
-        </w:rPr>
-        <w:t>.</w:t>
-      </w:r>
-    </w:p>
-    <w:p>
-      <w:pPr>
-        <w:pStyle w:val="Heading3"/>
-      </w:pPr>
-      <w:r>
-        <w:t>Remember before reading</w:t>
-      </w:r>
-    </w:p>
-    <w:p>
-      <w:pPr>
-        <w:spacing w:line="336" w:lineRule="auto" w:after="180"/>
-      </w:pPr>
-      <w:r>
-        <w:rPr>
-          <w:b w:val="0"/>
-        </w:rPr>
-        <w:t>Close your notes first. A rough first answer helps us choose the right starting point; it is not a score for your ability.</w:t>
-      </w:r>
-    </w:p>
-    <w:p>
-      <w:pPr>
-        <w:spacing w:line="336" w:lineRule="auto" w:after="180"/>
-      </w:pPr>
-      <w:r>
-        <w:rPr>
-          <w:b w:val="0"/>
-        </w:rPr>
-        <w:t>Without opening the old lesson, explain one key idea from Loops and trace tables. Give an example and a mistake that the idea helps you avoid.</w:t>
-      </w:r>
-    </w:p>
-    <w:p>
-      <w:pPr>
-        <w:spacing w:line="336" w:lineRule="auto" w:after="180"/>
-      </w:pPr>
-      <w:r>
-        <w:rPr>
-          <w:b w:val="0"/>
-        </w:rPr>
-        <w:t>Without opening the old lesson, explain one key idea from Boolean conditions. Give an example and a mistake that the idea helps you avoid.</w:t>
-      </w:r>
-    </w:p>
-    <w:p>
-      <w:pPr>
-        <w:spacing w:line="336" w:lineRule="auto" w:after="180"/>
-      </w:pPr>
-      <w:r>
-        <w:rPr>
-          <w:b w:val="0"/>
-        </w:rPr>
-        <w:t>Without opening the old lesson, explain one key idea from From a paper algorithm to Python. Give an example and a mistake that the idea helps you avoid.</w:t>
-      </w:r>
-    </w:p>
-    <w:p>
-      <w:pPr>
-        <w:spacing w:line="336" w:lineRule="auto" w:after="180"/>
-      </w:pPr>
-      <w:r>
-        <w:rPr>
-          <w:b w:val="0"/>
-        </w:rPr>
-        <w:t xml:space="preserve">After trying, check the relevant lesson or ask your teacher. Change the part of your explanation that the </w:t>
-      </w:r>
-      <w:r>
-        <w:rPr>
-          <w:b/>
-        </w:rPr>
-        <w:t>evidence</w:t>
-      </w:r>
-      <w:r>
-        <w:rPr>
-          <w:b w:val="0"/>
-        </w:rPr>
-        <w:t xml:space="preserve"> shows was wrong.</w:t>
-      </w:r>
-    </w:p>
-    <w:p>
-      <w:pPr>
-        <w:spacing w:line="336" w:lineRule="auto" w:after="180"/>
-      </w:pPr>
-      <w:r>
-        <w:rPr>
-          <w:b w:val="0"/>
-        </w:rPr>
-        <w:t>This week you will practise:</w:t>
-      </w:r>
-    </w:p>
-    <w:p>
-      <w:pPr>
-        <w:spacing w:line="336" w:lineRule="auto" w:after="180"/>
-      </w:pPr>
-      <w:r>
-        <w:rPr>
-          <w:b w:val="0"/>
-        </w:rPr>
-        <w:t xml:space="preserve">Distinguish a </w:t>
-      </w:r>
-      <w:r>
-        <w:rPr>
-          <w:b/>
-        </w:rPr>
-        <w:t>list</w:t>
-      </w:r>
-      <w:r>
-        <w:rPr>
-          <w:b w:val="0"/>
-        </w:rPr>
-        <w:t xml:space="preserve"> </w:t>
-      </w:r>
-      <w:r>
-        <w:rPr>
-          <w:b/>
-        </w:rPr>
-        <w:t>index</w:t>
-      </w:r>
-      <w:r>
-        <w:rPr>
-          <w:b w:val="0"/>
-        </w:rPr>
-        <w:t xml:space="preserve"> from the value stored at that position</w:t>
-      </w:r>
-    </w:p>
-    <w:p>
-      <w:pPr>
-        <w:spacing w:line="336" w:lineRule="auto" w:after="180"/>
-      </w:pPr>
-      <w:r>
-        <w:rPr>
-          <w:b w:val="0"/>
-        </w:rPr>
-        <w:t xml:space="preserve">Read and update an </w:t>
-      </w:r>
-      <w:r>
-        <w:rPr>
-          <w:b/>
-        </w:rPr>
-        <w:t>item</w:t>
-      </w:r>
-      <w:r>
-        <w:rPr>
-          <w:b w:val="0"/>
-        </w:rPr>
-        <w:t xml:space="preserve"> using a valid </w:t>
-      </w:r>
-      <w:r>
-        <w:rPr>
-          <w:b/>
-        </w:rPr>
-        <w:t>index</w:t>
-      </w:r>
-    </w:p>
-    <w:p>
-      <w:pPr>
-        <w:spacing w:line="336" w:lineRule="auto" w:after="180"/>
-      </w:pPr>
-      <w:r>
-        <w:rPr>
-          <w:b w:val="0"/>
-        </w:rPr>
-        <w:t xml:space="preserve">Trace a loop through </w:t>
-      </w:r>
-      <w:r>
-        <w:rPr>
-          <w:b/>
-        </w:rPr>
-        <w:t>list</w:t>
-      </w:r>
-      <w:r>
-        <w:rPr>
-          <w:b w:val="0"/>
-        </w:rPr>
-        <w:t xml:space="preserve"> values and test an empty </w:t>
-      </w:r>
-      <w:r>
-        <w:rPr>
-          <w:b/>
-        </w:rPr>
-        <w:t>list</w:t>
-      </w:r>
-    </w:p>
-    <w:p>
-      <w:pPr>
-        <w:pStyle w:val="Heading3"/>
-      </w:pPr>
-      <w:r>
-        <w:t>Retrieve what you already know</w:t>
-      </w:r>
-    </w:p>
-    <w:p>
-      <w:pPr>
-        <w:spacing w:line="336" w:lineRule="auto" w:after="180"/>
-        <w:shd w:fill="F5F1FB"/>
-      </w:pPr>
-      <w:r>
-        <w:rPr>
-          <w:b w:val="0"/>
-        </w:rPr>
-        <w:t>What values does range(3) supply? How many iterations occur?</w:t>
-      </w:r>
-    </w:p>
-    <w:p>
-      <w:pPr>
-        <w:pStyle w:val="Heading3"/>
-      </w:pPr>
-      <w:r>
-        <w:t>My starting explanation</w:t>
+        <w:t>List the given facts and one fact that is not supplied.</w:t>
       </w:r>
     </w:p>
     <w:p>
@@ -383,210 +561,23 @@
     </w:p>
     <w:p>
       <w:pPr>
-        <w:pStyle w:val="Heading3"/>
-      </w:pPr>
-      <w:r>
-        <w:t>This week’s end goal</w:t>
-      </w:r>
-    </w:p>
-    <w:p>
-      <w:pPr>
-        <w:spacing w:line="336" w:lineRule="auto" w:after="180"/>
-      </w:pPr>
-      <w:r>
-        <w:rPr>
-          <w:b w:val="0"/>
-        </w:rPr>
-        <w:t xml:space="preserve">Trace </w:t>
-      </w:r>
-      <w:r>
-        <w:rPr>
-          <w:b/>
-        </w:rPr>
-        <w:t>list</w:t>
-      </w:r>
-      <w:r>
-        <w:rPr>
-          <w:b w:val="0"/>
-        </w:rPr>
-        <w:t xml:space="preserve">s and </w:t>
-      </w:r>
-      <w:r>
-        <w:rPr>
-          <w:b/>
-        </w:rPr>
-        <w:t>index</w:t>
-      </w:r>
-      <w:r>
-        <w:rPr>
-          <w:b w:val="0"/>
-        </w:rPr>
-        <w:t>ing and explain the changed program before running it.</w:t>
-      </w:r>
-    </w:p>
-    <w:p>
-      <w:pPr>
         <w:pStyle w:val="Heading1"/>
       </w:pPr>
       <w:r>
-        <w:t>02. Notice the evidence</w:t>
-      </w:r>
-    </w:p>
-    <w:p>
-      <w:r>
-        <w:t>Investigate the supplied Lists and indexing case. Separate observations, given facts and assumptions before choosing an explanation.</w:t>
-      </w:r>
-    </w:p>
-    <w:p>
-      <w:pPr>
-        <w:spacing w:line="336" w:lineRule="auto" w:after="180"/>
-      </w:pPr>
-      <w:r>
-        <w:rPr>
-          <w:b w:val="0"/>
-        </w:rPr>
-        <w:t xml:space="preserve">A fictional supply shelf has three trays with counts 4, 7 and 4 in that order. Store them as counts = [4, 7, 4]. Square brackets enclose the </w:t>
-      </w:r>
-      <w:r>
-        <w:rPr>
-          <w:b/>
-        </w:rPr>
-        <w:t>list</w:t>
-      </w:r>
-      <w:r>
-        <w:rPr>
-          <w:b w:val="0"/>
-        </w:rPr>
-        <w:t xml:space="preserve"> and commas separate its </w:t>
-      </w:r>
-      <w:r>
-        <w:rPr>
-          <w:b/>
-        </w:rPr>
-        <w:t>item</w:t>
-      </w:r>
-      <w:r>
-        <w:rPr>
-          <w:b w:val="0"/>
-        </w:rPr>
-        <w:t>s.</w:t>
-      </w:r>
-    </w:p>
-    <w:p>
-      <w:pPr>
-        <w:spacing w:line="336" w:lineRule="auto" w:after="180"/>
-      </w:pPr>
-      <w:r>
-        <w:rPr>
-          <w:b w:val="0"/>
-        </w:rPr>
-        <w:t>The order matters: the first and third trays contain equal values but occupy different positions.</w:t>
-      </w:r>
-    </w:p>
-    <w:p>
-      <w:pPr>
-        <w:spacing w:line="336" w:lineRule="auto" w:after="180"/>
-      </w:pPr>
-      <w:r>
-        <w:rPr>
-          <w:b w:val="0"/>
-        </w:rPr>
-        <w:t xml:space="preserve">Python counts positions from zero. counts[0] reads the first </w:t>
-      </w:r>
-      <w:r>
-        <w:rPr>
-          <w:b/>
-        </w:rPr>
-        <w:t>item</w:t>
-      </w:r>
-      <w:r>
-        <w:rPr>
-          <w:b w:val="0"/>
-        </w:rPr>
-        <w:t xml:space="preserve">, counts[1] the second and counts[2] the third. len(counts) is 3 because there are three </w:t>
-      </w:r>
-      <w:r>
-        <w:rPr>
-          <w:b/>
-        </w:rPr>
-        <w:t>item</w:t>
-      </w:r>
-      <w:r>
-        <w:rPr>
-          <w:b w:val="0"/>
-        </w:rPr>
-        <w:t xml:space="preserve">s. It is a count, not the last nonnegative </w:t>
-      </w:r>
-      <w:r>
-        <w:rPr>
-          <w:b/>
-        </w:rPr>
-        <w:t>index</w:t>
-      </w:r>
-      <w:r>
-        <w:rPr>
-          <w:b w:val="0"/>
-        </w:rPr>
-        <w:t>.</w:t>
-      </w:r>
-    </w:p>
-    <w:p>
-      <w:pPr>
-        <w:spacing w:line="336" w:lineRule="auto" w:after="180"/>
-      </w:pPr>
-      <w:r>
-        <w:rPr>
-          <w:b w:val="0"/>
-        </w:rPr>
-        <w:t xml:space="preserve">This lesson uses integer counts and nonnegative indices; Python also supports negative indices, which are outside our current </w:t>
-      </w:r>
-      <w:r>
-        <w:rPr>
-          <w:b/>
-        </w:rPr>
-        <w:t>index</w:t>
-      </w:r>
-      <w:r>
-        <w:rPr>
-          <w:b w:val="0"/>
-        </w:rPr>
-        <w:t>ing convention.</w:t>
-      </w:r>
-    </w:p>
-    <w:p>
-      <w:pPr>
-        <w:pStyle w:val="Heading3"/>
-      </w:pPr>
-      <w:r>
-        <w:t>List the given facts and one fact that is not supplied.</w:t>
-      </w:r>
-    </w:p>
-    <w:p>
-      <w:r>
-        <w:t>________________________________________________________________</w:t>
-      </w:r>
-    </w:p>
-    <w:p>
-      <w:r>
-        <w:t>________________________________________________________________</w:t>
-      </w:r>
-    </w:p>
-    <w:p>
-      <w:r>
-        <w:t>________________________________________________________________</w:t>
-      </w:r>
-    </w:p>
-    <w:p>
-      <w:pPr>
-        <w:pStyle w:val="Heading1"/>
-      </w:pPr>
-      <w:r>
-        <w:t>03. See how it works</w:t>
-      </w:r>
-    </w:p>
-    <w:p>
-      <w:r>
-        <w:t>Follow the mechanism for Lists and indexing. Connect each labelled input, deciding step and result.</w:t>
+        <w:t>03. Read an item, then replace one position</w:t>
+      </w:r>
+    </w:p>
+    <w:p>
+      <w:r>
+        <w:t>An item update changes a stored record, not proof about the physical shelf.</w:t>
+      </w:r>
+    </w:p>
+    <w:p>
+      <w:pPr>
+        <w:pStyle w:val="Heading2"/>
+      </w:pPr>
+      <w:r>
+        <w:t>Map tray positions to values</w:t>
       </w:r>
     </w:p>
     <w:p>
@@ -746,6 +737,14 @@
       </w:r>
     </w:p>
     <w:p>
+      <w:pPr>
+        <w:pStyle w:val="Heading2"/>
+      </w:pPr>
+      <w:r>
+        <w:t>Complete list-read and index 1 update script</w:t>
+      </w:r>
+    </w:p>
+    <w:p>
       <w:r>
         <w:rPr>
           <w:rFonts w:ascii="Courier New" w:hAnsi="Courier New"/>
@@ -766,6 +765,14 @@
     </w:p>
     <w:p>
       <w:pPr>
+        <w:pStyle w:val="Heading2"/>
+      </w:pPr>
+      <w:r>
+        <w:t>Explain unchanged length and other items</w:t>
+      </w:r>
+    </w:p>
+    <w:p>
+      <w:pPr>
         <w:spacing w:line="336" w:lineRule="auto" w:after="180"/>
       </w:pPr>
       <w:r>
@@ -836,6 +843,30 @@
     </w:p>
     <w:p>
       <w:pPr>
+        <w:pStyle w:val="Heading2"/>
+      </w:pPr>
+      <w:r>
+        <w:t>Explain the deciding check</w:t>
+      </w:r>
+    </w:p>
+    <w:p>
+      <w:pPr>
+        <w:pStyle w:val="ListBullet"/>
+      </w:pPr>
+      <w:r>
+        <w:t>Point to the input, the deciding step and the result in this week’s visual. Explain the same step in ordinary words. A picture helps when you can say what each part represents.</w:t>
+      </w:r>
+    </w:p>
+    <w:p>
+      <w:pPr>
+        <w:pStyle w:val="Heading2"/>
+      </w:pPr>
+      <w:r>
+        <w:t>Earlier wording, alternatives and picture transcripts · reference / check after trying</w:t>
+      </w:r>
+    </w:p>
+    <w:p>
+      <w:pPr>
         <w:pStyle w:val="Heading3"/>
       </w:pPr>
       <w:r>
@@ -844,25 +875,1637 @@
     </w:p>
     <w:p>
       <w:pPr>
+        <w:pStyle w:val="Heading1"/>
+      </w:pPr>
+      <w:r>
+        <w:t>04. Compare an item update with an out-of-range access</w:t>
+      </w:r>
+    </w:p>
+    <w:p>
+      <w:r>
+        <w:t>Length counts entries; the next nonnegative position is not an existing item.</w:t>
+      </w:r>
+    </w:p>
+    <w:p>
+      <w:pPr>
+        <w:pStyle w:val="Heading2"/>
+      </w:pPr>
+      <w:r>
+        <w:t>Predict the supported change</w:t>
+      </w:r>
+    </w:p>
+    <w:p>
+      <w:pPr>
+        <w:pStyle w:val="ListBullet"/>
+      </w:pPr>
+      <w:r>
+        <w:t>Start with counts = [4, 7, 4]. Run counts[0] = 6. Write the resulting list, its length and the value at index 2. Predict before running.</w:t>
+      </w:r>
+    </w:p>
+    <w:p>
+      <w:pPr>
+        <w:pStyle w:val="Heading3"/>
+      </w:pPr>
+      <w:r>
+        <w:t>Keep the procedure fixed. Explain what changed in the inputs and result.</w:t>
+      </w:r>
+    </w:p>
+    <w:p>
+      <w:r>
+        <w:t>________________________________________________________________</w:t>
+      </w:r>
+    </w:p>
+    <w:p>
+      <w:r>
+        <w:t>________________________________________________________________</w:t>
+      </w:r>
+    </w:p>
+    <w:p>
+      <w:r>
+        <w:t>________________________________________________________________</w:t>
+      </w:r>
+    </w:p>
+    <w:p>
+      <w:r>
+        <w:t>________________________________________________________________</w:t>
+      </w:r>
+    </w:p>
+    <w:p>
+      <w:r>
+        <w:t>________________________________________________________________</w:t>
+      </w:r>
+    </w:p>
+    <w:p>
+      <w:pPr>
+        <w:pStyle w:val="Heading2"/>
+      </w:pPr>
+      <w:r>
+        <w:t>Predict the pictured variant</w:t>
+      </w:r>
+    </w:p>
+    <w:p>
+      <w:pPr>
+        <w:pStyle w:val="ListBullet"/>
+      </w:pPr>
+      <w:r>
+        <w:t>Change: Replace the second print with print(counts[3]).</w:t>
+      </w:r>
+    </w:p>
+    <w:p>
+      <w:pPr>
+        <w:pStyle w:val="Heading2"/>
+      </w:pPr>
+      <w:r>
+        <w:t>Check after predicting · reference / check after trying</w:t>
+      </w:r>
+    </w:p>
+    <w:p>
+      <w:pPr>
         <w:spacing w:line="336" w:lineRule="auto" w:after="180"/>
       </w:pPr>
       <w:r>
         <w:rPr>
+          <w:b/>
+        </w:rPr>
+        <w:t>Prediction</w:t>
+      </w:r>
+      <w:r>
+        <w:rPr>
           <w:b w:val="0"/>
         </w:rPr>
-        <w:t xml:space="preserve">Point to the </w:t>
+        <w:t xml:space="preserve">: The first print shows 6, then </w:t>
       </w:r>
       <w:r>
         <w:rPr>
           <w:b/>
         </w:rPr>
+        <w:t>IndexError</w:t>
+      </w:r>
+      <w:r>
+        <w:rPr>
+          <w:b w:val="0"/>
+        </w:rPr>
+        <w:t xml:space="preserve"> stops the script before the </w:t>
+      </w:r>
+      <w:r>
+        <w:rPr>
+          <w:b/>
+        </w:rPr>
+        <w:t>length</w:t>
+      </w:r>
+      <w:r>
+        <w:rPr>
+          <w:b w:val="0"/>
+        </w:rPr>
+        <w:t xml:space="preserve"> print.</w:t>
+      </w:r>
+    </w:p>
+    <w:p>
+      <w:pPr>
+        <w:spacing w:line="336" w:lineRule="auto" w:after="180"/>
+      </w:pPr>
+      <w:r>
+        <w:rPr>
+          <w:b w:val="0"/>
+        </w:rPr>
+        <w:t>Reason: The attempted position does not exist.</w:t>
+      </w:r>
+    </w:p>
+    <w:p>
+      <w:pPr>
+        <w:pStyle w:val="Heading2"/>
+      </w:pPr>
+      <w:r>
+        <w:t>Earlier wording, alternatives and picture transcripts · reference / check after trying</w:t>
+      </w:r>
+    </w:p>
+    <w:p>
+      <w:pPr>
+        <w:pStyle w:val="Heading3"/>
+      </w:pPr>
+      <w:r>
+        <w:t>Compare a familiar case with a changed case</w:t>
+      </w:r>
+    </w:p>
+    <w:p>
+      <w:pPr>
+        <w:pStyle w:val="Heading3"/>
+      </w:pPr>
+      <w:r>
+        <w:t>Change one thing in the pictured case</w:t>
+      </w:r>
+    </w:p>
+    <w:p>
+      <w:pPr>
+        <w:pStyle w:val="Heading1"/>
+      </w:pPr>
+      <w:r>
+        <w:t>06. Trace first, last and length in a fresh list</w:t>
+      </w:r>
+    </w:p>
+    <w:p>
+      <w:r>
+        <w:t>The length 3 is not a valid nonnegative item index for this three-item list.</w:t>
+      </w:r>
+    </w:p>
+    <w:p>
+      <w:pPr>
+        <w:pStyle w:val="Heading2"/>
+      </w:pPr>
+      <w:r>
+        <w:t>Read the complete pictured input and scenario map</w:t>
+      </w:r>
+    </w:p>
+    <w:p>
+      <w:pPr>
+        <w:spacing w:line="336" w:lineRule="auto" w:after="180"/>
+      </w:pPr>
+      <w:r>
+        <w:rPr>
+          <w:b/>
+        </w:rPr>
+        <w:t>Index</w:t>
+      </w:r>
+      <w:r>
+        <w:rPr>
+          <w:b w:val="0"/>
+        </w:rPr>
+        <w:t xml:space="preserve">es are positions, not values. A </w:t>
+      </w:r>
+      <w:r>
+        <w:rPr>
+          <w:b/>
+        </w:rPr>
+        <w:t>list</w:t>
+      </w:r>
+      <w:r>
+        <w:rPr>
+          <w:b w:val="0"/>
+        </w:rPr>
+        <w:t xml:space="preserve"> of shelf counts is read by position.</w:t>
+      </w:r>
+    </w:p>
+    <w:p>
+      <w:pPr>
+        <w:spacing w:line="336" w:lineRule="auto" w:after="180"/>
+      </w:pPr>
+      <w:r>
+        <w:rPr>
+          <w:b w:val="0"/>
+        </w:rPr>
+        <w:t>Python 3: counts=[6,1,8]; print(counts[0]); print(counts[-1]); print(len(counts)).</w:t>
+      </w:r>
+    </w:p>
+    <w:p>
+      <w:pPr>
+        <w:spacing w:line="336" w:lineRule="auto" w:after="180"/>
+      </w:pPr>
+      <w:r>
+        <w:rPr>
+          <w:b w:val="0"/>
+        </w:rPr>
+        <w:t>Label these independent initialisations: main list-read script starts [4,7,4] and updates index 1 to 9, producing [4,9,4]. The fresh sum script restarts [4,7,4], so its total is 15. W2 again restarts [4,7,4] but changes index 0 to 6, yielding [6,7,4]. The picture separately uses [6,1,8]. Never silently carry one script’s mutation into another scenario.</w:t>
+      </w:r>
+    </w:p>
+    <w:p>
+      <w:pPr>
+        <w:spacing w:line="336" w:lineRule="auto" w:after="180"/>
+      </w:pPr>
+      <w:r>
+        <w:rPr>
+          <w:b w:val="0"/>
+        </w:rPr>
+        <w:t>For any nonempty list, -1 reads its final item; an empty list has no valid item access.</w:t>
+      </w:r>
+    </w:p>
+    <w:p>
+      <w:pPr>
+        <w:pStyle w:val="Heading2"/>
+      </w:pPr>
+      <w:r>
+        <w:t>Trace position, value and length</w:t>
+      </w:r>
+    </w:p>
+    <w:p>
+      <w:r>
+        <w:drawing>
+          <wp:inline xmlns:a="http://schemas.openxmlformats.org/drawingml/2006/main" xmlns:pic="http://schemas.openxmlformats.org/drawingml/2006/picture">
+            <wp:extent cx="5486400" cy="3182112"/>
+            <wp:docPr id="1" name="Picture 1" descr="Draw positions: Indexes 0,1,2 contain 6,1,8 respectively. → Read two positions: Index 0 returns 6; index -1 returns the final value 8. → Check length boundary: Length is 3, but index 3 is beyond the final valid positive index 2."/>
+            <wp:cNvGraphicFramePr>
+              <a:graphicFrameLocks noChangeAspect="1"/>
+            </wp:cNvGraphicFramePr>
+            <a:graphic>
+              <a:graphicData uri="http://schemas.openxmlformats.org/drawingml/2006/picture">
+                <pic:pic>
+                  <pic:nvPicPr>
+                    <pic:cNvPr id="0" name="academy-story-python-bridge-7-02.png"/>
+                    <pic:cNvPicPr/>
+                  </pic:nvPicPr>
+                  <pic:blipFill>
+                    <a:blip r:embed="rId9"/>
+                    <a:stretch>
+                      <a:fillRect/>
+                    </a:stretch>
+                  </pic:blipFill>
+                  <pic:spPr>
+                    <a:xfrm>
+                      <a:off x="0" y="0"/>
+                      <a:ext cx="5486400" cy="3182112"/>
+                    </a:xfrm>
+                    <a:prstGeom prst="rect"/>
+                  </pic:spPr>
+                </pic:pic>
+              </a:graphicData>
+            </a:graphic>
+          </wp:inline>
+        </w:drawing>
+      </w:r>
+    </w:p>
+    <w:p>
+      <w:pPr>
+        <w:pStyle w:val="Heading3"/>
+      </w:pPr>
+      <w:r>
+        <w:t>Read the picture one step at a time</w:t>
+      </w:r>
+    </w:p>
+    <w:tbl>
+      <w:tblPr>
+        <w:tblStyle w:val="LightShading-Accent1"/>
+        <w:tblW w:type="auto" w:w="0"/>
+        <w:tblLook w:firstColumn="1" w:firstRow="1" w:lastColumn="0" w:lastRow="0" w:noHBand="0" w:noVBand="1" w:val="04A0"/>
+      </w:tblPr>
+      <w:tblGrid>
+        <w:gridCol w:w="5112"/>
+        <w:gridCol w:w="5112"/>
+      </w:tblGrid>
+      <w:tr>
+        <w:trPr>
+          <w:tblHeader/>
+        </w:trPr>
+        <w:tc>
+          <w:tcPr>
+            <w:tcW w:type="dxa" w:w="5112"/>
+          </w:tcPr>
+          <w:p>
+            <w:r>
+              <w:t>Step</w:t>
+            </w:r>
+          </w:p>
+        </w:tc>
+        <w:tc>
+          <w:tcPr>
+            <w:tcW w:type="dxa" w:w="5112"/>
+          </w:tcPr>
+          <w:p>
+            <w:r>
+              <w:t>What happens and why</w:t>
+            </w:r>
+          </w:p>
+        </w:tc>
+      </w:tr>
+      <w:tr>
+        <w:tc>
+          <w:tcPr>
+            <w:tcW w:type="dxa" w:w="5112"/>
+          </w:tcPr>
+          <w:p>
+            <w:r>
+              <w:t>1. Draw positions</w:t>
+            </w:r>
+          </w:p>
+        </w:tc>
+        <w:tc>
+          <w:tcPr>
+            <w:tcW w:type="dxa" w:w="5112"/>
+          </w:tcPr>
+          <w:p>
+            <w:r>
+              <w:t>Indexes 0,1,2 contain 6,1,8 respectively.</w:t>
+            </w:r>
+          </w:p>
+        </w:tc>
+      </w:tr>
+      <w:tr>
+        <w:tc>
+          <w:tcPr>
+            <w:tcW w:type="dxa" w:w="5112"/>
+          </w:tcPr>
+          <w:p>
+            <w:r>
+              <w:t>2. Read two positions</w:t>
+            </w:r>
+          </w:p>
+        </w:tc>
+        <w:tc>
+          <w:tcPr>
+            <w:tcW w:type="dxa" w:w="5112"/>
+          </w:tcPr>
+          <w:p>
+            <w:r>
+              <w:t>Index 0 returns 6; index -1 returns the final value 8.</w:t>
+            </w:r>
+          </w:p>
+        </w:tc>
+      </w:tr>
+      <w:tr>
+        <w:tc>
+          <w:tcPr>
+            <w:tcW w:type="dxa" w:w="5112"/>
+          </w:tcPr>
+          <w:p>
+            <w:r>
+              <w:t>3. Check length boundary</w:t>
+            </w:r>
+          </w:p>
+        </w:tc>
+        <w:tc>
+          <w:tcPr>
+            <w:tcW w:type="dxa" w:w="5112"/>
+          </w:tcPr>
+          <w:p>
+            <w:r>
+              <w:t>Length is 3, but index 3 is beyond the final valid positive index 2.</w:t>
+            </w:r>
+          </w:p>
+        </w:tc>
+      </w:tr>
+    </w:tbl>
+    <w:p>
+      <w:r>
+        <w:t>Match each pictured step to the supplied facts. This is a worked teaching case, not an independent assessment.</w:t>
+      </w:r>
+    </w:p>
+    <w:p>
+      <w:pPr>
+        <w:spacing w:line="336" w:lineRule="auto" w:after="180"/>
+      </w:pPr>
+      <w:r>
+        <w:rPr>
+          <w:b/>
+        </w:rPr>
+        <w:t>List</w:t>
+      </w:r>
+      <w:r>
+        <w:rPr>
+          <w:b w:val="0"/>
+        </w:rPr>
+        <w:t xml:space="preserve"> positions begin at zero. A negative </w:t>
+      </w:r>
+      <w:r>
+        <w:rPr>
+          <w:b/>
+        </w:rPr>
+        <w:t>index</w:t>
+      </w:r>
+      <w:r>
+        <w:rPr>
+          <w:b w:val="0"/>
+        </w:rPr>
+        <w:t xml:space="preserve"> counts from the end; the </w:t>
+      </w:r>
+      <w:r>
+        <w:rPr>
+          <w:b/>
+        </w:rPr>
+        <w:t>list</w:t>
+      </w:r>
+      <w:r>
+        <w:rPr>
+          <w:b w:val="0"/>
+        </w:rPr>
+        <w:t xml:space="preserve"> </w:t>
+      </w:r>
+      <w:r>
+        <w:rPr>
+          <w:b/>
+        </w:rPr>
+        <w:t>length</w:t>
+      </w:r>
+      <w:r>
+        <w:rPr>
+          <w:b w:val="0"/>
+        </w:rPr>
+        <w:t xml:space="preserve"> counts entries and is not itself a valid positive </w:t>
+      </w:r>
+      <w:r>
+        <w:rPr>
+          <w:b/>
+        </w:rPr>
+        <w:t>index</w:t>
+      </w:r>
+      <w:r>
+        <w:rPr>
+          <w:b w:val="0"/>
+        </w:rPr>
+        <w:t xml:space="preserve"> for the final entry.</w:t>
+      </w:r>
+    </w:p>
+    <w:p>
+      <w:pPr>
+        <w:pStyle w:val="Heading2"/>
+      </w:pPr>
+      <w:r>
+        <w:t>Inspect the original indexed-list graphic</w:t>
+      </w:r>
+    </w:p>
+    <w:p>
+      <w:r>
+        <w:drawing>
+          <wp:inline xmlns:a="http://schemas.openxmlformats.org/drawingml/2006/main" xmlns:pic="http://schemas.openxmlformats.org/drawingml/2006/picture">
+            <wp:extent cx="5486400" cy="2500086"/>
+            <wp:docPr id="2" name="Picture 2" descr="Zero-based list positions"/>
+            <wp:cNvGraphicFramePr>
+              <a:graphicFrameLocks noChangeAspect="1"/>
+            </wp:cNvGraphicFramePr>
+            <a:graphic>
+              <a:graphicData uri="http://schemas.openxmlformats.org/drawingml/2006/picture">
+                <pic:pic>
+                  <pic:nvPicPr>
+                    <pic:cNvPr id="0" name="academy-detail-python-bridge-7.png"/>
+                    <pic:cNvPicPr/>
+                  </pic:nvPicPr>
+                  <pic:blipFill>
+                    <a:blip r:embed="rId10"/>
+                    <a:stretch>
+                      <a:fillRect/>
+                    </a:stretch>
+                  </pic:blipFill>
+                  <pic:spPr>
+                    <a:xfrm>
+                      <a:off x="0" y="0"/>
+                      <a:ext cx="5486400" cy="2500086"/>
+                    </a:xfrm>
+                    <a:prstGeom prst="rect"/>
+                  </pic:spPr>
+                </pic:pic>
+              </a:graphicData>
+            </a:graphic>
+          </wp:inline>
+        </w:drawing>
+      </w:r>
+    </w:p>
+    <w:p>
+      <w:pPr>
+        <w:pStyle w:val="Heading2"/>
+      </w:pPr>
+      <w:r>
+        <w:t>Complete three-output script</w:t>
+      </w:r>
+    </w:p>
+    <w:p>
+      <w:r>
+        <w:rPr>
+          <w:rFonts w:ascii="Courier New" w:hAnsi="Courier New"/>
+          <w:sz w:val="18"/>
+        </w:rPr>
+        <w:t>counts = [6, 1, 8]</w:t>
+        <w:br/>
+        <w:t>print(counts[0])</w:t>
+        <w:br/>
+        <w:t>print(counts[-1])</w:t>
+        <w:br/>
+        <w:t>print(len(counts))</w:t>
+        <w:br/>
+      </w:r>
+    </w:p>
+    <w:p>
+      <w:pPr>
+        <w:pStyle w:val="Heading2"/>
+      </w:pPr>
+      <w:r>
+        <w:t>Predict replacing the second access with index 3</w:t>
+      </w:r>
+    </w:p>
+    <w:p>
+      <w:pPr>
+        <w:pStyle w:val="ListBullet"/>
+      </w:pPr>
+      <w:r>
+        <w:t>Change one thing: Replace the second print with print(counts[3]). Predict the result before checking the explanation. What remains the same?</w:t>
+      </w:r>
+    </w:p>
+    <w:p>
+      <w:pPr>
+        <w:pStyle w:val="Heading2"/>
+      </w:pPr>
+      <w:r>
+        <w:t>Check after predicting · reference / check after trying</w:t>
+      </w:r>
+    </w:p>
+    <w:p>
+      <w:r>
+        <w:drawing>
+          <wp:inline xmlns:a="http://schemas.openxmlformats.org/drawingml/2006/main" xmlns:pic="http://schemas.openxmlformats.org/drawingml/2006/picture">
+            <wp:extent cx="5486400" cy="3026664"/>
+            <wp:docPr id="3" name="Picture 3" descr="Original case: Length is 3, but index 3 is beyond the final valid positive index 2. Changed condition: Replace the second print with print(counts[3]). Expected result: The first print shows 6, then IndexError stops the script before the length print. Reason: The attempted position does not exist."/>
+            <wp:cNvGraphicFramePr>
+              <a:graphicFrameLocks noChangeAspect="1"/>
+            </wp:cNvGraphicFramePr>
+            <a:graphic>
+              <a:graphicData uri="http://schemas.openxmlformats.org/drawingml/2006/picture">
+                <pic:pic>
+                  <pic:nvPicPr>
+                    <pic:cNvPr id="0" name="academy-story-python-bridge-7-04.png"/>
+                    <pic:cNvPicPr/>
+                  </pic:nvPicPr>
+                  <pic:blipFill>
+                    <a:blip r:embed="rId11"/>
+                    <a:stretch>
+                      <a:fillRect/>
+                    </a:stretch>
+                  </pic:blipFill>
+                  <pic:spPr>
+                    <a:xfrm>
+                      <a:off x="0" y="0"/>
+                      <a:ext cx="5486400" cy="3026664"/>
+                    </a:xfrm>
+                    <a:prstGeom prst="rect"/>
+                  </pic:spPr>
+                </pic:pic>
+              </a:graphicData>
+            </a:graphic>
+          </wp:inline>
+        </w:drawing>
+      </w:r>
+    </w:p>
+    <w:p>
+      <w:pPr>
+        <w:pStyle w:val="Heading2"/>
+      </w:pPr>
+      <w:r>
+        <w:t>State data-accuracy and empty-list limits</w:t>
+      </w:r>
+    </w:p>
+    <w:p>
+      <w:pPr>
+        <w:pStyle w:val="ListBullet"/>
+      </w:pPr>
+      <w:r>
+        <w:t>A valid position does not establish that the stored count is accurate; empty lists also have no final element to read.</w:t>
+      </w:r>
+    </w:p>
+    <w:p>
+      <w:pPr>
+        <w:pStyle w:val="ListBullet"/>
+      </w:pPr>
+      <w:r>
+        <w:t>Read the labelled picture: Label the three index positions. Predict all original outputs, then name the first output and stopping point after using index 3.</w:t>
+      </w:r>
+    </w:p>
+    <w:p>
+      <w:pPr>
+        <w:pStyle w:val="Heading2"/>
+      </w:pPr>
+      <w:r>
+        <w:t>Separate fresh-list sum trace · reference / check after trying</w:t>
+      </w:r>
+    </w:p>
+    <w:p>
+      <w:r>
+        <w:rPr>
+          <w:rFonts w:ascii="Courier New" w:hAnsi="Courier New"/>
+          <w:sz w:val="18"/>
+        </w:rPr>
+        <w:t>counts = [4, 7, 4]</w:t>
+        <w:br/>
+        <w:t>total = 0</w:t>
+        <w:br/>
+        <w:t>for count in counts:</w:t>
+        <w:br/>
+        <w:t xml:space="preserve">    total = total + count</w:t>
+        <w:br/>
+        <w:t>print(total)</w:t>
+      </w:r>
+    </w:p>
+    <w:tbl>
+      <w:tblPr>
+        <w:tblStyle w:val="LightShading-Accent1"/>
+        <w:tblW w:type="auto" w:w="0"/>
+        <w:tblLook w:firstColumn="1" w:firstRow="1" w:lastColumn="0" w:lastRow="0" w:noHBand="0" w:noVBand="1" w:val="04A0"/>
+      </w:tblPr>
+      <w:tblGrid>
+        <w:gridCol w:w="3408"/>
+        <w:gridCol w:w="3408"/>
+        <w:gridCol w:w="3408"/>
+      </w:tblGrid>
+      <w:tr>
+        <w:trPr>
+          <w:tblHeader/>
+        </w:trPr>
+        <w:tc>
+          <w:tcPr>
+            <w:tcW w:type="dxa" w:w="3408"/>
+          </w:tcPr>
+          <w:p>
+            <w:r>
+              <w:t>Item read as count</w:t>
+            </w:r>
+          </w:p>
+        </w:tc>
+        <w:tc>
+          <w:tcPr>
+            <w:tcW w:type="dxa" w:w="3408"/>
+          </w:tcPr>
+          <w:p>
+            <w:r>
+              <w:t>total before</w:t>
+            </w:r>
+          </w:p>
+        </w:tc>
+        <w:tc>
+          <w:tcPr>
+            <w:tcW w:type="dxa" w:w="3408"/>
+          </w:tcPr>
+          <w:p>
+            <w:r>
+              <w:t>total after</w:t>
+            </w:r>
+          </w:p>
+        </w:tc>
+      </w:tr>
+      <w:tr>
+        <w:tc>
+          <w:tcPr>
+            <w:tcW w:type="dxa" w:w="3408"/>
+          </w:tcPr>
+          <w:p>
+            <w:r>
+              <w:t>4</w:t>
+            </w:r>
+          </w:p>
+        </w:tc>
+        <w:tc>
+          <w:tcPr>
+            <w:tcW w:type="dxa" w:w="3408"/>
+          </w:tcPr>
+          <w:p>
+            <w:r>
+              <w:t>0</w:t>
+            </w:r>
+          </w:p>
+        </w:tc>
+        <w:tc>
+          <w:tcPr>
+            <w:tcW w:type="dxa" w:w="3408"/>
+          </w:tcPr>
+          <w:p>
+            <w:r>
+              <w:t>4</w:t>
+            </w:r>
+          </w:p>
+        </w:tc>
+      </w:tr>
+      <w:tr>
+        <w:tc>
+          <w:tcPr>
+            <w:tcW w:type="dxa" w:w="3408"/>
+          </w:tcPr>
+          <w:p>
+            <w:r>
+              <w:t>7</w:t>
+            </w:r>
+          </w:p>
+        </w:tc>
+        <w:tc>
+          <w:tcPr>
+            <w:tcW w:type="dxa" w:w="3408"/>
+          </w:tcPr>
+          <w:p>
+            <w:r>
+              <w:t>4</w:t>
+            </w:r>
+          </w:p>
+        </w:tc>
+        <w:tc>
+          <w:tcPr>
+            <w:tcW w:type="dxa" w:w="3408"/>
+          </w:tcPr>
+          <w:p>
+            <w:r>
+              <w:t>11</w:t>
+            </w:r>
+          </w:p>
+        </w:tc>
+      </w:tr>
+      <w:tr>
+        <w:tc>
+          <w:tcPr>
+            <w:tcW w:type="dxa" w:w="3408"/>
+          </w:tcPr>
+          <w:p>
+            <w:r>
+              <w:t>4</w:t>
+            </w:r>
+          </w:p>
+        </w:tc>
+        <w:tc>
+          <w:tcPr>
+            <w:tcW w:type="dxa" w:w="3408"/>
+          </w:tcPr>
+          <w:p>
+            <w:r>
+              <w:t>11</w:t>
+            </w:r>
+          </w:p>
+        </w:tc>
+        <w:tc>
+          <w:tcPr>
+            <w:tcW w:type="dxa" w:w="3408"/>
+          </w:tcPr>
+          <w:p>
+            <w:r>
+              <w:t>15</w:t>
+            </w:r>
+          </w:p>
+        </w:tc>
+      </w:tr>
+    </w:tbl>
+    <w:p>
+      <w:pPr>
+        <w:spacing w:line="336" w:lineRule="auto" w:after="180"/>
+      </w:pPr>
+      <w:r>
+        <w:rPr>
+          <w:b w:val="0"/>
+        </w:rPr>
+        <w:t xml:space="preserve">This fresh script prints 15. for count in counts supplies the stored values, not the indices. Both copies of 4 are </w:t>
+      </w:r>
+      <w:r>
+        <w:rPr>
+          <w:b/>
+        </w:rPr>
+        <w:t>process</w:t>
+      </w:r>
+      <w:r>
+        <w:rPr>
+          <w:b w:val="0"/>
+        </w:rPr>
+        <w:t xml:space="preserve">ed because both are </w:t>
+      </w:r>
+      <w:r>
+        <w:rPr>
+          <w:b/>
+        </w:rPr>
+        <w:t>item</w:t>
+      </w:r>
+      <w:r>
+        <w:rPr>
+          <w:b w:val="0"/>
+        </w:rPr>
+        <w:t xml:space="preserve">s. For an empty </w:t>
+      </w:r>
+      <w:r>
+        <w:rPr>
+          <w:b/>
+        </w:rPr>
+        <w:t>list</w:t>
+      </w:r>
+      <w:r>
+        <w:rPr>
+          <w:b w:val="0"/>
+        </w:rPr>
+        <w:t xml:space="preserve"> written [], the body runs zero times and total stays 0.</w:t>
+      </w:r>
+    </w:p>
+    <w:p>
+      <w:pPr>
+        <w:spacing w:line="336" w:lineRule="auto" w:after="180"/>
+      </w:pPr>
+      <w:r>
+        <w:rPr>
+          <w:b w:val="0"/>
+        </w:rPr>
+        <w:t>For [7], it runs once and prints 7.</w:t>
+      </w:r>
+    </w:p>
+    <w:p>
+      <w:pPr>
+        <w:pStyle w:val="Heading3"/>
+      </w:pPr>
+      <w:r>
+        <w:t>Change only the list to [2, 0, 5]. Trace the three additions and state the final output. Explain why the middle item is processed even though its value is zero.</w:t>
+      </w:r>
+    </w:p>
+    <w:p>
+      <w:r>
+        <w:t>________________________________________________________________</w:t>
+      </w:r>
+    </w:p>
+    <w:p>
+      <w:r>
+        <w:t>________________________________________________________________</w:t>
+      </w:r>
+    </w:p>
+    <w:p>
+      <w:r>
+        <w:t>________________________________________________________________</w:t>
+      </w:r>
+    </w:p>
+    <w:p>
+      <w:r>
+        <w:t>________________________________________________________________</w:t>
+      </w:r>
+    </w:p>
+    <w:p>
+      <w:r>
+        <w:t>________________________________________________________________</w:t>
+      </w:r>
+    </w:p>
+    <w:p>
+      <w:pPr>
+        <w:pStyle w:val="Heading2"/>
+      </w:pPr>
+      <w:r>
+        <w:t>Earlier wording, alternatives and picture transcripts · reference / check after trying</w:t>
+      </w:r>
+    </w:p>
+    <w:p>
+      <w:pPr>
+        <w:pStyle w:val="Heading3"/>
+      </w:pPr>
+      <w:r>
+        <w:t>Learn from the worked case</w:t>
+      </w:r>
+    </w:p>
+    <w:p>
+      <w:pPr>
+        <w:spacing w:line="336" w:lineRule="auto" w:after="180"/>
+      </w:pPr>
+      <w:r>
+        <w:rPr>
+          <w:b w:val="0"/>
+        </w:rPr>
+        <w:t>Cover the result before checking it. Say what is given, choose the procedure, and follow one step at a time. Then uncover the result and explain your first mismatch. Ask why a step is allowed, not only what number it produces.</w:t>
+      </w:r>
+    </w:p>
+    <w:p>
+      <w:pPr>
+        <w:pStyle w:val="Heading3"/>
+      </w:pPr>
+      <w:r>
+        <w:t>A pictorial worked case: Lists and indexing</w:t>
+      </w:r>
+    </w:p>
+    <w:p>
+      <w:pPr>
+        <w:pStyle w:val="Heading3"/>
+      </w:pPr>
+      <w:r>
+        <w:t>The facts we will use</w:t>
+      </w:r>
+    </w:p>
+    <w:p>
+      <w:r>
+        <w:drawing>
+          <wp:inline xmlns:a="http://schemas.openxmlformats.org/drawingml/2006/main" xmlns:pic="http://schemas.openxmlformats.org/drawingml/2006/picture">
+            <wp:extent cx="5486400" cy="5185229"/>
+            <wp:docPr id="4" name="Picture 4" descr="Lists and indexing. Draw positions: Indexes 0,1,2 contain 6,1,8 respectively.. Read two positions: Index 0 returns 6; index -1 returns the final value 8.. Check length boundary: Length is 3, but index 3 is beyond the final valid positive index 2."/>
+            <wp:cNvGraphicFramePr>
+              <a:graphicFrameLocks noChangeAspect="1"/>
+            </wp:cNvGraphicFramePr>
+            <a:graphic>
+              <a:graphicData uri="http://schemas.openxmlformats.org/drawingml/2006/picture">
+                <pic:pic>
+                  <pic:nvPicPr>
+                    <pic:cNvPr id="0" name="academy-visual-python-bridge-7.png"/>
+                    <pic:cNvPicPr/>
+                  </pic:nvPicPr>
+                  <pic:blipFill>
+                    <a:blip r:embed="rId12"/>
+                    <a:stretch>
+                      <a:fillRect/>
+                    </a:stretch>
+                  </pic:blipFill>
+                  <pic:spPr>
+                    <a:xfrm>
+                      <a:off x="0" y="0"/>
+                      <a:ext cx="5486400" cy="5185229"/>
+                    </a:xfrm>
+                    <a:prstGeom prst="rect"/>
+                  </pic:spPr>
+                </pic:pic>
+              </a:graphicData>
+            </a:graphic>
+          </wp:inline>
+        </w:drawing>
+      </w:r>
+    </w:p>
+    <w:p>
+      <w:pPr>
+        <w:pStyle w:val="Heading3"/>
+      </w:pPr>
+      <w:r>
+        <w:t>Why this result follows</w:t>
+      </w:r>
+    </w:p>
+    <w:p>
+      <w:pPr>
+        <w:pStyle w:val="Heading3"/>
+      </w:pPr>
+      <w:r>
+        <w:t>What this example does not establish</w:t>
+      </w:r>
+    </w:p>
+    <w:p>
+      <w:pPr>
+        <w:pStyle w:val="Heading1"/>
+      </w:pPr>
+      <w:r>
+        <w:t>07. Find the nonexistent index or value used as a position</w:t>
+      </w:r>
+    </w:p>
+    <w:p>
+      <w:r>
+        <w:t>A failed access stops later statements in that run.</w:t>
+      </w:r>
+    </w:p>
+    <w:p>
+      <w:pPr>
+        <w:pStyle w:val="Heading2"/>
+      </w:pPr>
+      <w:r>
+        <w:t>Read the deliberate IndexError example</w:t>
+      </w:r>
+    </w:p>
+    <w:p>
+      <w:r>
+        <w:rPr>
+          <w:rFonts w:ascii="Courier New" w:hAnsi="Courier New"/>
+          <w:sz w:val="18"/>
+        </w:rPr>
+        <w:t>counts = [4, 7, 4]</w:t>
+        <w:br/>
+        <w:t>print(counts[3])</w:t>
+      </w:r>
+    </w:p>
+    <w:p>
+      <w:pPr>
+        <w:pStyle w:val="Heading2"/>
+      </w:pPr>
+      <w:r>
+        <w:t>Explain the last valid position and empty boundary</w:t>
+      </w:r>
+    </w:p>
+    <w:p>
+      <w:pPr>
+        <w:spacing w:line="336" w:lineRule="auto" w:after="180"/>
+      </w:pPr>
+      <w:r>
+        <w:rPr>
+          <w:b w:val="0"/>
+        </w:rPr>
+        <w:t xml:space="preserve">This deliberately faulty script raises </w:t>
+      </w:r>
+      <w:r>
+        <w:rPr>
+          <w:b/>
+        </w:rPr>
+        <w:t>IndexError</w:t>
+      </w:r>
+      <w:r>
+        <w:rPr>
+          <w:b w:val="0"/>
+        </w:rPr>
+        <w:t xml:space="preserve">. The </w:t>
+      </w:r>
+      <w:r>
+        <w:rPr>
+          <w:b/>
+        </w:rPr>
+        <w:t>list</w:t>
+      </w:r>
+      <w:r>
+        <w:rPr>
+          <w:b w:val="0"/>
+        </w:rPr>
+        <w:t xml:space="preserve"> has three </w:t>
+      </w:r>
+      <w:r>
+        <w:rPr>
+          <w:b/>
+        </w:rPr>
+        <w:t>item</w:t>
+      </w:r>
+      <w:r>
+        <w:rPr>
+          <w:b w:val="0"/>
+        </w:rPr>
+        <w:t xml:space="preserve">s, but its nonnegative indices are 0, 1 and 2. Replace 3 with 2 to read the third </w:t>
+      </w:r>
+      <w:r>
+        <w:rPr>
+          <w:b/>
+        </w:rPr>
+        <w:t>item</w:t>
+      </w:r>
+      <w:r>
+        <w:rPr>
+          <w:b w:val="0"/>
+        </w:rPr>
+        <w:t>, which is 4.</w:t>
+      </w:r>
+    </w:p>
+    <w:p>
+      <w:pPr>
+        <w:spacing w:line="336" w:lineRule="auto" w:after="180"/>
+      </w:pPr>
+      <w:r>
+        <w:rPr>
+          <w:b w:val="0"/>
+        </w:rPr>
+        <w:t xml:space="preserve">For any nonempty </w:t>
+      </w:r>
+      <w:r>
+        <w:rPr>
+          <w:b/>
+        </w:rPr>
+        <w:t>list</w:t>
+      </w:r>
+      <w:r>
+        <w:rPr>
+          <w:b w:val="0"/>
+        </w:rPr>
+        <w:t xml:space="preserve">, len(counts) - 1 identifies the last </w:t>
+      </w:r>
+      <w:r>
+        <w:rPr>
+          <w:b/>
+        </w:rPr>
+        <w:t>item</w:t>
+      </w:r>
+      <w:r>
+        <w:rPr>
+          <w:b w:val="0"/>
+        </w:rPr>
+        <w:t xml:space="preserve"> using a nonnegative </w:t>
+      </w:r>
+      <w:r>
+        <w:rPr>
+          <w:b/>
+        </w:rPr>
+        <w:t>index</w:t>
+      </w:r>
+      <w:r>
+        <w:rPr>
+          <w:b w:val="0"/>
+        </w:rPr>
+        <w:t xml:space="preserve">. An empty </w:t>
+      </w:r>
+      <w:r>
+        <w:rPr>
+          <w:b/>
+        </w:rPr>
+        <w:t>list</w:t>
+      </w:r>
+      <w:r>
+        <w:rPr>
+          <w:b w:val="0"/>
+        </w:rPr>
+        <w:t xml:space="preserve"> has no valid </w:t>
+      </w:r>
+      <w:r>
+        <w:rPr>
+          <w:b/>
+        </w:rPr>
+        <w:t>item</w:t>
+      </w:r>
+      <w:r>
+        <w:rPr>
+          <w:b w:val="0"/>
+        </w:rPr>
+        <w:t xml:space="preserve"> </w:t>
+      </w:r>
+      <w:r>
+        <w:rPr>
+          <w:b/>
+        </w:rPr>
+        <w:t>index</w:t>
+      </w:r>
+      <w:r>
+        <w:rPr>
+          <w:b w:val="0"/>
+        </w:rPr>
+        <w:t>.</w:t>
+      </w:r>
+    </w:p>
+    <w:p>
+      <w:pPr>
+        <w:pStyle w:val="Heading2"/>
+      </w:pPr>
+      <w:r>
+        <w:t>Compare looping through values versus indices</w:t>
+      </w:r>
+    </w:p>
+    <w:p>
+      <w:pPr>
+        <w:spacing w:line="336" w:lineRule="auto" w:after="180"/>
+      </w:pPr>
+      <w:r>
+        <w:rPr>
+          <w:b w:val="0"/>
+        </w:rPr>
+        <w:t xml:space="preserve">Avoid confusing values with positions: for count in counts followed by counts[count] would try indices 4, 7 and 4 in this example. If you need both, use for </w:t>
+      </w:r>
+      <w:r>
+        <w:rPr>
+          <w:b/>
+        </w:rPr>
+        <w:t>index</w:t>
+      </w:r>
+      <w:r>
+        <w:rPr>
+          <w:b w:val="0"/>
+        </w:rPr>
+        <w:t xml:space="preserve"> in range(len(counts)) and read counts[</w:t>
+      </w:r>
+      <w:r>
+        <w:rPr>
+          <w:b/>
+        </w:rPr>
+        <w:t>index</w:t>
+      </w:r>
+      <w:r>
+        <w:rPr>
+          <w:b w:val="0"/>
+        </w:rPr>
+        <w:t>].</w:t>
+      </w:r>
+    </w:p>
+    <w:p>
+      <w:pPr>
+        <w:spacing w:line="336" w:lineRule="auto" w:after="180"/>
+      </w:pPr>
+      <w:r>
+        <w:rPr>
+          <w:b w:val="0"/>
+        </w:rPr>
+        <w:t>If you only need a total, looping directly through values is simpler.</w:t>
+      </w:r>
+    </w:p>
+    <w:p>
+      <w:pPr>
+        <w:pStyle w:val="Heading2"/>
+      </w:pPr>
+      <w:r>
+        <w:t>Diagnose the first attempted wrong index</w:t>
+      </w:r>
+    </w:p>
+    <w:p>
+      <w:pPr>
+        <w:pStyle w:val="ListBullet"/>
+      </w:pPr>
+      <w:r>
+        <w:t>A learner loops with for count in counts and tries to read counts[count] for counts = [4, 7, 4]. Identify the first attempted index and error. Explain how to print each value directly.</w:t>
+      </w:r>
+    </w:p>
+    <w:p>
+      <w:pPr>
+        <w:pStyle w:val="Heading3"/>
+      </w:pPr>
+      <w:r>
+        <w:t>State one repair and the checks you would rerun.</w:t>
+      </w:r>
+    </w:p>
+    <w:p>
+      <w:r>
+        <w:t>________________________________________________________________</w:t>
+      </w:r>
+    </w:p>
+    <w:p>
+      <w:r>
+        <w:t>________________________________________________________________</w:t>
+      </w:r>
+    </w:p>
+    <w:p>
+      <w:r>
+        <w:t>________________________________________________________________</w:t>
+      </w:r>
+    </w:p>
+    <w:p>
+      <w:r>
+        <w:t>________________________________________________________________</w:t>
+      </w:r>
+    </w:p>
+    <w:p>
+      <w:r>
+        <w:t>________________________________________________________________</w:t>
+      </w:r>
+    </w:p>
+    <w:p>
+      <w:r>
+        <w:t>________________________________________________________________</w:t>
+      </w:r>
+    </w:p>
+    <w:p>
+      <w:pPr>
+        <w:pStyle w:val="Heading2"/>
+      </w:pPr>
+      <w:r>
+        <w:t>Earlier wording, alternatives and picture transcripts · reference / check after trying</w:t>
+      </w:r>
+    </w:p>
+    <w:p>
+      <w:pPr>
+        <w:pStyle w:val="Heading3"/>
+      </w:pPr>
+      <w:r>
+        <w:t>Locate the earliest unsupported step</w:t>
+      </w:r>
+    </w:p>
+    <w:p>
+      <w:pPr>
+        <w:pStyle w:val="Heading1"/>
+      </w:pPr>
+      <w:r>
+        <w:t>08. Practise the index 0 W2 update with less help</w:t>
+      </w:r>
+    </w:p>
+    <w:p>
+      <w:r>
+        <w:t>Start from the stated original list rather than the earlier modified one.</w:t>
+      </w:r>
+    </w:p>
+    <w:p>
+      <w:pPr>
+        <w:pStyle w:val="Heading2"/>
+      </w:pPr>
+      <w:r>
+        <w:t>Explain the procedure</w:t>
+      </w:r>
+    </w:p>
+    <w:p>
+      <w:pPr>
+        <w:pStyle w:val="ListBullet"/>
+      </w:pPr>
+      <w:r>
+        <w:t>For counts = [4, 7, 4], give the length, valid nonnegative indices and value at index 1. Explain how the two items with value 4 differ.</w:t>
+      </w:r>
+    </w:p>
+    <w:p>
+      <w:pPr>
+        <w:pStyle w:val="Heading3"/>
+      </w:pPr>
+      <w:r>
+        <w:t>Change only the list to [2, 0, 5]. Trace the three additions and state the final output. Explain why the middle item is processed even though its value is zero.</w:t>
+      </w:r>
+    </w:p>
+    <w:p>
+      <w:r>
+        <w:t>________________________________________________________________</w:t>
+      </w:r>
+    </w:p>
+    <w:p>
+      <w:r>
+        <w:t>________________________________________________________________</w:t>
+      </w:r>
+    </w:p>
+    <w:p>
+      <w:r>
+        <w:t>________________________________________________________________</w:t>
+      </w:r>
+    </w:p>
+    <w:p>
+      <w:r>
+        <w:t>________________________________________________________________</w:t>
+      </w:r>
+    </w:p>
+    <w:p>
+      <w:r>
+        <w:t>________________________________________________________________</w:t>
+      </w:r>
+    </w:p>
+    <w:p>
+      <w:pPr>
+        <w:pStyle w:val="Heading3"/>
+      </w:pPr>
+      <w:r>
+        <w:t>Explain your prediction to a partner before comparing results.</w:t>
+      </w:r>
+    </w:p>
+    <w:p>
+      <w:r>
+        <w:t>________________________________________________________________</w:t>
+      </w:r>
+    </w:p>
+    <w:p>
+      <w:r>
+        <w:t>________________________________________________________________</w:t>
+      </w:r>
+    </w:p>
+    <w:p>
+      <w:r>
+        <w:t>________________________________________________________________</w:t>
+      </w:r>
+    </w:p>
+    <w:p>
+      <w:r>
+        <w:t>________________________________________________________________</w:t>
+      </w:r>
+    </w:p>
+    <w:p>
+      <w:pPr>
+        <w:pStyle w:val="Heading2"/>
+      </w:pPr>
+      <w:r>
+        <w:t>Complete W2 item update</w:t>
+      </w:r>
+    </w:p>
+    <w:p>
+      <w:pPr>
+        <w:spacing w:line="336" w:lineRule="auto" w:after="180"/>
+      </w:pPr>
+      <w:r>
+        <w:rPr>
+          <w:b w:val="0"/>
+        </w:rPr>
+        <w:t>Use workbook W2 for the connected example “</w:t>
+      </w:r>
+      <w:r>
+        <w:rPr>
+          <w:b/>
+        </w:rPr>
+        <w:t>List</w:t>
+      </w:r>
+      <w:r>
+        <w:rPr>
+          <w:b w:val="0"/>
+        </w:rPr>
+        <w:t xml:space="preserve">s and </w:t>
+      </w:r>
+      <w:r>
+        <w:rPr>
+          <w:b/>
+        </w:rPr>
+        <w:t>index</w:t>
+      </w:r>
+      <w:r>
+        <w:rPr>
+          <w:b w:val="0"/>
+        </w:rPr>
+        <w:t xml:space="preserve">ing”. First fill the </w:t>
+      </w:r>
+      <w:r>
+        <w:rPr>
+          <w:b/>
+        </w:rPr>
         <w:t>input</w:t>
       </w:r>
       <w:r>
         <w:rPr>
           <w:b w:val="0"/>
         </w:rPr>
-        <w:t>, the deciding step and the result in this week’s visual. Explain the same step in ordinary words. A picture helps when you can say what each part represents.</w:t>
+        <w:t xml:space="preserve"> and rule boxes. Try the middle steps before asking for a hint. After a hint, try the next step yourself.</w:t>
+      </w:r>
+    </w:p>
+    <w:tbl>
+      <w:tblPr>
+        <w:tblStyle w:val="LightShading-Accent1"/>
+        <w:tblW w:type="auto" w:w="0"/>
+        <w:tblLook w:firstColumn="1" w:firstRow="1" w:lastColumn="0" w:lastRow="0" w:noHBand="0" w:noVBand="1" w:val="04A0"/>
+      </w:tblPr>
+      <w:tblGrid>
+        <w:gridCol w:w="3408"/>
+        <w:gridCol w:w="3408"/>
+        <w:gridCol w:w="3408"/>
+      </w:tblGrid>
+      <w:tr>
+        <w:trPr>
+          <w:tblHeader/>
+        </w:trPr>
+        <w:tc>
+          <w:tcPr>
+            <w:tcW w:type="dxa" w:w="3408"/>
+          </w:tcPr>
+          <w:p>
+            <w:r>
+              <w:t>Plan</w:t>
+            </w:r>
+          </w:p>
+        </w:tc>
+        <w:tc>
+          <w:tcPr>
+            <w:tcW w:type="dxa" w:w="3408"/>
+          </w:tcPr>
+          <w:p>
+            <w:r>
+              <w:t>Do</w:t>
+            </w:r>
+          </w:p>
+        </w:tc>
+        <w:tc>
+          <w:tcPr>
+            <w:tcW w:type="dxa" w:w="3408"/>
+          </w:tcPr>
+          <w:p>
+            <w:r>
+              <w:t>Check</w:t>
+            </w:r>
+          </w:p>
+        </w:tc>
+      </w:tr>
+      <w:tr>
+        <w:tc>
+          <w:tcPr>
+            <w:tcW w:type="dxa" w:w="3408"/>
+          </w:tcPr>
+          <w:p>
+            <w:r>
+              <w:t>What is given? Which rule or procedure applies?</w:t>
+            </w:r>
+          </w:p>
+        </w:tc>
+        <w:tc>
+          <w:tcPr>
+            <w:tcW w:type="dxa" w:w="3408"/>
+          </w:tcPr>
+          <w:p>
+            <w:r>
+              <w:t>Record each intermediate step.</w:t>
+            </w:r>
+          </w:p>
+        </w:tc>
+        <w:tc>
+          <w:tcPr>
+            <w:tcW w:type="dxa" w:w="3408"/>
+          </w:tcPr>
+          <w:p>
+            <w:r>
+              <w:t>Does the result follow? What remains unknown?</w:t>
+            </w:r>
+          </w:p>
+        </w:tc>
+      </w:tr>
+    </w:tbl>
+    <w:p>
+      <w:pPr>
+        <w:pStyle w:val="Heading2"/>
+      </w:pPr>
+      <w:r>
+        <w:t>Check length versus last nonnegative index</w:t>
+      </w:r>
+    </w:p>
+    <w:p>
+      <w:pPr>
+        <w:pStyle w:val="ListBullet"/>
+      </w:pPr>
+      <w:r>
+        <w:t>Use the worked case for Lists and indexing. Proposed explanation: “Length is the last nonnegative index”. Decide whether this explanation is supported. Point to the step or supplied fact that decides; explain your repair if needed.</w:t>
+      </w:r>
+    </w:p>
+    <w:p>
+      <w:pPr>
+        <w:pStyle w:val="ListBullet"/>
+      </w:pPr>
+      <w:r>
+        <w:t>Answer on your own before discussion. If you are unsure, say which step you need help with.</w:t>
+      </w:r>
+    </w:p>
+    <w:p>
+      <w:pPr>
+        <w:pStyle w:val="Heading2"/>
+      </w:pPr>
+      <w:r>
+        <w:t>Explain the pictured stopping point</w:t>
+      </w:r>
+    </w:p>
+    <w:p>
+      <w:pPr>
+        <w:pStyle w:val="ListBullet"/>
+      </w:pPr>
+      <w:r>
+        <w:t>Label the three index positions. Predict all original outputs, then name the first output and stopping point after using index 3.</w:t>
+      </w:r>
+    </w:p>
+    <w:p>
+      <w:pPr>
+        <w:pStyle w:val="Heading3"/>
+      </w:pPr>
+      <w:r>
+        <w:t>My explanation using a pictured step and the given facts</w:t>
+      </w:r>
+    </w:p>
+    <w:p>
+      <w:r>
+        <w:t>________________________________________________________________</w:t>
+      </w:r>
+    </w:p>
+    <w:p>
+      <w:r>
+        <w:t>________________________________________________________________</w:t>
+      </w:r>
+    </w:p>
+    <w:p>
+      <w:r>
+        <w:t>________________________________________________________________</w:t>
+      </w:r>
+    </w:p>
+    <w:p>
+      <w:r>
+        <w:t>________________________________________________________________</w:t>
+      </w:r>
+    </w:p>
+    <w:p>
+      <w:pPr>
+        <w:pStyle w:val="Heading2"/>
+      </w:pPr>
+      <w:r>
+        <w:t>Reserve independent work</w:t>
+      </w:r>
+    </w:p>
+    <w:p>
+      <w:pPr>
+        <w:spacing w:line="336" w:lineRule="auto" w:after="180"/>
+      </w:pPr>
+      <w:r>
+        <w:rPr>
+          <w:b w:val="0"/>
+        </w:rPr>
+        <w:t>This is supported practice. Keep the separately named independent case for an attempt before feedback.</w:t>
+      </w:r>
+    </w:p>
+    <w:p>
+      <w:pPr>
+        <w:pStyle w:val="Heading2"/>
+      </w:pPr>
+      <w:r>
+        <w:t>Earlier wording, alternatives and picture transcripts · reference / check after trying</w:t>
+      </w:r>
+    </w:p>
+    <w:p>
+      <w:pPr>
+        <w:pStyle w:val="Heading3"/>
+      </w:pPr>
+      <w:r>
+        <w:t>Practise with less help: Trace an update</w:t>
+      </w:r>
+    </w:p>
+    <w:p>
+      <w:pPr>
+        <w:spacing w:line="336" w:lineRule="auto" w:after="180"/>
+      </w:pPr>
+      <w:r>
+        <w:rPr>
+          <w:b w:val="0"/>
+        </w:rPr>
+        <w:t>Explain your trace to a partner. Your partner points to one step to check. Swap roles on the next case. Each person writes their own explanation.</w:t>
+      </w:r>
+    </w:p>
+    <w:p>
+      <w:pPr>
+        <w:pStyle w:val="Heading3"/>
+      </w:pPr>
+      <w:r>
+        <w:t>Check your reasoning</w:t>
+      </w:r>
+    </w:p>
+    <w:p>
+      <w:pPr>
+        <w:pStyle w:val="Heading3"/>
+      </w:pPr>
+      <w:r>
+        <w:t>Explain the picture</w:t>
       </w:r>
     </w:p>
     <w:p>
@@ -870,12 +2513,532 @@
         <w:pStyle w:val="Heading1"/>
       </w:pPr>
       <w:r>
-        <w:t>04. Compare the cases</w:t>
-      </w:r>
-    </w:p>
-    <w:p>
-      <w:r>
-        <w:t>Compare the supplied cases for Lists and indexing. Identify the detail that changes the conclusion.</w:t>
+        <w:t>09. Check six complete update, iteration and access cases</w:t>
+      </w:r>
+    </w:p>
+    <w:p>
+      <w:r>
+        <w:t>An empty list, a zero-valued item and an invalid index are different states.</w:t>
+      </w:r>
+    </w:p>
+    <w:p>
+      <w:pPr>
+        <w:pStyle w:val="Heading2"/>
+      </w:pPr>
+      <w:r>
+        <w:t>All supplied case records</w:t>
+      </w:r>
+    </w:p>
+    <w:tbl>
+      <w:tblPr>
+        <w:tblStyle w:val="LightShading-Accent1"/>
+        <w:tblW w:type="auto" w:w="0"/>
+        <w:tblLook w:firstColumn="1" w:firstRow="1" w:lastColumn="0" w:lastRow="0" w:noHBand="0" w:noVBand="1" w:val="04A0"/>
+      </w:tblPr>
+      <w:tblGrid>
+        <w:gridCol w:w="5112"/>
+        <w:gridCol w:w="5112"/>
+      </w:tblGrid>
+      <w:tr>
+        <w:trPr>
+          <w:tblHeader/>
+        </w:trPr>
+        <w:tc>
+          <w:tcPr>
+            <w:tcW w:type="dxa" w:w="5112"/>
+          </w:tcPr>
+          <w:p>
+            <w:r>
+              <w:t>Complete case</w:t>
+            </w:r>
+          </w:p>
+        </w:tc>
+        <w:tc>
+          <w:tcPr>
+            <w:tcW w:type="dxa" w:w="5112"/>
+          </w:tcPr>
+          <w:p>
+            <w:r>
+              <w:t>Expected behavior</w:t>
+            </w:r>
+          </w:p>
+        </w:tc>
+      </w:tr>
+      <w:tr>
+        <w:tc>
+          <w:tcPr>
+            <w:tcW w:type="dxa" w:w="5112"/>
+          </w:tcPr>
+          <w:p>
+            <w:r>
+              <w:t>A · Fresh W2 [4,7,4], index 0=6</w:t>
+            </w:r>
+          </w:p>
+        </w:tc>
+        <w:tc>
+          <w:tcPr>
+            <w:tcW w:type="dxa" w:w="5112"/>
+          </w:tcPr>
+          <w:p>
+            <w:r>
+              <w:t>[6,7,4], length 3, index 2 value 4</w:t>
+            </w:r>
+          </w:p>
+        </w:tc>
+      </w:tr>
+      <w:tr>
+        <w:tc>
+          <w:tcPr>
+            <w:tcW w:type="dxa" w:w="5112"/>
+          </w:tcPr>
+          <w:p>
+            <w:r>
+              <w:t>B · Fresh sum list [4,7,4]</w:t>
+            </w:r>
+          </w:p>
+        </w:tc>
+        <w:tc>
+          <w:tcPr>
+            <w:tcW w:type="dxa" w:w="5112"/>
+          </w:tcPr>
+          <w:p>
+            <w:r>
+              <w:t>Each item visited, including both 4 values; total 15</w:t>
+            </w:r>
+          </w:p>
+        </w:tc>
+      </w:tr>
+      <w:tr>
+        <w:tc>
+          <w:tcPr>
+            <w:tcW w:type="dxa" w:w="5112"/>
+          </w:tcPr>
+          <w:p>
+            <w:r>
+              <w:t>C · Sum empty list []</w:t>
+            </w:r>
+          </w:p>
+        </w:tc>
+        <w:tc>
+          <w:tcPr>
+            <w:tcW w:type="dxa" w:w="5112"/>
+          </w:tcPr>
+          <w:p>
+            <w:r>
+              <w:t>No visits; initialized total 0</w:t>
+            </w:r>
+          </w:p>
+        </w:tc>
+      </w:tr>
+      <w:tr>
+        <w:tc>
+          <w:tcPr>
+            <w:tcW w:type="dxa" w:w="5112"/>
+          </w:tcPr>
+          <w:p>
+            <w:r>
+              <w:t>D · Sum single-item list [7]</w:t>
+            </w:r>
+          </w:p>
+        </w:tc>
+        <w:tc>
+          <w:tcPr>
+            <w:tcW w:type="dxa" w:w="5112"/>
+          </w:tcPr>
+          <w:p>
+            <w:r>
+              <w:t>One visit; total 7</w:t>
+            </w:r>
+          </w:p>
+        </w:tc>
+      </w:tr>
+      <w:tr>
+        <w:tc>
+          <w:tcPr>
+            <w:tcW w:type="dxa" w:w="5112"/>
+          </w:tcPr>
+          <w:p>
+            <w:r>
+              <w:t>E · Read counts[3] from [4,7,4]</w:t>
+            </w:r>
+          </w:p>
+        </w:tc>
+        <w:tc>
+          <w:tcPr>
+            <w:tcW w:type="dxa" w:w="5112"/>
+          </w:tcPr>
+          <w:p>
+            <w:r>
+              <w:t>IndexError; no existing fourth item</w:t>
+            </w:r>
+          </w:p>
+        </w:tc>
+      </w:tr>
+      <w:tr>
+        <w:tc>
+          <w:tcPr>
+            <w:tcW w:type="dxa" w:w="5112"/>
+          </w:tcPr>
+          <w:p>
+            <w:r>
+              <w:t>F · Guarded final-item access on []</w:t>
+            </w:r>
+          </w:p>
+        </w:tc>
+        <w:tc>
+          <w:tcPr>
+            <w:tcW w:type="dxa" w:w="5112"/>
+          </w:tcPr>
+          <w:p>
+            <w:r>
+              <w:t>Print no last item; do not invent 0 as an item</w:t>
+            </w:r>
+          </w:p>
+        </w:tc>
+      </w:tr>
+    </w:tbl>
+    <w:p>
+      <w:pPr>
+        <w:pStyle w:val="Heading2"/>
+      </w:pPr>
+      <w:r>
+        <w:t>Complete W2 replacement script</w:t>
+      </w:r>
+    </w:p>
+    <w:p>
+      <w:r>
+        <w:rPr>
+          <w:rFonts w:ascii="Courier New" w:hAnsi="Courier New"/>
+          <w:sz w:val="18"/>
+        </w:rPr>
+        <w:t>counts = [4, 7, 4]</w:t>
+        <w:br/>
+        <w:t>counts[0] = 6</w:t>
+        <w:br/>
+        <w:t>print(counts)</w:t>
+        <w:br/>
+        <w:t>print(len(counts))</w:t>
+        <w:br/>
+        <w:t>print(counts[2])</w:t>
+        <w:br/>
+      </w:r>
+    </w:p>
+    <w:p>
+      <w:pPr>
+        <w:pStyle w:val="Heading2"/>
+      </w:pPr>
+      <w:r>
+        <w:t>Complete guarded final-item access</w:t>
+      </w:r>
+    </w:p>
+    <w:p>
+      <w:r>
+        <w:rPr>
+          <w:rFonts w:ascii="Courier New" w:hAnsi="Courier New"/>
+          <w:sz w:val="18"/>
+        </w:rPr>
+        <w:t>counts = []</w:t>
+        <w:br/>
+        <w:t>if len(counts) &gt; 0:</w:t>
+        <w:br/>
+        <w:t xml:space="preserve">    print(counts[-1])</w:t>
+        <w:br/>
+        <w:t>else:</w:t>
+        <w:br/>
+        <w:t xml:space="preserve">    print("no last item")</w:t>
+        <w:br/>
+      </w:r>
+    </w:p>
+    <w:p>
+      <w:pPr>
+        <w:pStyle w:val="Heading2"/>
+      </w:pPr>
+      <w:r>
+        <w:t>Predict, run or trace, then diagnose</w:t>
+      </w:r>
+    </w:p>
+    <w:p>
+      <w:pPr>
+        <w:pStyle w:val="ListNumber"/>
+      </w:pPr>
+      <w:r>
+        <w:t>Predict A from the complete W2 script and B/C/D from the fresh sum script. Keep initial lists explicit in each run so previous mutations cannot change the supplied record. Test E alone because its IndexError stops the script. Use F’s complete branch guard for a safe empty-list path, then replace [] with [0] to check that a genuine zero item is printed rather than labelled missing. In a value loop, the variable holds 4,7,4 not 0,1,2; using those values as indices fails at the first 4. Record actual errors and explain the first invalid access. No program update proves a physical stock change. Keep the selected [4,9,2] script unused until the independent attempt.</w:t>
+      </w:r>
+    </w:p>
+    <w:p>
+      <w:pPr>
+        <w:pStyle w:val="Heading2"/>
+      </w:pPr>
+      <w:r>
+        <w:t>Keep the evidence record</w:t>
+      </w:r>
+    </w:p>
+    <w:p>
+      <w:pPr>
+        <w:spacing w:line="336" w:lineRule="auto" w:after="180"/>
+      </w:pPr>
+      <w:r>
+        <w:rPr>
+          <w:b w:val="0"/>
+        </w:rPr>
+        <w:t xml:space="preserve">Start with counts = [4, 7, 4]. Run counts[0] = 6. Write the resulting </w:t>
+      </w:r>
+      <w:r>
+        <w:rPr>
+          <w:b/>
+        </w:rPr>
+        <w:t>list</w:t>
+      </w:r>
+      <w:r>
+        <w:rPr>
+          <w:b w:val="0"/>
+        </w:rPr>
+        <w:t xml:space="preserve">, its </w:t>
+      </w:r>
+      <w:r>
+        <w:rPr>
+          <w:b/>
+        </w:rPr>
+        <w:t>length</w:t>
+      </w:r>
+      <w:r>
+        <w:rPr>
+          <w:b w:val="0"/>
+        </w:rPr>
+        <w:t xml:space="preserve"> and the value at </w:t>
+      </w:r>
+      <w:r>
+        <w:rPr>
+          <w:b/>
+        </w:rPr>
+        <w:t>index</w:t>
+      </w:r>
+      <w:r>
+        <w:rPr>
+          <w:b w:val="0"/>
+        </w:rPr>
+        <w:t xml:space="preserve"> 2. Predict before running.</w:t>
+      </w:r>
+    </w:p>
+    <w:tbl>
+      <w:tblPr>
+        <w:tblStyle w:val="LightShading-Accent1"/>
+        <w:tblW w:type="auto" w:w="0"/>
+        <w:tblLook w:firstColumn="1" w:firstRow="1" w:lastColumn="0" w:lastRow="0" w:noHBand="0" w:noVBand="1" w:val="04A0"/>
+      </w:tblPr>
+      <w:tblGrid>
+        <w:gridCol w:w="5112"/>
+        <w:gridCol w:w="5112"/>
+      </w:tblGrid>
+      <w:tr>
+        <w:trPr>
+          <w:tblHeader/>
+        </w:trPr>
+        <w:tc>
+          <w:tcPr>
+            <w:tcW w:type="dxa" w:w="5112"/>
+          </w:tcPr>
+          <w:p>
+            <w:r>
+              <w:t>Record</w:t>
+            </w:r>
+          </w:p>
+        </w:tc>
+        <w:tc>
+          <w:tcPr>
+            <w:tcW w:type="dxa" w:w="5112"/>
+          </w:tcPr>
+          <w:p>
+            <w:r>
+              <w:t>Your evidence</w:t>
+            </w:r>
+          </w:p>
+        </w:tc>
+      </w:tr>
+      <w:tr>
+        <w:tc>
+          <w:tcPr>
+            <w:tcW w:type="dxa" w:w="5112"/>
+          </w:tcPr>
+          <w:p>
+            <w:r>
+              <w:t>Given input and fixed rule</w:t>
+            </w:r>
+          </w:p>
+        </w:tc>
+        <w:tc>
+          <w:tcPr>
+            <w:tcW w:type="dxa" w:w="5112"/>
+          </w:tcPr>
+          <w:p>
+            <w:r/>
+          </w:p>
+        </w:tc>
+      </w:tr>
+      <w:tr>
+        <w:tc>
+          <w:tcPr>
+            <w:tcW w:type="dxa" w:w="5112"/>
+          </w:tcPr>
+          <w:p>
+            <w:r>
+              <w:t>Prediction before checking</w:t>
+            </w:r>
+          </w:p>
+        </w:tc>
+        <w:tc>
+          <w:tcPr>
+            <w:tcW w:type="dxa" w:w="5112"/>
+          </w:tcPr>
+          <w:p>
+            <w:r/>
+          </w:p>
+        </w:tc>
+      </w:tr>
+      <w:tr>
+        <w:tc>
+          <w:tcPr>
+            <w:tcW w:type="dxa" w:w="5112"/>
+          </w:tcPr>
+          <w:p>
+            <w:r>
+              <w:t>Actual result, or “not run”</w:t>
+            </w:r>
+          </w:p>
+        </w:tc>
+        <w:tc>
+          <w:tcPr>
+            <w:tcW w:type="dxa" w:w="5112"/>
+          </w:tcPr>
+          <w:p>
+            <w:r/>
+          </w:p>
+        </w:tc>
+      </w:tr>
+      <w:tr>
+        <w:tc>
+          <w:tcPr>
+            <w:tcW w:type="dxa" w:w="5112"/>
+          </w:tcPr>
+          <w:p>
+            <w:r>
+              <w:t>First mismatch and one explanation</w:t>
+            </w:r>
+          </w:p>
+        </w:tc>
+        <w:tc>
+          <w:tcPr>
+            <w:tcW w:type="dxa" w:w="5112"/>
+          </w:tcPr>
+          <w:p>
+            <w:r/>
+          </w:p>
+        </w:tc>
+      </w:tr>
+      <w:tr>
+        <w:tc>
+          <w:tcPr>
+            <w:tcW w:type="dxa" w:w="5112"/>
+          </w:tcPr>
+          <w:p>
+            <w:r>
+              <w:t>Boundary or missing input and expected response</w:t>
+            </w:r>
+          </w:p>
+        </w:tc>
+        <w:tc>
+          <w:tcPr>
+            <w:tcW w:type="dxa" w:w="5112"/>
+          </w:tcPr>
+          <w:p>
+            <w:r/>
+          </w:p>
+        </w:tc>
+      </w:tr>
+    </w:tbl>
+    <w:p>
+      <w:pPr>
+        <w:spacing w:line="336" w:lineRule="auto" w:after="180"/>
+      </w:pPr>
+      <w:r>
+        <w:rPr>
+          <w:b w:val="0"/>
+        </w:rPr>
+        <w:t>On paper, trace the supplied procedure. If code is provided, predict before running it in a local practice file. Never write an expected answer as though it were an observed run.</w:t>
+      </w:r>
+    </w:p>
+    <w:p>
+      <w:pPr>
+        <w:spacing w:line="336" w:lineRule="auto" w:after="180"/>
+      </w:pPr>
+      <w:r>
+        <w:rPr>
+          <w:b w:val="0"/>
+        </w:rPr>
+        <w:t>Before trying: what do I expect, and why? While trying: which step could first go wrong? Afterwards: what did I actually observe, and what should change? Keep “not run” if you only traced the procedure.</w:t>
+      </w:r>
+    </w:p>
+    <w:p>
+      <w:pPr>
+        <w:pStyle w:val="Heading2"/>
+      </w:pPr>
+      <w:r>
+        <w:t>Reference · Original complete scripts · reference / check after trying</w:t>
+      </w:r>
+    </w:p>
+    <w:p>
+      <w:r>
+        <w:rPr>
+          <w:rFonts w:ascii="Courier New" w:hAnsi="Courier New"/>
+          <w:sz w:val="18"/>
+        </w:rPr>
+        <w:t>counts = [4, 7, 4]</w:t>
+        <w:br/>
+        <w:t>print(len(counts))</w:t>
+        <w:br/>
+        <w:t>print(counts[0])</w:t>
+        <w:br/>
+        <w:t>print(counts[1])</w:t>
+        <w:br/>
+        <w:t>counts[1] = 9</w:t>
+        <w:br/>
+        <w:t>print(counts)</w:t>
+      </w:r>
+    </w:p>
+    <w:p>
+      <w:r>
+        <w:rPr>
+          <w:rFonts w:ascii="Courier New" w:hAnsi="Courier New"/>
+          <w:sz w:val="18"/>
+        </w:rPr>
+        <w:t>counts = [4, 7, 4]</w:t>
+        <w:br/>
+        <w:t>total = 0</w:t>
+        <w:br/>
+        <w:t>for count in counts:</w:t>
+        <w:br/>
+        <w:t xml:space="preserve">    total = total + count</w:t>
+        <w:br/>
+        <w:t>print(total)</w:t>
+      </w:r>
+    </w:p>
+    <w:p>
+      <w:r>
+        <w:rPr>
+          <w:rFonts w:ascii="Courier New" w:hAnsi="Courier New"/>
+          <w:sz w:val="18"/>
+        </w:rPr>
+        <w:t>counts = [4, 7, 4]</w:t>
+        <w:br/>
+        <w:t>print(counts[3])</w:t>
+      </w:r>
+    </w:p>
+    <w:p>
+      <w:pPr>
+        <w:pStyle w:val="Heading2"/>
+      </w:pPr>
+      <w:r>
+        <w:t>Earlier wording, alternatives and picture transcripts · reference / check after trying</w:t>
       </w:r>
     </w:p>
     <w:p>
@@ -883,7 +3046,36 @@
         <w:pStyle w:val="Heading3"/>
       </w:pPr>
       <w:r>
-        <w:t>Compare a familiar case with a changed case</w:t>
+        <w:t>Predict, investigate and preserve the evidence</w:t>
+      </w:r>
+    </w:p>
+    <w:p>
+      <w:pPr>
+        <w:pStyle w:val="Heading3"/>
+      </w:pPr>
+      <w:r>
+        <w:t>Plan → try → check</w:t>
+      </w:r>
+    </w:p>
+    <w:p>
+      <w:pPr>
+        <w:pStyle w:val="Heading1"/>
+      </w:pPr>
+      <w:r>
+        <w:t>14. Try alone: trace the selected list and failed access</w:t>
+      </w:r>
+    </w:p>
+    <w:p>
+      <w:r>
+        <w:t>Record output order and the stopping point, not only a final value.</w:t>
+      </w:r>
+    </w:p>
+    <w:p>
+      <w:pPr>
+        <w:pStyle w:val="Heading2"/>
+      </w:pPr>
+      <w:r>
+        <w:t>Selected complete task and scope</w:t>
       </w:r>
     </w:p>
     <w:p>
@@ -894,43 +3086,589 @@
         <w:rPr>
           <w:b w:val="0"/>
         </w:rPr>
-        <w:t xml:space="preserve">Start with counts = [4, 7, 4]. Run counts[0] = 6. Write the resulting </w:t>
+        <w:t xml:space="preserve">Predict the three </w:t>
       </w:r>
       <w:r>
         <w:rPr>
           <w:b/>
         </w:rPr>
+        <w:t>output</w:t>
+      </w:r>
+      <w:r>
+        <w:rPr>
+          <w:b w:val="0"/>
+        </w:rPr>
+        <w:t xml:space="preserve">s. If the second print uses values[3] instead, where does execution stop and which later </w:t>
+      </w:r>
+      <w:r>
+        <w:rPr>
+          <w:b/>
+        </w:rPr>
+        <w:t>output</w:t>
+      </w:r>
+      <w:r>
+        <w:rPr>
+          <w:b w:val="0"/>
+        </w:rPr>
+        <w:t xml:space="preserve"> is not produced?</w:t>
+      </w:r>
+    </w:p>
+    <w:p>
+      <w:r>
+        <w:rPr>
+          <w:rFonts w:ascii="Courier New" w:hAnsi="Courier New"/>
+          <w:sz w:val="18"/>
+        </w:rPr>
+        <w:t>values = [4, 9, 2]</w:t>
+        <w:br/>
+        <w:t>print(values[1])</w:t>
+        <w:br/>
+        <w:t>print(values[-1])</w:t>
+        <w:br/>
+        <w:t>print(len(values))</w:t>
+        <w:br/>
+      </w:r>
+    </w:p>
+    <w:p>
+      <w:pPr>
+        <w:spacing w:line="336" w:lineRule="auto" w:after="180"/>
+      </w:pPr>
+      <w:r>
+        <w:rPr>
+          <w:b w:val="0"/>
+        </w:rPr>
+        <w:t>Use the selected list exactly as supplied, including the -1 access. For the changed second print, record any output that happens before the error and identify later statements that cannot run. Do not confuse the list length with an existing last nonnegative index.</w:t>
+      </w:r>
+    </w:p>
+    <w:p>
+      <w:pPr>
+        <w:pStyle w:val="Heading2"/>
+      </w:pPr>
+      <w:r>
+        <w:t>Your response and help record</w:t>
+      </w:r>
+    </w:p>
+    <w:p>
+      <w:pPr>
+        <w:pStyle w:val="Heading3"/>
+      </w:pPr>
+      <w:r>
+        <w:t>My independent explanation, trace and limits</w:t>
+      </w:r>
+    </w:p>
+    <w:p>
+      <w:r>
+        <w:t>________________________________________________________________</w:t>
+      </w:r>
+    </w:p>
+    <w:p>
+      <w:r>
+        <w:t>________________________________________________________________</w:t>
+      </w:r>
+    </w:p>
+    <w:p>
+      <w:r>
+        <w:t>________________________________________________________________</w:t>
+      </w:r>
+    </w:p>
+    <w:p>
+      <w:r>
+        <w:t>________________________________________________________________</w:t>
+      </w:r>
+    </w:p>
+    <w:p>
+      <w:r>
+        <w:t>________________________________________________________________</w:t>
+      </w:r>
+    </w:p>
+    <w:p>
+      <w:r>
+        <w:t>________________________________________________________________</w:t>
+      </w:r>
+    </w:p>
+    <w:p>
+      <w:r>
+        <w:t>________________________________________________________________</w:t>
+      </w:r>
+    </w:p>
+    <w:p>
+      <w:pPr>
+        <w:spacing w:line="336" w:lineRule="auto" w:after="180"/>
+      </w:pPr>
+      <w:r>
+        <w:rPr>
+          <w:b w:val="0"/>
+        </w:rPr>
+        <w:t>Attempt this case before feedback. Record any help. Earlier examples below are further practice; a case already practised with feedback cannot establish fresh transfer.</w:t>
+      </w:r>
+    </w:p>
+    <w:p>
+      <w:pPr>
+        <w:pStyle w:val="Heading2"/>
+      </w:pPr>
+      <w:r>
+        <w:t>Use feedback afterwards</w:t>
+      </w:r>
+    </w:p>
+    <w:p>
+      <w:pPr>
+        <w:spacing w:line="336" w:lineRule="auto" w:after="180"/>
+      </w:pPr>
+      <w:r>
+        <w:rPr>
+          <w:b w:val="0"/>
+        </w:rPr>
+        <w:t>Attempt the independent case before hints. Record whether you worked alone, used a hint or followed a model. After feedback, fix the first unsupported step and explain why it changed.</w:t>
+      </w:r>
+    </w:p>
+    <w:p>
+      <w:pPr>
+        <w:spacing w:line="336" w:lineRule="auto" w:after="180"/>
+      </w:pPr>
+      <w:r>
+        <w:rPr>
+          <w:b w:val="0"/>
+        </w:rPr>
+        <w:t>A later check uses a changed case, not a copied answer.</w:t>
+      </w:r>
+    </w:p>
+    <w:p>
+      <w:pPr>
+        <w:pStyle w:val="Heading2"/>
+      </w:pPr>
+      <w:r>
+        <w:t>Additional practice · Earlier list transfer · reference / check after trying</w:t>
+      </w:r>
+    </w:p>
+    <w:p>
+      <w:pPr>
+        <w:spacing w:line="336" w:lineRule="auto" w:after="180"/>
+      </w:pPr>
+      <w:r>
+        <w:rPr>
+          <w:b w:val="0"/>
+        </w:rPr>
+        <w:t xml:space="preserve">Start with readings = [3, 0, 3, 2]. Replace the second </w:t>
+      </w:r>
+      <w:r>
+        <w:rPr>
+          <w:b/>
+        </w:rPr>
+        <w:t>item</w:t>
+      </w:r>
+      <w:r>
+        <w:rPr>
+          <w:b w:val="0"/>
+        </w:rPr>
+        <w:t xml:space="preserve"> with 5 using its </w:t>
+      </w:r>
+      <w:r>
+        <w:rPr>
+          <w:b/>
+        </w:rPr>
+        <w:t>index</w:t>
+      </w:r>
+      <w:r>
+        <w:rPr>
+          <w:b w:val="0"/>
+        </w:rPr>
+        <w:t>. Write a loop that adds all updated readings and prints one final total. Trace every update of the total.</w:t>
+      </w:r>
+    </w:p>
+    <w:p>
+      <w:pPr>
+        <w:spacing w:line="336" w:lineRule="auto" w:after="180"/>
+      </w:pPr>
+      <w:r>
+        <w:rPr>
+          <w:b w:val="0"/>
+        </w:rPr>
+        <w:t>Then test the summing part alone on [] and [6].</w:t>
+      </w:r>
+    </w:p>
+    <w:p>
+      <w:pPr>
+        <w:pStyle w:val="Heading3"/>
+      </w:pPr>
+      <w:r>
+        <w:t>My independent procedure, result and limitation</w:t>
+      </w:r>
+    </w:p>
+    <w:p>
+      <w:r>
+        <w:t>________________________________________________________________</w:t>
+      </w:r>
+    </w:p>
+    <w:p>
+      <w:r>
+        <w:t>________________________________________________________________</w:t>
+      </w:r>
+    </w:p>
+    <w:p>
+      <w:r>
+        <w:t>________________________________________________________________</w:t>
+      </w:r>
+    </w:p>
+    <w:p>
+      <w:r>
+        <w:t>________________________________________________________________</w:t>
+      </w:r>
+    </w:p>
+    <w:p>
+      <w:r>
+        <w:t>________________________________________________________________</w:t>
+      </w:r>
+    </w:p>
+    <w:p>
+      <w:r>
+        <w:t>________________________________________________________________</w:t>
+      </w:r>
+    </w:p>
+    <w:p>
+      <w:r>
+        <w:t>________________________________________________________________</w:t>
+      </w:r>
+    </w:p>
+    <w:p>
+      <w:r>
+        <w:t>________________________________________________________________</w:t>
+      </w:r>
+    </w:p>
+    <w:p>
+      <w:pPr>
+        <w:spacing w:line="336" w:lineRule="auto" w:after="180"/>
+      </w:pPr>
+      <w:r>
+        <w:rPr>
+          <w:b w:val="0"/>
+        </w:rPr>
+        <w:t>Record support used: none, hint or teacher explanation. After feedback, a different case is needed to demonstrate independence.</w:t>
+      </w:r>
+    </w:p>
+    <w:p>
+      <w:pPr>
+        <w:pStyle w:val="Heading2"/>
+      </w:pPr>
+      <w:r>
+        <w:t>Earlier wording, alternatives and picture transcripts · reference / check after trying</w:t>
+      </w:r>
+    </w:p>
+    <w:p>
+      <w:pPr>
+        <w:pStyle w:val="Heading3"/>
+      </w:pPr>
+      <w:r>
+        <w:t>Independent case: Distinguish a value from an index</w:t>
+      </w:r>
+    </w:p>
+    <w:p>
+      <w:pPr>
+        <w:pStyle w:val="Heading3"/>
+      </w:pPr>
+      <w:r>
+        <w:t>Attempt this without hints</w:t>
+      </w:r>
+    </w:p>
+    <w:p>
+      <w:pPr>
+        <w:pStyle w:val="Heading3"/>
+      </w:pPr>
+      <w:r>
+        <w:t>Use feedback to improve</w:t>
+      </w:r>
+    </w:p>
+    <w:p>
+      <w:pPr>
+        <w:pStyle w:val="Heading1"/>
+      </w:pPr>
+      <w:r>
+        <w:t>11. Keep ordered values and their positions in the portfolio</w:t>
+      </w:r>
+    </w:p>
+    <w:p>
+      <w:r>
+        <w:t>State exactly which initial list each trace uses.</w:t>
+      </w:r>
+    </w:p>
+    <w:p>
+      <w:pPr>
+        <w:pStyle w:val="Heading2"/>
+      </w:pPr>
+      <w:r>
+        <w:t>This week’s contribution</w:t>
+      </w:r>
+    </w:p>
+    <w:p>
+      <w:pPr>
+        <w:spacing w:line="336" w:lineRule="auto" w:after="180"/>
+      </w:pPr>
+      <w:r>
+        <w:rPr>
+          <w:b w:val="0"/>
+        </w:rPr>
+        <w:t xml:space="preserve">Add a labelled </w:t>
+      </w:r>
+      <w:r>
+        <w:rPr>
+          <w:b/>
+        </w:rPr>
         <w:t>list</w:t>
       </w:r>
       <w:r>
         <w:rPr>
           <w:b w:val="0"/>
         </w:rPr>
-        <w:t xml:space="preserve">, its </w:t>
+        <w:t xml:space="preserve">s and </w:t>
       </w:r>
       <w:r>
         <w:rPr>
           <w:b/>
         </w:rPr>
-        <w:t>length</w:t>
+        <w:t>index</w:t>
       </w:r>
       <w:r>
         <w:rPr>
           <w:b w:val="0"/>
         </w:rPr>
-        <w:t xml:space="preserve"> and the value at </w:t>
+        <w:t xml:space="preserve">ing </w:t>
       </w:r>
       <w:r>
         <w:rPr>
           <w:b/>
         </w:rPr>
+        <w:t>evidence</w:t>
+      </w:r>
+      <w:r>
+        <w:rPr>
+          <w:b w:val="0"/>
+        </w:rPr>
+        <w:t xml:space="preserve"> sheet to Python readiness portfolio. Show how you can distinguish a </w:t>
+      </w:r>
+      <w:r>
+        <w:rPr>
+          <w:b/>
+        </w:rPr>
+        <w:t>list</w:t>
+      </w:r>
+      <w:r>
+        <w:rPr>
+          <w:b w:val="0"/>
+        </w:rPr>
+        <w:t xml:space="preserve"> </w:t>
+      </w:r>
+      <w:r>
+        <w:rPr>
+          <w:b/>
+        </w:rPr>
         <w:t>index</w:t>
       </w:r>
       <w:r>
         <w:rPr>
           <w:b w:val="0"/>
         </w:rPr>
-        <w:t xml:space="preserve"> 2. Predict before running.</w:t>
+        <w:t xml:space="preserve"> from the value stored at that position.</w:t>
+      </w:r>
+    </w:p>
+    <w:p>
+      <w:pPr>
+        <w:spacing w:line="336" w:lineRule="auto" w:after="180"/>
+      </w:pPr>
+      <w:r>
+        <w:rPr>
+          <w:b w:val="0"/>
+        </w:rPr>
+        <w:t xml:space="preserve">Use the supplied fictional case and keep its </w:t>
+      </w:r>
+      <w:r>
+        <w:rPr>
+          <w:b/>
+        </w:rPr>
+        <w:t>input</w:t>
+      </w:r>
+      <w:r>
+        <w:rPr>
+          <w:b w:val="0"/>
+        </w:rPr>
+        <w:t xml:space="preserve">s, intermediate steps, calculation or </w:t>
+      </w:r>
+      <w:r>
+        <w:rPr>
+          <w:b/>
+        </w:rPr>
+        <w:t>prediction</w:t>
+      </w:r>
+      <w:r>
+        <w:rPr>
+          <w:b w:val="0"/>
+        </w:rPr>
+        <w:t>, and limitation. Connect this record to last week’s record; a matching answer without a trace is insufficient.</w:t>
+      </w:r>
+    </w:p>
+    <w:p>
+      <w:pPr>
+        <w:pStyle w:val="Heading2"/>
+      </w:pPr>
+      <w:r>
+        <w:t>Project checkpoint and evidence</w:t>
+      </w:r>
+    </w:p>
+    <w:tbl>
+      <w:tblPr>
+        <w:tblStyle w:val="LightShading-Accent1"/>
+        <w:tblW w:type="auto" w:w="0"/>
+        <w:tblLook w:firstColumn="1" w:firstRow="1" w:lastColumn="0" w:lastRow="0" w:noHBand="0" w:noVBand="1" w:val="04A0"/>
+      </w:tblPr>
+      <w:tblGrid>
+        <w:gridCol w:w="5112"/>
+        <w:gridCol w:w="5112"/>
+      </w:tblGrid>
+      <w:tr>
+        <w:trPr>
+          <w:tblHeader/>
+        </w:trPr>
+        <w:tc>
+          <w:tcPr>
+            <w:tcW w:type="dxa" w:w="5112"/>
+          </w:tcPr>
+          <w:p>
+            <w:r>
+              <w:t>Project evidence</w:t>
+            </w:r>
+          </w:p>
+        </w:tc>
+        <w:tc>
+          <w:tcPr>
+            <w:tcW w:type="dxa" w:w="5112"/>
+          </w:tcPr>
+          <w:p>
+            <w:r>
+              <w:t>Record</w:t>
+            </w:r>
+          </w:p>
+        </w:tc>
+      </w:tr>
+      <w:tr>
+        <w:tc>
+          <w:tcPr>
+            <w:tcW w:type="dxa" w:w="5112"/>
+          </w:tcPr>
+          <w:p>
+            <w:r>
+              <w:t>Component and version</w:t>
+            </w:r>
+          </w:p>
+        </w:tc>
+        <w:tc>
+          <w:tcPr>
+            <w:tcW w:type="dxa" w:w="5112"/>
+          </w:tcPr>
+          <w:p>
+            <w:r/>
+          </w:p>
+        </w:tc>
+      </w:tr>
+      <w:tr>
+        <w:tc>
+          <w:tcPr>
+            <w:tcW w:type="dxa" w:w="5112"/>
+          </w:tcPr>
+          <w:p>
+            <w:r>
+              <w:t>Inputs permitted at prediction time</w:t>
+            </w:r>
+          </w:p>
+        </w:tc>
+        <w:tc>
+          <w:tcPr>
+            <w:tcW w:type="dxa" w:w="5112"/>
+          </w:tcPr>
+          <w:p>
+            <w:r/>
+          </w:p>
+        </w:tc>
+      </w:tr>
+      <w:tr>
+        <w:tc>
+          <w:tcPr>
+            <w:tcW w:type="dxa" w:w="5112"/>
+          </w:tcPr>
+          <w:p>
+            <w:r>
+              <w:t>Trace and comparison with earlier work</w:t>
+            </w:r>
+          </w:p>
+        </w:tc>
+        <w:tc>
+          <w:tcPr>
+            <w:tcW w:type="dxa" w:w="5112"/>
+          </w:tcPr>
+          <w:p>
+            <w:r/>
+          </w:p>
+        </w:tc>
+      </w:tr>
+      <w:tr>
+        <w:tc>
+          <w:tcPr>
+            <w:tcW w:type="dxa" w:w="5112"/>
+          </w:tcPr>
+          <w:p>
+            <w:r>
+              <w:t>Failure, limit and human review</w:t>
+            </w:r>
+          </w:p>
+        </w:tc>
+        <w:tc>
+          <w:tcPr>
+            <w:tcW w:type="dxa" w:w="5112"/>
+          </w:tcPr>
+          <w:p>
+            <w:r/>
+          </w:p>
+        </w:tc>
+      </w:tr>
+    </w:tbl>
+    <w:p>
+      <w:pPr>
+        <w:spacing w:line="336" w:lineRule="auto" w:after="180"/>
+      </w:pPr>
+      <w:r>
+        <w:rPr>
+          <w:b w:val="0"/>
+        </w:rPr>
+        <w:t xml:space="preserve">For Python readiness before the Responsible Plant Classifier, retain a trace of the values, the predicted </w:t>
+      </w:r>
+      <w:r>
+        <w:rPr>
+          <w:b/>
+        </w:rPr>
+        <w:t>output</w:t>
+      </w:r>
+      <w:r>
+        <w:rPr>
+          <w:b w:val="0"/>
+        </w:rPr>
+        <w:t xml:space="preserve">s and the changed-case explanation. Use actual Python 3 results to check the </w:t>
+      </w:r>
+      <w:r>
+        <w:rPr>
+          <w:b/>
+        </w:rPr>
+        <w:t>prediction</w:t>
+      </w:r>
+      <w:r>
+        <w:rPr>
+          <w:b w:val="0"/>
+        </w:rPr>
+        <w:t xml:space="preserve"> after reasoning first.</w:t>
+      </w:r>
+    </w:p>
+    <w:p>
+      <w:pPr>
+        <w:pStyle w:val="Heading2"/>
+      </w:pPr>
+      <w:r>
+        <w:t>Earlier wording, alternatives and picture transcripts · reference / check after trying</w:t>
       </w:r>
     </w:p>
     <w:p>
@@ -938,7 +3676,44 @@
         <w:pStyle w:val="Heading3"/>
       </w:pPr>
       <w:r>
-        <w:t>Keep the procedure fixed. Explain what changed in the inputs and result.</w:t>
+        <w:t>Evidence for your project</w:t>
+      </w:r>
+    </w:p>
+    <w:p>
+      <w:pPr>
+        <w:pStyle w:val="Heading1"/>
+      </w:pPr>
+      <w:r>
+        <w:t>16. Finish: name the position, item, length and initial list</w:t>
+      </w:r>
+    </w:p>
+    <w:p>
+      <w:r>
+        <w:t>A valid index establishes access, not the truth of the stored measurement.</w:t>
+      </w:r>
+    </w:p>
+    <w:p>
+      <w:pPr>
+        <w:pStyle w:val="Heading2"/>
+      </w:pPr>
+      <w:r>
+        <w:t>Explain without notes</w:t>
+      </w:r>
+    </w:p>
+    <w:p>
+      <w:pPr>
+        <w:pStyle w:val="ListBullet"/>
+      </w:pPr>
+      <w:r>
+        <w:t>Close your notes. Explain this goal in your own words: Distinguish a list index from the value stored at that position</w:t>
+      </w:r>
+    </w:p>
+    <w:p>
+      <w:pPr>
+        <w:pStyle w:val="Heading3"/>
+      </w:pPr>
+      <w:r>
+        <w:t>My deciding step, evidence and one remaining question</w:t>
       </w:r>
     </w:p>
     <w:p>
@@ -968,100 +3743,68 @@
     </w:p>
     <w:p>
       <w:pPr>
-        <w:pStyle w:val="Heading3"/>
-      </w:pPr>
-      <w:r>
-        <w:t>Change one thing in the pictured case</w:t>
-      </w:r>
-    </w:p>
-    <w:p>
-      <w:pPr>
-        <w:pStyle w:val="Heading3"/>
-      </w:pPr>
-      <w:r>
-        <w:t>Change one thing</w:t>
+        <w:pStyle w:val="Heading2"/>
+      </w:pPr>
+      <w:r>
+        <w:t>Plan a changed-case return</w:t>
       </w:r>
     </w:p>
     <w:p>
       <w:pPr>
         <w:spacing w:line="336" w:lineRule="auto" w:after="180"/>
-        <w:shd w:fill="F5F1FB"/>
       </w:pPr>
       <w:r>
         <w:rPr>
           <w:b w:val="0"/>
         </w:rPr>
-        <w:t>Change: Replace the second print with print(counts[3]).</w:t>
-      </w:r>
-    </w:p>
-    <w:p>
-      <w:pPr>
-        <w:pStyle w:val="Heading3"/>
-      </w:pPr>
-      <w:r>
-        <w:t>Predicted result</w:t>
+        <w:t xml:space="preserve">If you are unsure, return to the worked picture and explain one arrow. If you are ready, change an </w:t>
+      </w:r>
+      <w:r>
+        <w:rPr>
+          <w:b/>
+        </w:rPr>
+        <w:t>input</w:t>
+      </w:r>
+      <w:r>
+        <w:rPr>
+          <w:b w:val="0"/>
+        </w:rPr>
+        <w:t xml:space="preserve"> or assumption and justify your </w:t>
+      </w:r>
+      <w:r>
+        <w:rPr>
+          <w:b/>
+        </w:rPr>
+        <w:t>prediction</w:t>
+      </w:r>
+      <w:r>
+        <w:rPr>
+          <w:b w:val="0"/>
+        </w:rPr>
+        <w:t>.</w:t>
       </w:r>
     </w:p>
     <w:p>
       <w:pPr>
         <w:spacing w:line="336" w:lineRule="auto" w:after="180"/>
-        <w:shd w:fill="F1F6FC"/>
-      </w:pPr>
+      </w:pPr>
+      <w:r>
+        <w:rPr>
+          <w:b w:val="0"/>
+        </w:rPr>
+        <w:t xml:space="preserve">Save your workbook </w:t>
+      </w:r>
       <w:r>
         <w:rPr>
           <w:b/>
         </w:rPr>
-        <w:t>Prediction</w:t>
+        <w:t>evidence</w:t>
       </w:r>
       <w:r>
         <w:rPr>
           <w:b w:val="0"/>
         </w:rPr>
-        <w:t xml:space="preserve">: The first print shows 6, then </w:t>
-      </w:r>
-      <w:r>
-        <w:rPr>
-          <w:b/>
-        </w:rPr>
-        <w:t>IndexError</w:t>
-      </w:r>
-      <w:r>
-        <w:rPr>
-          <w:b w:val="0"/>
-        </w:rPr>
-        <w:t xml:space="preserve"> stops the script before the </w:t>
-      </w:r>
-      <w:r>
-        <w:rPr>
-          <w:b/>
-        </w:rPr>
-        <w:t>length</w:t>
-      </w:r>
-      <w:r>
-        <w:rPr>
-          <w:b w:val="0"/>
-        </w:rPr>
-        <w:t xml:space="preserve"> print.</w:t>
-      </w:r>
-    </w:p>
-    <w:p>
-      <w:pPr>
-        <w:pStyle w:val="Heading3"/>
-      </w:pPr>
-      <w:r>
-        <w:t>Why the result follows</w:t>
-      </w:r>
-    </w:p>
-    <w:p>
-      <w:pPr>
-        <w:spacing w:line="336" w:lineRule="auto" w:after="180"/>
-        <w:shd w:fill="F1F6FC"/>
-      </w:pPr>
-      <w:r>
-        <w:rPr>
-          <w:b w:val="0"/>
-        </w:rPr>
-        <w:t>Reason: The attempted position does not exist.</w:t>
+        <w:t>. At the next review, try a different case before opening your old answer.</w:t>
       </w:r>
     </w:p>
     <w:p>
@@ -1069,12 +3812,28 @@
         <w:pStyle w:val="Heading1"/>
       </w:pPr>
       <w:r>
-        <w:t>05. Words that unlock the idea</w:t>
-      </w:r>
-    </w:p>
-    <w:p>
-      <w:r>
-        <w:t>Use the vocabulary of Lists and indexing to explain a concrete decision, rather than only memorising definitions.</w:t>
+        <w:t>Reference bank and extra practice</w:t>
+      </w:r>
+    </w:p>
+    <w:p>
+      <w:pPr>
+        <w:pStyle w:val="Heading1"/>
+      </w:pPr>
+      <w:r>
+        <w:t>05. Reference · The words used in this procedure</w:t>
+      </w:r>
+    </w:p>
+    <w:p>
+      <w:r>
+        <w:t>Explain each term using a particular code line.</w:t>
+      </w:r>
+    </w:p>
+    <w:p>
+      <w:pPr>
+        <w:pStyle w:val="Heading2"/>
+      </w:pPr>
+      <w:r>
+        <w:t>Vocabulary and response</w:t>
       </w:r>
     </w:p>
     <w:tbl>
@@ -1251,230 +4010,44 @@
         <w:pStyle w:val="Heading1"/>
       </w:pPr>
       <w:r>
-        <w:t>06. Follow a worked example</w:t>
-      </w:r>
-    </w:p>
-    <w:p>
-      <w:r>
-        <w:t>Follow the worked trace for Lists and indexing, predict a step, then compare with its explanation.</w:t>
-      </w:r>
-    </w:p>
-    <w:p>
-      <w:r>
-        <w:rPr>
-          <w:rFonts w:ascii="Courier New" w:hAnsi="Courier New"/>
-          <w:sz w:val="18"/>
-        </w:rPr>
-        <w:t>counts = [4, 7, 4]</w:t>
-        <w:br/>
-        <w:t>total = 0</w:t>
-        <w:br/>
-        <w:t>for count in counts:</w:t>
-        <w:br/>
-        <w:t xml:space="preserve">    total = total + count</w:t>
-        <w:br/>
-        <w:t>print(total)</w:t>
-      </w:r>
-    </w:p>
-    <w:tbl>
-      <w:tblPr>
-        <w:tblStyle w:val="LightShading-Accent1"/>
-        <w:tblW w:type="auto" w:w="0"/>
-        <w:tblLook w:firstColumn="1" w:firstRow="1" w:lastColumn="0" w:lastRow="0" w:noHBand="0" w:noVBand="1" w:val="04A0"/>
-      </w:tblPr>
-      <w:tblGrid>
-        <w:gridCol w:w="3408"/>
-        <w:gridCol w:w="3408"/>
-        <w:gridCol w:w="3408"/>
-      </w:tblGrid>
-      <w:tr>
-        <w:trPr>
-          <w:tblHeader/>
-        </w:trPr>
-        <w:tc>
-          <w:tcPr>
-            <w:tcW w:type="dxa" w:w="3408"/>
-          </w:tcPr>
-          <w:p>
-            <w:r>
-              <w:t>Item read as count</w:t>
-            </w:r>
-          </w:p>
-        </w:tc>
-        <w:tc>
-          <w:tcPr>
-            <w:tcW w:type="dxa" w:w="3408"/>
-          </w:tcPr>
-          <w:p>
-            <w:r>
-              <w:t>total before</w:t>
-            </w:r>
-          </w:p>
-        </w:tc>
-        <w:tc>
-          <w:tcPr>
-            <w:tcW w:type="dxa" w:w="3408"/>
-          </w:tcPr>
-          <w:p>
-            <w:r>
-              <w:t>total after</w:t>
-            </w:r>
-          </w:p>
-        </w:tc>
-      </w:tr>
-      <w:tr>
-        <w:tc>
-          <w:tcPr>
-            <w:tcW w:type="dxa" w:w="3408"/>
-          </w:tcPr>
-          <w:p>
-            <w:r>
-              <w:t>4</w:t>
-            </w:r>
-          </w:p>
-        </w:tc>
-        <w:tc>
-          <w:tcPr>
-            <w:tcW w:type="dxa" w:w="3408"/>
-          </w:tcPr>
-          <w:p>
-            <w:r>
-              <w:t>0</w:t>
-            </w:r>
-          </w:p>
-        </w:tc>
-        <w:tc>
-          <w:tcPr>
-            <w:tcW w:type="dxa" w:w="3408"/>
-          </w:tcPr>
-          <w:p>
-            <w:r>
-              <w:t>4</w:t>
-            </w:r>
-          </w:p>
-        </w:tc>
-      </w:tr>
-      <w:tr>
-        <w:tc>
-          <w:tcPr>
-            <w:tcW w:type="dxa" w:w="3408"/>
-          </w:tcPr>
-          <w:p>
-            <w:r>
-              <w:t>7</w:t>
-            </w:r>
-          </w:p>
-        </w:tc>
-        <w:tc>
-          <w:tcPr>
-            <w:tcW w:type="dxa" w:w="3408"/>
-          </w:tcPr>
-          <w:p>
-            <w:r>
-              <w:t>4</w:t>
-            </w:r>
-          </w:p>
-        </w:tc>
-        <w:tc>
-          <w:tcPr>
-            <w:tcW w:type="dxa" w:w="3408"/>
-          </w:tcPr>
-          <w:p>
-            <w:r>
-              <w:t>11</w:t>
-            </w:r>
-          </w:p>
-        </w:tc>
-      </w:tr>
-      <w:tr>
-        <w:tc>
-          <w:tcPr>
-            <w:tcW w:type="dxa" w:w="3408"/>
-          </w:tcPr>
-          <w:p>
-            <w:r>
-              <w:t>4</w:t>
-            </w:r>
-          </w:p>
-        </w:tc>
-        <w:tc>
-          <w:tcPr>
-            <w:tcW w:type="dxa" w:w="3408"/>
-          </w:tcPr>
-          <w:p>
-            <w:r>
-              <w:t>11</w:t>
-            </w:r>
-          </w:p>
-        </w:tc>
-        <w:tc>
-          <w:tcPr>
-            <w:tcW w:type="dxa" w:w="3408"/>
-          </w:tcPr>
-          <w:p>
-            <w:r>
-              <w:t>15</w:t>
-            </w:r>
-          </w:p>
-        </w:tc>
-      </w:tr>
-    </w:tbl>
-    <w:p>
-      <w:pPr>
-        <w:spacing w:line="336" w:lineRule="auto" w:after="180"/>
-      </w:pPr>
-      <w:r>
-        <w:rPr>
-          <w:b w:val="0"/>
-        </w:rPr>
-        <w:t xml:space="preserve">This fresh script prints 15. for count in counts supplies the stored values, not the indices. Both copies of 4 are </w:t>
-      </w:r>
-      <w:r>
-        <w:rPr>
-          <w:b/>
-        </w:rPr>
-        <w:t>process</w:t>
-      </w:r>
-      <w:r>
-        <w:rPr>
-          <w:b w:val="0"/>
-        </w:rPr>
-        <w:t xml:space="preserve">ed because both are </w:t>
-      </w:r>
-      <w:r>
-        <w:rPr>
-          <w:b/>
-        </w:rPr>
-        <w:t>item</w:t>
-      </w:r>
-      <w:r>
-        <w:rPr>
-          <w:b w:val="0"/>
-        </w:rPr>
-        <w:t xml:space="preserve">s. For an empty </w:t>
-      </w:r>
-      <w:r>
-        <w:rPr>
-          <w:b/>
-        </w:rPr>
-        <w:t>list</w:t>
-      </w:r>
-      <w:r>
-        <w:rPr>
-          <w:b w:val="0"/>
-        </w:rPr>
-        <w:t xml:space="preserve"> written [], the body runs zero times and total stays 0.</w:t>
-      </w:r>
-    </w:p>
-    <w:p>
-      <w:pPr>
-        <w:spacing w:line="336" w:lineRule="auto" w:after="180"/>
-      </w:pPr>
-      <w:r>
-        <w:rPr>
-          <w:b w:val="0"/>
-        </w:rPr>
-        <w:t>For [7], it runs once and prints 7.</w:t>
+        <w:t>10. Extra challenge · Explain, apply and challenge</w:t>
+      </w:r>
+    </w:p>
+    <w:p>
+      <w:r>
+        <w:t>Choose the next useful task after supported practice.</w:t>
+      </w:r>
+    </w:p>
+    <w:p>
+      <w:pPr>
+        <w:pStyle w:val="Heading2"/>
+      </w:pPr>
+      <w:r>
+        <w:t>Choose a challenge</w:t>
+      </w:r>
+    </w:p>
+    <w:p>
+      <w:pPr>
+        <w:pStyle w:val="ListBullet"/>
+      </w:pPr>
+      <w:r>
+        <w:t>For counts = [4, 7, 4], give the length, valid nonnegative indices and value at index 1. Explain how the two items with value 4 differ.</w:t>
+      </w:r>
+    </w:p>
+    <w:p>
+      <w:pPr>
+        <w:pStyle w:val="ListBullet"/>
+      </w:pPr>
+      <w:r>
+        <w:t>A learner loops with for count in counts and tries to read counts[count] for counts = [4, 7, 4]. Identify the first attempted index and error. Explain how to print each value directly.</w:t>
+      </w:r>
+    </w:p>
+    <w:p>
+      <w:pPr>
+        <w:pStyle w:val="ListBullet"/>
+      </w:pPr>
+      <w:r>
+        <w:t>Compare [1, 5, 2] and [5, 1, 2]. State their totals and first items. Would storing only the total answer which first item was larger? Explain.</w:t>
       </w:r>
     </w:p>
     <w:p>
@@ -1482,7 +4055,7 @@
         <w:pStyle w:val="Heading3"/>
       </w:pPr>
       <w:r>
-        <w:t>Change only the list to [2, 0, 5]. Trace the three additions and state the final output. Explain why the middle item is processed even though its value is zero.</w:t>
+        <w:t>Explain which evidence supports your conclusion and which claim remains unproved.</w:t>
       </w:r>
     </w:p>
     <w:p>
@@ -1512,21 +4085,47 @@
     </w:p>
     <w:p>
       <w:pPr>
+        <w:pStyle w:val="Heading2"/>
+      </w:pPr>
+      <w:r>
+        <w:t>Earlier wording, alternatives and picture transcripts · reference / check after trying</w:t>
+      </w:r>
+    </w:p>
+    <w:p>
+      <w:pPr>
         <w:pStyle w:val="Heading3"/>
       </w:pPr>
       <w:r>
-        <w:t>Learn from the worked case</w:t>
-      </w:r>
-    </w:p>
-    <w:p>
-      <w:pPr>
-        <w:spacing w:line="336" w:lineRule="auto" w:after="180"/>
-      </w:pPr>
-      <w:r>
-        <w:rPr>
-          <w:b w:val="0"/>
-        </w:rPr>
-        <w:t>Cover the result before checking it. Say what is given, choose the procedure, and follow one step at a time. Then uncover the result and explain your first mismatch. Ask why a step is allowed, not only what number it produces.</w:t>
+        <w:t>Explain → apply → challenge</w:t>
+      </w:r>
+    </w:p>
+    <w:p>
+      <w:pPr>
+        <w:pStyle w:val="Heading1"/>
+      </w:pPr>
+      <w:r>
+        <w:t>12. Reference · Inspect your evidence</w:t>
+      </w:r>
+    </w:p>
+    <w:p>
+      <w:r>
+        <w:t>Use the record after practice rather than revealing the independent answer.</w:t>
+      </w:r>
+    </w:p>
+    <w:p>
+      <w:pPr>
+        <w:pStyle w:val="Heading2"/>
+      </w:pPr>
+      <w:r>
+        <w:t>Self-check and explanation</w:t>
+      </w:r>
+    </w:p>
+    <w:p>
+      <w:pPr>
+        <w:pStyle w:val="ListBullet"/>
+      </w:pPr>
+      <w:r>
+        <w:t>Before running a script, sketch positions above the stored values. Test an empty list, a one-item list and a list with repeated values. These cases reveal different mistakes. A total alone loses order: [4, 7, 4] and [7, 4, 4] both total 15 even though their first items differ. Data checks should retain the detail needed for the question.</w:t>
       </w:r>
     </w:p>
     <w:p>
@@ -1534,36 +4133,40 @@
         <w:pStyle w:val="Heading3"/>
       </w:pPr>
       <w:r>
-        <w:t>A pictorial worked case: Lists and indexing</w:t>
-      </w:r>
-    </w:p>
-    <w:p>
-      <w:pPr>
-        <w:spacing w:line="336" w:lineRule="auto" w:after="180"/>
-      </w:pPr>
-      <w:r>
-        <w:rPr>
-          <w:b/>
-        </w:rPr>
-        <w:t>Index</w:t>
-      </w:r>
-      <w:r>
-        <w:rPr>
-          <w:b w:val="0"/>
-        </w:rPr>
-        <w:t xml:space="preserve">es are positions, not values. A </w:t>
-      </w:r>
-      <w:r>
-        <w:rPr>
-          <w:b/>
-        </w:rPr>
-        <w:t>list</w:t>
-      </w:r>
-      <w:r>
-        <w:rPr>
-          <w:b w:val="0"/>
-        </w:rPr>
-        <w:t xml:space="preserve"> of shelf counts is read by position.</w:t>
+        <w:t>A learner uses counts[len(counts)] to read the final item. Explain the error for [8, 3] and give a valid nonnegative index. Explain why your repair still needs an empty-list check.</w:t>
+      </w:r>
+    </w:p>
+    <w:p>
+      <w:r>
+        <w:t>________________________________________________________________</w:t>
+      </w:r>
+    </w:p>
+    <w:p>
+      <w:r>
+        <w:t>________________________________________________________________</w:t>
+      </w:r>
+    </w:p>
+    <w:p>
+      <w:r>
+        <w:t>________________________________________________________________</w:t>
+      </w:r>
+    </w:p>
+    <w:p>
+      <w:r>
+        <w:t>________________________________________________________________</w:t>
+      </w:r>
+    </w:p>
+    <w:p>
+      <w:r>
+        <w:t>________________________________________________________________</w:t>
+      </w:r>
+    </w:p>
+    <w:p>
+      <w:pPr>
+        <w:pStyle w:val="ListBullet"/>
+      </w:pPr>
+      <w:r>
+        <w:t>Compare [1, 5, 2] and [5, 1, 2]. State their totals and first items. Would storing only the total answer which first item was larger? Explain.</w:t>
       </w:r>
     </w:p>
     <w:p>
@@ -1571,7 +4174,56 @@
         <w:pStyle w:val="Heading3"/>
       </w:pPr>
       <w:r>
-        <w:t>The facts we will use</w:t>
+        <w:t>My limited claim and a useful next check</w:t>
+      </w:r>
+    </w:p>
+    <w:p>
+      <w:r>
+        <w:t>________________________________________________________________</w:t>
+      </w:r>
+    </w:p>
+    <w:p>
+      <w:r>
+        <w:t>________________________________________________________________</w:t>
+      </w:r>
+    </w:p>
+    <w:p>
+      <w:r>
+        <w:t>________________________________________________________________</w:t>
+      </w:r>
+    </w:p>
+    <w:p>
+      <w:r>
+        <w:t>________________________________________________________________</w:t>
+      </w:r>
+    </w:p>
+    <w:p>
+      <w:pPr>
+        <w:pStyle w:val="Heading1"/>
+      </w:pPr>
+      <w:r>
+        <w:t>13. Extra practice · A complete trace</w:t>
+      </w:r>
+    </w:p>
+    <w:p>
+      <w:r>
+        <w:t>Predict before opening the supplied trace.</w:t>
+      </w:r>
+    </w:p>
+    <w:p>
+      <w:pPr>
+        <w:pStyle w:val="Heading2"/>
+      </w:pPr>
+      <w:r>
+        <w:t>Explain the input and procedure</w:t>
+      </w:r>
+    </w:p>
+    <w:p>
+      <w:pPr>
+        <w:pStyle w:val="ListBullet"/>
+      </w:pPr>
+      <w:r>
+        <w:t>Follow the input through the stated procedure to its result. Cover the result first, predict it, then explain every intermediate step. The text/table accompanies the figure so the example can be read without colour.</w:t>
       </w:r>
     </w:p>
     <w:p>
@@ -1579,677 +4231,7 @@
         <w:pStyle w:val="Heading3"/>
       </w:pPr>
       <w:r>
-        <w:t>Supplied facts</w:t>
-      </w:r>
-    </w:p>
-    <w:p>
-      <w:pPr>
-        <w:spacing w:line="336" w:lineRule="auto" w:after="180"/>
-        <w:shd w:fill="F1F6FC"/>
-      </w:pPr>
-      <w:r>
-        <w:rPr>
-          <w:b w:val="0"/>
-        </w:rPr>
-        <w:t>Python 3: counts=[6,1,8]; print(counts[0]); print(counts[-1]); print(len(counts)).</w:t>
-      </w:r>
-    </w:p>
-    <w:p>
-      <w:r>
-        <w:drawing>
-          <wp:inline xmlns:a="http://schemas.openxmlformats.org/drawingml/2006/main" xmlns:pic="http://schemas.openxmlformats.org/drawingml/2006/picture">
-            <wp:extent cx="5486400" cy="2500086"/>
-            <wp:docPr id="1" name="Picture 1" descr="Zero-based list positions"/>
-            <wp:cNvGraphicFramePr>
-              <a:graphicFrameLocks noChangeAspect="1"/>
-            </wp:cNvGraphicFramePr>
-            <a:graphic>
-              <a:graphicData uri="http://schemas.openxmlformats.org/drawingml/2006/picture">
-                <pic:pic>
-                  <pic:nvPicPr>
-                    <pic:cNvPr id="0" name="academy-detail-python-bridge-7.png"/>
-                    <pic:cNvPicPr/>
-                  </pic:nvPicPr>
-                  <pic:blipFill>
-                    <a:blip r:embed="rId9"/>
-                    <a:stretch>
-                      <a:fillRect/>
-                    </a:stretch>
-                  </pic:blipFill>
-                  <pic:spPr>
-                    <a:xfrm>
-                      <a:off x="0" y="0"/>
-                      <a:ext cx="5486400" cy="2500086"/>
-                    </a:xfrm>
-                    <a:prstGeom prst="rect"/>
-                  </pic:spPr>
-                </pic:pic>
-              </a:graphicData>
-            </a:graphic>
-          </wp:inline>
-        </w:drawing>
-      </w:r>
-    </w:p>
-    <w:p>
-      <w:r>
-        <w:drawing>
-          <wp:inline xmlns:a="http://schemas.openxmlformats.org/drawingml/2006/main" xmlns:pic="http://schemas.openxmlformats.org/drawingml/2006/picture">
-            <wp:extent cx="5486400" cy="5185229"/>
-            <wp:docPr id="2" name="Picture 2" descr="Lists and indexing. Draw positions: Indexes 0,1,2 contain 6,1,8 respectively.. Read two positions: Index 0 returns 6; index -1 returns the final value 8.. Check length boundary: Length is 3, but index 3 is beyond the final valid positive index 2."/>
-            <wp:cNvGraphicFramePr>
-              <a:graphicFrameLocks noChangeAspect="1"/>
-            </wp:cNvGraphicFramePr>
-            <a:graphic>
-              <a:graphicData uri="http://schemas.openxmlformats.org/drawingml/2006/picture">
-                <pic:pic>
-                  <pic:nvPicPr>
-                    <pic:cNvPr id="0" name="academy-visual-python-bridge-7.png"/>
-                    <pic:cNvPicPr/>
-                  </pic:nvPicPr>
-                  <pic:blipFill>
-                    <a:blip r:embed="rId10"/>
-                    <a:stretch>
-                      <a:fillRect/>
-                    </a:stretch>
-                  </pic:blipFill>
-                  <pic:spPr>
-                    <a:xfrm>
-                      <a:off x="0" y="0"/>
-                      <a:ext cx="5486400" cy="5185229"/>
-                    </a:xfrm>
-                    <a:prstGeom prst="rect"/>
-                  </pic:spPr>
-                </pic:pic>
-              </a:graphicData>
-            </a:graphic>
-          </wp:inline>
-        </w:drawing>
-      </w:r>
-    </w:p>
-    <w:p>
-      <w:pPr>
-        <w:pStyle w:val="Heading3"/>
-      </w:pPr>
-      <w:r>
-        <w:t>Read the picture one step at a time</w:t>
-      </w:r>
-    </w:p>
-    <w:tbl>
-      <w:tblPr>
-        <w:tblStyle w:val="LightShading-Accent1"/>
-        <w:tblW w:type="auto" w:w="0"/>
-        <w:tblLook w:firstColumn="1" w:firstRow="1" w:lastColumn="0" w:lastRow="0" w:noHBand="0" w:noVBand="1" w:val="04A0"/>
-      </w:tblPr>
-      <w:tblGrid>
-        <w:gridCol w:w="5112"/>
-        <w:gridCol w:w="5112"/>
-      </w:tblGrid>
-      <w:tr>
-        <w:trPr>
-          <w:tblHeader/>
-        </w:trPr>
-        <w:tc>
-          <w:tcPr>
-            <w:tcW w:type="dxa" w:w="5112"/>
-          </w:tcPr>
-          <w:p>
-            <w:r>
-              <w:t>Step</w:t>
-            </w:r>
-          </w:p>
-        </w:tc>
-        <w:tc>
-          <w:tcPr>
-            <w:tcW w:type="dxa" w:w="5112"/>
-          </w:tcPr>
-          <w:p>
-            <w:r>
-              <w:t>What happens and why</w:t>
-            </w:r>
-          </w:p>
-        </w:tc>
-      </w:tr>
-      <w:tr>
-        <w:tc>
-          <w:tcPr>
-            <w:tcW w:type="dxa" w:w="5112"/>
-          </w:tcPr>
-          <w:p>
-            <w:r>
-              <w:t>1. Draw positions</w:t>
-            </w:r>
-          </w:p>
-        </w:tc>
-        <w:tc>
-          <w:tcPr>
-            <w:tcW w:type="dxa" w:w="5112"/>
-          </w:tcPr>
-          <w:p>
-            <w:r>
-              <w:t>Indexes 0,1,2 contain 6,1,8 respectively.</w:t>
-            </w:r>
-          </w:p>
-        </w:tc>
-      </w:tr>
-      <w:tr>
-        <w:tc>
-          <w:tcPr>
-            <w:tcW w:type="dxa" w:w="5112"/>
-          </w:tcPr>
-          <w:p>
-            <w:r>
-              <w:t>2. Read two positions</w:t>
-            </w:r>
-          </w:p>
-        </w:tc>
-        <w:tc>
-          <w:tcPr>
-            <w:tcW w:type="dxa" w:w="5112"/>
-          </w:tcPr>
-          <w:p>
-            <w:r>
-              <w:t>Index 0 returns 6; index -1 returns the final value 8.</w:t>
-            </w:r>
-          </w:p>
-        </w:tc>
-      </w:tr>
-      <w:tr>
-        <w:tc>
-          <w:tcPr>
-            <w:tcW w:type="dxa" w:w="5112"/>
-          </w:tcPr>
-          <w:p>
-            <w:r>
-              <w:t>3. Check length boundary</w:t>
-            </w:r>
-          </w:p>
-        </w:tc>
-        <w:tc>
-          <w:tcPr>
-            <w:tcW w:type="dxa" w:w="5112"/>
-          </w:tcPr>
-          <w:p>
-            <w:r>
-              <w:t>Length is 3, but index 3 is beyond the final valid positive index 2.</w:t>
-            </w:r>
-          </w:p>
-        </w:tc>
-      </w:tr>
-    </w:tbl>
-    <w:p>
-      <w:r>
-        <w:t>Match each pictured step to the supplied facts. This is a worked teaching case, not an independent assessment.</w:t>
-      </w:r>
-    </w:p>
-    <w:p>
-      <w:pPr>
-        <w:pStyle w:val="Heading3"/>
-      </w:pPr>
-      <w:r>
-        <w:t>Why this result follows</w:t>
-      </w:r>
-    </w:p>
-    <w:p>
-      <w:pPr>
-        <w:pStyle w:val="Heading3"/>
-      </w:pPr>
-      <w:r>
-        <w:t>Why the result follows</w:t>
-      </w:r>
-    </w:p>
-    <w:p>
-      <w:pPr>
-        <w:spacing w:line="336" w:lineRule="auto" w:after="180"/>
-        <w:shd w:fill="F1F6FC"/>
-      </w:pPr>
-      <w:r>
-        <w:rPr>
-          <w:b/>
-        </w:rPr>
-        <w:t>List</w:t>
-      </w:r>
-      <w:r>
-        <w:rPr>
-          <w:b w:val="0"/>
-        </w:rPr>
-        <w:t xml:space="preserve"> positions begin at zero. A negative </w:t>
-      </w:r>
-      <w:r>
-        <w:rPr>
-          <w:b/>
-        </w:rPr>
-        <w:t>index</w:t>
-      </w:r>
-      <w:r>
-        <w:rPr>
-          <w:b w:val="0"/>
-        </w:rPr>
-        <w:t xml:space="preserve"> counts from the end; the </w:t>
-      </w:r>
-      <w:r>
-        <w:rPr>
-          <w:b/>
-        </w:rPr>
-        <w:t>list</w:t>
-      </w:r>
-      <w:r>
-        <w:rPr>
-          <w:b w:val="0"/>
-        </w:rPr>
-        <w:t xml:space="preserve"> </w:t>
-      </w:r>
-      <w:r>
-        <w:rPr>
-          <w:b/>
-        </w:rPr>
-        <w:t>length</w:t>
-      </w:r>
-      <w:r>
-        <w:rPr>
-          <w:b w:val="0"/>
-        </w:rPr>
-        <w:t xml:space="preserve"> counts entries and is not itself a valid positive </w:t>
-      </w:r>
-      <w:r>
-        <w:rPr>
-          <w:b/>
-        </w:rPr>
-        <w:t>index</w:t>
-      </w:r>
-      <w:r>
-        <w:rPr>
-          <w:b w:val="0"/>
-        </w:rPr>
-        <w:t xml:space="preserve"> for the final entry.</w:t>
-      </w:r>
-    </w:p>
-    <w:p>
-      <w:pPr>
-        <w:pStyle w:val="Heading3"/>
-      </w:pPr>
-      <w:r>
-        <w:t>What this example does not establish</w:t>
-      </w:r>
-    </w:p>
-    <w:p>
-      <w:pPr>
-        <w:pStyle w:val="Heading3"/>
-      </w:pPr>
-      <w:r>
-        <w:t>Keep the stated limit</w:t>
-      </w:r>
-    </w:p>
-    <w:p>
-      <w:pPr>
-        <w:spacing w:line="336" w:lineRule="auto" w:after="180"/>
-        <w:shd w:fill="FFF5E6"/>
-      </w:pPr>
-      <w:r>
-        <w:rPr>
-          <w:b w:val="0"/>
-        </w:rPr>
-        <w:t xml:space="preserve">A valid position does not establish that the stored count is accurate; empty </w:t>
-      </w:r>
-      <w:r>
-        <w:rPr>
-          <w:b/>
-        </w:rPr>
-        <w:t>list</w:t>
-      </w:r>
-      <w:r>
-        <w:rPr>
-          <w:b w:val="0"/>
-        </w:rPr>
-        <w:t>s also have no final element to read.</w:t>
-      </w:r>
-    </w:p>
-    <w:p>
-      <w:pPr>
-        <w:pStyle w:val="Heading3"/>
-      </w:pPr>
-      <w:r>
-        <w:t>Keep the stated limit</w:t>
-      </w:r>
-    </w:p>
-    <w:p>
-      <w:pPr>
-        <w:spacing w:line="336" w:lineRule="auto" w:after="180"/>
-        <w:shd w:fill="FFF5E6"/>
-      </w:pPr>
-      <w:r>
-        <w:rPr>
-          <w:b w:val="0"/>
-        </w:rPr>
-        <w:t xml:space="preserve">Read the labelled picture: Label the three </w:t>
-      </w:r>
-      <w:r>
-        <w:rPr>
-          <w:b/>
-        </w:rPr>
-        <w:t>index</w:t>
-      </w:r>
-      <w:r>
-        <w:rPr>
-          <w:b w:val="0"/>
-        </w:rPr>
-        <w:t xml:space="preserve"> positions. Predict all original </w:t>
-      </w:r>
-      <w:r>
-        <w:rPr>
-          <w:b/>
-        </w:rPr>
-        <w:t>output</w:t>
-      </w:r>
-      <w:r>
-        <w:rPr>
-          <w:b w:val="0"/>
-        </w:rPr>
-        <w:t xml:space="preserve">s, then name the first </w:t>
-      </w:r>
-      <w:r>
-        <w:rPr>
-          <w:b/>
-        </w:rPr>
-        <w:t>output</w:t>
-      </w:r>
-      <w:r>
-        <w:rPr>
-          <w:b w:val="0"/>
-        </w:rPr>
-        <w:t xml:space="preserve"> and stopping point after using </w:t>
-      </w:r>
-      <w:r>
-        <w:rPr>
-          <w:b/>
-        </w:rPr>
-        <w:t>index</w:t>
-      </w:r>
-      <w:r>
-        <w:rPr>
-          <w:b w:val="0"/>
-        </w:rPr>
-        <w:t xml:space="preserve"> 3.</w:t>
-      </w:r>
-    </w:p>
-    <w:p>
-      <w:pPr>
-        <w:pStyle w:val="Heading3"/>
-      </w:pPr>
-      <w:r>
-        <w:t>Keep the stated limit</w:t>
-      </w:r>
-    </w:p>
-    <w:p>
-      <w:pPr>
-        <w:spacing w:line="336" w:lineRule="auto" w:after="180"/>
-        <w:shd w:fill="FFF5E6"/>
-      </w:pPr>
-      <w:r>
-        <w:rPr>
-          <w:b w:val="0"/>
-        </w:rPr>
-        <w:t>Change one thing: Replace the second print with print(counts[3]). Predict the result before checking the explanation. What remains the same?</w:t>
-      </w:r>
-    </w:p>
-    <w:p>
-      <w:pPr>
-        <w:pStyle w:val="Heading1"/>
-      </w:pPr>
-      <w:r>
-        <w:t>07. Find and repair a mistake</w:t>
-      </w:r>
-    </w:p>
-    <w:p>
-      <w:r>
-        <w:t>Find the unsupported step in the Lists and indexing claim and explain a repair using the supplied evidence.</w:t>
-      </w:r>
-    </w:p>
-    <w:p>
-      <w:r>
-        <w:rPr>
-          <w:rFonts w:ascii="Courier New" w:hAnsi="Courier New"/>
-          <w:sz w:val="18"/>
-        </w:rPr>
-        <w:t>counts = [4, 7, 4]</w:t>
-        <w:br/>
-        <w:t>print(counts[3])</w:t>
-      </w:r>
-    </w:p>
-    <w:p>
-      <w:pPr>
-        <w:pStyle w:val="Heading3"/>
-      </w:pPr>
-      <w:r>
-        <w:t>Check the claim against the facts</w:t>
-      </w:r>
-    </w:p>
-    <w:p>
-      <w:pPr>
-        <w:spacing w:line="336" w:lineRule="auto" w:after="180"/>
-        <w:shd w:fill="FFF5E6"/>
-      </w:pPr>
-      <w:r>
-        <w:rPr>
-          <w:b w:val="0"/>
-        </w:rPr>
-        <w:t xml:space="preserve">This deliberately faulty script raises </w:t>
-      </w:r>
-      <w:r>
-        <w:rPr>
-          <w:b/>
-        </w:rPr>
-        <w:t>IndexError</w:t>
-      </w:r>
-      <w:r>
-        <w:rPr>
-          <w:b w:val="0"/>
-        </w:rPr>
-        <w:t xml:space="preserve">. The </w:t>
-      </w:r>
-      <w:r>
-        <w:rPr>
-          <w:b/>
-        </w:rPr>
-        <w:t>list</w:t>
-      </w:r>
-      <w:r>
-        <w:rPr>
-          <w:b w:val="0"/>
-        </w:rPr>
-        <w:t xml:space="preserve"> has three </w:t>
-      </w:r>
-      <w:r>
-        <w:rPr>
-          <w:b/>
-        </w:rPr>
-        <w:t>item</w:t>
-      </w:r>
-      <w:r>
-        <w:rPr>
-          <w:b w:val="0"/>
-        </w:rPr>
-        <w:t xml:space="preserve">s, but its nonnegative indices are 0, 1 and 2. Replace 3 with 2 to read the third </w:t>
-      </w:r>
-      <w:r>
-        <w:rPr>
-          <w:b/>
-        </w:rPr>
-        <w:t>item</w:t>
-      </w:r>
-      <w:r>
-        <w:rPr>
-          <w:b w:val="0"/>
-        </w:rPr>
-        <w:t>, which is 4.</w:t>
-      </w:r>
-    </w:p>
-    <w:p>
-      <w:pPr>
-        <w:spacing w:line="336" w:lineRule="auto" w:after="180"/>
-        <w:shd w:fill="FFF5E6"/>
-      </w:pPr>
-      <w:r>
-        <w:rPr>
-          <w:b w:val="0"/>
-        </w:rPr>
-        <w:t xml:space="preserve">For any nonempty </w:t>
-      </w:r>
-      <w:r>
-        <w:rPr>
-          <w:b/>
-        </w:rPr>
-        <w:t>list</w:t>
-      </w:r>
-      <w:r>
-        <w:rPr>
-          <w:b w:val="0"/>
-        </w:rPr>
-        <w:t xml:space="preserve">, len(counts) - 1 identifies the last </w:t>
-      </w:r>
-      <w:r>
-        <w:rPr>
-          <w:b/>
-        </w:rPr>
-        <w:t>item</w:t>
-      </w:r>
-      <w:r>
-        <w:rPr>
-          <w:b w:val="0"/>
-        </w:rPr>
-        <w:t xml:space="preserve"> using a nonnegative </w:t>
-      </w:r>
-      <w:r>
-        <w:rPr>
-          <w:b/>
-        </w:rPr>
-        <w:t>index</w:t>
-      </w:r>
-      <w:r>
-        <w:rPr>
-          <w:b w:val="0"/>
-        </w:rPr>
-        <w:t xml:space="preserve">. An empty </w:t>
-      </w:r>
-      <w:r>
-        <w:rPr>
-          <w:b/>
-        </w:rPr>
-        <w:t>list</w:t>
-      </w:r>
-      <w:r>
-        <w:rPr>
-          <w:b w:val="0"/>
-        </w:rPr>
-        <w:t xml:space="preserve"> has no valid </w:t>
-      </w:r>
-      <w:r>
-        <w:rPr>
-          <w:b/>
-        </w:rPr>
-        <w:t>item</w:t>
-      </w:r>
-      <w:r>
-        <w:rPr>
-          <w:b w:val="0"/>
-        </w:rPr>
-        <w:t xml:space="preserve"> </w:t>
-      </w:r>
-      <w:r>
-        <w:rPr>
-          <w:b/>
-        </w:rPr>
-        <w:t>index</w:t>
-      </w:r>
-      <w:r>
-        <w:rPr>
-          <w:b w:val="0"/>
-        </w:rPr>
-        <w:t>.</w:t>
-      </w:r>
-    </w:p>
-    <w:p>
-      <w:pPr>
-        <w:spacing w:line="336" w:lineRule="auto" w:after="180"/>
-      </w:pPr>
-      <w:r>
-        <w:rPr>
-          <w:b w:val="0"/>
-        </w:rPr>
-        <w:t xml:space="preserve">Avoid confusing values with positions: for count in counts followed by counts[count] would try indices 4, 7 and 4 in this example. If you need both, use for </w:t>
-      </w:r>
-      <w:r>
-        <w:rPr>
-          <w:b/>
-        </w:rPr>
-        <w:t>index</w:t>
-      </w:r>
-      <w:r>
-        <w:rPr>
-          <w:b w:val="0"/>
-        </w:rPr>
-        <w:t xml:space="preserve"> in range(len(counts)) and read counts[</w:t>
-      </w:r>
-      <w:r>
-        <w:rPr>
-          <w:b/>
-        </w:rPr>
-        <w:t>index</w:t>
-      </w:r>
-      <w:r>
-        <w:rPr>
-          <w:b w:val="0"/>
-        </w:rPr>
-        <w:t>].</w:t>
-      </w:r>
-    </w:p>
-    <w:p>
-      <w:pPr>
-        <w:spacing w:line="336" w:lineRule="auto" w:after="180"/>
-      </w:pPr>
-      <w:r>
-        <w:rPr>
-          <w:b w:val="0"/>
-        </w:rPr>
-        <w:t>If you only need a total, looping directly through values is simpler.</w:t>
-      </w:r>
-    </w:p>
-    <w:p>
-      <w:pPr>
-        <w:pStyle w:val="Heading3"/>
-      </w:pPr>
-      <w:r>
-        <w:t>Locate the earliest unsupported step</w:t>
-      </w:r>
-    </w:p>
-    <w:p>
-      <w:pPr>
-        <w:spacing w:line="336" w:lineRule="auto" w:after="180"/>
-      </w:pPr>
-      <w:r>
-        <w:rPr>
-          <w:b w:val="0"/>
-        </w:rPr>
-        <w:t xml:space="preserve">A learner loops with for count in counts and tries to read counts[count] for counts = [4, 7, 4]. Identify the first attempted </w:t>
-      </w:r>
-      <w:r>
-        <w:rPr>
-          <w:b/>
-        </w:rPr>
-        <w:t>index</w:t>
-      </w:r>
-      <w:r>
-        <w:rPr>
-          <w:b w:val="0"/>
-        </w:rPr>
-        <w:t xml:space="preserve"> and error. Explain how to print each value directly.</w:t>
-      </w:r>
-    </w:p>
-    <w:p>
-      <w:pPr>
-        <w:pStyle w:val="Heading3"/>
-      </w:pPr>
-      <w:r>
-        <w:t>State one repair and the checks you would rerun.</w:t>
+        <w:t>My complete trace of the worked case</w:t>
       </w:r>
     </w:p>
     <w:p>
@@ -2284,1393 +4266,10 @@
     </w:p>
     <w:p>
       <w:pPr>
-        <w:pStyle w:val="Heading1"/>
-      </w:pPr>
-      <w:r>
-        <w:t>08. Practise together</w:t>
-      </w:r>
-    </w:p>
-    <w:p>
-      <w:r>
-        <w:t>Practise Lists and indexing with support, then explain the deciding step in your own words.</w:t>
-      </w:r>
-    </w:p>
-    <w:p>
-      <w:pPr>
-        <w:spacing w:line="336" w:lineRule="auto" w:after="180"/>
-      </w:pPr>
-      <w:r>
-        <w:rPr>
-          <w:b w:val="0"/>
-        </w:rPr>
-        <w:t xml:space="preserve">For counts = [4, 7, 4], give the </w:t>
-      </w:r>
-      <w:r>
-        <w:rPr>
-          <w:b/>
-        </w:rPr>
-        <w:t>length</w:t>
-      </w:r>
-      <w:r>
-        <w:rPr>
-          <w:b w:val="0"/>
-        </w:rPr>
-        <w:t xml:space="preserve">, valid nonnegative indices and value at </w:t>
-      </w:r>
-      <w:r>
-        <w:rPr>
-          <w:b/>
-        </w:rPr>
-        <w:t>index</w:t>
-      </w:r>
-      <w:r>
-        <w:rPr>
-          <w:b w:val="0"/>
-        </w:rPr>
-        <w:t xml:space="preserve"> 1. Explain how the two </w:t>
-      </w:r>
-      <w:r>
-        <w:rPr>
-          <w:b/>
-        </w:rPr>
-        <w:t>item</w:t>
-      </w:r>
-      <w:r>
-        <w:rPr>
-          <w:b w:val="0"/>
-        </w:rPr>
-        <w:t>s with value 4 differ.</w:t>
-      </w:r>
-    </w:p>
-    <w:p>
-      <w:pPr>
-        <w:pStyle w:val="Heading3"/>
-      </w:pPr>
-      <w:r>
-        <w:t>Change only the list to [2, 0, 5]. Trace the three additions and state the final output. Explain why the middle item is processed even though its value is zero.</w:t>
-      </w:r>
-    </w:p>
-    <w:p>
-      <w:r>
-        <w:t>________________________________________________________________</w:t>
-      </w:r>
-    </w:p>
-    <w:p>
-      <w:r>
-        <w:t>________________________________________________________________</w:t>
-      </w:r>
-    </w:p>
-    <w:p>
-      <w:r>
-        <w:t>________________________________________________________________</w:t>
-      </w:r>
-    </w:p>
-    <w:p>
-      <w:r>
-        <w:t>________________________________________________________________</w:t>
-      </w:r>
-    </w:p>
-    <w:p>
-      <w:r>
-        <w:t>________________________________________________________________</w:t>
-      </w:r>
-    </w:p>
-    <w:p>
-      <w:pPr>
-        <w:pStyle w:val="Heading3"/>
-      </w:pPr>
-      <w:r>
-        <w:t>Explain your prediction to a partner before comparing results.</w:t>
-      </w:r>
-    </w:p>
-    <w:p>
-      <w:r>
-        <w:t>________________________________________________________________</w:t>
-      </w:r>
-    </w:p>
-    <w:p>
-      <w:r>
-        <w:t>________________________________________________________________</w:t>
-      </w:r>
-    </w:p>
-    <w:p>
-      <w:r>
-        <w:t>________________________________________________________________</w:t>
-      </w:r>
-    </w:p>
-    <w:p>
-      <w:r>
-        <w:t>________________________________________________________________</w:t>
-      </w:r>
-    </w:p>
-    <w:p>
-      <w:pPr>
-        <w:pStyle w:val="Heading3"/>
-      </w:pPr>
-      <w:r>
-        <w:t>Practise with less help: Trace an update</w:t>
-      </w:r>
-    </w:p>
-    <w:p>
-      <w:pPr>
-        <w:spacing w:line="336" w:lineRule="auto" w:after="180"/>
-      </w:pPr>
-      <w:r>
-        <w:rPr>
-          <w:b w:val="0"/>
-        </w:rPr>
-        <w:t>Use workbook W2 for the connected example “</w:t>
-      </w:r>
-      <w:r>
-        <w:rPr>
-          <w:b/>
-        </w:rPr>
-        <w:t>List</w:t>
-      </w:r>
-      <w:r>
-        <w:rPr>
-          <w:b w:val="0"/>
-        </w:rPr>
-        <w:t xml:space="preserve">s and </w:t>
-      </w:r>
-      <w:r>
-        <w:rPr>
-          <w:b/>
-        </w:rPr>
-        <w:t>index</w:t>
-      </w:r>
-      <w:r>
-        <w:rPr>
-          <w:b w:val="0"/>
-        </w:rPr>
-        <w:t xml:space="preserve">ing”. First fill the </w:t>
-      </w:r>
-      <w:r>
-        <w:rPr>
-          <w:b/>
-        </w:rPr>
-        <w:t>input</w:t>
-      </w:r>
-      <w:r>
-        <w:rPr>
-          <w:b w:val="0"/>
-        </w:rPr>
-        <w:t xml:space="preserve"> and rule boxes. Try the middle steps before asking for a hint. After a hint, try the next step yourself.</w:t>
-      </w:r>
-    </w:p>
-    <w:tbl>
-      <w:tblPr>
-        <w:tblStyle w:val="LightShading-Accent1"/>
-        <w:tblW w:type="auto" w:w="0"/>
-        <w:tblLook w:firstColumn="1" w:firstRow="1" w:lastColumn="0" w:lastRow="0" w:noHBand="0" w:noVBand="1" w:val="04A0"/>
-      </w:tblPr>
-      <w:tblGrid>
-        <w:gridCol w:w="3408"/>
-        <w:gridCol w:w="3408"/>
-        <w:gridCol w:w="3408"/>
-      </w:tblGrid>
-      <w:tr>
-        <w:trPr>
-          <w:tblHeader/>
-        </w:trPr>
-        <w:tc>
-          <w:tcPr>
-            <w:tcW w:type="dxa" w:w="3408"/>
-          </w:tcPr>
-          <w:p>
-            <w:r>
-              <w:t>Plan</w:t>
-            </w:r>
-          </w:p>
-        </w:tc>
-        <w:tc>
-          <w:tcPr>
-            <w:tcW w:type="dxa" w:w="3408"/>
-          </w:tcPr>
-          <w:p>
-            <w:r>
-              <w:t>Do</w:t>
-            </w:r>
-          </w:p>
-        </w:tc>
-        <w:tc>
-          <w:tcPr>
-            <w:tcW w:type="dxa" w:w="3408"/>
-          </w:tcPr>
-          <w:p>
-            <w:r>
-              <w:t>Check</w:t>
-            </w:r>
-          </w:p>
-        </w:tc>
-      </w:tr>
-      <w:tr>
-        <w:tc>
-          <w:tcPr>
-            <w:tcW w:type="dxa" w:w="3408"/>
-          </w:tcPr>
-          <w:p>
-            <w:r>
-              <w:t>What is given? Which rule or procedure applies?</w:t>
-            </w:r>
-          </w:p>
-        </w:tc>
-        <w:tc>
-          <w:tcPr>
-            <w:tcW w:type="dxa" w:w="3408"/>
-          </w:tcPr>
-          <w:p>
-            <w:r>
-              <w:t>Record each intermediate step.</w:t>
-            </w:r>
-          </w:p>
-        </w:tc>
-        <w:tc>
-          <w:tcPr>
-            <w:tcW w:type="dxa" w:w="3408"/>
-          </w:tcPr>
-          <w:p>
-            <w:r>
-              <w:t>Does the result follow? What remains unknown?</w:t>
-            </w:r>
-          </w:p>
-        </w:tc>
-      </w:tr>
-    </w:tbl>
-    <w:p>
-      <w:pPr>
-        <w:spacing w:line="336" w:lineRule="auto" w:after="180"/>
-      </w:pPr>
-      <w:r>
-        <w:rPr>
-          <w:b w:val="0"/>
-        </w:rPr>
-        <w:t>Explain your trace to a partner. Your partner points to one step to check. Swap roles on the next case. Each person writes their own explanation.</w:t>
-      </w:r>
-    </w:p>
-    <w:p>
-      <w:pPr>
-        <w:pStyle w:val="Heading3"/>
-      </w:pPr>
-      <w:r>
-        <w:t>Check your reasoning</w:t>
-      </w:r>
-    </w:p>
-    <w:p>
-      <w:pPr>
-        <w:spacing w:line="336" w:lineRule="auto" w:after="180"/>
-      </w:pPr>
-      <w:r>
-        <w:rPr>
-          <w:b w:val="0"/>
-        </w:rPr>
-        <w:t xml:space="preserve">Use the worked case for </w:t>
-      </w:r>
-      <w:r>
-        <w:rPr>
-          <w:b/>
-        </w:rPr>
-        <w:t>List</w:t>
-      </w:r>
-      <w:r>
-        <w:rPr>
-          <w:b w:val="0"/>
-        </w:rPr>
-        <w:t xml:space="preserve">s and </w:t>
-      </w:r>
-      <w:r>
-        <w:rPr>
-          <w:b/>
-        </w:rPr>
-        <w:t>index</w:t>
-      </w:r>
-      <w:r>
-        <w:rPr>
-          <w:b w:val="0"/>
-        </w:rPr>
-        <w:t>ing. Proposed explanation: “</w:t>
-      </w:r>
-      <w:r>
-        <w:rPr>
-          <w:b/>
-        </w:rPr>
-        <w:t>Length</w:t>
-      </w:r>
-      <w:r>
-        <w:rPr>
-          <w:b w:val="0"/>
-        </w:rPr>
-        <w:t xml:space="preserve"> is the last nonnegative </w:t>
-      </w:r>
-      <w:r>
-        <w:rPr>
-          <w:b/>
-        </w:rPr>
-        <w:t>index</w:t>
-      </w:r>
-      <w:r>
-        <w:rPr>
-          <w:b w:val="0"/>
-        </w:rPr>
-        <w:t>”. Decide whether this explanation is supported.</w:t>
-      </w:r>
-    </w:p>
-    <w:p>
-      <w:pPr>
-        <w:spacing w:line="336" w:lineRule="auto" w:after="180"/>
-      </w:pPr>
-      <w:r>
-        <w:rPr>
-          <w:b w:val="0"/>
-        </w:rPr>
-        <w:t>Point to the step or supplied fact that decides; explain your repair if needed.</w:t>
-      </w:r>
-    </w:p>
-    <w:p>
-      <w:pPr>
-        <w:spacing w:line="336" w:lineRule="auto" w:after="180"/>
-      </w:pPr>
-      <w:r>
-        <w:rPr>
-          <w:b w:val="0"/>
-        </w:rPr>
-        <w:t>Answer on your own before discussion. If you are unsure, say which step you need help with.</w:t>
-      </w:r>
-    </w:p>
-    <w:p>
-      <w:pPr>
-        <w:pStyle w:val="Heading3"/>
-      </w:pPr>
-      <w:r>
-        <w:t>Explain the picture</w:t>
-      </w:r>
-    </w:p>
-    <w:p>
-      <w:pPr>
-        <w:spacing w:line="336" w:lineRule="auto" w:after="180"/>
-      </w:pPr>
-      <w:r>
-        <w:rPr>
-          <w:b w:val="0"/>
-        </w:rPr>
-        <w:t xml:space="preserve">Label the three </w:t>
-      </w:r>
-      <w:r>
-        <w:rPr>
-          <w:b/>
-        </w:rPr>
-        <w:t>index</w:t>
-      </w:r>
-      <w:r>
-        <w:rPr>
-          <w:b w:val="0"/>
-        </w:rPr>
-        <w:t xml:space="preserve"> positions. Predict all original </w:t>
-      </w:r>
-      <w:r>
-        <w:rPr>
-          <w:b/>
-        </w:rPr>
-        <w:t>output</w:t>
-      </w:r>
-      <w:r>
-        <w:rPr>
-          <w:b w:val="0"/>
-        </w:rPr>
-        <w:t xml:space="preserve">s, then name the first </w:t>
-      </w:r>
-      <w:r>
-        <w:rPr>
-          <w:b/>
-        </w:rPr>
-        <w:t>output</w:t>
-      </w:r>
-      <w:r>
-        <w:rPr>
-          <w:b w:val="0"/>
-        </w:rPr>
-        <w:t xml:space="preserve"> and stopping point after using </w:t>
-      </w:r>
-      <w:r>
-        <w:rPr>
-          <w:b/>
-        </w:rPr>
-        <w:t>index</w:t>
-      </w:r>
-      <w:r>
-        <w:rPr>
-          <w:b w:val="0"/>
-        </w:rPr>
-        <w:t xml:space="preserve"> 3.</w:t>
-      </w:r>
-    </w:p>
-    <w:p>
-      <w:pPr>
-        <w:pStyle w:val="Heading3"/>
-      </w:pPr>
-      <w:r>
-        <w:t>My explanation using a pictured step and the given facts</w:t>
-      </w:r>
-    </w:p>
-    <w:p>
-      <w:r>
-        <w:t>________________________________________________________________</w:t>
-      </w:r>
-    </w:p>
-    <w:p>
-      <w:r>
-        <w:t>________________________________________________________________</w:t>
-      </w:r>
-    </w:p>
-    <w:p>
-      <w:r>
-        <w:t>________________________________________________________________</w:t>
-      </w:r>
-    </w:p>
-    <w:p>
-      <w:r>
-        <w:t>________________________________________________________________</w:t>
-      </w:r>
-    </w:p>
-    <w:p>
-      <w:pPr>
-        <w:spacing w:line="336" w:lineRule="auto" w:after="180"/>
-      </w:pPr>
-      <w:r>
-        <w:rPr>
-          <w:b w:val="0"/>
-        </w:rPr>
-        <w:t>This is supported practice. Keep the separately named independent case for an attempt before feedback.</w:t>
-      </w:r>
-    </w:p>
-    <w:p>
-      <w:pPr>
-        <w:pStyle w:val="Heading1"/>
-      </w:pPr>
-      <w:r>
-        <w:t>09. Run the investigation</w:t>
-      </w:r>
-    </w:p>
-    <w:p>
-      <w:r>
-        <w:t>Investigate Lists and indexing. Record the prediction, actual observation or labelled paper trace, explanation and next test separately.</w:t>
-      </w:r>
-    </w:p>
-    <w:p>
-      <w:pPr>
-        <w:pStyle w:val="Heading3"/>
-      </w:pPr>
-      <w:r>
-        <w:t>Predict, investigate and preserve the evidence</w:t>
-      </w:r>
-    </w:p>
-    <w:p>
-      <w:pPr>
-        <w:spacing w:line="336" w:lineRule="auto" w:after="180"/>
-      </w:pPr>
-      <w:r>
-        <w:rPr>
-          <w:b w:val="0"/>
-        </w:rPr>
-        <w:t xml:space="preserve">Start with counts = [4, 7, 4]. Run counts[0] = 6. Write the resulting </w:t>
-      </w:r>
-      <w:r>
-        <w:rPr>
-          <w:b/>
-        </w:rPr>
-        <w:t>list</w:t>
-      </w:r>
-      <w:r>
-        <w:rPr>
-          <w:b w:val="0"/>
-        </w:rPr>
-        <w:t xml:space="preserve">, its </w:t>
-      </w:r>
-      <w:r>
-        <w:rPr>
-          <w:b/>
-        </w:rPr>
-        <w:t>length</w:t>
-      </w:r>
-      <w:r>
-        <w:rPr>
-          <w:b w:val="0"/>
-        </w:rPr>
-        <w:t xml:space="preserve"> and the value at </w:t>
-      </w:r>
-      <w:r>
-        <w:rPr>
-          <w:b/>
-        </w:rPr>
-        <w:t>index</w:t>
-      </w:r>
-      <w:r>
-        <w:rPr>
-          <w:b w:val="0"/>
-        </w:rPr>
-        <w:t xml:space="preserve"> 2. Predict before running.</w:t>
-      </w:r>
-    </w:p>
-    <w:p>
-      <w:r>
-        <w:rPr>
-          <w:rFonts w:ascii="Courier New" w:hAnsi="Courier New"/>
-          <w:sz w:val="18"/>
-        </w:rPr>
-        <w:t>counts = [4, 7, 4]</w:t>
-        <w:br/>
-        <w:t>print(len(counts))</w:t>
-        <w:br/>
-        <w:t>print(counts[0])</w:t>
-        <w:br/>
-        <w:t>print(counts[1])</w:t>
-        <w:br/>
-        <w:t>counts[1] = 9</w:t>
-        <w:br/>
-        <w:t>print(counts)</w:t>
-      </w:r>
-    </w:p>
-    <w:p>
-      <w:r>
-        <w:rPr>
-          <w:rFonts w:ascii="Courier New" w:hAnsi="Courier New"/>
-          <w:sz w:val="18"/>
-        </w:rPr>
-        <w:t>counts = [4, 7, 4]</w:t>
-        <w:br/>
-        <w:t>total = 0</w:t>
-        <w:br/>
-        <w:t>for count in counts:</w:t>
-        <w:br/>
-        <w:t xml:space="preserve">    total = total + count</w:t>
-        <w:br/>
-        <w:t>print(total)</w:t>
-      </w:r>
-    </w:p>
-    <w:p>
-      <w:r>
-        <w:rPr>
-          <w:rFonts w:ascii="Courier New" w:hAnsi="Courier New"/>
-          <w:sz w:val="18"/>
-        </w:rPr>
-        <w:t>counts = [4, 7, 4]</w:t>
-        <w:br/>
-        <w:t>print(counts[3])</w:t>
-      </w:r>
-    </w:p>
-    <w:tbl>
-      <w:tblPr>
-        <w:tblStyle w:val="LightShading-Accent1"/>
-        <w:tblW w:type="auto" w:w="0"/>
-        <w:tblLook w:firstColumn="1" w:firstRow="1" w:lastColumn="0" w:lastRow="0" w:noHBand="0" w:noVBand="1" w:val="04A0"/>
-      </w:tblPr>
-      <w:tblGrid>
-        <w:gridCol w:w="5112"/>
-        <w:gridCol w:w="5112"/>
-      </w:tblGrid>
-      <w:tr>
-        <w:trPr>
-          <w:tblHeader/>
-        </w:trPr>
-        <w:tc>
-          <w:tcPr>
-            <w:tcW w:type="dxa" w:w="5112"/>
-          </w:tcPr>
-          <w:p>
-            <w:r>
-              <w:t>Record</w:t>
-            </w:r>
-          </w:p>
-        </w:tc>
-        <w:tc>
-          <w:tcPr>
-            <w:tcW w:type="dxa" w:w="5112"/>
-          </w:tcPr>
-          <w:p>
-            <w:r>
-              <w:t>Your evidence</w:t>
-            </w:r>
-          </w:p>
-        </w:tc>
-      </w:tr>
-      <w:tr>
-        <w:tc>
-          <w:tcPr>
-            <w:tcW w:type="dxa" w:w="5112"/>
-          </w:tcPr>
-          <w:p>
-            <w:r>
-              <w:t>Given input and fixed rule</w:t>
-            </w:r>
-          </w:p>
-        </w:tc>
-        <w:tc>
-          <w:tcPr>
-            <w:tcW w:type="dxa" w:w="5112"/>
-          </w:tcPr>
-          <w:p>
-            <w:r/>
-          </w:p>
-        </w:tc>
-      </w:tr>
-      <w:tr>
-        <w:tc>
-          <w:tcPr>
-            <w:tcW w:type="dxa" w:w="5112"/>
-          </w:tcPr>
-          <w:p>
-            <w:r>
-              <w:t>Prediction before checking</w:t>
-            </w:r>
-          </w:p>
-        </w:tc>
-        <w:tc>
-          <w:tcPr>
-            <w:tcW w:type="dxa" w:w="5112"/>
-          </w:tcPr>
-          <w:p>
-            <w:r/>
-          </w:p>
-        </w:tc>
-      </w:tr>
-      <w:tr>
-        <w:tc>
-          <w:tcPr>
-            <w:tcW w:type="dxa" w:w="5112"/>
-          </w:tcPr>
-          <w:p>
-            <w:r>
-              <w:t>Actual result, or “not run”</w:t>
-            </w:r>
-          </w:p>
-        </w:tc>
-        <w:tc>
-          <w:tcPr>
-            <w:tcW w:type="dxa" w:w="5112"/>
-          </w:tcPr>
-          <w:p>
-            <w:r/>
-          </w:p>
-        </w:tc>
-      </w:tr>
-      <w:tr>
-        <w:tc>
-          <w:tcPr>
-            <w:tcW w:type="dxa" w:w="5112"/>
-          </w:tcPr>
-          <w:p>
-            <w:r>
-              <w:t>First mismatch and one explanation</w:t>
-            </w:r>
-          </w:p>
-        </w:tc>
-        <w:tc>
-          <w:tcPr>
-            <w:tcW w:type="dxa" w:w="5112"/>
-          </w:tcPr>
-          <w:p>
-            <w:r/>
-          </w:p>
-        </w:tc>
-      </w:tr>
-      <w:tr>
-        <w:tc>
-          <w:tcPr>
-            <w:tcW w:type="dxa" w:w="5112"/>
-          </w:tcPr>
-          <w:p>
-            <w:r>
-              <w:t>Boundary or missing input and expected response</w:t>
-            </w:r>
-          </w:p>
-        </w:tc>
-        <w:tc>
-          <w:tcPr>
-            <w:tcW w:type="dxa" w:w="5112"/>
-          </w:tcPr>
-          <w:p>
-            <w:r/>
-          </w:p>
-        </w:tc>
-      </w:tr>
-    </w:tbl>
-    <w:p>
-      <w:pPr>
-        <w:spacing w:line="336" w:lineRule="auto" w:after="180"/>
-      </w:pPr>
-      <w:r>
-        <w:rPr>
-          <w:b w:val="0"/>
-        </w:rPr>
-        <w:t>On paper, trace the supplied procedure. If code is provided, predict before running it in a local practice file. Never write an expected answer as though it were an observed run.</w:t>
-      </w:r>
-    </w:p>
-    <w:p>
-      <w:pPr>
-        <w:pStyle w:val="Heading3"/>
-      </w:pPr>
-      <w:r>
-        <w:t>Plan → try → check</w:t>
-      </w:r>
-    </w:p>
-    <w:p>
-      <w:pPr>
-        <w:spacing w:line="336" w:lineRule="auto" w:after="180"/>
-      </w:pPr>
-      <w:r>
-        <w:rPr>
-          <w:b w:val="0"/>
-        </w:rPr>
-        <w:t>Before trying: what do I expect, and why? While trying: which step could first go wrong? Afterwards: what did I actually observe, and what should change? Keep “not run” if you only traced the procedure.</w:t>
-      </w:r>
-    </w:p>
-    <w:p>
-      <w:pPr>
-        <w:pStyle w:val="Heading1"/>
-      </w:pPr>
-      <w:r>
-        <w:t>10. Build your understanding</w:t>
-      </w:r>
-    </w:p>
-    <w:p>
-      <w:r>
-        <w:t>Move from recall to tracing, diagnosis and transfer in Lists and indexing. Explain why each step is justified.</w:t>
-      </w:r>
-    </w:p>
-    <w:p>
-      <w:pPr>
-        <w:pStyle w:val="Heading3"/>
-      </w:pPr>
-      <w:r>
-        <w:t>Explain → apply → challenge</w:t>
-      </w:r>
-    </w:p>
-    <w:p>
-      <w:pPr>
-        <w:spacing w:line="336" w:lineRule="auto" w:after="180"/>
-      </w:pPr>
-      <w:r>
-        <w:rPr>
-          <w:b w:val="0"/>
-        </w:rPr>
-        <w:t xml:space="preserve">For counts = [4, 7, 4], give the </w:t>
-      </w:r>
-      <w:r>
-        <w:rPr>
-          <w:b/>
-        </w:rPr>
-        <w:t>length</w:t>
-      </w:r>
-      <w:r>
-        <w:rPr>
-          <w:b w:val="0"/>
-        </w:rPr>
-        <w:t xml:space="preserve">, valid nonnegative indices and value at </w:t>
-      </w:r>
-      <w:r>
-        <w:rPr>
-          <w:b/>
-        </w:rPr>
-        <w:t>index</w:t>
-      </w:r>
-      <w:r>
-        <w:rPr>
-          <w:b w:val="0"/>
-        </w:rPr>
-        <w:t xml:space="preserve"> 1. Explain how the two </w:t>
-      </w:r>
-      <w:r>
-        <w:rPr>
-          <w:b/>
-        </w:rPr>
-        <w:t>item</w:t>
-      </w:r>
-      <w:r>
-        <w:rPr>
-          <w:b w:val="0"/>
-        </w:rPr>
-        <w:t>s with value 4 differ.</w:t>
-      </w:r>
-    </w:p>
-    <w:p>
-      <w:pPr>
-        <w:spacing w:line="336" w:lineRule="auto" w:after="180"/>
-      </w:pPr>
-      <w:r>
-        <w:rPr>
-          <w:b w:val="0"/>
-        </w:rPr>
-        <w:t xml:space="preserve">A learner loops with for count in counts and tries to read counts[count] for counts = [4, 7, 4]. Identify the first attempted </w:t>
-      </w:r>
-      <w:r>
-        <w:rPr>
-          <w:b/>
-        </w:rPr>
-        <w:t>index</w:t>
-      </w:r>
-      <w:r>
-        <w:rPr>
-          <w:b w:val="0"/>
-        </w:rPr>
-        <w:t xml:space="preserve"> and error. Explain how to print each value directly.</w:t>
-      </w:r>
-    </w:p>
-    <w:p>
-      <w:pPr>
-        <w:spacing w:line="336" w:lineRule="auto" w:after="180"/>
-      </w:pPr>
-      <w:r>
-        <w:rPr>
-          <w:b w:val="0"/>
-        </w:rPr>
-        <w:t xml:space="preserve">Compare [1, 5, 2] and [5, 1, 2]. State their totals and first </w:t>
-      </w:r>
-      <w:r>
-        <w:rPr>
-          <w:b/>
-        </w:rPr>
-        <w:t>item</w:t>
-      </w:r>
-      <w:r>
-        <w:rPr>
-          <w:b w:val="0"/>
-        </w:rPr>
-        <w:t xml:space="preserve">s. Would storing only the total answer which first </w:t>
-      </w:r>
-      <w:r>
-        <w:rPr>
-          <w:b/>
-        </w:rPr>
-        <w:t>item</w:t>
-      </w:r>
-      <w:r>
-        <w:rPr>
-          <w:b w:val="0"/>
-        </w:rPr>
-        <w:t xml:space="preserve"> was larger? Explain.</w:t>
-      </w:r>
-    </w:p>
-    <w:p>
-      <w:pPr>
-        <w:pStyle w:val="Heading3"/>
-      </w:pPr>
-      <w:r>
-        <w:t>Explain which evidence supports your conclusion and which claim remains unproved.</w:t>
-      </w:r>
-    </w:p>
-    <w:p>
-      <w:r>
-        <w:t>________________________________________________________________</w:t>
-      </w:r>
-    </w:p>
-    <w:p>
-      <w:r>
-        <w:t>________________________________________________________________</w:t>
-      </w:r>
-    </w:p>
-    <w:p>
-      <w:r>
-        <w:t>________________________________________________________________</w:t>
-      </w:r>
-    </w:p>
-    <w:p>
-      <w:r>
-        <w:t>________________________________________________________________</w:t>
-      </w:r>
-    </w:p>
-    <w:p>
-      <w:r>
-        <w:t>________________________________________________________________</w:t>
-      </w:r>
-    </w:p>
-    <w:p>
-      <w:pPr>
-        <w:pStyle w:val="Heading1"/>
-      </w:pPr>
-      <w:r>
-        <w:t>11. Connect your project</w:t>
-      </w:r>
-    </w:p>
-    <w:p>
-      <w:r>
-        <w:t>Apply this week’s idea to Python readiness portfolio. Keep an annotated decision and the evidence supporting it.</w:t>
-      </w:r>
-    </w:p>
-    <w:p>
-      <w:pPr>
-        <w:spacing w:line="336" w:lineRule="auto" w:after="180"/>
-      </w:pPr>
-      <w:r>
-        <w:rPr>
-          <w:b w:val="0"/>
-        </w:rPr>
-        <w:t xml:space="preserve">Add a labelled </w:t>
-      </w:r>
-      <w:r>
-        <w:rPr>
-          <w:b/>
-        </w:rPr>
-        <w:t>list</w:t>
-      </w:r>
-      <w:r>
-        <w:rPr>
-          <w:b w:val="0"/>
-        </w:rPr>
-        <w:t xml:space="preserve">s and </w:t>
-      </w:r>
-      <w:r>
-        <w:rPr>
-          <w:b/>
-        </w:rPr>
-        <w:t>index</w:t>
-      </w:r>
-      <w:r>
-        <w:rPr>
-          <w:b w:val="0"/>
-        </w:rPr>
-        <w:t xml:space="preserve">ing </w:t>
-      </w:r>
-      <w:r>
-        <w:rPr>
-          <w:b/>
-        </w:rPr>
-        <w:t>evidence</w:t>
-      </w:r>
-      <w:r>
-        <w:rPr>
-          <w:b w:val="0"/>
-        </w:rPr>
-        <w:t xml:space="preserve"> sheet to Python readiness portfolio. Show how you can distinguish a </w:t>
-      </w:r>
-      <w:r>
-        <w:rPr>
-          <w:b/>
-        </w:rPr>
-        <w:t>list</w:t>
-      </w:r>
-      <w:r>
-        <w:rPr>
-          <w:b w:val="0"/>
-        </w:rPr>
-        <w:t xml:space="preserve"> </w:t>
-      </w:r>
-      <w:r>
-        <w:rPr>
-          <w:b/>
-        </w:rPr>
-        <w:t>index</w:t>
-      </w:r>
-      <w:r>
-        <w:rPr>
-          <w:b w:val="0"/>
-        </w:rPr>
-        <w:t xml:space="preserve"> from the value stored at that position.</w:t>
-      </w:r>
-    </w:p>
-    <w:p>
-      <w:pPr>
-        <w:spacing w:line="336" w:lineRule="auto" w:after="180"/>
-      </w:pPr>
-      <w:r>
-        <w:rPr>
-          <w:b w:val="0"/>
-        </w:rPr>
-        <w:t xml:space="preserve">Use the supplied fictional case and keep its </w:t>
-      </w:r>
-      <w:r>
-        <w:rPr>
-          <w:b/>
-        </w:rPr>
-        <w:t>input</w:t>
-      </w:r>
-      <w:r>
-        <w:rPr>
-          <w:b w:val="0"/>
-        </w:rPr>
-        <w:t xml:space="preserve">s, intermediate steps, calculation or </w:t>
-      </w:r>
-      <w:r>
-        <w:rPr>
-          <w:b/>
-        </w:rPr>
-        <w:t>prediction</w:t>
-      </w:r>
-      <w:r>
-        <w:rPr>
-          <w:b w:val="0"/>
-        </w:rPr>
-        <w:t>, and limitation. Connect this record to last week’s record; a matching answer without a trace is insufficient.</w:t>
-      </w:r>
-    </w:p>
-    <w:tbl>
-      <w:tblPr>
-        <w:tblStyle w:val="LightShading-Accent1"/>
-        <w:tblW w:type="auto" w:w="0"/>
-        <w:tblLook w:firstColumn="1" w:firstRow="1" w:lastColumn="0" w:lastRow="0" w:noHBand="0" w:noVBand="1" w:val="04A0"/>
-      </w:tblPr>
-      <w:tblGrid>
-        <w:gridCol w:w="5112"/>
-        <w:gridCol w:w="5112"/>
-      </w:tblGrid>
-      <w:tr>
-        <w:trPr>
-          <w:tblHeader/>
-        </w:trPr>
-        <w:tc>
-          <w:tcPr>
-            <w:tcW w:type="dxa" w:w="5112"/>
-          </w:tcPr>
-          <w:p>
-            <w:r>
-              <w:t>Project evidence</w:t>
-            </w:r>
-          </w:p>
-        </w:tc>
-        <w:tc>
-          <w:tcPr>
-            <w:tcW w:type="dxa" w:w="5112"/>
-          </w:tcPr>
-          <w:p>
-            <w:r>
-              <w:t>Record</w:t>
-            </w:r>
-          </w:p>
-        </w:tc>
-      </w:tr>
-      <w:tr>
-        <w:tc>
-          <w:tcPr>
-            <w:tcW w:type="dxa" w:w="5112"/>
-          </w:tcPr>
-          <w:p>
-            <w:r>
-              <w:t>Component and version</w:t>
-            </w:r>
-          </w:p>
-        </w:tc>
-        <w:tc>
-          <w:tcPr>
-            <w:tcW w:type="dxa" w:w="5112"/>
-          </w:tcPr>
-          <w:p>
-            <w:r/>
-          </w:p>
-        </w:tc>
-      </w:tr>
-      <w:tr>
-        <w:tc>
-          <w:tcPr>
-            <w:tcW w:type="dxa" w:w="5112"/>
-          </w:tcPr>
-          <w:p>
-            <w:r>
-              <w:t>Inputs permitted at prediction time</w:t>
-            </w:r>
-          </w:p>
-        </w:tc>
-        <w:tc>
-          <w:tcPr>
-            <w:tcW w:type="dxa" w:w="5112"/>
-          </w:tcPr>
-          <w:p>
-            <w:r/>
-          </w:p>
-        </w:tc>
-      </w:tr>
-      <w:tr>
-        <w:tc>
-          <w:tcPr>
-            <w:tcW w:type="dxa" w:w="5112"/>
-          </w:tcPr>
-          <w:p>
-            <w:r>
-              <w:t>Trace and comparison with earlier work</w:t>
-            </w:r>
-          </w:p>
-        </w:tc>
-        <w:tc>
-          <w:tcPr>
-            <w:tcW w:type="dxa" w:w="5112"/>
-          </w:tcPr>
-          <w:p>
-            <w:r/>
-          </w:p>
-        </w:tc>
-      </w:tr>
-      <w:tr>
-        <w:tc>
-          <w:tcPr>
-            <w:tcW w:type="dxa" w:w="5112"/>
-          </w:tcPr>
-          <w:p>
-            <w:r>
-              <w:t>Failure, limit and human review</w:t>
-            </w:r>
-          </w:p>
-        </w:tc>
-        <w:tc>
-          <w:tcPr>
-            <w:tcW w:type="dxa" w:w="5112"/>
-          </w:tcPr>
-          <w:p>
-            <w:r/>
-          </w:p>
-        </w:tc>
-      </w:tr>
-    </w:tbl>
-    <w:p>
-      <w:pPr>
-        <w:pStyle w:val="Heading3"/>
-      </w:pPr>
-      <w:r>
-        <w:t>Evidence for your project</w:t>
-      </w:r>
-    </w:p>
-    <w:p>
-      <w:pPr>
-        <w:spacing w:line="336" w:lineRule="auto" w:after="180"/>
-      </w:pPr>
-      <w:r>
-        <w:rPr>
-          <w:b w:val="0"/>
-        </w:rPr>
-        <w:t xml:space="preserve">For Python readiness before the Responsible Plant Classifier, retain a trace of the values, the predicted </w:t>
-      </w:r>
-      <w:r>
-        <w:rPr>
-          <w:b/>
-        </w:rPr>
-        <w:t>output</w:t>
-      </w:r>
-      <w:r>
-        <w:rPr>
-          <w:b w:val="0"/>
-        </w:rPr>
-        <w:t xml:space="preserve">s and the changed-case explanation. Use actual Python 3 results to check the </w:t>
-      </w:r>
-      <w:r>
-        <w:rPr>
-          <w:b/>
-        </w:rPr>
-        <w:t>prediction</w:t>
-      </w:r>
-      <w:r>
-        <w:rPr>
-          <w:b w:val="0"/>
-        </w:rPr>
-        <w:t xml:space="preserve"> after reasoning first.</w:t>
-      </w:r>
-    </w:p>
-    <w:p>
-      <w:pPr>
-        <w:pStyle w:val="Heading1"/>
-      </w:pPr>
-      <w:r>
-        <w:t>12. Show what you know</w:t>
-      </w:r>
-    </w:p>
-    <w:p>
-      <w:r>
-        <w:t>Use a genuinely new case for independent evidence. Previously discussed examples remain practice; use the separately named independent case before feedback.</w:t>
-      </w:r>
-    </w:p>
-    <w:p>
-      <w:pPr>
-        <w:spacing w:line="336" w:lineRule="auto" w:after="180"/>
-      </w:pPr>
-      <w:r>
-        <w:rPr>
-          <w:b w:val="0"/>
-        </w:rPr>
-        <w:t xml:space="preserve">Before running a script, sketch positions above the stored values. Test an empty </w:t>
-      </w:r>
-      <w:r>
-        <w:rPr>
-          <w:b/>
-        </w:rPr>
-        <w:t>list</w:t>
-      </w:r>
-      <w:r>
-        <w:rPr>
-          <w:b w:val="0"/>
-        </w:rPr>
-        <w:t>, a one-</w:t>
-      </w:r>
-      <w:r>
-        <w:rPr>
-          <w:b/>
-        </w:rPr>
-        <w:t>item</w:t>
-      </w:r>
-      <w:r>
-        <w:rPr>
-          <w:b w:val="0"/>
-        </w:rPr>
-        <w:t xml:space="preserve"> </w:t>
-      </w:r>
-      <w:r>
-        <w:rPr>
-          <w:b/>
-        </w:rPr>
-        <w:t>list</w:t>
-      </w:r>
-      <w:r>
-        <w:rPr>
-          <w:b w:val="0"/>
-        </w:rPr>
-        <w:t xml:space="preserve"> and a </w:t>
-      </w:r>
-      <w:r>
-        <w:rPr>
-          <w:b/>
-        </w:rPr>
-        <w:t>list</w:t>
-      </w:r>
-      <w:r>
-        <w:rPr>
-          <w:b w:val="0"/>
-        </w:rPr>
-        <w:t xml:space="preserve"> with repeated values. These cases reveal different mistakes.</w:t>
-      </w:r>
-    </w:p>
-    <w:p>
-      <w:pPr>
-        <w:spacing w:line="336" w:lineRule="auto" w:after="180"/>
-      </w:pPr>
-      <w:r>
-        <w:rPr>
-          <w:b w:val="0"/>
-        </w:rPr>
-        <w:t xml:space="preserve">A total alone loses order: [4, 7, 4] and [7, 4, 4] both total 15 even though their first </w:t>
-      </w:r>
-      <w:r>
-        <w:rPr>
-          <w:b/>
-        </w:rPr>
-        <w:t>item</w:t>
-      </w:r>
-      <w:r>
-        <w:rPr>
-          <w:b w:val="0"/>
-        </w:rPr>
-        <w:t>s differ. Data checks should retain the detail needed for the question.</w:t>
-      </w:r>
-    </w:p>
-    <w:p>
-      <w:pPr>
-        <w:pStyle w:val="Heading3"/>
-      </w:pPr>
-      <w:r>
-        <w:t>A learner uses counts[len(counts)] to read the final item. Explain the error for [8, 3] and give a valid nonnegative index. Explain why your repair still needs an empty-list check.</w:t>
-      </w:r>
-    </w:p>
-    <w:p>
-      <w:r>
-        <w:t>________________________________________________________________</w:t>
-      </w:r>
-    </w:p>
-    <w:p>
-      <w:r>
-        <w:t>________________________________________________________________</w:t>
-      </w:r>
-    </w:p>
-    <w:p>
-      <w:r>
-        <w:t>________________________________________________________________</w:t>
-      </w:r>
-    </w:p>
-    <w:p>
-      <w:r>
-        <w:t>________________________________________________________________</w:t>
-      </w:r>
-    </w:p>
-    <w:p>
-      <w:r>
-        <w:t>________________________________________________________________</w:t>
-      </w:r>
-    </w:p>
-    <w:p>
-      <w:pPr>
-        <w:spacing w:line="336" w:lineRule="auto" w:after="180"/>
-      </w:pPr>
-      <w:r>
-        <w:rPr>
-          <w:b w:val="0"/>
-        </w:rPr>
-        <w:t xml:space="preserve">Compare [1, 5, 2] and [5, 1, 2]. State their totals and first </w:t>
-      </w:r>
-      <w:r>
-        <w:rPr>
-          <w:b/>
-        </w:rPr>
-        <w:t>item</w:t>
-      </w:r>
-      <w:r>
-        <w:rPr>
-          <w:b w:val="0"/>
-        </w:rPr>
-        <w:t xml:space="preserve">s. Would storing only the total answer which first </w:t>
-      </w:r>
-      <w:r>
-        <w:rPr>
-          <w:b/>
-        </w:rPr>
-        <w:t>item</w:t>
-      </w:r>
-      <w:r>
-        <w:rPr>
-          <w:b w:val="0"/>
-        </w:rPr>
-        <w:t xml:space="preserve"> was larger? Explain.</w:t>
-      </w:r>
-    </w:p>
-    <w:p>
-      <w:pPr>
-        <w:pStyle w:val="Heading3"/>
-      </w:pPr>
-      <w:r>
-        <w:t>My limited claim and a useful next check</w:t>
-      </w:r>
-    </w:p>
-    <w:p>
-      <w:r>
-        <w:t>________________________________________________________________</w:t>
-      </w:r>
-    </w:p>
-    <w:p>
-      <w:r>
-        <w:t>________________________________________________________________</w:t>
-      </w:r>
-    </w:p>
-    <w:p>
-      <w:r>
-        <w:t>________________________________________________________________</w:t>
-      </w:r>
-    </w:p>
-    <w:p>
-      <w:r>
-        <w:t>________________________________________________________________</w:t>
-      </w:r>
-    </w:p>
-    <w:p>
-      <w:pPr>
-        <w:pStyle w:val="Heading1"/>
-      </w:pPr>
-      <w:r>
-        <w:t>13. Study a complete case</w:t>
-      </w:r>
-    </w:p>
-    <w:p>
-      <w:r>
-        <w:t>Revisit the complete Lists and indexing case for supported practice. Repeated examples do not become fresh assessments.</w:t>
-      </w:r>
-    </w:p>
-    <w:p>
-      <w:pPr>
-        <w:pStyle w:val="Heading3"/>
-      </w:pPr>
-      <w:r>
-        <w:t>Complete evidence record</w:t>
+        <w:pStyle w:val="Heading2"/>
+      </w:pPr>
+      <w:r>
+        <w:t>Check the complete trace · reference / check after trying</w:t>
       </w:r>
     </w:p>
     <w:p>
@@ -3831,25 +4430,10 @@
     </w:p>
     <w:p>
       <w:pPr>
-        <w:spacing w:line="336" w:lineRule="auto" w:after="180"/>
-      </w:pPr>
-      <w:r>
-        <w:rPr>
-          <w:b w:val="0"/>
-        </w:rPr>
-        <w:t xml:space="preserve">Follow the </w:t>
-      </w:r>
-      <w:r>
-        <w:rPr>
-          <w:b/>
-        </w:rPr>
-        <w:t>input</w:t>
-      </w:r>
-      <w:r>
-        <w:rPr>
-          <w:b w:val="0"/>
-        </w:rPr>
-        <w:t xml:space="preserve"> through the stated procedure to its result. Cover the result first, predict it, then explain every intermediate step. The text/table accompanies the figure so the example can be read without colour.</w:t>
+        <w:pStyle w:val="Heading2"/>
+      </w:pPr>
+      <w:r>
+        <w:t>Earlier wording, alternatives and picture transcripts · reference / check after trying</w:t>
       </w:r>
     </w:p>
     <w:p>
@@ -3857,37 +4441,7 @@
         <w:pStyle w:val="Heading3"/>
       </w:pPr>
       <w:r>
-        <w:t>My complete trace of the worked case</w:t>
-      </w:r>
-    </w:p>
-    <w:p>
-      <w:r>
-        <w:t>________________________________________________________________</w:t>
-      </w:r>
-    </w:p>
-    <w:p>
-      <w:r>
-        <w:t>________________________________________________________________</w:t>
-      </w:r>
-    </w:p>
-    <w:p>
-      <w:r>
-        <w:t>________________________________________________________________</w:t>
-      </w:r>
-    </w:p>
-    <w:p>
-      <w:r>
-        <w:t>________________________________________________________________</w:t>
-      </w:r>
-    </w:p>
-    <w:p>
-      <w:r>
-        <w:t>________________________________________________________________</w:t>
-      </w:r>
-    </w:p>
-    <w:p>
-      <w:r>
-        <w:t>________________________________________________________________</w:t>
+        <w:t>Complete evidence record</w:t>
       </w:r>
     </w:p>
     <w:p>
@@ -3895,317 +4449,20 @@
         <w:pStyle w:val="Heading1"/>
       </w:pPr>
       <w:r>
-        <w:t>14. Try a new case independently</w:t>
-      </w:r>
-    </w:p>
-    <w:p>
-      <w:r>
-        <w:t>Attempt the reserved new case before feedback. Record support; the earlier examples below remain additional practice.</w:t>
-      </w:r>
-    </w:p>
-    <w:p>
-      <w:pPr>
-        <w:pStyle w:val="Heading3"/>
-      </w:pPr>
-      <w:r>
-        <w:t>Independent case: Distinguish a value from an index</w:t>
-      </w:r>
-    </w:p>
-    <w:p>
-      <w:pPr>
-        <w:spacing w:line="336" w:lineRule="auto" w:after="180"/>
-        <w:shd w:fill="F5F1FB"/>
-      </w:pPr>
-      <w:r>
-        <w:rPr>
-          <w:b w:val="0"/>
-        </w:rPr>
-        <w:t xml:space="preserve">Predict the three </w:t>
-      </w:r>
-      <w:r>
-        <w:rPr>
-          <w:b/>
-        </w:rPr>
-        <w:t>output</w:t>
-      </w:r>
-      <w:r>
-        <w:rPr>
-          <w:b w:val="0"/>
-        </w:rPr>
-        <w:t xml:space="preserve">s. If the second print uses values[3] instead, where does execution stop and which later </w:t>
-      </w:r>
-      <w:r>
-        <w:rPr>
-          <w:b/>
-        </w:rPr>
-        <w:t>output</w:t>
-      </w:r>
-      <w:r>
-        <w:rPr>
-          <w:b w:val="0"/>
-        </w:rPr>
-        <w:t xml:space="preserve"> is not produced?</w:t>
-      </w:r>
-    </w:p>
-    <w:p>
-      <w:r>
-        <w:rPr>
-          <w:rFonts w:ascii="Courier New" w:hAnsi="Courier New"/>
-          <w:sz w:val="18"/>
-        </w:rPr>
-        <w:t>values = [4, 9, 2]</w:t>
-        <w:br/>
-        <w:t>print(values[1])</w:t>
-        <w:br/>
-        <w:t>print(values[-1])</w:t>
-        <w:br/>
-        <w:t>print(len(values))</w:t>
-        <w:br/>
-      </w:r>
-    </w:p>
-    <w:p>
-      <w:pPr>
-        <w:pStyle w:val="Heading3"/>
-      </w:pPr>
-      <w:r>
-        <w:t>My independent explanation, trace and limits</w:t>
-      </w:r>
-    </w:p>
-    <w:p>
-      <w:r>
-        <w:t>________________________________________________________________</w:t>
-      </w:r>
-    </w:p>
-    <w:p>
-      <w:r>
-        <w:t>________________________________________________________________</w:t>
-      </w:r>
-    </w:p>
-    <w:p>
-      <w:r>
-        <w:t>________________________________________________________________</w:t>
-      </w:r>
-    </w:p>
-    <w:p>
-      <w:r>
-        <w:t>________________________________________________________________</w:t>
-      </w:r>
-    </w:p>
-    <w:p>
-      <w:r>
-        <w:t>________________________________________________________________</w:t>
-      </w:r>
-    </w:p>
-    <w:p>
-      <w:r>
-        <w:t>________________________________________________________________</w:t>
-      </w:r>
-    </w:p>
-    <w:p>
-      <w:r>
-        <w:t>________________________________________________________________</w:t>
-      </w:r>
-    </w:p>
-    <w:p>
-      <w:pPr>
-        <w:spacing w:line="336" w:lineRule="auto" w:after="180"/>
-      </w:pPr>
-      <w:r>
-        <w:rPr>
-          <w:b w:val="0"/>
-        </w:rPr>
-        <w:t>Attempt this case before feedback. Record any help. Earlier examples below are further practice; a case already practised with feedback cannot establish fresh transfer.</w:t>
-      </w:r>
-    </w:p>
-    <w:p>
-      <w:pPr>
-        <w:pStyle w:val="Heading3"/>
-      </w:pPr>
-      <w:r>
-        <w:t>Attempt this without hints</w:t>
-      </w:r>
-    </w:p>
-    <w:p>
-      <w:pPr>
-        <w:spacing w:line="336" w:lineRule="auto" w:after="180"/>
-      </w:pPr>
-      <w:r>
-        <w:rPr>
-          <w:b w:val="0"/>
-        </w:rPr>
-        <w:t xml:space="preserve">Start with readings = [3, 0, 3, 2]. Replace the second </w:t>
-      </w:r>
-      <w:r>
-        <w:rPr>
-          <w:b/>
-        </w:rPr>
-        <w:t>item</w:t>
-      </w:r>
-      <w:r>
-        <w:rPr>
-          <w:b w:val="0"/>
-        </w:rPr>
-        <w:t xml:space="preserve"> with 5 using its </w:t>
-      </w:r>
-      <w:r>
-        <w:rPr>
-          <w:b/>
-        </w:rPr>
-        <w:t>index</w:t>
-      </w:r>
-      <w:r>
-        <w:rPr>
-          <w:b w:val="0"/>
-        </w:rPr>
-        <w:t>. Write a loop that adds all updated readings and prints one final total. Trace every update of the total.</w:t>
-      </w:r>
-    </w:p>
-    <w:p>
-      <w:pPr>
-        <w:spacing w:line="336" w:lineRule="auto" w:after="180"/>
-      </w:pPr>
-      <w:r>
-        <w:rPr>
-          <w:b w:val="0"/>
-        </w:rPr>
-        <w:t>Then test the summing part alone on [] and [6].</w:t>
-      </w:r>
-    </w:p>
-    <w:p>
-      <w:pPr>
-        <w:pStyle w:val="Heading3"/>
-      </w:pPr>
-      <w:r>
-        <w:t>My independent procedure, result and limitation</w:t>
-      </w:r>
-    </w:p>
-    <w:p>
-      <w:r>
-        <w:t>________________________________________________________________</w:t>
-      </w:r>
-    </w:p>
-    <w:p>
-      <w:r>
-        <w:t>________________________________________________________________</w:t>
-      </w:r>
-    </w:p>
-    <w:p>
-      <w:r>
-        <w:t>________________________________________________________________</w:t>
-      </w:r>
-    </w:p>
-    <w:p>
-      <w:r>
-        <w:t>________________________________________________________________</w:t>
-      </w:r>
-    </w:p>
-    <w:p>
-      <w:r>
-        <w:t>________________________________________________________________</w:t>
-      </w:r>
-    </w:p>
-    <w:p>
-      <w:r>
-        <w:t>________________________________________________________________</w:t>
-      </w:r>
-    </w:p>
-    <w:p>
-      <w:r>
-        <w:t>________________________________________________________________</w:t>
-      </w:r>
-    </w:p>
-    <w:p>
-      <w:r>
-        <w:t>________________________________________________________________</w:t>
-      </w:r>
-    </w:p>
-    <w:p>
-      <w:pPr>
-        <w:spacing w:line="336" w:lineRule="auto" w:after="180"/>
-      </w:pPr>
-      <w:r>
-        <w:rPr>
-          <w:b w:val="0"/>
-        </w:rPr>
-        <w:t>Record support used: none, hint or teacher explanation. After feedback, a different case is needed to demonstrate independence.</w:t>
-      </w:r>
-    </w:p>
-    <w:p>
-      <w:pPr>
-        <w:pStyle w:val="Heading3"/>
-      </w:pPr>
-      <w:r>
-        <w:t>Use feedback to improve</w:t>
-      </w:r>
-    </w:p>
-    <w:p>
-      <w:pPr>
-        <w:spacing w:line="336" w:lineRule="auto" w:after="180"/>
-      </w:pPr>
-      <w:r>
-        <w:rPr>
-          <w:b w:val="0"/>
-        </w:rPr>
-        <w:t>Attempt the independent case before hints. Record whether you worked alone, used a hint or followed a model. After feedback, fix the first unsupported step and explain why it changed.</w:t>
-      </w:r>
-    </w:p>
-    <w:p>
-      <w:pPr>
-        <w:spacing w:line="336" w:lineRule="auto" w:after="180"/>
-      </w:pPr>
-      <w:r>
-        <w:rPr>
-          <w:b w:val="0"/>
-        </w:rPr>
-        <w:t>A later check uses a changed case, not a copied answer.</w:t>
-      </w:r>
-    </w:p>
-    <w:p>
-      <w:pPr>
-        <w:pStyle w:val="Heading1"/>
-      </w:pPr>
-      <w:r>
-        <w:t>15. Your lesson route</w:t>
-      </w:r>
-    </w:p>
-    <w:p>
-      <w:r>
-        <w:t>Use this map to navigate Lists and indexing, connect the goals to tasks and keep one evidence record for each attempt.</w:t>
-      </w:r>
-    </w:p>
-    <w:p>
-      <w:pPr>
-        <w:spacing w:line="336" w:lineRule="auto" w:after="180"/>
-      </w:pPr>
-      <w:r>
-        <w:rPr>
-          <w:b w:val="0"/>
-        </w:rPr>
-        <w:t xml:space="preserve">Start with this question: </w:t>
-      </w:r>
-      <w:r>
-        <w:rPr>
-          <w:b/>
-        </w:rPr>
-        <w:t>Index</w:t>
-      </w:r>
-      <w:r>
-        <w:rPr>
-          <w:b w:val="0"/>
-        </w:rPr>
-        <w:t xml:space="preserve">es are positions, not values. A </w:t>
-      </w:r>
-      <w:r>
-        <w:rPr>
-          <w:b/>
-        </w:rPr>
-        <w:t>list</w:t>
-      </w:r>
-      <w:r>
-        <w:rPr>
-          <w:b w:val="0"/>
-        </w:rPr>
-        <w:t xml:space="preserve"> of shelf counts is read by position.</w:t>
+        <w:t>15. Reference · Earlier route checklist</w:t>
+      </w:r>
+    </w:p>
+    <w:p>
+      <w:r>
+        <w:t>Keep one main lesson route and use this as a reminder.</w:t>
+      </w:r>
+    </w:p>
+    <w:p>
+      <w:pPr>
+        <w:pStyle w:val="Heading2"/>
+      </w:pPr>
+      <w:r>
+        <w:t>Checklist and first prediction</w:t>
       </w:r>
     </w:p>
     <w:tbl>
@@ -4370,15 +4627,163 @@
     </w:p>
     <w:p>
       <w:pPr>
+        <w:pStyle w:val="Heading2"/>
+      </w:pPr>
+      <w:r>
+        <w:t>Earlier wording, alternatives and picture transcripts · reference / check after trying</w:t>
+      </w:r>
+    </w:p>
+    <w:p>
+      <w:pPr>
+        <w:spacing w:line="336" w:lineRule="auto" w:after="180"/>
+      </w:pPr>
+      <w:r>
+        <w:rPr>
+          <w:b w:val="0"/>
+        </w:rPr>
+        <w:t xml:space="preserve">Start with this question: </w:t>
+      </w:r>
+      <w:r>
+        <w:rPr>
+          <w:b/>
+        </w:rPr>
+        <w:t>Index</w:t>
+      </w:r>
+      <w:r>
+        <w:rPr>
+          <w:b w:val="0"/>
+        </w:rPr>
+        <w:t xml:space="preserve">es are positions, not values. A </w:t>
+      </w:r>
+      <w:r>
+        <w:rPr>
+          <w:b/>
+        </w:rPr>
+        <w:t>list</w:t>
+      </w:r>
+      <w:r>
+        <w:rPr>
+          <w:b w:val="0"/>
+        </w:rPr>
+        <w:t xml:space="preserve"> of shelf counts is read by position.</w:t>
+      </w:r>
+    </w:p>
+    <w:p>
+      <w:pPr>
         <w:pStyle w:val="Heading1"/>
       </w:pPr>
       <w:r>
-        <w:t>16. Finish and return</w:t>
-      </w:r>
-    </w:p>
-    <w:p>
-      <w:r>
-        <w:t>Explain Lists and indexing without notes, identify a remaining question and plan a later check with a changed case.</w:t>
+        <w:t>17. Extra practice · Predict, check and repair</w:t>
+      </w:r>
+    </w:p>
+    <w:p>
+      <w:r>
+        <w:t>Use only after an attempt; keep the reserved assessment separate.</w:t>
+      </w:r>
+    </w:p>
+    <w:p>
+      <w:pPr>
+        <w:pStyle w:val="Heading2"/>
+      </w:pPr>
+      <w:r>
+        <w:t>First question and hint</w:t>
+      </w:r>
+    </w:p>
+    <w:p>
+      <w:pPr>
+        <w:pStyle w:val="ListBullet"/>
+      </w:pPr>
+      <w:r>
+        <w:t>Indexes are positions, not values. A list of shelf counts is read by position.</w:t>
+      </w:r>
+    </w:p>
+    <w:p>
+      <w:pPr>
+        <w:pStyle w:val="Heading3"/>
+      </w:pPr>
+      <w:r>
+        <w:t>Practice 1: explain the deciding evidence</w:t>
+      </w:r>
+    </w:p>
+    <w:p>
+      <w:pPr>
+        <w:pStyle w:val="ListBullet"/>
+      </w:pPr>
+      <w:r>
+        <w:t>Which labelled step matches this detail? Length is 3, but index 3 is beyond the final valid positive index 2.</w:t>
+      </w:r>
+    </w:p>
+    <w:p>
+      <w:pPr>
+        <w:pStyle w:val="ListBullet"/>
+      </w:pPr>
+      <w:r>
+        <w:t>1. Read two positions</w:t>
+      </w:r>
+    </w:p>
+    <w:p>
+      <w:pPr>
+        <w:pStyle w:val="ListBullet"/>
+      </w:pPr>
+      <w:r>
+        <w:t>2. Check length boundary</w:t>
+      </w:r>
+    </w:p>
+    <w:p>
+      <w:pPr>
+        <w:pStyle w:val="ListBullet"/>
+      </w:pPr>
+      <w:r>
+        <w:t>3. Draw positions</w:t>
+      </w:r>
+    </w:p>
+    <w:p>
+      <w:pPr>
+        <w:pStyle w:val="Heading3"/>
+      </w:pPr>
+      <w:r>
+        <w:t>My selected conclusion, deciding fact and explanation</w:t>
+      </w:r>
+    </w:p>
+    <w:p>
+      <w:r>
+        <w:t>________________________________________________________________</w:t>
+      </w:r>
+    </w:p>
+    <w:p>
+      <w:r>
+        <w:t>________________________________________________________________</w:t>
+      </w:r>
+    </w:p>
+    <w:p>
+      <w:r>
+        <w:t>________________________________________________________________</w:t>
+      </w:r>
+    </w:p>
+    <w:p>
+      <w:r>
+        <w:t>________________________________________________________________</w:t>
+      </w:r>
+    </w:p>
+    <w:p>
+      <w:r>
+        <w:t>________________________________________________________________</w:t>
+      </w:r>
+    </w:p>
+    <w:p>
+      <w:pPr>
+        <w:pStyle w:val="ListBullet"/>
+      </w:pPr>
+      <w:r>
+        <w:t>Hint if needed: Read the steps in the pictorial case. Match the supplied detail to the stage that performs or records it.</w:t>
+      </w:r>
+    </w:p>
+    <w:p>
+      <w:pPr>
+        <w:pStyle w:val="Heading2"/>
+      </w:pPr>
+      <w:r>
+        <w:t>Check the first explanation · reference / check after trying</w:t>
       </w:r>
     </w:p>
     <w:p>
@@ -4389,12 +4794,95 @@
         <w:rPr>
           <w:b w:val="0"/>
         </w:rPr>
-        <w:t xml:space="preserve">Close your notes. Explain this goal in your own words: Distinguish a </w:t>
+        <w:t xml:space="preserve">After your attempt, compare with the supported explanation: Check </w:t>
       </w:r>
       <w:r>
         <w:rPr>
           <w:b/>
         </w:rPr>
+        <w:t>length</w:t>
+      </w:r>
+      <w:r>
+        <w:rPr>
+          <w:b w:val="0"/>
+        </w:rPr>
+        <w:t xml:space="preserve"> boundary </w:t>
+      </w:r>
+      <w:r>
+        <w:rPr>
+          <w:b/>
+        </w:rPr>
+        <w:t>Length</w:t>
+      </w:r>
+      <w:r>
+        <w:rPr>
+          <w:b w:val="0"/>
+        </w:rPr>
+        <w:t xml:space="preserve"> is 3, but </w:t>
+      </w:r>
+      <w:r>
+        <w:rPr>
+          <w:b/>
+        </w:rPr>
+        <w:t>index</w:t>
+      </w:r>
+      <w:r>
+        <w:rPr>
+          <w:b w:val="0"/>
+        </w:rPr>
+        <w:t xml:space="preserve"> 3 is beyond the final valid positive </w:t>
+      </w:r>
+      <w:r>
+        <w:rPr>
+          <w:b/>
+        </w:rPr>
+        <w:t>index</w:t>
+      </w:r>
+      <w:r>
+        <w:rPr>
+          <w:b w:val="0"/>
+        </w:rPr>
+        <w:t xml:space="preserve"> 2. </w:t>
+      </w:r>
+      <w:r>
+        <w:rPr>
+          <w:b/>
+        </w:rPr>
+        <w:t>List</w:t>
+      </w:r>
+      <w:r>
+        <w:rPr>
+          <w:b w:val="0"/>
+        </w:rPr>
+        <w:t xml:space="preserve"> positions begin at zero.</w:t>
+      </w:r>
+    </w:p>
+    <w:p>
+      <w:pPr>
+        <w:spacing w:line="336" w:lineRule="auto" w:after="180"/>
+      </w:pPr>
+      <w:r>
+        <w:rPr>
+          <w:b w:val="0"/>
+        </w:rPr>
+        <w:t xml:space="preserve">A negative </w:t>
+      </w:r>
+      <w:r>
+        <w:rPr>
+          <w:b/>
+        </w:rPr>
+        <w:t>index</w:t>
+      </w:r>
+      <w:r>
+        <w:rPr>
+          <w:b w:val="0"/>
+        </w:rPr>
+        <w:t xml:space="preserve"> counts from the end; the </w:t>
+      </w:r>
+      <w:r>
+        <w:rPr>
+          <w:b/>
+        </w:rPr>
         <w:t>list</w:t>
       </w:r>
       <w:r>
@@ -4407,13 +4895,33 @@
         <w:rPr>
           <w:b/>
         </w:rPr>
+        <w:t>length</w:t>
+      </w:r>
+      <w:r>
+        <w:rPr>
+          <w:b w:val="0"/>
+        </w:rPr>
+        <w:t xml:space="preserve"> counts entries and is not itself a valid positive </w:t>
+      </w:r>
+      <w:r>
+        <w:rPr>
+          <w:b/>
+        </w:rPr>
         <w:t>index</w:t>
       </w:r>
       <w:r>
         <w:rPr>
           <w:b w:val="0"/>
         </w:rPr>
-        <w:t xml:space="preserve"> from the value stored at that position</w:t>
+        <w:t xml:space="preserve"> for the final entry.</w:t>
+      </w:r>
+    </w:p>
+    <w:p>
+      <w:pPr>
+        <w:pStyle w:val="Heading2"/>
+      </w:pPr>
+      <w:r>
+        <w:t>Changed-case question and hint</w:t>
       </w:r>
     </w:p>
     <w:p>
@@ -4421,7 +4929,47 @@
         <w:pStyle w:val="Heading3"/>
       </w:pPr>
       <w:r>
-        <w:t>My deciding step, evidence and one remaining question</w:t>
+        <w:t>Practice 2: explain the deciding evidence</w:t>
+      </w:r>
+    </w:p>
+    <w:p>
+      <w:pPr>
+        <w:pStyle w:val="ListBullet"/>
+      </w:pPr>
+      <w:r>
+        <w:t>Changed-case practice: Replace the second print with print(counts[3]). Which conclusion is supported by the supplied facts?</w:t>
+      </w:r>
+    </w:p>
+    <w:p>
+      <w:pPr>
+        <w:pStyle w:val="ListBullet"/>
+      </w:pPr>
+      <w:r>
+        <w:t>1. The first print shows 6, then IndexError stops the script before the length print.</w:t>
+      </w:r>
+    </w:p>
+    <w:p>
+      <w:pPr>
+        <w:pStyle w:val="ListBullet"/>
+      </w:pPr>
+      <w:r>
+        <w:t>2. We can decide the result without examining the changed input or the procedure.</w:t>
+      </w:r>
+    </w:p>
+    <w:p>
+      <w:pPr>
+        <w:pStyle w:val="ListBullet"/>
+      </w:pPr>
+      <w:r>
+        <w:t>3. This one example guarantees correct results for every future input.</w:t>
+      </w:r>
+    </w:p>
+    <w:p>
+      <w:pPr>
+        <w:pStyle w:val="Heading3"/>
+      </w:pPr>
+      <w:r>
+        <w:t>My selected conclusion, deciding fact and explanation</w:t>
       </w:r>
     </w:p>
     <w:p>
@@ -4451,25 +4999,185 @@
     </w:p>
     <w:p>
       <w:pPr>
+        <w:pStyle w:val="ListBullet"/>
+      </w:pPr>
+      <w:r>
+        <w:t>Hint if needed: Use the changed condition and the deciding step in the pictorial trace. The answer must say what follows from those facts.</w:t>
+      </w:r>
+    </w:p>
+    <w:p>
+      <w:pPr>
+        <w:pStyle w:val="Heading2"/>
+      </w:pPr>
+      <w:r>
+        <w:t>Check the changed explanation · reference / check after trying</w:t>
+      </w:r>
+    </w:p>
+    <w:p>
+      <w:pPr>
         <w:spacing w:line="336" w:lineRule="auto" w:after="180"/>
       </w:pPr>
       <w:r>
         <w:rPr>
           <w:b w:val="0"/>
         </w:rPr>
-        <w:t xml:space="preserve">If you are unsure, return to the worked picture and explain one arrow. If you are ready, change an </w:t>
+        <w:t xml:space="preserve">After your attempt, compare with the supported explanation: The first print shows 6, then </w:t>
       </w:r>
       <w:r>
         <w:rPr>
           <w:b/>
         </w:rPr>
+        <w:t>IndexError</w:t>
+      </w:r>
+      <w:r>
+        <w:rPr>
+          <w:b w:val="0"/>
+        </w:rPr>
+        <w:t xml:space="preserve"> stops the script before the </w:t>
+      </w:r>
+      <w:r>
+        <w:rPr>
+          <w:b/>
+        </w:rPr>
+        <w:t>length</w:t>
+      </w:r>
+      <w:r>
+        <w:rPr>
+          <w:b w:val="0"/>
+        </w:rPr>
+        <w:t xml:space="preserve"> print. The attempted position does not exist.</w:t>
+      </w:r>
+    </w:p>
+    <w:p>
+      <w:pPr>
+        <w:pStyle w:val="Heading2"/>
+      </w:pPr>
+      <w:r>
+        <w:t>Repair and keep the record</w:t>
+      </w:r>
+    </w:p>
+    <w:p>
+      <w:pPr>
+        <w:spacing w:line="336" w:lineRule="auto" w:after="180"/>
+      </w:pPr>
+      <w:r>
+        <w:rPr>
+          <w:b w:val="0"/>
+        </w:rPr>
+        <w:t xml:space="preserve">Review Loops and trace tables (python-bridge/6). Goal: Trace variable values before and after each loop iteration. Short practice: </w:t>
+      </w:r>
+      <w:r>
+        <w:rPr>
+          <w:b/>
+        </w:rPr>
+        <w:t>List</w:t>
+      </w:r>
+      <w:r>
+        <w:rPr>
+          <w:b w:val="0"/>
+        </w:rPr>
+        <w:t xml:space="preserve"> the four visited values and their running totals.</w:t>
+      </w:r>
+    </w:p>
+    <w:p>
+      <w:pPr>
+        <w:spacing w:line="336" w:lineRule="auto" w:after="180"/>
+      </w:pPr>
+      <w:r>
+        <w:rPr>
+          <w:b w:val="0"/>
+        </w:rPr>
+        <w:t>Explain why 5 is absent and what prints for range(1,1).. Return to this week and explain what you changed.</w:t>
+      </w:r>
+    </w:p>
+    <w:p>
+      <w:pPr>
+        <w:spacing w:line="336" w:lineRule="auto" w:after="180"/>
+      </w:pPr>
+      <w:r>
+        <w:rPr>
+          <w:b w:val="0"/>
+        </w:rPr>
+        <w:t>Review Boolean conditions (python-bridge/4). Goal: Translate stated requirements into comparisons. Short practice: Give both comparison results for ages 11, 15 and 16.</w:t>
+      </w:r>
+    </w:p>
+    <w:p>
+      <w:pPr>
+        <w:spacing w:line="336" w:lineRule="auto" w:after="180"/>
+      </w:pPr>
+      <w:r>
+        <w:rPr>
+          <w:b w:val="0"/>
+        </w:rPr>
+        <w:t>Which comparison rejects each outside value, and why does and matter?. Return to this week and explain what you changed.</w:t>
+      </w:r>
+    </w:p>
+    <w:p>
+      <w:pPr>
+        <w:spacing w:line="336" w:lineRule="auto" w:after="180"/>
+      </w:pPr>
+      <w:r>
+        <w:rPr>
+          <w:b w:val="0"/>
+        </w:rPr>
+        <w:t>Review From a paper algorithm to Python (python-bridge/1). Goal: Translate a short paper calculation into a Python script. Short practice: Match each paper quantity to its Python name.</w:t>
+      </w:r>
+    </w:p>
+    <w:p>
+      <w:pPr>
+        <w:spacing w:line="336" w:lineRule="auto" w:after="180"/>
+      </w:pPr>
+      <w:r>
+        <w:rPr>
+          <w:b w:val="0"/>
+        </w:rPr>
+        <w:t>Why does the spare count get added once, and what prints when spare is five?. Return to this week and explain what you changed.</w:t>
+      </w:r>
+    </w:p>
+    <w:p>
+      <w:pPr>
+        <w:spacing w:line="336" w:lineRule="auto" w:after="180"/>
+      </w:pPr>
+      <w:r>
+        <w:rPr>
+          <w:b w:val="0"/>
+        </w:rPr>
+        <w:t xml:space="preserve">The browser lab lets you edit the supported Python examples already included in this lesson. Predict first, run, inspect the actual </w:t>
+      </w:r>
+      <w:r>
+        <w:rPr>
+          <w:b/>
+        </w:rPr>
+        <w:t>output</w:t>
+      </w:r>
+      <w:r>
+        <w:rPr>
+          <w:b w:val="0"/>
+        </w:rPr>
+        <w:t xml:space="preserve"> or error, change one </w:t>
+      </w:r>
+      <w:r>
+        <w:rPr>
+          <w:b/>
+        </w:rPr>
         <w:t>input</w:t>
       </w:r>
       <w:r>
         <w:rPr>
           <w:b w:val="0"/>
         </w:rPr>
-        <w:t xml:space="preserve"> or assumption and justify your </w:t>
+        <w:t>, then run again.</w:t>
+      </w:r>
+    </w:p>
+    <w:p>
+      <w:pPr>
+        <w:spacing w:line="336" w:lineRule="auto" w:after="180"/>
+      </w:pPr>
+      <w:r>
+        <w:rPr>
+          <w:b w:val="0"/>
+        </w:rPr>
+        <w:t xml:space="preserve">Keep code, </w:t>
       </w:r>
       <w:r>
         <w:rPr>
@@ -4481,7 +5189,7 @@
         <w:rPr>
           <w:b w:val="0"/>
         </w:rPr>
-        <w:t>.</w:t>
+        <w:t>s, actual results and a reasoned revision together. On paper, label your result as a trace rather than an execution.</w:t>
       </w:r>
     </w:p>
     <w:p>
@@ -4492,7 +5200,7 @@
         <w:rPr>
           <w:b w:val="0"/>
         </w:rPr>
-        <w:t xml:space="preserve">Save your workbook </w:t>
+        <w:t xml:space="preserve">Use Download completed work in the hosted lesson to export your answers, reflections, practice feedback and code-run </w:t>
       </w:r>
       <w:r>
         <w:rPr>
@@ -4504,7 +5212,61 @@
         <w:rPr>
           <w:b w:val="0"/>
         </w:rPr>
-        <w:t>. At the next review, try a different case before opening your old answer.</w:t>
+        <w:t>. Open the HTML copy to read or print it.</w:t>
+      </w:r>
+    </w:p>
+    <w:p>
+      <w:pPr>
+        <w:spacing w:line="336" w:lineRule="auto" w:after="180"/>
+      </w:pPr>
+      <w:r>
+        <w:rPr>
+          <w:b w:val="0"/>
+        </w:rPr>
+        <w:t>Drafts stay in this browser when storage is available; clear drafts on a shared device.</w:t>
+      </w:r>
+    </w:p>
+    <w:p>
+      <w:pPr>
+        <w:pStyle w:val="Heading2"/>
+      </w:pPr>
+      <w:r>
+        <w:t>Earlier wording, alternatives and picture transcripts · reference / check after trying</w:t>
+      </w:r>
+    </w:p>
+    <w:p>
+      <w:pPr>
+        <w:spacing w:line="336" w:lineRule="auto" w:after="180"/>
+      </w:pPr>
+      <w:r>
+        <w:rPr>
+          <w:b w:val="0"/>
+        </w:rPr>
+        <w:t>Use this supported practice once, in the browser or on paper. Keep the reserved independent assessment for a separate first attempt before teacher feedback.</w:t>
+      </w:r>
+    </w:p>
+    <w:p>
+      <w:pPr>
+        <w:pStyle w:val="Heading3"/>
+      </w:pPr>
+      <w:r>
+        <w:t>Repair a missing building block</w:t>
+      </w:r>
+    </w:p>
+    <w:p>
+      <w:pPr>
+        <w:pStyle w:val="Heading3"/>
+      </w:pPr>
+      <w:r>
+        <w:t>Predict, run and debug</w:t>
+      </w:r>
+    </w:p>
+    <w:p>
+      <w:pPr>
+        <w:pStyle w:val="Heading3"/>
+      </w:pPr>
+      <w:r>
+        <w:t>Keep your completed work</w:t>
       </w:r>
     </w:p>
     <w:p>
@@ -4512,769 +5274,17 @@
         <w:pStyle w:val="Heading1"/>
       </w:pPr>
       <w:r>
-        <w:t>17. Supported practice, repair and portfolio</w:t>
-      </w:r>
-    </w:p>
-    <w:p>
-      <w:r>
-        <w:t>Attempt supported questions before using hints or feedback. Review a missing building block, then keep the completed work.</w:t>
-      </w:r>
-    </w:p>
-    <w:p>
-      <w:pPr>
-        <w:spacing w:line="336" w:lineRule="auto" w:after="180"/>
-      </w:pPr>
-      <w:r>
-        <w:rPr>
-          <w:b w:val="0"/>
-        </w:rPr>
-        <w:t>Use this supported practice once, in the browser or on paper. Keep the reserved independent assessment for a separate first attempt before teacher feedback.</w:t>
-      </w:r>
-    </w:p>
-    <w:p>
-      <w:pPr>
-        <w:spacing w:line="336" w:lineRule="auto" w:after="180"/>
-      </w:pPr>
-      <w:r>
-        <w:rPr>
-          <w:b/>
-        </w:rPr>
-        <w:t>Index</w:t>
-      </w:r>
-      <w:r>
-        <w:rPr>
-          <w:b w:val="0"/>
-        </w:rPr>
-        <w:t xml:space="preserve">es are positions, not values. A </w:t>
-      </w:r>
-      <w:r>
-        <w:rPr>
-          <w:b/>
-        </w:rPr>
-        <w:t>list</w:t>
-      </w:r>
-      <w:r>
-        <w:rPr>
-          <w:b w:val="0"/>
-        </w:rPr>
-        <w:t xml:space="preserve"> of shelf counts is read by position.</w:t>
-      </w:r>
-    </w:p>
-    <w:p>
-      <w:pPr>
-        <w:pStyle w:val="Heading3"/>
-      </w:pPr>
-      <w:r>
-        <w:t>Practice 1: explain the deciding evidence</w:t>
-      </w:r>
-    </w:p>
-    <w:p>
-      <w:pPr>
-        <w:spacing w:line="336" w:lineRule="auto" w:after="180"/>
-      </w:pPr>
-      <w:r>
-        <w:rPr>
-          <w:b w:val="0"/>
-        </w:rPr>
-        <w:t xml:space="preserve">Which labelled step matches this detail? </w:t>
-      </w:r>
-      <w:r>
-        <w:rPr>
-          <w:b/>
-        </w:rPr>
-        <w:t>Length</w:t>
-      </w:r>
-      <w:r>
-        <w:rPr>
-          <w:b w:val="0"/>
-        </w:rPr>
-        <w:t xml:space="preserve"> is 3, but </w:t>
-      </w:r>
-      <w:r>
-        <w:rPr>
-          <w:b/>
-        </w:rPr>
-        <w:t>index</w:t>
-      </w:r>
-      <w:r>
-        <w:rPr>
-          <w:b w:val="0"/>
-        </w:rPr>
-        <w:t xml:space="preserve"> 3 is beyond the final valid positive </w:t>
-      </w:r>
-      <w:r>
-        <w:rPr>
-          <w:b/>
-        </w:rPr>
-        <w:t>index</w:t>
-      </w:r>
-      <w:r>
-        <w:rPr>
-          <w:b w:val="0"/>
-        </w:rPr>
-        <w:t xml:space="preserve"> 2.</w:t>
-      </w:r>
-    </w:p>
-    <w:p>
-      <w:pPr>
-        <w:spacing w:line="336" w:lineRule="auto" w:after="180"/>
-        <w:shd w:fill="F4F9FC"/>
-      </w:pPr>
-      <w:r>
-        <w:rPr>
-          <w:b w:val="0"/>
-        </w:rPr>
-        <w:t>1. Read two positions</w:t>
-      </w:r>
-    </w:p>
-    <w:p>
-      <w:pPr>
-        <w:spacing w:line="336" w:lineRule="auto" w:after="180"/>
-        <w:shd w:fill="F4F9FC"/>
-      </w:pPr>
-      <w:r>
-        <w:rPr>
-          <w:b w:val="0"/>
-        </w:rPr>
-        <w:t xml:space="preserve">2. Check </w:t>
-      </w:r>
-      <w:r>
-        <w:rPr>
-          <w:b/>
-        </w:rPr>
-        <w:t>length</w:t>
-      </w:r>
-      <w:r>
-        <w:rPr>
-          <w:b w:val="0"/>
-        </w:rPr>
-        <w:t xml:space="preserve"> boundary</w:t>
-      </w:r>
-    </w:p>
-    <w:p>
-      <w:pPr>
-        <w:spacing w:line="336" w:lineRule="auto" w:after="180"/>
-        <w:shd w:fill="F4F9FC"/>
-      </w:pPr>
-      <w:r>
-        <w:rPr>
-          <w:b w:val="0"/>
-        </w:rPr>
-        <w:t>3. Draw positions</w:t>
-      </w:r>
-    </w:p>
-    <w:p>
-      <w:pPr>
-        <w:pStyle w:val="Heading3"/>
-      </w:pPr>
-      <w:r>
-        <w:t>My selected conclusion, deciding fact and explanation</w:t>
-      </w:r>
-    </w:p>
-    <w:p>
-      <w:r>
-        <w:t>________________________________________________________________</w:t>
-      </w:r>
-    </w:p>
-    <w:p>
-      <w:r>
-        <w:t>________________________________________________________________</w:t>
-      </w:r>
-    </w:p>
-    <w:p>
-      <w:r>
-        <w:t>________________________________________________________________</w:t>
-      </w:r>
-    </w:p>
-    <w:p>
-      <w:r>
-        <w:t>________________________________________________________________</w:t>
-      </w:r>
-    </w:p>
-    <w:p>
-      <w:r>
-        <w:t>________________________________________________________________</w:t>
-      </w:r>
-    </w:p>
-    <w:p>
-      <w:pPr>
-        <w:pStyle w:val="Heading3"/>
-      </w:pPr>
-      <w:r>
-        <w:t>Hint · try first</w:t>
-      </w:r>
-    </w:p>
-    <w:p>
-      <w:pPr>
-        <w:spacing w:line="336" w:lineRule="auto" w:after="180"/>
-        <w:shd w:fill="F1F6F8"/>
-      </w:pPr>
-      <w:r>
-        <w:rPr>
-          <w:b w:val="0"/>
-        </w:rPr>
-        <w:t>Hint if needed: Read the steps in the pictorial case. Match the supplied detail to the stage that performs or records it.</w:t>
-      </w:r>
-    </w:p>
-    <w:p>
-      <w:pPr>
-        <w:pStyle w:val="Heading3"/>
-      </w:pPr>
-      <w:r>
-        <w:t>Feedback · compare after trying</w:t>
-      </w:r>
-    </w:p>
-    <w:p>
-      <w:pPr>
-        <w:spacing w:line="336" w:lineRule="auto" w:after="180"/>
-        <w:shd w:fill="F1F6FC"/>
-      </w:pPr>
-      <w:r>
-        <w:rPr>
-          <w:b w:val="0"/>
-        </w:rPr>
-        <w:t xml:space="preserve">After your attempt, compare with the supported explanation: Check </w:t>
-      </w:r>
-      <w:r>
-        <w:rPr>
-          <w:b/>
-        </w:rPr>
-        <w:t>length</w:t>
-      </w:r>
-      <w:r>
-        <w:rPr>
-          <w:b w:val="0"/>
-        </w:rPr>
-        <w:t xml:space="preserve"> boundary </w:t>
-      </w:r>
-      <w:r>
-        <w:rPr>
-          <w:b/>
-        </w:rPr>
-        <w:t>Length</w:t>
-      </w:r>
-      <w:r>
-        <w:rPr>
-          <w:b w:val="0"/>
-        </w:rPr>
-        <w:t xml:space="preserve"> is 3, but </w:t>
-      </w:r>
-      <w:r>
-        <w:rPr>
-          <w:b/>
-        </w:rPr>
-        <w:t>index</w:t>
-      </w:r>
-      <w:r>
-        <w:rPr>
-          <w:b w:val="0"/>
-        </w:rPr>
-        <w:t xml:space="preserve"> 3 is beyond the final valid positive </w:t>
-      </w:r>
-      <w:r>
-        <w:rPr>
-          <w:b/>
-        </w:rPr>
-        <w:t>index</w:t>
-      </w:r>
-      <w:r>
-        <w:rPr>
-          <w:b w:val="0"/>
-        </w:rPr>
-        <w:t xml:space="preserve"> 2. </w:t>
-      </w:r>
-      <w:r>
-        <w:rPr>
-          <w:b/>
-        </w:rPr>
-        <w:t>List</w:t>
-      </w:r>
-      <w:r>
-        <w:rPr>
-          <w:b w:val="0"/>
-        </w:rPr>
-        <w:t xml:space="preserve"> positions begin at zero.</w:t>
-      </w:r>
-    </w:p>
-    <w:p>
-      <w:pPr>
-        <w:spacing w:line="336" w:lineRule="auto" w:after="180"/>
-        <w:shd w:fill="F1F6FC"/>
-      </w:pPr>
-      <w:r>
-        <w:rPr>
-          <w:b w:val="0"/>
-        </w:rPr>
-        <w:t xml:space="preserve">A negative </w:t>
-      </w:r>
-      <w:r>
-        <w:rPr>
-          <w:b/>
-        </w:rPr>
-        <w:t>index</w:t>
-      </w:r>
-      <w:r>
-        <w:rPr>
-          <w:b w:val="0"/>
-        </w:rPr>
-        <w:t xml:space="preserve"> counts from the end; the </w:t>
-      </w:r>
-      <w:r>
-        <w:rPr>
-          <w:b/>
-        </w:rPr>
-        <w:t>list</w:t>
-      </w:r>
-      <w:r>
-        <w:rPr>
-          <w:b w:val="0"/>
-        </w:rPr>
-        <w:t xml:space="preserve"> </w:t>
-      </w:r>
-      <w:r>
-        <w:rPr>
-          <w:b/>
-        </w:rPr>
-        <w:t>length</w:t>
-      </w:r>
-      <w:r>
-        <w:rPr>
-          <w:b w:val="0"/>
-        </w:rPr>
-        <w:t xml:space="preserve"> counts entries and is not itself a valid positive </w:t>
-      </w:r>
-      <w:r>
-        <w:rPr>
-          <w:b/>
-        </w:rPr>
-        <w:t>index</w:t>
-      </w:r>
-      <w:r>
-        <w:rPr>
-          <w:b w:val="0"/>
-        </w:rPr>
-        <w:t xml:space="preserve"> for the final entry.</w:t>
-      </w:r>
-    </w:p>
-    <w:p>
-      <w:pPr>
-        <w:pStyle w:val="Heading3"/>
-      </w:pPr>
-      <w:r>
-        <w:t>Practice 2: explain the deciding evidence</w:t>
-      </w:r>
-    </w:p>
-    <w:p>
-      <w:pPr>
-        <w:pStyle w:val="Heading3"/>
-      </w:pPr>
-      <w:r>
-        <w:t>Changed case · predict first</w:t>
-      </w:r>
-    </w:p>
-    <w:p>
-      <w:pPr>
-        <w:spacing w:line="336" w:lineRule="auto" w:after="180"/>
-        <w:shd w:fill="F5F1FB"/>
-      </w:pPr>
-      <w:r>
-        <w:rPr>
-          <w:b w:val="0"/>
-        </w:rPr>
-        <w:t>Changed-case practice: Replace the second print with print(counts[3]). Which conclusion is supported by the supplied facts?</w:t>
-      </w:r>
-    </w:p>
-    <w:p>
-      <w:pPr>
-        <w:spacing w:line="336" w:lineRule="auto" w:after="180"/>
-        <w:shd w:fill="F4F9FC"/>
-      </w:pPr>
-      <w:r>
-        <w:rPr>
-          <w:b w:val="0"/>
-        </w:rPr>
-        <w:t xml:space="preserve">1. The first print shows 6, then </w:t>
-      </w:r>
-      <w:r>
-        <w:rPr>
-          <w:b/>
-        </w:rPr>
-        <w:t>IndexError</w:t>
-      </w:r>
-      <w:r>
-        <w:rPr>
-          <w:b w:val="0"/>
-        </w:rPr>
-        <w:t xml:space="preserve"> stops the script before the </w:t>
-      </w:r>
-      <w:r>
-        <w:rPr>
-          <w:b/>
-        </w:rPr>
-        <w:t>length</w:t>
-      </w:r>
-      <w:r>
-        <w:rPr>
-          <w:b w:val="0"/>
-        </w:rPr>
-        <w:t xml:space="preserve"> print.</w:t>
-      </w:r>
-    </w:p>
-    <w:p>
-      <w:pPr>
-        <w:spacing w:line="336" w:lineRule="auto" w:after="180"/>
-        <w:shd w:fill="F4F9FC"/>
-      </w:pPr>
-      <w:r>
-        <w:rPr>
-          <w:b w:val="0"/>
-        </w:rPr>
-        <w:t xml:space="preserve">2. We can decide the result without examining the changed </w:t>
-      </w:r>
-      <w:r>
-        <w:rPr>
-          <w:b/>
-        </w:rPr>
-        <w:t>input</w:t>
-      </w:r>
-      <w:r>
-        <w:rPr>
-          <w:b w:val="0"/>
-        </w:rPr>
-        <w:t xml:space="preserve"> or the procedure.</w:t>
-      </w:r>
-    </w:p>
-    <w:p>
-      <w:pPr>
-        <w:spacing w:line="336" w:lineRule="auto" w:after="180"/>
-        <w:shd w:fill="F4F9FC"/>
-      </w:pPr>
-      <w:r>
-        <w:rPr>
-          <w:b w:val="0"/>
-        </w:rPr>
-        <w:t xml:space="preserve">3. This one example guarantees correct results for every future </w:t>
-      </w:r>
-      <w:r>
-        <w:rPr>
-          <w:b/>
-        </w:rPr>
-        <w:t>input</w:t>
-      </w:r>
-      <w:r>
-        <w:rPr>
-          <w:b w:val="0"/>
-        </w:rPr>
-        <w:t>.</w:t>
-      </w:r>
-    </w:p>
-    <w:p>
-      <w:pPr>
-        <w:pStyle w:val="Heading3"/>
-      </w:pPr>
-      <w:r>
-        <w:t>My selected conclusion, deciding fact and explanation</w:t>
-      </w:r>
-    </w:p>
-    <w:p>
-      <w:r>
-        <w:t>________________________________________________________________</w:t>
-      </w:r>
-    </w:p>
-    <w:p>
-      <w:r>
-        <w:t>________________________________________________________________</w:t>
-      </w:r>
-    </w:p>
-    <w:p>
-      <w:r>
-        <w:t>________________________________________________________________</w:t>
-      </w:r>
-    </w:p>
-    <w:p>
-      <w:r>
-        <w:t>________________________________________________________________</w:t>
-      </w:r>
-    </w:p>
-    <w:p>
-      <w:r>
-        <w:t>________________________________________________________________</w:t>
-      </w:r>
-    </w:p>
-    <w:p>
-      <w:pPr>
-        <w:pStyle w:val="Heading3"/>
-      </w:pPr>
-      <w:r>
-        <w:t>Hint · try first</w:t>
-      </w:r>
-    </w:p>
-    <w:p>
-      <w:pPr>
-        <w:spacing w:line="336" w:lineRule="auto" w:after="180"/>
-        <w:shd w:fill="F1F6F8"/>
-      </w:pPr>
-      <w:r>
-        <w:rPr>
-          <w:b w:val="0"/>
-        </w:rPr>
-        <w:t>Hint if needed: Use the changed condition and the deciding step in the pictorial trace. The answer must say what follows from those facts.</w:t>
-      </w:r>
-    </w:p>
-    <w:p>
-      <w:pPr>
-        <w:pStyle w:val="Heading3"/>
-      </w:pPr>
-      <w:r>
-        <w:t>Feedback · compare after trying</w:t>
-      </w:r>
-    </w:p>
-    <w:p>
-      <w:pPr>
-        <w:spacing w:line="336" w:lineRule="auto" w:after="180"/>
-        <w:shd w:fill="F1F6FC"/>
-      </w:pPr>
-      <w:r>
-        <w:rPr>
-          <w:b w:val="0"/>
-        </w:rPr>
-        <w:t xml:space="preserve">After your attempt, compare with the supported explanation: The first print shows 6, then </w:t>
-      </w:r>
-      <w:r>
-        <w:rPr>
-          <w:b/>
-        </w:rPr>
-        <w:t>IndexError</w:t>
-      </w:r>
-      <w:r>
-        <w:rPr>
-          <w:b w:val="0"/>
-        </w:rPr>
-        <w:t xml:space="preserve"> stops the script before the </w:t>
-      </w:r>
-      <w:r>
-        <w:rPr>
-          <w:b/>
-        </w:rPr>
-        <w:t>length</w:t>
-      </w:r>
-      <w:r>
-        <w:rPr>
-          <w:b w:val="0"/>
-        </w:rPr>
-        <w:t xml:space="preserve"> print. The attempted position does not exist.</w:t>
-      </w:r>
-    </w:p>
-    <w:p>
-      <w:pPr>
-        <w:pStyle w:val="Heading3"/>
-      </w:pPr>
-      <w:r>
-        <w:t>Repair a missing building block</w:t>
-      </w:r>
-    </w:p>
-    <w:p>
-      <w:pPr>
-        <w:spacing w:line="336" w:lineRule="auto" w:after="180"/>
-      </w:pPr>
-      <w:r>
-        <w:rPr>
-          <w:b w:val="0"/>
-        </w:rPr>
-        <w:t xml:space="preserve">Review Loops and trace tables (python-bridge/6). Goal: Trace variable values before and after each loop iteration. Short practice: </w:t>
-      </w:r>
-      <w:r>
-        <w:rPr>
-          <w:b/>
-        </w:rPr>
-        <w:t>List</w:t>
-      </w:r>
-      <w:r>
-        <w:rPr>
-          <w:b w:val="0"/>
-        </w:rPr>
-        <w:t xml:space="preserve"> the four visited values and their running totals.</w:t>
-      </w:r>
-    </w:p>
-    <w:p>
-      <w:pPr>
-        <w:spacing w:line="336" w:lineRule="auto" w:after="180"/>
-      </w:pPr>
-      <w:r>
-        <w:rPr>
-          <w:b w:val="0"/>
-        </w:rPr>
-        <w:t>Explain why 5 is absent and what prints for range(1,1).. Return to this week and explain what you changed.</w:t>
-      </w:r>
-    </w:p>
-    <w:p>
-      <w:pPr>
-        <w:spacing w:line="336" w:lineRule="auto" w:after="180"/>
-      </w:pPr>
-      <w:r>
-        <w:rPr>
-          <w:b w:val="0"/>
-        </w:rPr>
-        <w:t>Review Boolean conditions (python-bridge/4). Goal: Translate stated requirements into comparisons. Short practice: Give both comparison results for ages 11, 15 and 16.</w:t>
-      </w:r>
-    </w:p>
-    <w:p>
-      <w:pPr>
-        <w:spacing w:line="336" w:lineRule="auto" w:after="180"/>
-      </w:pPr>
-      <w:r>
-        <w:rPr>
-          <w:b w:val="0"/>
-        </w:rPr>
-        <w:t>Which comparison rejects each outside value, and why does and matter?. Return to this week and explain what you changed.</w:t>
-      </w:r>
-    </w:p>
-    <w:p>
-      <w:pPr>
-        <w:spacing w:line="336" w:lineRule="auto" w:after="180"/>
-      </w:pPr>
-      <w:r>
-        <w:rPr>
-          <w:b w:val="0"/>
-        </w:rPr>
-        <w:t>Review From a paper algorithm to Python (python-bridge/1). Goal: Translate a short paper calculation into a Python script. Short practice: Match each paper quantity to its Python name.</w:t>
-      </w:r>
-    </w:p>
-    <w:p>
-      <w:pPr>
-        <w:spacing w:line="336" w:lineRule="auto" w:after="180"/>
-      </w:pPr>
-      <w:r>
-        <w:rPr>
-          <w:b w:val="0"/>
-        </w:rPr>
-        <w:t>Why does the spare count get added once, and what prints when spare is five?. Return to this week and explain what you changed.</w:t>
-      </w:r>
-    </w:p>
-    <w:p>
-      <w:pPr>
-        <w:pStyle w:val="Heading3"/>
-      </w:pPr>
-      <w:r>
-        <w:t>Predict, run and debug</w:t>
-      </w:r>
-    </w:p>
-    <w:p>
-      <w:pPr>
-        <w:spacing w:line="336" w:lineRule="auto" w:after="180"/>
-      </w:pPr>
-      <w:r>
-        <w:rPr>
-          <w:b w:val="0"/>
-        </w:rPr>
-        <w:t xml:space="preserve">The browser lab lets you edit the supported Python examples already included in this lesson. Predict first, run, inspect the actual </w:t>
-      </w:r>
-      <w:r>
-        <w:rPr>
-          <w:b/>
-        </w:rPr>
-        <w:t>output</w:t>
-      </w:r>
-      <w:r>
-        <w:rPr>
-          <w:b w:val="0"/>
-        </w:rPr>
-        <w:t xml:space="preserve"> or error, change one </w:t>
-      </w:r>
-      <w:r>
-        <w:rPr>
-          <w:b/>
-        </w:rPr>
-        <w:t>input</w:t>
-      </w:r>
-      <w:r>
-        <w:rPr>
-          <w:b w:val="0"/>
-        </w:rPr>
-        <w:t>, then run again.</w:t>
-      </w:r>
-    </w:p>
-    <w:p>
-      <w:pPr>
-        <w:spacing w:line="336" w:lineRule="auto" w:after="180"/>
-      </w:pPr>
-      <w:r>
-        <w:rPr>
-          <w:b w:val="0"/>
-        </w:rPr>
-        <w:t xml:space="preserve">Keep code, </w:t>
-      </w:r>
-      <w:r>
-        <w:rPr>
-          <w:b/>
-        </w:rPr>
-        <w:t>prediction</w:t>
-      </w:r>
-      <w:r>
-        <w:rPr>
-          <w:b w:val="0"/>
-        </w:rPr>
-        <w:t>s, actual results and a reasoned revision together. On paper, label your result as a trace rather than an execution.</w:t>
-      </w:r>
-    </w:p>
-    <w:p>
-      <w:pPr>
-        <w:pStyle w:val="Heading3"/>
-      </w:pPr>
-      <w:r>
-        <w:t>Keep your completed work</w:t>
-      </w:r>
-    </w:p>
-    <w:p>
-      <w:pPr>
-        <w:spacing w:line="336" w:lineRule="auto" w:after="180"/>
-      </w:pPr>
-      <w:r>
-        <w:rPr>
-          <w:b w:val="0"/>
-        </w:rPr>
-        <w:t xml:space="preserve">Use Download completed work in the hosted lesson to export your answers, reflections, practice feedback and code-run </w:t>
-      </w:r>
-      <w:r>
-        <w:rPr>
-          <w:b/>
-        </w:rPr>
-        <w:t>evidence</w:t>
-      </w:r>
-      <w:r>
-        <w:rPr>
-          <w:b w:val="0"/>
-        </w:rPr>
-        <w:t>. Open the HTML copy to read or print it.</w:t>
-      </w:r>
-    </w:p>
-    <w:p>
-      <w:pPr>
-        <w:spacing w:line="336" w:lineRule="auto" w:after="180"/>
-      </w:pPr>
-      <w:r>
-        <w:rPr>
-          <w:b w:val="0"/>
-        </w:rPr>
-        <w:t>Drafts stay in this browser when storage is available; clear drafts on a shared device.</w:t>
-      </w:r>
-    </w:p>
-    <w:p>
-      <w:pPr>
-        <w:pStyle w:val="Heading1"/>
-      </w:pPr>
-      <w:r>
-        <w:t>18. Visual concept journey</w:t>
-      </w:r>
-    </w:p>
-    <w:p>
-      <w:r>
-        <w:t>Explain each Lists and indexing graphic using its labels, deciding evidence and relevant limitation.</w:t>
-      </w:r>
-    </w:p>
-    <w:p>
-      <w:pPr>
-        <w:pStyle w:val="Heading3"/>
+        <w:t>18. Reference · The six-picture journey</w:t>
+      </w:r>
+    </w:p>
+    <w:p>
+      <w:r>
+        <w:t>Choose the picture needed for the present question.</w:t>
+      </w:r>
+    </w:p>
+    <w:p>
+      <w:pPr>
+        <w:pStyle w:val="Heading2"/>
       </w:pPr>
       <w:r>
         <w:t>01. Lists and indexing: the case</w:t>
@@ -5285,7 +5295,7 @@
         <w:drawing>
           <wp:inline xmlns:a="http://schemas.openxmlformats.org/drawingml/2006/main" xmlns:pic="http://schemas.openxmlformats.org/drawingml/2006/picture">
             <wp:extent cx="5486400" cy="2834640"/>
-            <wp:docPr id="3" name="Picture 3" descr="Indexes are positions, not values. A list of shelf counts is read by position. Supplied facts: Python 3: counts=[6,1,8]; print(counts[0]); print(counts[-1]); print(len(counts))."/>
+            <wp:docPr id="5" name="Picture 5" descr="Indexes are positions, not values. A list of shelf counts is read by position. Supplied facts: Python 3: counts=[6,1,8]; print(counts[0]); print(counts[-1]); print(len(counts))."/>
             <wp:cNvGraphicFramePr>
               <a:graphicFrameLocks noChangeAspect="1"/>
             </wp:cNvGraphicFramePr>
@@ -5294,254 +5304,6 @@
                 <pic:pic>
                   <pic:nvPicPr>
                     <pic:cNvPr id="0" name="academy-story-python-bridge-7-01.png"/>
-                    <pic:cNvPicPr/>
-                  </pic:nvPicPr>
-                  <pic:blipFill>
-                    <a:blip r:embed="rId11"/>
-                    <a:stretch>
-                      <a:fillRect/>
-                    </a:stretch>
-                  </pic:blipFill>
-                  <pic:spPr>
-                    <a:xfrm>
-                      <a:off x="0" y="0"/>
-                      <a:ext cx="5486400" cy="2834640"/>
-                    </a:xfrm>
-                    <a:prstGeom prst="rect"/>
-                  </pic:spPr>
-                </pic:pic>
-              </a:graphicData>
-            </a:graphic>
-          </wp:inline>
-        </w:drawing>
-      </w:r>
-    </w:p>
-    <w:p>
-      <w:pPr>
-        <w:spacing w:line="336" w:lineRule="auto" w:after="180"/>
-      </w:pPr>
-      <w:r>
-        <w:rPr>
-          <w:b/>
-        </w:rPr>
-        <w:t>Index</w:t>
-      </w:r>
-      <w:r>
-        <w:rPr>
-          <w:b w:val="0"/>
-        </w:rPr>
-        <w:t xml:space="preserve">es are positions, not values. A </w:t>
-      </w:r>
-      <w:r>
-        <w:rPr>
-          <w:b/>
-        </w:rPr>
-        <w:t>list</w:t>
-      </w:r>
-      <w:r>
-        <w:rPr>
-          <w:b w:val="0"/>
-        </w:rPr>
-        <w:t xml:space="preserve"> of shelf counts is read by position. Supplied facts: Python 3: counts=[6,1,8]; print(counts[0]); print(counts[-1]); print(len(counts)).</w:t>
-      </w:r>
-    </w:p>
-    <w:p>
-      <w:pPr>
-        <w:spacing w:line="336" w:lineRule="auto" w:after="180"/>
-        <w:shd w:fill="F5F1FB"/>
-      </w:pPr>
-      <w:r>
-        <w:rPr>
-          <w:b w:val="0"/>
-        </w:rPr>
-        <w:t>Point to the given fact that matters most. Explain why it matters.</w:t>
-      </w:r>
-    </w:p>
-    <w:p>
-      <w:pPr>
-        <w:pStyle w:val="Heading3"/>
-      </w:pPr>
-      <w:r>
-        <w:t>02. Follow the deciding steps</w:t>
-      </w:r>
-    </w:p>
-    <w:p>
-      <w:r>
-        <w:drawing>
-          <wp:inline xmlns:a="http://schemas.openxmlformats.org/drawingml/2006/main" xmlns:pic="http://schemas.openxmlformats.org/drawingml/2006/picture">
-            <wp:extent cx="5486400" cy="3182112"/>
-            <wp:docPr id="4" name="Picture 4" descr="Draw positions: Indexes 0,1,2 contain 6,1,8 respectively. → Read two positions: Index 0 returns 6; index -1 returns the final value 8. → Check length boundary: Length is 3, but index 3 is beyond the final valid positive index 2."/>
-            <wp:cNvGraphicFramePr>
-              <a:graphicFrameLocks noChangeAspect="1"/>
-            </wp:cNvGraphicFramePr>
-            <a:graphic>
-              <a:graphicData uri="http://schemas.openxmlformats.org/drawingml/2006/picture">
-                <pic:pic>
-                  <pic:nvPicPr>
-                    <pic:cNvPr id="0" name="academy-story-python-bridge-7-02.png"/>
-                    <pic:cNvPicPr/>
-                  </pic:nvPicPr>
-                  <pic:blipFill>
-                    <a:blip r:embed="rId12"/>
-                    <a:stretch>
-                      <a:fillRect/>
-                    </a:stretch>
-                  </pic:blipFill>
-                  <pic:spPr>
-                    <a:xfrm>
-                      <a:off x="0" y="0"/>
-                      <a:ext cx="5486400" cy="3182112"/>
-                    </a:xfrm>
-                    <a:prstGeom prst="rect"/>
-                  </pic:spPr>
-                </pic:pic>
-              </a:graphicData>
-            </a:graphic>
-          </wp:inline>
-        </w:drawing>
-      </w:r>
-    </w:p>
-    <w:p>
-      <w:pPr>
-        <w:spacing w:line="336" w:lineRule="auto" w:after="180"/>
-      </w:pPr>
-      <w:r>
-        <w:rPr>
-          <w:b w:val="0"/>
-        </w:rPr>
-        <w:t xml:space="preserve">Draw positions: </w:t>
-      </w:r>
-      <w:r>
-        <w:rPr>
-          <w:b/>
-        </w:rPr>
-        <w:t>Index</w:t>
-      </w:r>
-      <w:r>
-        <w:rPr>
-          <w:b w:val="0"/>
-        </w:rPr>
-        <w:t xml:space="preserve">es 0,1,2 contain 6,1,8 respectively. → Read two positions: </w:t>
-      </w:r>
-      <w:r>
-        <w:rPr>
-          <w:b/>
-        </w:rPr>
-        <w:t>Index</w:t>
-      </w:r>
-      <w:r>
-        <w:rPr>
-          <w:b w:val="0"/>
-        </w:rPr>
-        <w:t xml:space="preserve"> 0 returns 6; </w:t>
-      </w:r>
-      <w:r>
-        <w:rPr>
-          <w:b/>
-        </w:rPr>
-        <w:t>index</w:t>
-      </w:r>
-      <w:r>
-        <w:rPr>
-          <w:b w:val="0"/>
-        </w:rPr>
-        <w:t xml:space="preserve"> -1 returns the final value 8. → Check </w:t>
-      </w:r>
-      <w:r>
-        <w:rPr>
-          <w:b/>
-        </w:rPr>
-        <w:t>length</w:t>
-      </w:r>
-      <w:r>
-        <w:rPr>
-          <w:b w:val="0"/>
-        </w:rPr>
-        <w:t xml:space="preserve"> boundary: </w:t>
-      </w:r>
-      <w:r>
-        <w:rPr>
-          <w:b/>
-        </w:rPr>
-        <w:t>Length</w:t>
-      </w:r>
-      <w:r>
-        <w:rPr>
-          <w:b w:val="0"/>
-        </w:rPr>
-        <w:t xml:space="preserve"> is 3, but </w:t>
-      </w:r>
-      <w:r>
-        <w:rPr>
-          <w:b/>
-        </w:rPr>
-        <w:t>index</w:t>
-      </w:r>
-      <w:r>
-        <w:rPr>
-          <w:b w:val="0"/>
-        </w:rPr>
-        <w:t xml:space="preserve"> 3 is beyond the final valid positive </w:t>
-      </w:r>
-      <w:r>
-        <w:rPr>
-          <w:b/>
-        </w:rPr>
-        <w:t>index</w:t>
-      </w:r>
-      <w:r>
-        <w:rPr>
-          <w:b w:val="0"/>
-        </w:rPr>
-        <w:t xml:space="preserve"> 2.</w:t>
-      </w:r>
-    </w:p>
-    <w:p>
-      <w:pPr>
-        <w:spacing w:line="336" w:lineRule="auto" w:after="180"/>
-        <w:shd w:fill="F5F1FB"/>
-      </w:pPr>
-      <w:r>
-        <w:rPr>
-          <w:b w:val="0"/>
-        </w:rPr>
-        <w:t xml:space="preserve">Point to each numbered stage and explain which recorded </w:t>
-      </w:r>
-      <w:r>
-        <w:rPr>
-          <w:b/>
-        </w:rPr>
-        <w:t>input</w:t>
-      </w:r>
-      <w:r>
-        <w:rPr>
-          <w:b w:val="0"/>
-        </w:rPr>
-        <w:t xml:space="preserve"> it uses.</w:t>
-      </w:r>
-    </w:p>
-    <w:p>
-      <w:pPr>
-        <w:pStyle w:val="Heading3"/>
-      </w:pPr>
-      <w:r>
-        <w:t>03. Zero-based list positions</w:t>
-      </w:r>
-    </w:p>
-    <w:p>
-      <w:r>
-        <w:drawing>
-          <wp:inline xmlns:a="http://schemas.openxmlformats.org/drawingml/2006/main" xmlns:pic="http://schemas.openxmlformats.org/drawingml/2006/picture">
-            <wp:extent cx="5486400" cy="2834640"/>
-            <wp:docPr id="5" name="Picture 5" descr="Zero-based list positions. Stored counts: Index 0 = 6, Index 1 = 1, Index 2 = 8."/>
-            <wp:cNvGraphicFramePr>
-              <a:graphicFrameLocks noChangeAspect="1"/>
-            </wp:cNvGraphicFramePr>
-            <a:graphic>
-              <a:graphicData uri="http://schemas.openxmlformats.org/drawingml/2006/picture">
-                <pic:pic>
-                  <pic:nvPicPr>
-                    <pic:cNvPr id="0" name="academy-story-python-bridge-7-03.png"/>
                     <pic:cNvPicPr/>
                   </pic:nvPicPr>
                   <pic:blipFill>
@@ -5570,8 +5332,254 @@
       </w:pPr>
       <w:r>
         <w:rPr>
+          <w:b/>
+        </w:rPr>
+        <w:t>Index</w:t>
+      </w:r>
+      <w:r>
+        <w:rPr>
           <w:b w:val="0"/>
         </w:rPr>
+        <w:t xml:space="preserve">es are positions, not values. A </w:t>
+      </w:r>
+      <w:r>
+        <w:rPr>
+          <w:b/>
+        </w:rPr>
+        <w:t>list</w:t>
+      </w:r>
+      <w:r>
+        <w:rPr>
+          <w:b w:val="0"/>
+        </w:rPr>
+        <w:t xml:space="preserve"> of shelf counts is read by position. Supplied facts: Python 3: counts=[6,1,8]; print(counts[0]); print(counts[-1]); print(len(counts)).</w:t>
+      </w:r>
+    </w:p>
+    <w:p>
+      <w:pPr>
+        <w:spacing w:line="336" w:lineRule="auto" w:after="180"/>
+      </w:pPr>
+      <w:r>
+        <w:rPr>
+          <w:b w:val="0"/>
+        </w:rPr>
+        <w:t>Point to the given fact that matters most. Explain why it matters.</w:t>
+      </w:r>
+    </w:p>
+    <w:p>
+      <w:pPr>
+        <w:pStyle w:val="Heading2"/>
+      </w:pPr>
+      <w:r>
+        <w:t>02. Follow the deciding steps</w:t>
+      </w:r>
+    </w:p>
+    <w:p>
+      <w:r>
+        <w:drawing>
+          <wp:inline xmlns:a="http://schemas.openxmlformats.org/drawingml/2006/main" xmlns:pic="http://schemas.openxmlformats.org/drawingml/2006/picture">
+            <wp:extent cx="5486400" cy="3182112"/>
+            <wp:docPr id="6" name="Picture 6" descr="Draw positions: Indexes 0,1,2 contain 6,1,8 respectively. → Read two positions: Index 0 returns 6; index -1 returns the final value 8. → Check length boundary: Length is 3, but index 3 is beyond the final valid positive index 2."/>
+            <wp:cNvGraphicFramePr>
+              <a:graphicFrameLocks noChangeAspect="1"/>
+            </wp:cNvGraphicFramePr>
+            <a:graphic>
+              <a:graphicData uri="http://schemas.openxmlformats.org/drawingml/2006/picture">
+                <pic:pic>
+                  <pic:nvPicPr>
+                    <pic:cNvPr id="0" name="academy-story-python-bridge-7-02.png"/>
+                    <pic:cNvPicPr/>
+                  </pic:nvPicPr>
+                  <pic:blipFill>
+                    <a:blip r:embed="rId9"/>
+                    <a:stretch>
+                      <a:fillRect/>
+                    </a:stretch>
+                  </pic:blipFill>
+                  <pic:spPr>
+                    <a:xfrm>
+                      <a:off x="0" y="0"/>
+                      <a:ext cx="5486400" cy="3182112"/>
+                    </a:xfrm>
+                    <a:prstGeom prst="rect"/>
+                  </pic:spPr>
+                </pic:pic>
+              </a:graphicData>
+            </a:graphic>
+          </wp:inline>
+        </w:drawing>
+      </w:r>
+    </w:p>
+    <w:p>
+      <w:pPr>
+        <w:spacing w:line="336" w:lineRule="auto" w:after="180"/>
+      </w:pPr>
+      <w:r>
+        <w:rPr>
+          <w:b w:val="0"/>
+        </w:rPr>
+        <w:t xml:space="preserve">Draw positions: </w:t>
+      </w:r>
+      <w:r>
+        <w:rPr>
+          <w:b/>
+        </w:rPr>
+        <w:t>Index</w:t>
+      </w:r>
+      <w:r>
+        <w:rPr>
+          <w:b w:val="0"/>
+        </w:rPr>
+        <w:t xml:space="preserve">es 0,1,2 contain 6,1,8 respectively. → Read two positions: </w:t>
+      </w:r>
+      <w:r>
+        <w:rPr>
+          <w:b/>
+        </w:rPr>
+        <w:t>Index</w:t>
+      </w:r>
+      <w:r>
+        <w:rPr>
+          <w:b w:val="0"/>
+        </w:rPr>
+        <w:t xml:space="preserve"> 0 returns 6; </w:t>
+      </w:r>
+      <w:r>
+        <w:rPr>
+          <w:b/>
+        </w:rPr>
+        <w:t>index</w:t>
+      </w:r>
+      <w:r>
+        <w:rPr>
+          <w:b w:val="0"/>
+        </w:rPr>
+        <w:t xml:space="preserve"> -1 returns the final value 8. → Check </w:t>
+      </w:r>
+      <w:r>
+        <w:rPr>
+          <w:b/>
+        </w:rPr>
+        <w:t>length</w:t>
+      </w:r>
+      <w:r>
+        <w:rPr>
+          <w:b w:val="0"/>
+        </w:rPr>
+        <w:t xml:space="preserve"> boundary: </w:t>
+      </w:r>
+      <w:r>
+        <w:rPr>
+          <w:b/>
+        </w:rPr>
+        <w:t>Length</w:t>
+      </w:r>
+      <w:r>
+        <w:rPr>
+          <w:b w:val="0"/>
+        </w:rPr>
+        <w:t xml:space="preserve"> is 3, but </w:t>
+      </w:r>
+      <w:r>
+        <w:rPr>
+          <w:b/>
+        </w:rPr>
+        <w:t>index</w:t>
+      </w:r>
+      <w:r>
+        <w:rPr>
+          <w:b w:val="0"/>
+        </w:rPr>
+        <w:t xml:space="preserve"> 3 is beyond the final valid positive </w:t>
+      </w:r>
+      <w:r>
+        <w:rPr>
+          <w:b/>
+        </w:rPr>
+        <w:t>index</w:t>
+      </w:r>
+      <w:r>
+        <w:rPr>
+          <w:b w:val="0"/>
+        </w:rPr>
+        <w:t xml:space="preserve"> 2.</w:t>
+      </w:r>
+    </w:p>
+    <w:p>
+      <w:pPr>
+        <w:spacing w:line="336" w:lineRule="auto" w:after="180"/>
+      </w:pPr>
+      <w:r>
+        <w:rPr>
+          <w:b w:val="0"/>
+        </w:rPr>
+        <w:t xml:space="preserve">Point to each numbered stage and explain which recorded </w:t>
+      </w:r>
+      <w:r>
+        <w:rPr>
+          <w:b/>
+        </w:rPr>
+        <w:t>input</w:t>
+      </w:r>
+      <w:r>
+        <w:rPr>
+          <w:b w:val="0"/>
+        </w:rPr>
+        <w:t xml:space="preserve"> it uses.</w:t>
+      </w:r>
+    </w:p>
+    <w:p>
+      <w:pPr>
+        <w:pStyle w:val="Heading2"/>
+      </w:pPr>
+      <w:r>
+        <w:t>03. Zero-based list positions</w:t>
+      </w:r>
+    </w:p>
+    <w:p>
+      <w:r>
+        <w:drawing>
+          <wp:inline xmlns:a="http://schemas.openxmlformats.org/drawingml/2006/main" xmlns:pic="http://schemas.openxmlformats.org/drawingml/2006/picture">
+            <wp:extent cx="5486400" cy="2834640"/>
+            <wp:docPr id="7" name="Picture 7" descr="Zero-based list positions. Stored counts: Index 0 = 6, Index 1 = 1, Index 2 = 8."/>
+            <wp:cNvGraphicFramePr>
+              <a:graphicFrameLocks noChangeAspect="1"/>
+            </wp:cNvGraphicFramePr>
+            <a:graphic>
+              <a:graphicData uri="http://schemas.openxmlformats.org/drawingml/2006/picture">
+                <pic:pic>
+                  <pic:nvPicPr>
+                    <pic:cNvPr id="0" name="academy-story-python-bridge-7-03.png"/>
+                    <pic:cNvPicPr/>
+                  </pic:nvPicPr>
+                  <pic:blipFill>
+                    <a:blip r:embed="rId14"/>
+                    <a:stretch>
+                      <a:fillRect/>
+                    </a:stretch>
+                  </pic:blipFill>
+                  <pic:spPr>
+                    <a:xfrm>
+                      <a:off x="0" y="0"/>
+                      <a:ext cx="5486400" cy="2834640"/>
+                    </a:xfrm>
+                    <a:prstGeom prst="rect"/>
+                  </pic:spPr>
+                </pic:pic>
+              </a:graphicData>
+            </a:graphic>
+          </wp:inline>
+        </w:drawing>
+      </w:r>
+    </w:p>
+    <w:p>
+      <w:pPr>
+        <w:spacing w:line="336" w:lineRule="auto" w:after="180"/>
+      </w:pPr>
+      <w:r>
+        <w:rPr>
+          <w:b w:val="0"/>
+        </w:rPr>
         <w:t xml:space="preserve">Zero-based </w:t>
       </w:r>
       <w:r>
@@ -5626,7 +5634,6 @@
     <w:p>
       <w:pPr>
         <w:spacing w:line="336" w:lineRule="auto" w:after="180"/>
-        <w:shd w:fill="F5F1FB"/>
       </w:pPr>
       <w:r>
         <w:rPr>
@@ -5637,7 +5644,7 @@
     </w:p>
     <w:p>
       <w:pPr>
-        <w:pStyle w:val="Heading3"/>
+        <w:pStyle w:val="Heading2"/>
       </w:pPr>
       <w:r>
         <w:t>04. Change one thing. Trace what follows.</w:t>
@@ -5648,7 +5655,7 @@
         <w:drawing>
           <wp:inline xmlns:a="http://schemas.openxmlformats.org/drawingml/2006/main" xmlns:pic="http://schemas.openxmlformats.org/drawingml/2006/picture">
             <wp:extent cx="5486400" cy="3026664"/>
-            <wp:docPr id="6" name="Picture 6" descr="Original case: Length is 3, but index 3 is beyond the final valid positive index 2. Changed condition: Replace the second print with print(counts[3]). Expected result: The first print shows 6, then IndexError stops the script before the length print. Reason: The attempted position does not exist."/>
+            <wp:docPr id="8" name="Picture 8" descr="Original case: Length is 3, but index 3 is beyond the final valid positive index 2. Changed condition: Replace the second print with print(counts[3]). Expected result: The first print shows 6, then IndexError stops the script before the length print. Reason: The attempted position does not exist."/>
             <wp:cNvGraphicFramePr>
               <a:graphicFrameLocks noChangeAspect="1"/>
             </wp:cNvGraphicFramePr>
@@ -5660,7 +5667,7 @@
                     <pic:cNvPicPr/>
                   </pic:nvPicPr>
                   <pic:blipFill>
-                    <a:blip r:embed="rId14"/>
+                    <a:blip r:embed="rId11"/>
                     <a:stretch>
                       <a:fillRect/>
                     </a:stretch>
@@ -5764,7 +5771,6 @@
     <w:p>
       <w:pPr>
         <w:spacing w:line="336" w:lineRule="auto" w:after="180"/>
-        <w:shd w:fill="F5F1FB"/>
       </w:pPr>
       <w:r>
         <w:rPr>
@@ -5775,7 +5781,7 @@
     </w:p>
     <w:p>
       <w:pPr>
-        <w:pStyle w:val="Heading3"/>
+        <w:pStyle w:val="Heading2"/>
       </w:pPr>
       <w:r>
         <w:t>05. Connect the explanation to its limit</w:t>
@@ -5786,7 +5792,7 @@
         <w:drawing>
           <wp:inline xmlns:a="http://schemas.openxmlformats.org/drawingml/2006/main" xmlns:pic="http://schemas.openxmlformats.org/drawingml/2006/picture">
             <wp:extent cx="5486400" cy="2834640"/>
-            <wp:docPr id="7" name="Picture 7" descr="List positions begin at zero. A negative index counts from the end; the list length counts entries and is not itself a valid positive index for the final entry. Limit: A valid position does not establish that the stored count is accurate; empty lists also have no final element to read."/>
+            <wp:docPr id="9" name="Picture 9" descr="List positions begin at zero. A negative index counts from the end; the list length counts entries and is not itself a valid positive index for the final entry. Limit: A valid position does not establish that the stored count is accurate; empty lists also have no final element to read."/>
             <wp:cNvGraphicFramePr>
               <a:graphicFrameLocks noChangeAspect="1"/>
             </wp:cNvGraphicFramePr>
@@ -5908,7 +5914,6 @@
     <w:p>
       <w:pPr>
         <w:spacing w:line="336" w:lineRule="auto" w:after="180"/>
-        <w:shd w:fill="F5F1FB"/>
       </w:pPr>
       <w:r>
         <w:rPr>
@@ -5919,7 +5924,7 @@
     </w:p>
     <w:p>
       <w:pPr>
-        <w:pStyle w:val="Heading3"/>
+        <w:pStyle w:val="Heading2"/>
       </w:pPr>
       <w:r>
         <w:t>06. Make the idea visible in your project</w:t>
@@ -5930,7 +5935,7 @@
         <w:drawing>
           <wp:inline xmlns:a="http://schemas.openxmlformats.org/drawingml/2006/main" xmlns:pic="http://schemas.openxmlformats.org/drawingml/2006/picture">
             <wp:extent cx="5486400" cy="3681984"/>
-            <wp:docPr id="8" name="Picture 8" descr="For Python readiness before the Responsible Plant Classifier, retain a trace of the values, the predicted outputs and the changed-case explanation. Use actual Python 3 results to check the prediction after reasoning first. Draw your input, deciding step, result and limit. Supported question: Label the three index positions. Predict all original outputs, then name the first output and stopping point after using index 3."/>
+            <wp:docPr id="10" name="Picture 10" descr="For Python readiness before the Responsible Plant Classifier, retain a trace of the values, the predicted outputs and the changed-case explanation. Use actual Python 3 results to check the prediction after reasoning first. Draw your input, deciding step, result and limit. Supported question: Label the three index positions. Predict all original outputs, then name the first output and stopping point after using index 3."/>
             <wp:cNvGraphicFramePr>
               <a:graphicFrameLocks noChangeAspect="1"/>
             </wp:cNvGraphicFramePr>
@@ -6070,7 +6075,6 @@
     <w:p>
       <w:pPr>
         <w:spacing w:line="336" w:lineRule="auto" w:after="180"/>
-        <w:shd w:fill="F5F1FB"/>
       </w:pPr>
       <w:r>
         <w:rPr>
@@ -6089,6 +6093,62 @@
           <w:b w:val="0"/>
         </w:rPr>
         <w:t>.</w:t>
+      </w:r>
+    </w:p>
+    <w:p>
+      <w:pPr>
+        <w:pStyle w:val="Heading2"/>
+      </w:pPr>
+      <w:r>
+        <w:t>Earlier wording, alternatives and picture transcripts · reference / check after trying</w:t>
+      </w:r>
+    </w:p>
+    <w:p>
+      <w:pPr>
+        <w:pStyle w:val="Heading3"/>
+      </w:pPr>
+      <w:r>
+        <w:t>01. Lists and indexing: the case</w:t>
+      </w:r>
+    </w:p>
+    <w:p>
+      <w:pPr>
+        <w:pStyle w:val="Heading3"/>
+      </w:pPr>
+      <w:r>
+        <w:t>02. Follow the deciding steps</w:t>
+      </w:r>
+    </w:p>
+    <w:p>
+      <w:pPr>
+        <w:pStyle w:val="Heading3"/>
+      </w:pPr>
+      <w:r>
+        <w:t>03. Zero-based list positions</w:t>
+      </w:r>
+    </w:p>
+    <w:p>
+      <w:pPr>
+        <w:pStyle w:val="Heading3"/>
+      </w:pPr>
+      <w:r>
+        <w:t>04. Change one thing. Trace what follows.</w:t>
+      </w:r>
+    </w:p>
+    <w:p>
+      <w:pPr>
+        <w:pStyle w:val="Heading3"/>
+      </w:pPr>
+      <w:r>
+        <w:t>05. Connect the explanation to its limit</w:t>
+      </w:r>
+    </w:p>
+    <w:p>
+      <w:pPr>
+        <w:pStyle w:val="Heading3"/>
+      </w:pPr>
+      <w:r>
+        <w:t>06. Make the idea visible in your project</w:t>
       </w:r>
     </w:p>
     <w:sectPr>
